--- a/Presentacion.docx
+++ b/Presentacion.docx
@@ -11,6 +11,9 @@
     </w:p>
     <w:p>
       <w:r>
+        <w:rPr>
+          <w:noProof/>
+        </w:rPr>
         <w:drawing>
           <wp:inline distT="0" distB="0" distL="0" distR="0" wp14:anchorId="23FD078E" wp14:editId="3D17A0E3">
             <wp:extent cx="4486901" cy="4410691"/>
@@ -50,62 +53,227 @@
     </w:p>
     <w:p>
       <w:r>
-        <w:t xml:space="preserve">Este primer componente de la aplicación tiene la función de enviar los datos de Usuario y contraseña para generar un token temporal de JWT que permite, dependiendo de su rol, entrar como Administrador o Usuario. Esto se logra mediante una herramienta de la librería </w:t>
-      </w:r>
-      <w:proofErr w:type="spellStart"/>
-      <w:r>
-        <w:t>NgRx</w:t>
-      </w:r>
-      <w:proofErr w:type="spellEnd"/>
-      <w:r>
-        <w:t xml:space="preserve"> llamada </w:t>
-      </w:r>
-      <w:proofErr w:type="spellStart"/>
-      <w:r>
-        <w:t>effects</w:t>
-      </w:r>
-      <w:proofErr w:type="spellEnd"/>
-      <w:r>
-        <w:t xml:space="preserve">, la cual </w:t>
-      </w:r>
-      <w:proofErr w:type="spellStart"/>
-      <w:r>
-        <w:t>envia</w:t>
-      </w:r>
-      <w:proofErr w:type="spellEnd"/>
-      <w:r>
-        <w:t xml:space="preserve">  </w:t>
-      </w:r>
-      <w:r>
-        <w:t xml:space="preserve">el usuario y la contraseña para ser validados por el </w:t>
-      </w:r>
-      <w:proofErr w:type="spellStart"/>
-      <w:r>
-        <w:t>backend</w:t>
-      </w:r>
-      <w:proofErr w:type="spellEnd"/>
-      <w:r>
-        <w:t xml:space="preserve">, este posteriormente genera una </w:t>
-      </w:r>
-      <w:proofErr w:type="spellStart"/>
-      <w:r>
-        <w:t>key</w:t>
-      </w:r>
-      <w:proofErr w:type="spellEnd"/>
-      <w:r>
-        <w:t xml:space="preserve"> de JWT y la devuelve al </w:t>
-      </w:r>
-      <w:proofErr w:type="spellStart"/>
-      <w:r>
-        <w:t>front</w:t>
-      </w:r>
-      <w:proofErr w:type="spellEnd"/>
-      <w:r>
-        <w:t xml:space="preserve">, dicha llave consta de 3 partes, están separadas por Puntos </w:t>
+        <w:t>Este primer componente de la aplicación tiene como propósito el inicio de sesión , que a su vez inicia con el proceso de autenticación del usuario. Su función principal es enviar las credenciales (nombre de usuario y contraseña) al backend para obtener un token JWT (JSON web token) que permitirá acceso a la aplicación, dependiendo el rol de usuario.</w:t>
+      </w:r>
+    </w:p>
+    <w:p>
+      <w:r>
+        <w:t>El flujo de autenticación se gestiona mediante la herramienta NgRx Effects, que se encarga de manejar dichos datos, al enviar las credenciales mediante el effect correspondiente al backend, que valida los datos y genera un token JWT, el cual es retornado al frontend.</w:t>
+      </w:r>
+    </w:p>
+    <w:p>
+      <w:r>
+        <w:t>Este token JWT consta de tres partes codificadas en base64 y separadas por puntos( . ) :</w:t>
+      </w:r>
+    </w:p>
+    <w:p>
+      <w:r>
+        <w:t>1.- header: información sobre el tipo de token y algoritmo de firma.</w:t>
+      </w:r>
+    </w:p>
+    <w:p>
+      <w:r>
+        <w:t>2.- Payload: contiene los datos del usuario y su rol.</w:t>
+      </w:r>
+    </w:p>
+    <w:p>
+      <w:r>
+        <w:t>3.- Signature: garantiza que el token no ha sido alterado</w:t>
       </w:r>
     </w:p>
     <w:p/>
+    <w:p>
+      <w:r>
+        <w:lastRenderedPageBreak/>
+        <w:t>Lo anterior mencionado se logra mediante las siguientes clases:</w:t>
+      </w:r>
+    </w:p>
+    <w:p>
+      <w:r>
+        <w:t>Auth.component.html: que es la vista al formulario de inicio de sesión.</w:t>
+      </w:r>
+    </w:p>
+    <w:p>
+      <w:r>
+        <w:t>Auth.component.ts: que es quien se encarga de enlazar los datos con el modelo user.ts. Dicha clase envia el formulario, despachando una función login, con las credenciales, que son enviadas mediante la store de NgRx.</w:t>
+      </w:r>
+    </w:p>
+    <w:p>
+      <w:pPr>
+        <w:rPr>
+          <w:noProof/>
+        </w:rPr>
+      </w:pPr>
+      <w:r>
+        <w:drawing>
+          <wp:inline distT="0" distB="0" distL="0" distR="0" wp14:anchorId="7497325B" wp14:editId="6773B5CE">
+            <wp:extent cx="2638793" cy="1257475"/>
+            <wp:effectExtent l="0" t="0" r="9525" b="0"/>
+            <wp:docPr id="1829209813" name="Imagen 1"/>
+            <wp:cNvGraphicFramePr>
+              <a:graphicFrameLocks xmlns:a="http://schemas.openxmlformats.org/drawingml/2006/main" noChangeAspect="1"/>
+            </wp:cNvGraphicFramePr>
+            <a:graphic xmlns:a="http://schemas.openxmlformats.org/drawingml/2006/main">
+              <a:graphicData uri="http://schemas.openxmlformats.org/drawingml/2006/picture">
+                <pic:pic xmlns:pic="http://schemas.openxmlformats.org/drawingml/2006/picture">
+                  <pic:nvPicPr>
+                    <pic:cNvPr id="1829209813" name=""/>
+                    <pic:cNvPicPr/>
+                  </pic:nvPicPr>
+                  <pic:blipFill>
+                    <a:blip r:embed="rId5"/>
+                    <a:stretch>
+                      <a:fillRect/>
+                    </a:stretch>
+                  </pic:blipFill>
+                  <pic:spPr>
+                    <a:xfrm>
+                      <a:off x="0" y="0"/>
+                      <a:ext cx="2638793" cy="1257475"/>
+                    </a:xfrm>
+                    <a:prstGeom prst="rect">
+                      <a:avLst/>
+                    </a:prstGeom>
+                  </pic:spPr>
+                </pic:pic>
+              </a:graphicData>
+            </a:graphic>
+          </wp:inline>
+        </w:drawing>
+      </w:r>
+      <w:r>
+        <w:rPr>
+          <w:noProof/>
+        </w:rPr>
+        <w:t xml:space="preserve"> </w:t>
+      </w:r>
+      <w:r>
+        <w:rPr>
+          <w:noProof/>
+        </w:rPr>
+        <w:drawing>
+          <wp:inline distT="0" distB="0" distL="0" distR="0" wp14:anchorId="7D4F565B" wp14:editId="67B0D293">
+            <wp:extent cx="2648320" cy="809738"/>
+            <wp:effectExtent l="0" t="0" r="0" b="9525"/>
+            <wp:docPr id="1139403427" name="Imagen 1"/>
+            <wp:cNvGraphicFramePr>
+              <a:graphicFrameLocks xmlns:a="http://schemas.openxmlformats.org/drawingml/2006/main" noChangeAspect="1"/>
+            </wp:cNvGraphicFramePr>
+            <a:graphic xmlns:a="http://schemas.openxmlformats.org/drawingml/2006/main">
+              <a:graphicData uri="http://schemas.openxmlformats.org/drawingml/2006/picture">
+                <pic:pic xmlns:pic="http://schemas.openxmlformats.org/drawingml/2006/picture">
+                  <pic:nvPicPr>
+                    <pic:cNvPr id="1139403427" name=""/>
+                    <pic:cNvPicPr/>
+                  </pic:nvPicPr>
+                  <pic:blipFill>
+                    <a:blip r:embed="rId6"/>
+                    <a:stretch>
+                      <a:fillRect/>
+                    </a:stretch>
+                  </pic:blipFill>
+                  <pic:spPr>
+                    <a:xfrm>
+                      <a:off x="0" y="0"/>
+                      <a:ext cx="2648320" cy="809738"/>
+                    </a:xfrm>
+                    <a:prstGeom prst="rect">
+                      <a:avLst/>
+                    </a:prstGeom>
+                  </pic:spPr>
+                </pic:pic>
+              </a:graphicData>
+            </a:graphic>
+          </wp:inline>
+        </w:drawing>
+      </w:r>
+    </w:p>
+    <w:p>
+      <w:pPr>
+        <w:rPr>
+          <w:noProof/>
+        </w:rPr>
+      </w:pPr>
+      <w:r>
+        <w:rPr>
+          <w:noProof/>
+        </w:rPr>
+        <w:t>Auth.actions: Es para declarar las acciones que posterior mente se usaran.</w:t>
+      </w:r>
+    </w:p>
+    <w:p>
+      <w:pPr>
+        <w:rPr>
+          <w:noProof/>
+        </w:rPr>
+      </w:pPr>
+      <w:r>
+        <w:rPr>
+          <w:noProof/>
+        </w:rPr>
+        <w:t>Auth.reducer: acutalizar el estado según las acciones.</w:t>
+      </w:r>
+    </w:p>
+    <w:p>
+      <w:pPr>
+        <w:rPr>
+          <w:noProof/>
+        </w:rPr>
+      </w:pPr>
+      <w:r>
+        <w:rPr>
+          <w:noProof/>
+        </w:rPr>
+        <w:t>Auth.effects: reaccionan a dichas acciones para posterior mente despachar y dependiendo que reciban, haran peticiones al backend.</w:t>
+      </w:r>
+    </w:p>
+    <w:p>
+      <w:pPr>
+        <w:rPr>
+          <w:noProof/>
+        </w:rPr>
+      </w:pPr>
+    </w:p>
     <w:p/>
+    <w:p>
+      <w:r>
+        <w:drawing>
+          <wp:inline distT="0" distB="0" distL="0" distR="0" wp14:anchorId="565F3386" wp14:editId="1D48761F">
+            <wp:extent cx="2200582" cy="1267002"/>
+            <wp:effectExtent l="0" t="0" r="9525" b="9525"/>
+            <wp:docPr id="1084452256" name="Imagen 1"/>
+            <wp:cNvGraphicFramePr>
+              <a:graphicFrameLocks xmlns:a="http://schemas.openxmlformats.org/drawingml/2006/main" noChangeAspect="1"/>
+            </wp:cNvGraphicFramePr>
+            <a:graphic xmlns:a="http://schemas.openxmlformats.org/drawingml/2006/main">
+              <a:graphicData uri="http://schemas.openxmlformats.org/drawingml/2006/picture">
+                <pic:pic xmlns:pic="http://schemas.openxmlformats.org/drawingml/2006/picture">
+                  <pic:nvPicPr>
+                    <pic:cNvPr id="1084452256" name=""/>
+                    <pic:cNvPicPr/>
+                  </pic:nvPicPr>
+                  <pic:blipFill>
+                    <a:blip r:embed="rId7"/>
+                    <a:stretch>
+                      <a:fillRect/>
+                    </a:stretch>
+                  </pic:blipFill>
+                  <pic:spPr>
+                    <a:xfrm>
+                      <a:off x="0" y="0"/>
+                      <a:ext cx="2200582" cy="1267002"/>
+                    </a:xfrm>
+                    <a:prstGeom prst="rect">
+                      <a:avLst/>
+                    </a:prstGeom>
+                  </pic:spPr>
+                </pic:pic>
+              </a:graphicData>
+            </a:graphic>
+          </wp:inline>
+        </w:drawing>
+      </w:r>
+    </w:p>
     <w:p>
       <w:r>
         <w:t>Diagrama de la Base de datos</w:t>
@@ -122,6 +290,9 @@
         <w:tab/>
       </w:r>
       <w:r>
+        <w:rPr>
+          <w:noProof/>
+        </w:rPr>
         <w:drawing>
           <wp:inline distT="0" distB="0" distL="0" distR="0" wp14:anchorId="39619E58" wp14:editId="710459A0">
             <wp:extent cx="5410955" cy="4801270"/>
@@ -138,7 +309,7 @@
                     <pic:cNvPicPr/>
                   </pic:nvPicPr>
                   <pic:blipFill>
-                    <a:blip r:embed="rId5"/>
+                    <a:blip r:embed="rId8"/>
                     <a:stretch>
                       <a:fillRect/>
                     </a:stretch>

--- a/Presentacion.docx
+++ b/Presentacion.docx
@@ -2,11 +2,14 @@
 <file path=word/document.xml><?xml version="1.0" encoding="utf-8"?>
 <w:document xmlns:wpc="http://schemas.microsoft.com/office/word/2010/wordprocessingCanvas" xmlns:cx="http://schemas.microsoft.com/office/drawing/2014/chartex" xmlns:cx1="http://schemas.microsoft.com/office/drawing/2015/9/8/chartex" xmlns:cx2="http://schemas.microsoft.com/office/drawing/2015/10/21/chartex" xmlns:cx3="http://schemas.microsoft.com/office/drawing/2016/5/9/chartex" xmlns:cx4="http://schemas.microsoft.com/office/drawing/2016/5/10/chartex" xmlns:cx5="http://schemas.microsoft.com/office/drawing/2016/5/11/chartex" xmlns:cx6="http://schemas.microsoft.com/office/drawing/2016/5/12/chartex" xmlns:cx7="http://schemas.microsoft.com/office/drawing/2016/5/13/chartex" xmlns:cx8="http://schemas.microsoft.com/office/drawing/2016/5/14/chartex" xmlns:mc="http://schemas.openxmlformats.org/markup-compatibility/2006" xmlns:aink="http://schemas.microsoft.com/office/drawing/2016/ink" xmlns:am3d="http://schemas.microsoft.com/office/drawing/2017/model3d" xmlns:o="urn:schemas-microsoft-com:office:office" xmlns:oel="http://schemas.microsoft.com/office/2019/extlst" xmlns:r="http://schemas.openxmlformats.org/officeDocument/2006/relationships" xmlns:m="http://schemas.openxmlformats.org/officeDocument/2006/math" xmlns:v="urn:schemas-microsoft-com:vml" xmlns:wp14="http://schemas.microsoft.com/office/word/2010/wordprocessingDrawing" xmlns:wp="http://schemas.openxmlformats.org/drawingml/2006/wordprocessingDrawing" xmlns:w10="urn:schemas-microsoft-com:office:word" xmlns:w="http://schemas.openxmlformats.org/wordprocessingml/2006/main" xmlns:w14="http://schemas.microsoft.com/office/word/2010/wordml" xmlns:w15="http://schemas.microsoft.com/office/word/2012/wordml" xmlns:w16cex="http://schemas.microsoft.com/office/word/2018/wordml/cex" xmlns:w16cid="http://schemas.microsoft.com/office/word/2016/wordml/cid" xmlns:w16="http://schemas.microsoft.com/office/word/2018/wordml" xmlns:w16du="http://schemas.microsoft.com/office/word/2023/wordml/word16du" xmlns:w16sdtdh="http://schemas.microsoft.com/office/word/2020/wordml/sdtdatahash" xmlns:w16sdtfl="http://schemas.microsoft.com/office/word/2024/wordml/sdtformatlock" xmlns:w16se="http://schemas.microsoft.com/office/word/2015/wordml/symex" xmlns:wpg="http://schemas.microsoft.com/office/word/2010/wordprocessingGroup" xmlns:wpi="http://schemas.microsoft.com/office/word/2010/wordprocessingInk" xmlns:wne="http://schemas.microsoft.com/office/word/2006/wordml" xmlns:wps="http://schemas.microsoft.com/office/word/2010/wordprocessingShape" mc:Ignorable="w14 w15 w16se w16cid w16 w16cex w16sdtdh w16sdtfl w16du wp14">
   <w:body>
-    <w:p/>
-    <w:p/>
-    <w:p>
-      <w:r>
-        <w:t xml:space="preserve">Pagina de inicio de sesión </w:t>
+    <w:p>
+      <w:proofErr w:type="spellStart"/>
+      <w:r>
+        <w:t>Pagina</w:t>
+      </w:r>
+      <w:proofErr w:type="spellEnd"/>
+      <w:r>
+        <w:t xml:space="preserve"> de inicio de sesión </w:t>
       </w:r>
     </w:p>
     <w:p>
@@ -53,34 +56,166 @@
     </w:p>
     <w:p>
       <w:r>
-        <w:t>Este primer componente de la aplicación tiene como propósito el inicio de sesión , que a su vez inicia con el proceso de autenticación del usuario. Su función principal es enviar las credenciales (nombre de usuario y contraseña) al backend para obtener un token JWT (JSON web token) que permitirá acceso a la aplicación, dependiendo el rol de usuario.</w:t>
-      </w:r>
-    </w:p>
-    <w:p>
-      <w:r>
-        <w:t>El flujo de autenticación se gestiona mediante la herramienta NgRx Effects, que se encarga de manejar dichos datos, al enviar las credenciales mediante el effect correspondiente al backend, que valida los datos y genera un token JWT, el cual es retornado al frontend.</w:t>
-      </w:r>
-    </w:p>
-    <w:p>
-      <w:r>
-        <w:t>Este token JWT consta de tres partes codificadas en base64 y separadas por puntos( . ) :</w:t>
-      </w:r>
-    </w:p>
-    <w:p>
-      <w:r>
-        <w:t>1.- header: información sobre el tipo de token y algoritmo de firma.</w:t>
-      </w:r>
-    </w:p>
-    <w:p>
-      <w:r>
-        <w:t>2.- Payload: contiene los datos del usuario y su rol.</w:t>
-      </w:r>
-    </w:p>
-    <w:p>
-      <w:r>
-        <w:t>3.- Signature: garantiza que el token no ha sido alterado</w:t>
-      </w:r>
-    </w:p>
+        <w:t xml:space="preserve">Este primer componente de la aplicación tiene como propósito el inicio de </w:t>
+      </w:r>
+      <w:proofErr w:type="gramStart"/>
+      <w:r>
+        <w:t>sesión ,</w:t>
+      </w:r>
+      <w:proofErr w:type="gramEnd"/>
+      <w:r>
+        <w:t xml:space="preserve"> que a su vez inicia con el proceso de autenticación del usuario. Su función principal es enviar las credenciales (nombre de usuario y contraseña) al </w:t>
+      </w:r>
+      <w:proofErr w:type="spellStart"/>
+      <w:r>
+        <w:t>backend</w:t>
+      </w:r>
+      <w:proofErr w:type="spellEnd"/>
+      <w:r>
+        <w:t xml:space="preserve"> para obtener un token JWT (JSON web token) que permitirá acceso a la aplicación, dependiendo el rol de usuario.</w:t>
+      </w:r>
+    </w:p>
+    <w:p>
+      <w:r>
+        <w:t xml:space="preserve">El flujo de autenticación se gestiona mediante la herramienta </w:t>
+      </w:r>
+      <w:proofErr w:type="spellStart"/>
+      <w:r>
+        <w:t>NgRx</w:t>
+      </w:r>
+      <w:proofErr w:type="spellEnd"/>
+      <w:r>
+        <w:t xml:space="preserve"> </w:t>
+      </w:r>
+      <w:proofErr w:type="spellStart"/>
+      <w:r>
+        <w:t>Effects</w:t>
+      </w:r>
+      <w:proofErr w:type="spellEnd"/>
+      <w:r>
+        <w:t xml:space="preserve">, que se encarga de manejar dichos datos, al enviar las credenciales mediante el </w:t>
+      </w:r>
+      <w:proofErr w:type="spellStart"/>
+      <w:r>
+        <w:t>effect</w:t>
+      </w:r>
+      <w:proofErr w:type="spellEnd"/>
+      <w:r>
+        <w:t xml:space="preserve"> correspondiente al </w:t>
+      </w:r>
+      <w:proofErr w:type="spellStart"/>
+      <w:r>
+        <w:t>backend</w:t>
+      </w:r>
+      <w:proofErr w:type="spellEnd"/>
+      <w:r>
+        <w:t>,</w:t>
+      </w:r>
+      <w:r>
+        <w:t xml:space="preserve"> para esto se hace uso de un </w:t>
+      </w:r>
+      <w:proofErr w:type="spellStart"/>
+      <w:r>
+        <w:t>modulo</w:t>
+      </w:r>
+      <w:proofErr w:type="spellEnd"/>
+      <w:r>
+        <w:t xml:space="preserve"> de seguridad proprio de </w:t>
+      </w:r>
+      <w:proofErr w:type="spellStart"/>
+      <w:r>
+        <w:t>spring</w:t>
+      </w:r>
+      <w:proofErr w:type="spellEnd"/>
+      <w:r>
+        <w:t xml:space="preserve"> </w:t>
+      </w:r>
+      <w:proofErr w:type="spellStart"/>
+      <w:r>
+        <w:t>framework</w:t>
+      </w:r>
+      <w:proofErr w:type="spellEnd"/>
+      <w:r>
+        <w:t xml:space="preserve"> (Spring </w:t>
+      </w:r>
+      <w:proofErr w:type="spellStart"/>
+      <w:r>
+        <w:t>security</w:t>
+      </w:r>
+      <w:proofErr w:type="spellEnd"/>
+      <w:proofErr w:type="gramStart"/>
+      <w:r>
+        <w:t>) ,</w:t>
+      </w:r>
+      <w:proofErr w:type="gramEnd"/>
+      <w:r>
+        <w:t xml:space="preserve"> que valida los datos y genera un token JWT, el cual es retornado al </w:t>
+      </w:r>
+      <w:proofErr w:type="spellStart"/>
+      <w:r>
+        <w:t>frontend</w:t>
+      </w:r>
+      <w:proofErr w:type="spellEnd"/>
+      <w:r>
+        <w:t>.</w:t>
+      </w:r>
+    </w:p>
+    <w:p>
+      <w:r>
+        <w:t xml:space="preserve">Este token JWT consta de tres partes codificadas en base64 y </w:t>
+      </w:r>
+      <w:r>
+        <w:t>separadas</w:t>
+      </w:r>
+      <w:r>
+        <w:t xml:space="preserve"> por puntos( . </w:t>
+      </w:r>
+      <w:proofErr w:type="gramStart"/>
+      <w:r>
+        <w:t>) :</w:t>
+      </w:r>
+      <w:proofErr w:type="gramEnd"/>
+    </w:p>
+    <w:p>
+      <w:r>
+        <w:t xml:space="preserve">1.- </w:t>
+      </w:r>
+      <w:proofErr w:type="spellStart"/>
+      <w:r>
+        <w:t>header</w:t>
+      </w:r>
+      <w:proofErr w:type="spellEnd"/>
+      <w:r>
+        <w:t>: información sobre el tipo de token y algoritmo de firma.</w:t>
+      </w:r>
+    </w:p>
+    <w:p>
+      <w:r>
+        <w:t xml:space="preserve">2.- </w:t>
+      </w:r>
+      <w:proofErr w:type="spellStart"/>
+      <w:r>
+        <w:t>Payload</w:t>
+      </w:r>
+      <w:proofErr w:type="spellEnd"/>
+      <w:r>
+        <w:t>: contiene los datos del usuario y su rol.</w:t>
+      </w:r>
+    </w:p>
+    <w:p>
+      <w:r>
+        <w:t xml:space="preserve">3.- </w:t>
+      </w:r>
+      <w:proofErr w:type="spellStart"/>
+      <w:r>
+        <w:t>Signature</w:t>
+      </w:r>
+      <w:proofErr w:type="spellEnd"/>
+      <w:r>
+        <w:t>: garantiza que el token no ha sido alterado</w:t>
+      </w:r>
+    </w:p>
+    <w:p/>
     <w:p/>
     <w:p>
       <w:r>
@@ -94,8 +229,53 @@
       </w:r>
     </w:p>
     <w:p>
-      <w:r>
-        <w:t>Auth.component.ts: que es quien se encarga de enlazar los datos con el modelo user.ts. Dicha clase envia el formulario, despachando una función login, con las credenciales, que son enviadas mediante la store de NgRx.</w:t>
+      <w:proofErr w:type="spellStart"/>
+      <w:r>
+        <w:t>Auth.component.ts</w:t>
+      </w:r>
+      <w:proofErr w:type="spellEnd"/>
+      <w:r>
+        <w:t xml:space="preserve">: que es quien se encarga de enlazar los datos con el modelo </w:t>
+      </w:r>
+      <w:proofErr w:type="spellStart"/>
+      <w:r>
+        <w:t>user.ts</w:t>
+      </w:r>
+      <w:proofErr w:type="spellEnd"/>
+      <w:r>
+        <w:t xml:space="preserve">. Dicha clase </w:t>
+      </w:r>
+      <w:proofErr w:type="spellStart"/>
+      <w:r>
+        <w:t>envia</w:t>
+      </w:r>
+      <w:proofErr w:type="spellEnd"/>
+      <w:r>
+        <w:t xml:space="preserve"> el formulario, despachando una función </w:t>
+      </w:r>
+      <w:proofErr w:type="spellStart"/>
+      <w:r>
+        <w:t>login</w:t>
+      </w:r>
+      <w:proofErr w:type="spellEnd"/>
+      <w:r>
+        <w:t xml:space="preserve">, con las credenciales, que son enviadas mediante </w:t>
+      </w:r>
+      <w:proofErr w:type="gramStart"/>
+      <w:r>
+        <w:t>la store</w:t>
+      </w:r>
+      <w:proofErr w:type="gramEnd"/>
+      <w:r>
+        <w:t xml:space="preserve"> de </w:t>
+      </w:r>
+      <w:proofErr w:type="spellStart"/>
+      <w:r>
+        <w:t>NgRx</w:t>
+      </w:r>
+      <w:proofErr w:type="spellEnd"/>
+      <w:r>
+        <w:t>.</w:t>
       </w:r>
     </w:p>
     <w:p>
@@ -227,13 +407,6 @@
         <w:t>Auth.effects: reaccionan a dichas acciones para posterior mente despachar y dependiendo que reciban, haran peticiones al backend.</w:t>
       </w:r>
     </w:p>
-    <w:p>
-      <w:pPr>
-        <w:rPr>
-          <w:noProof/>
-        </w:rPr>
-      </w:pPr>
-    </w:p>
     <w:p/>
     <w:p>
       <w:r>
@@ -272,6 +445,32 @@
             </a:graphic>
           </wp:inline>
         </w:drawing>
+      </w:r>
+    </w:p>
+    <w:p>
+      <w:proofErr w:type="spellStart"/>
+      <w:r>
+        <w:t>JwtAuthenticationFilter</w:t>
+      </w:r>
+      <w:proofErr w:type="spellEnd"/>
+      <w:r>
+        <w:t>: Este filtro se activa cuando un usuario inicia sesión, que intercepta la petición, extrae las credenciales y las valida. Si la autenticación es exitosa, genera el token durante una hora.</w:t>
+      </w:r>
+    </w:p>
+    <w:p>
+      <w:proofErr w:type="spellStart"/>
+      <w:r>
+        <w:t>JwtValidationFilter</w:t>
+      </w:r>
+      <w:proofErr w:type="spellEnd"/>
+      <w:r>
+        <w:t xml:space="preserve">: Que se activa después del inicio de </w:t>
+      </w:r>
+      <w:r>
+        <w:t>sesión</w:t>
+      </w:r>
+      <w:r>
+        <w:t xml:space="preserve"> para las peticiones posteriores y dependiendo del rol de usuario decide si este tiene acceso a </w:t>
       </w:r>
     </w:p>
     <w:p>

--- a/Presentacion.docx
+++ b/Presentacion.docx
@@ -3,11 +3,9 @@
 <w:document xmlns:wpc="http://schemas.microsoft.com/office/word/2010/wordprocessingCanvas" xmlns:cx="http://schemas.microsoft.com/office/drawing/2014/chartex" xmlns:cx1="http://schemas.microsoft.com/office/drawing/2015/9/8/chartex" xmlns:cx2="http://schemas.microsoft.com/office/drawing/2015/10/21/chartex" xmlns:cx3="http://schemas.microsoft.com/office/drawing/2016/5/9/chartex" xmlns:cx4="http://schemas.microsoft.com/office/drawing/2016/5/10/chartex" xmlns:cx5="http://schemas.microsoft.com/office/drawing/2016/5/11/chartex" xmlns:cx6="http://schemas.microsoft.com/office/drawing/2016/5/12/chartex" xmlns:cx7="http://schemas.microsoft.com/office/drawing/2016/5/13/chartex" xmlns:cx8="http://schemas.microsoft.com/office/drawing/2016/5/14/chartex" xmlns:mc="http://schemas.openxmlformats.org/markup-compatibility/2006" xmlns:aink="http://schemas.microsoft.com/office/drawing/2016/ink" xmlns:am3d="http://schemas.microsoft.com/office/drawing/2017/model3d" xmlns:o="urn:schemas-microsoft-com:office:office" xmlns:oel="http://schemas.microsoft.com/office/2019/extlst" xmlns:r="http://schemas.openxmlformats.org/officeDocument/2006/relationships" xmlns:m="http://schemas.openxmlformats.org/officeDocument/2006/math" xmlns:v="urn:schemas-microsoft-com:vml" xmlns:wp14="http://schemas.microsoft.com/office/word/2010/wordprocessingDrawing" xmlns:wp="http://schemas.openxmlformats.org/drawingml/2006/wordprocessingDrawing" xmlns:w10="urn:schemas-microsoft-com:office:word" xmlns:w="http://schemas.openxmlformats.org/wordprocessingml/2006/main" xmlns:w14="http://schemas.microsoft.com/office/word/2010/wordml" xmlns:w15="http://schemas.microsoft.com/office/word/2012/wordml" xmlns:w16cex="http://schemas.microsoft.com/office/word/2018/wordml/cex" xmlns:w16cid="http://schemas.microsoft.com/office/word/2016/wordml/cid" xmlns:w16="http://schemas.microsoft.com/office/word/2018/wordml" xmlns:w16du="http://schemas.microsoft.com/office/word/2023/wordml/word16du" xmlns:w16sdtdh="http://schemas.microsoft.com/office/word/2020/wordml/sdtdatahash" xmlns:w16sdtfl="http://schemas.microsoft.com/office/word/2024/wordml/sdtformatlock" xmlns:w16se="http://schemas.microsoft.com/office/word/2015/wordml/symex" xmlns:wpg="http://schemas.microsoft.com/office/word/2010/wordprocessingGroup" xmlns:wpi="http://schemas.microsoft.com/office/word/2010/wordprocessingInk" xmlns:wne="http://schemas.microsoft.com/office/word/2006/wordml" xmlns:wps="http://schemas.microsoft.com/office/word/2010/wordprocessingShape" mc:Ignorable="w14 w15 w16se w16cid w16 w16cex w16sdtdh w16sdtfl w16du wp14">
   <w:body>
     <w:p>
-      <w:proofErr w:type="spellStart"/>
-      <w:r>
-        <w:t>Pagina</w:t>
-      </w:r>
-      <w:proofErr w:type="spellEnd"/>
+      <w:r>
+        <w:t>Página</w:t>
+      </w:r>
       <w:r>
         <w:t xml:space="preserve"> de inicio de sesión </w:t>
       </w:r>
@@ -55,231 +53,344 @@
       </w:r>
     </w:p>
     <w:p>
-      <w:r>
-        <w:t xml:space="preserve">Este primer componente de la aplicación tiene como propósito el inicio de </w:t>
-      </w:r>
-      <w:proofErr w:type="gramStart"/>
-      <w:r>
-        <w:t>sesión ,</w:t>
-      </w:r>
-      <w:proofErr w:type="gramEnd"/>
-      <w:r>
-        <w:t xml:space="preserve"> que a su vez inicia con el proceso de autenticación del usuario. Su función principal es enviar las credenciales (nombre de usuario y contraseña) al </w:t>
-      </w:r>
-      <w:proofErr w:type="spellStart"/>
-      <w:r>
-        <w:t>backend</w:t>
-      </w:r>
-      <w:proofErr w:type="spellEnd"/>
-      <w:r>
-        <w:t xml:space="preserve"> para obtener un token JWT (JSON web token) que permitirá acceso a la aplicación, dependiendo el rol de usuario.</w:t>
-      </w:r>
-    </w:p>
-    <w:p>
-      <w:r>
+      <w:pPr>
+        <w:rPr>
+          <w:sz w:val="32"/>
+          <w:szCs w:val="32"/>
+        </w:rPr>
+      </w:pPr>
+      <w:r>
+        <w:rPr>
+          <w:sz w:val="32"/>
+          <w:szCs w:val="32"/>
+        </w:rPr>
+        <w:t>Este primer componente de la aplicación tiene como propósito el inicio de sesión, que a su vez inicia con el proceso de autenticación del usuario. Su función principal es enviar las credenciales (nombre de usuario y contraseña) al backend para obtener un token JWT (JSON web token) que permitirá acceso a la aplicación, dependiendo el rol de usuario.</w:t>
+      </w:r>
+    </w:p>
+    <w:p>
+      <w:pPr>
+        <w:rPr>
+          <w:sz w:val="32"/>
+          <w:szCs w:val="32"/>
+        </w:rPr>
+      </w:pPr>
+      <w:r>
+        <w:rPr>
+          <w:sz w:val="32"/>
+          <w:szCs w:val="32"/>
+        </w:rPr>
         <w:t xml:space="preserve">El flujo de autenticación se gestiona mediante la herramienta </w:t>
       </w:r>
       <w:proofErr w:type="spellStart"/>
       <w:r>
+        <w:rPr>
+          <w:sz w:val="32"/>
+          <w:szCs w:val="32"/>
+        </w:rPr>
         <w:t>NgRx</w:t>
       </w:r>
       <w:proofErr w:type="spellEnd"/>
       <w:r>
-        <w:t xml:space="preserve"> </w:t>
-      </w:r>
-      <w:proofErr w:type="spellStart"/>
-      <w:r>
-        <w:t>Effects</w:t>
-      </w:r>
-      <w:proofErr w:type="spellEnd"/>
-      <w:r>
-        <w:t xml:space="preserve">, que se encarga de manejar dichos datos, al enviar las credenciales mediante el </w:t>
-      </w:r>
-      <w:proofErr w:type="spellStart"/>
-      <w:r>
-        <w:t>effect</w:t>
-      </w:r>
-      <w:proofErr w:type="spellEnd"/>
-      <w:r>
-        <w:t xml:space="preserve"> correspondiente al </w:t>
-      </w:r>
-      <w:proofErr w:type="spellStart"/>
-      <w:r>
-        <w:t>backend</w:t>
-      </w:r>
-      <w:proofErr w:type="spellEnd"/>
-      <w:r>
-        <w:t>,</w:t>
-      </w:r>
-      <w:r>
+        <w:rPr>
+          <w:sz w:val="32"/>
+          <w:szCs w:val="32"/>
+        </w:rPr>
+        <w:t xml:space="preserve"> Effects, que se encarga de manejar dichos datos, al enviar las credenciales mediante el effect correspondiente al backend,</w:t>
+      </w:r>
+      <w:r>
+        <w:rPr>
+          <w:sz w:val="32"/>
+          <w:szCs w:val="32"/>
+        </w:rPr>
         <w:t xml:space="preserve"> para esto se hace uso de un </w:t>
       </w:r>
-      <w:proofErr w:type="spellStart"/>
-      <w:r>
-        <w:t>modulo</w:t>
-      </w:r>
-      <w:proofErr w:type="spellEnd"/>
-      <w:r>
+      <w:r>
+        <w:rPr>
+          <w:sz w:val="32"/>
+          <w:szCs w:val="32"/>
+        </w:rPr>
+        <w:t>módulo</w:t>
+      </w:r>
+      <w:r>
+        <w:rPr>
+          <w:sz w:val="32"/>
+          <w:szCs w:val="32"/>
+        </w:rPr>
         <w:t xml:space="preserve"> de seguridad proprio de </w:t>
       </w:r>
       <w:proofErr w:type="spellStart"/>
       <w:r>
+        <w:rPr>
+          <w:sz w:val="32"/>
+          <w:szCs w:val="32"/>
+        </w:rPr>
         <w:t>spring</w:t>
       </w:r>
       <w:proofErr w:type="spellEnd"/>
       <w:r>
-        <w:t xml:space="preserve"> </w:t>
-      </w:r>
-      <w:proofErr w:type="spellStart"/>
-      <w:r>
-        <w:t>framework</w:t>
-      </w:r>
-      <w:proofErr w:type="spellEnd"/>
-      <w:r>
-        <w:t xml:space="preserve"> (Spring </w:t>
-      </w:r>
-      <w:proofErr w:type="spellStart"/>
-      <w:r>
+        <w:rPr>
+          <w:sz w:val="32"/>
+          <w:szCs w:val="32"/>
+        </w:rPr>
+        <w:t xml:space="preserve"> framework (Spring </w:t>
+      </w:r>
+      <w:proofErr w:type="spellStart"/>
+      <w:r>
+        <w:rPr>
+          <w:sz w:val="32"/>
+          <w:szCs w:val="32"/>
+        </w:rPr>
         <w:t>security</w:t>
       </w:r>
       <w:proofErr w:type="spellEnd"/>
-      <w:proofErr w:type="gramStart"/>
-      <w:r>
-        <w:t>) ,</w:t>
-      </w:r>
-      <w:proofErr w:type="gramEnd"/>
-      <w:r>
-        <w:t xml:space="preserve"> que valida los datos y genera un token JWT, el cual es retornado al </w:t>
-      </w:r>
-      <w:proofErr w:type="spellStart"/>
-      <w:r>
-        <w:t>frontend</w:t>
-      </w:r>
-      <w:proofErr w:type="spellEnd"/>
-      <w:r>
-        <w:t>.</w:t>
-      </w:r>
-    </w:p>
-    <w:p>
-      <w:r>
-        <w:t xml:space="preserve">Este token JWT consta de tres partes codificadas en base64 y </w:t>
-      </w:r>
-      <w:r>
-        <w:t>separadas</w:t>
-      </w:r>
-      <w:r>
-        <w:t xml:space="preserve"> por puntos( . </w:t>
-      </w:r>
-      <w:proofErr w:type="gramStart"/>
-      <w:r>
-        <w:t>) :</w:t>
-      </w:r>
-      <w:proofErr w:type="gramEnd"/>
-    </w:p>
-    <w:p>
-      <w:r>
+      <w:r>
+        <w:rPr>
+          <w:sz w:val="32"/>
+          <w:szCs w:val="32"/>
+        </w:rPr>
+        <w:t>),</w:t>
+      </w:r>
+      <w:r>
+        <w:rPr>
+          <w:sz w:val="32"/>
+          <w:szCs w:val="32"/>
+        </w:rPr>
+        <w:t xml:space="preserve"> que valida los datos y genera un token JWT, el cual es retornado al frontend.</w:t>
+      </w:r>
+    </w:p>
+    <w:p>
+      <w:pPr>
+        <w:rPr>
+          <w:sz w:val="32"/>
+          <w:szCs w:val="32"/>
+        </w:rPr>
+      </w:pPr>
+      <w:r>
+        <w:rPr>
+          <w:sz w:val="32"/>
+          <w:szCs w:val="32"/>
+        </w:rPr>
+        <w:lastRenderedPageBreak/>
+        <w:t>Este token JWT consta de tres partes codificadas en base64 y separadas por puntos( . ):</w:t>
+      </w:r>
+    </w:p>
+    <w:p>
+      <w:pPr>
+        <w:rPr>
+          <w:sz w:val="32"/>
+          <w:szCs w:val="32"/>
+        </w:rPr>
+      </w:pPr>
+      <w:r>
+        <w:rPr>
+          <w:sz w:val="32"/>
+          <w:szCs w:val="32"/>
+        </w:rPr>
         <w:t xml:space="preserve">1.- </w:t>
       </w:r>
       <w:proofErr w:type="spellStart"/>
       <w:r>
+        <w:rPr>
+          <w:sz w:val="32"/>
+          <w:szCs w:val="32"/>
+        </w:rPr>
         <w:t>header</w:t>
       </w:r>
       <w:proofErr w:type="spellEnd"/>
       <w:r>
+        <w:rPr>
+          <w:sz w:val="32"/>
+          <w:szCs w:val="32"/>
+        </w:rPr>
         <w:t>: información sobre el tipo de token y algoritmo de firma.</w:t>
       </w:r>
     </w:p>
     <w:p>
-      <w:r>
+      <w:pPr>
+        <w:rPr>
+          <w:sz w:val="32"/>
+          <w:szCs w:val="32"/>
+        </w:rPr>
+      </w:pPr>
+      <w:r>
+        <w:rPr>
+          <w:sz w:val="32"/>
+          <w:szCs w:val="32"/>
+        </w:rPr>
         <w:t xml:space="preserve">2.- </w:t>
       </w:r>
       <w:proofErr w:type="spellStart"/>
       <w:r>
+        <w:rPr>
+          <w:sz w:val="32"/>
+          <w:szCs w:val="32"/>
+        </w:rPr>
         <w:t>Payload</w:t>
       </w:r>
       <w:proofErr w:type="spellEnd"/>
       <w:r>
+        <w:rPr>
+          <w:sz w:val="32"/>
+          <w:szCs w:val="32"/>
+        </w:rPr>
         <w:t>: contiene los datos del usuario y su rol.</w:t>
       </w:r>
     </w:p>
     <w:p>
-      <w:r>
+      <w:pPr>
+        <w:rPr>
+          <w:sz w:val="32"/>
+          <w:szCs w:val="32"/>
+        </w:rPr>
+      </w:pPr>
+      <w:r>
+        <w:rPr>
+          <w:sz w:val="32"/>
+          <w:szCs w:val="32"/>
+        </w:rPr>
         <w:t xml:space="preserve">3.- </w:t>
       </w:r>
       <w:proofErr w:type="spellStart"/>
       <w:r>
+        <w:rPr>
+          <w:sz w:val="32"/>
+          <w:szCs w:val="32"/>
+        </w:rPr>
         <w:t>Signature</w:t>
       </w:r>
       <w:proofErr w:type="spellEnd"/>
       <w:r>
+        <w:rPr>
+          <w:sz w:val="32"/>
+          <w:szCs w:val="32"/>
+        </w:rPr>
         <w:t>: garantiza que el token no ha sido alterado</w:t>
       </w:r>
     </w:p>
     <w:p/>
     <w:p/>
     <w:p>
-      <w:r>
-        <w:lastRenderedPageBreak/>
+      <w:pPr>
+        <w:jc w:val="both"/>
+        <w:rPr>
+          <w:sz w:val="32"/>
+          <w:szCs w:val="32"/>
+        </w:rPr>
+      </w:pPr>
+      <w:r>
+        <w:rPr>
+          <w:sz w:val="32"/>
+          <w:szCs w:val="32"/>
+        </w:rPr>
         <w:t>Lo anterior mencionado se logra mediante las siguientes clases:</w:t>
       </w:r>
     </w:p>
     <w:p>
-      <w:r>
+      <w:pPr>
+        <w:jc w:val="both"/>
+        <w:rPr>
+          <w:sz w:val="32"/>
+          <w:szCs w:val="32"/>
+        </w:rPr>
+      </w:pPr>
+      <w:r>
+        <w:rPr>
+          <w:sz w:val="32"/>
+          <w:szCs w:val="32"/>
+        </w:rPr>
         <w:t>Auth.component.html: que es la vista al formulario de inicio de sesión.</w:t>
       </w:r>
     </w:p>
     <w:p>
-      <w:proofErr w:type="spellStart"/>
-      <w:r>
+      <w:pPr>
+        <w:jc w:val="both"/>
+        <w:rPr>
+          <w:sz w:val="32"/>
+          <w:szCs w:val="32"/>
+        </w:rPr>
+      </w:pPr>
+      <w:proofErr w:type="spellStart"/>
+      <w:r>
+        <w:rPr>
+          <w:sz w:val="32"/>
+          <w:szCs w:val="32"/>
+        </w:rPr>
         <w:t>Auth.component.ts</w:t>
       </w:r>
       <w:proofErr w:type="spellEnd"/>
       <w:r>
+        <w:rPr>
+          <w:sz w:val="32"/>
+          <w:szCs w:val="32"/>
+        </w:rPr>
         <w:t xml:space="preserve">: que es quien se encarga de enlazar los datos con el modelo </w:t>
       </w:r>
       <w:proofErr w:type="spellStart"/>
       <w:r>
+        <w:rPr>
+          <w:sz w:val="32"/>
+          <w:szCs w:val="32"/>
+        </w:rPr>
         <w:t>user.ts</w:t>
       </w:r>
       <w:proofErr w:type="spellEnd"/>
       <w:r>
+        <w:rPr>
+          <w:sz w:val="32"/>
+          <w:szCs w:val="32"/>
+        </w:rPr>
         <w:t xml:space="preserve">. Dicha clase </w:t>
       </w:r>
-      <w:proofErr w:type="spellStart"/>
-      <w:r>
-        <w:t>envia</w:t>
-      </w:r>
-      <w:proofErr w:type="spellEnd"/>
-      <w:r>
+      <w:r>
+        <w:rPr>
+          <w:sz w:val="32"/>
+          <w:szCs w:val="32"/>
+        </w:rPr>
+        <w:t>envía</w:t>
+      </w:r>
+      <w:r>
+        <w:rPr>
+          <w:sz w:val="32"/>
+          <w:szCs w:val="32"/>
+        </w:rPr>
         <w:t xml:space="preserve"> el formulario, despachando una función </w:t>
       </w:r>
       <w:proofErr w:type="spellStart"/>
       <w:r>
+        <w:rPr>
+          <w:sz w:val="32"/>
+          <w:szCs w:val="32"/>
+        </w:rPr>
         <w:t>login</w:t>
       </w:r>
       <w:proofErr w:type="spellEnd"/>
       <w:r>
-        <w:t xml:space="preserve">, con las credenciales, que son enviadas mediante </w:t>
-      </w:r>
-      <w:proofErr w:type="gramStart"/>
-      <w:r>
-        <w:t>la store</w:t>
-      </w:r>
-      <w:proofErr w:type="gramEnd"/>
-      <w:r>
-        <w:t xml:space="preserve"> de </w:t>
-      </w:r>
-      <w:proofErr w:type="spellStart"/>
-      <w:r>
+        <w:rPr>
+          <w:sz w:val="32"/>
+          <w:szCs w:val="32"/>
+        </w:rPr>
+        <w:t xml:space="preserve">, con las credenciales, que son enviadas mediante la store de </w:t>
+      </w:r>
+      <w:proofErr w:type="spellStart"/>
+      <w:r>
+        <w:rPr>
+          <w:sz w:val="32"/>
+          <w:szCs w:val="32"/>
+        </w:rPr>
         <w:t>NgRx</w:t>
       </w:r>
       <w:proofErr w:type="spellEnd"/>
       <w:r>
+        <w:rPr>
+          <w:sz w:val="32"/>
+          <w:szCs w:val="32"/>
+        </w:rPr>
         <w:t>.</w:t>
       </w:r>
     </w:p>
     <w:p>
       <w:pPr>
+        <w:jc w:val="center"/>
         <w:rPr>
           <w:noProof/>
         </w:rPr>
@@ -325,12 +436,6 @@
         <w:rPr>
           <w:noProof/>
         </w:rPr>
-        <w:t xml:space="preserve"> </w:t>
-      </w:r>
-      <w:r>
-        <w:rPr>
-          <w:noProof/>
-        </w:rPr>
         <w:drawing>
           <wp:inline distT="0" distB="0" distL="0" distR="0" wp14:anchorId="7D4F565B" wp14:editId="67B0D293">
             <wp:extent cx="2648320" cy="809738"/>
@@ -372,11 +477,15 @@
       <w:pPr>
         <w:rPr>
           <w:noProof/>
+          <w:sz w:val="32"/>
+          <w:szCs w:val="32"/>
         </w:rPr>
       </w:pPr>
       <w:r>
         <w:rPr>
           <w:noProof/>
+          <w:sz w:val="32"/>
+          <w:szCs w:val="32"/>
         </w:rPr>
         <w:t>Auth.actions: Es para declarar las acciones que posterior mente se usaran.</w:t>
       </w:r>
@@ -385,11 +494,15 @@
       <w:pPr>
         <w:rPr>
           <w:noProof/>
+          <w:sz w:val="32"/>
+          <w:szCs w:val="32"/>
         </w:rPr>
       </w:pPr>
       <w:r>
         <w:rPr>
           <w:noProof/>
+          <w:sz w:val="32"/>
+          <w:szCs w:val="32"/>
         </w:rPr>
         <w:t>Auth.reducer: acutalizar el estado según las acciones.</w:t>
       </w:r>
@@ -398,18 +511,42 @@
       <w:pPr>
         <w:rPr>
           <w:noProof/>
+          <w:sz w:val="32"/>
+          <w:szCs w:val="32"/>
         </w:rPr>
       </w:pPr>
       <w:r>
         <w:rPr>
           <w:noProof/>
-        </w:rPr>
-        <w:t>Auth.effects: reaccionan a dichas acciones para posterior mente despachar y dependiendo que reciban, haran peticiones al backend.</w:t>
+          <w:sz w:val="32"/>
+          <w:szCs w:val="32"/>
+        </w:rPr>
+        <w:t xml:space="preserve">Auth.effects: reaccionan a dichas acciones para posterior mente despachar </w:t>
+      </w:r>
+      <w:r>
+        <w:rPr>
+          <w:noProof/>
+          <w:sz w:val="32"/>
+          <w:szCs w:val="32"/>
+        </w:rPr>
+        <w:t xml:space="preserve"> y mandar </w:t>
+      </w:r>
+      <w:r>
+        <w:rPr>
+          <w:noProof/>
+          <w:sz w:val="32"/>
+          <w:szCs w:val="32"/>
+        </w:rPr>
+        <w:t>peticiones al backend.</w:t>
       </w:r>
     </w:p>
     <w:p/>
     <w:p>
-      <w:r>
+      <w:pPr>
+        <w:jc w:val="center"/>
+      </w:pPr>
+      <w:r>
+        <w:lastRenderedPageBreak/>
         <w:drawing>
           <wp:inline distT="0" distB="0" distL="0" distR="0" wp14:anchorId="565F3386" wp14:editId="1D48761F">
             <wp:extent cx="2200582" cy="1267002"/>
@@ -448,21 +585,23 @@
       </w:r>
     </w:p>
     <w:p>
-      <w:proofErr w:type="spellStart"/>
       <w:r>
         <w:t>JwtAuthenticationFilter</w:t>
       </w:r>
-      <w:proofErr w:type="spellEnd"/>
+      <w:r>
+        <w:t>.java</w:t>
+      </w:r>
       <w:r>
         <w:t>: Este filtro se activa cuando un usuario inicia sesión, que intercepta la petición, extrae las credenciales y las valida. Si la autenticación es exitosa, genera el token durante una hora.</w:t>
       </w:r>
     </w:p>
     <w:p>
-      <w:proofErr w:type="spellStart"/>
       <w:r>
         <w:t>JwtValidationFilter</w:t>
       </w:r>
-      <w:proofErr w:type="spellEnd"/>
+      <w:r>
+        <w:t>.java</w:t>
+      </w:r>
       <w:r>
         <w:t xml:space="preserve">: Que se activa después del inicio de </w:t>
       </w:r>
@@ -470,9 +609,571 @@
         <w:t>sesión</w:t>
       </w:r>
       <w:r>
-        <w:t xml:space="preserve"> para las peticiones posteriores y dependiendo del rol de usuario decide si este tiene acceso a </w:t>
-      </w:r>
-    </w:p>
+        <w:t xml:space="preserve"> para las peticiones posteriores</w:t>
+      </w:r>
+      <w:r>
+        <w:t>, extrae el token y valida, que tipo de usuario y si tiene acceso a otro tipo de recursos.</w:t>
+      </w:r>
+    </w:p>
+    <w:p>
+      <w:r>
+        <w:t>TokenJwtConfig.java: esta clase define constantes que se usaran durante la autenticación JWT, tales como las respuestas http, prefijo del token, la llave secreta que es fundamental para la validez del token.</w:t>
+      </w:r>
+    </w:p>
+    <w:p>
+      <w:r>
+        <w:drawing>
+          <wp:inline distT="0" distB="0" distL="0" distR="0" wp14:anchorId="1765DB89" wp14:editId="39A3D795">
+            <wp:extent cx="4477375" cy="1800476"/>
+            <wp:effectExtent l="0" t="0" r="0" b="9525"/>
+            <wp:docPr id="1222842622" name="Imagen 1"/>
+            <wp:cNvGraphicFramePr>
+              <a:graphicFrameLocks xmlns:a="http://schemas.openxmlformats.org/drawingml/2006/main" noChangeAspect="1"/>
+            </wp:cNvGraphicFramePr>
+            <a:graphic xmlns:a="http://schemas.openxmlformats.org/drawingml/2006/main">
+              <a:graphicData uri="http://schemas.openxmlformats.org/drawingml/2006/picture">
+                <pic:pic xmlns:pic="http://schemas.openxmlformats.org/drawingml/2006/picture">
+                  <pic:nvPicPr>
+                    <pic:cNvPr id="1222842622" name=""/>
+                    <pic:cNvPicPr/>
+                  </pic:nvPicPr>
+                  <pic:blipFill>
+                    <a:blip r:embed="rId8"/>
+                    <a:stretch>
+                      <a:fillRect/>
+                    </a:stretch>
+                  </pic:blipFill>
+                  <pic:spPr>
+                    <a:xfrm>
+                      <a:off x="0" y="0"/>
+                      <a:ext cx="4477375" cy="1800476"/>
+                    </a:xfrm>
+                    <a:prstGeom prst="rect">
+                      <a:avLst/>
+                    </a:prstGeom>
+                  </pic:spPr>
+                </pic:pic>
+              </a:graphicData>
+            </a:graphic>
+          </wp:inline>
+        </w:drawing>
+      </w:r>
+    </w:p>
+    <w:p>
+      <w:r>
+        <w:t xml:space="preserve">Una vez hemos iniciado sesión, la </w:t>
+      </w:r>
+      <w:r>
+        <w:t>página</w:t>
+      </w:r>
+      <w:r>
+        <w:t xml:space="preserve"> de inicio será el listado de usuarios. En este caso la siguiente captura será de administrador.</w:t>
+      </w:r>
+    </w:p>
+    <w:p>
+      <w:r>
+        <w:lastRenderedPageBreak/>
+        <w:drawing>
+          <wp:inline distT="0" distB="0" distL="0" distR="0" wp14:anchorId="6DCA8056" wp14:editId="2A87269E">
+            <wp:extent cx="5612130" cy="2876550"/>
+            <wp:effectExtent l="0" t="0" r="7620" b="0"/>
+            <wp:docPr id="1957858322" name="Imagen 1"/>
+            <wp:cNvGraphicFramePr>
+              <a:graphicFrameLocks xmlns:a="http://schemas.openxmlformats.org/drawingml/2006/main" noChangeAspect="1"/>
+            </wp:cNvGraphicFramePr>
+            <a:graphic xmlns:a="http://schemas.openxmlformats.org/drawingml/2006/main">
+              <a:graphicData uri="http://schemas.openxmlformats.org/drawingml/2006/picture">
+                <pic:pic xmlns:pic="http://schemas.openxmlformats.org/drawingml/2006/picture">
+                  <pic:nvPicPr>
+                    <pic:cNvPr id="1957858322" name=""/>
+                    <pic:cNvPicPr/>
+                  </pic:nvPicPr>
+                  <pic:blipFill>
+                    <a:blip r:embed="rId9"/>
+                    <a:stretch>
+                      <a:fillRect/>
+                    </a:stretch>
+                  </pic:blipFill>
+                  <pic:spPr>
+                    <a:xfrm>
+                      <a:off x="0" y="0"/>
+                      <a:ext cx="5612130" cy="2876550"/>
+                    </a:xfrm>
+                    <a:prstGeom prst="rect">
+                      <a:avLst/>
+                    </a:prstGeom>
+                  </pic:spPr>
+                </pic:pic>
+              </a:graphicData>
+            </a:graphic>
+          </wp:inline>
+        </w:drawing>
+      </w:r>
+    </w:p>
+    <w:p>
+      <w:r>
+        <w:t xml:space="preserve">Este componente se encarga de mostrar una lista paginada de usuarios, permitiendo a los administradores crear, editar y eliminar usuarios. Utiliza </w:t>
+      </w:r>
+      <w:proofErr w:type="spellStart"/>
+      <w:r>
+        <w:t>NgRx</w:t>
+      </w:r>
+      <w:proofErr w:type="spellEnd"/>
+      <w:r>
+        <w:t xml:space="preserve"> para gestionar el estado y mostrar mensajes según el estado de carga. También incluye una barra de navegación con el nombre de la aplicación, enlaces a agregar usuarios y home (estos últimos solo para administradores), y el nombre del usuario autenticado sumado a un botón para cerrar sesión.</w:t>
+      </w:r>
+    </w:p>
+    <w:p>
+      <w:r>
+        <w:t xml:space="preserve">Las clases que nos ayudan con esta información </w:t>
+      </w:r>
+    </w:p>
+    <w:p>
+      <w:r>
+        <w:t xml:space="preserve">navbar.component.html: es la </w:t>
+      </w:r>
+      <w:r>
+        <w:t xml:space="preserve">vista a nuestra </w:t>
+      </w:r>
+      <w:r>
+        <w:t>barra de navegación</w:t>
+      </w:r>
+      <w:r>
+        <w:t>.</w:t>
+      </w:r>
+    </w:p>
+    <w:p>
+      <w:proofErr w:type="spellStart"/>
+      <w:r>
+        <w:t>navbar.component.ts</w:t>
+      </w:r>
+      <w:proofErr w:type="spellEnd"/>
+      <w:r>
+        <w:t xml:space="preserve">: este componente se encarga </w:t>
+      </w:r>
+      <w:r>
+        <w:t xml:space="preserve">de mostrar los enlaces y opciones según nuestro estado de autenticación y rol de usuario (administrador o no). Utiliza la clase </w:t>
+      </w:r>
+      <w:proofErr w:type="spellStart"/>
+      <w:r>
+        <w:t>AuthService</w:t>
+      </w:r>
+      <w:proofErr w:type="spellEnd"/>
+      <w:r>
+        <w:t xml:space="preserve"> para obtener información, y utilizar métodos para cerrar sesión </w:t>
+      </w:r>
+    </w:p>
+    <w:p>
+      <w:pPr>
+        <w:jc w:val="center"/>
+      </w:pPr>
+      <w:r>
+        <w:drawing>
+          <wp:inline distT="0" distB="0" distL="0" distR="0" wp14:anchorId="282C0C9D" wp14:editId="3CECA13A">
+            <wp:extent cx="2791215" cy="962159"/>
+            <wp:effectExtent l="0" t="0" r="9525" b="9525"/>
+            <wp:docPr id="1535012420" name="Imagen 1"/>
+            <wp:cNvGraphicFramePr>
+              <a:graphicFrameLocks xmlns:a="http://schemas.openxmlformats.org/drawingml/2006/main" noChangeAspect="1"/>
+            </wp:cNvGraphicFramePr>
+            <a:graphic xmlns:a="http://schemas.openxmlformats.org/drawingml/2006/main">
+              <a:graphicData uri="http://schemas.openxmlformats.org/drawingml/2006/picture">
+                <pic:pic xmlns:pic="http://schemas.openxmlformats.org/drawingml/2006/picture">
+                  <pic:nvPicPr>
+                    <pic:cNvPr id="1535012420" name=""/>
+                    <pic:cNvPicPr/>
+                  </pic:nvPicPr>
+                  <pic:blipFill>
+                    <a:blip r:embed="rId10"/>
+                    <a:stretch>
+                      <a:fillRect/>
+                    </a:stretch>
+                  </pic:blipFill>
+                  <pic:spPr>
+                    <a:xfrm>
+                      <a:off x="0" y="0"/>
+                      <a:ext cx="2791215" cy="962159"/>
+                    </a:xfrm>
+                    <a:prstGeom prst="rect">
+                      <a:avLst/>
+                    </a:prstGeom>
+                  </pic:spPr>
+                </pic:pic>
+              </a:graphicData>
+            </a:graphic>
+          </wp:inline>
+        </w:drawing>
+      </w:r>
+    </w:p>
+    <w:p>
+      <w:pPr>
+        <w:jc w:val="both"/>
+      </w:pPr>
+      <w:proofErr w:type="spellStart"/>
+      <w:r>
+        <w:t>Auth.service.ts</w:t>
+      </w:r>
+      <w:proofErr w:type="spellEnd"/>
+      <w:r>
+        <w:t>: que guarda y recupera el token de JWT</w:t>
+      </w:r>
+      <w:r>
+        <w:t xml:space="preserve">, decodifica el </w:t>
+      </w:r>
+      <w:proofErr w:type="spellStart"/>
+      <w:r>
+        <w:t>payload</w:t>
+      </w:r>
+      <w:proofErr w:type="spellEnd"/>
+      <w:r>
+        <w:t xml:space="preserve"> que anteriormente mencionado es la parte central de token que se </w:t>
+      </w:r>
+      <w:proofErr w:type="spellStart"/>
+      <w:r>
+        <w:t>conviente</w:t>
+      </w:r>
+      <w:proofErr w:type="spellEnd"/>
+      <w:r>
+        <w:t xml:space="preserve"> en un objeto JSON para obtener información</w:t>
+      </w:r>
+      <w:r>
+        <w:t xml:space="preserve">, </w:t>
+      </w:r>
+      <w:r>
+        <w:t>tal como nombre de usuario</w:t>
+      </w:r>
+      <w:r>
+        <w:t xml:space="preserve"> , rol, etc. Guarda la información del usuario en </w:t>
+      </w:r>
+      <w:proofErr w:type="spellStart"/>
+      <w:r>
+        <w:t>localStorage</w:t>
+      </w:r>
+      <w:proofErr w:type="spellEnd"/>
+      <w:r>
+        <w:t>, retorna si el usuario se encuentra en sesión.</w:t>
+      </w:r>
+      <w:r>
+        <w:t xml:space="preserve"> Despacha la acción </w:t>
+      </w:r>
+      <w:proofErr w:type="spellStart"/>
+      <w:r>
+        <w:t>logout</w:t>
+      </w:r>
+      <w:proofErr w:type="spellEnd"/>
+      <w:r>
+        <w:t xml:space="preserve">, que limpia los estados de </w:t>
+      </w:r>
+      <w:proofErr w:type="spellStart"/>
+      <w:r>
+        <w:t>NgRx</w:t>
+      </w:r>
+      <w:proofErr w:type="spellEnd"/>
+      <w:r>
+        <w:t xml:space="preserve"> elimina la información del usuario y su token (Cierra sesión)</w:t>
+      </w:r>
+      <w:r>
+        <w:t>.</w:t>
+      </w:r>
+    </w:p>
+    <w:p>
+      <w:pPr>
+        <w:jc w:val="center"/>
+      </w:pPr>
+      <w:r>
+        <w:drawing>
+          <wp:inline distT="0" distB="0" distL="0" distR="0" wp14:anchorId="011DB534" wp14:editId="6BBD47FB">
+            <wp:extent cx="2248214" cy="724001"/>
+            <wp:effectExtent l="0" t="0" r="0" b="0"/>
+            <wp:docPr id="1930558389" name="Imagen 1"/>
+            <wp:cNvGraphicFramePr>
+              <a:graphicFrameLocks xmlns:a="http://schemas.openxmlformats.org/drawingml/2006/main" noChangeAspect="1"/>
+            </wp:cNvGraphicFramePr>
+            <a:graphic xmlns:a="http://schemas.openxmlformats.org/drawingml/2006/main">
+              <a:graphicData uri="http://schemas.openxmlformats.org/drawingml/2006/picture">
+                <pic:pic xmlns:pic="http://schemas.openxmlformats.org/drawingml/2006/picture">
+                  <pic:nvPicPr>
+                    <pic:cNvPr id="1930558389" name=""/>
+                    <pic:cNvPicPr/>
+                  </pic:nvPicPr>
+                  <pic:blipFill>
+                    <a:blip r:embed="rId11"/>
+                    <a:stretch>
+                      <a:fillRect/>
+                    </a:stretch>
+                  </pic:blipFill>
+                  <pic:spPr>
+                    <a:xfrm>
+                      <a:off x="0" y="0"/>
+                      <a:ext cx="2248214" cy="724001"/>
+                    </a:xfrm>
+                    <a:prstGeom prst="rect">
+                      <a:avLst/>
+                    </a:prstGeom>
+                  </pic:spPr>
+                </pic:pic>
+              </a:graphicData>
+            </a:graphic>
+          </wp:inline>
+        </w:drawing>
+      </w:r>
+    </w:p>
+    <w:p>
+      <w:pPr>
+        <w:jc w:val="both"/>
+      </w:pPr>
+      <w:r>
+        <w:lastRenderedPageBreak/>
+        <w:t>User.component.html</w:t>
+      </w:r>
+      <w:r>
+        <w:t>: la vista a nuestra lista de usuarios y opciones dependiendo el rol.</w:t>
+      </w:r>
+    </w:p>
+    <w:p>
+      <w:pPr>
+        <w:jc w:val="both"/>
+      </w:pPr>
+      <w:r>
+        <w:t>User.component.ts</w:t>
+      </w:r>
+      <w:r>
+        <w:t>: Que es el encargado d</w:t>
+      </w:r>
+      <w:r>
+        <w:t xml:space="preserve">e la visualización, paginación y el control del listado de usuarios usando </w:t>
+      </w:r>
+      <w:proofErr w:type="spellStart"/>
+      <w:r>
+        <w:t>NgRx</w:t>
+      </w:r>
+      <w:proofErr w:type="spellEnd"/>
+      <w:r>
+        <w:t xml:space="preserve">, esta clase también hace uso del store y los </w:t>
+      </w:r>
+      <w:proofErr w:type="spellStart"/>
+      <w:r>
+        <w:t>effects</w:t>
+      </w:r>
+      <w:proofErr w:type="spellEnd"/>
+      <w:r>
+        <w:t xml:space="preserve"> para el Agregado, editado y eliminado de usuarios</w:t>
+      </w:r>
+      <w:r>
+        <w:t xml:space="preserve"> basado en su control de acceso y roles.</w:t>
+      </w:r>
+      <w:r>
+        <w:t xml:space="preserve"> </w:t>
+      </w:r>
+      <w:r>
+        <w:t>A</w:t>
+      </w:r>
+      <w:r>
+        <w:t>l igual que con la autenticación</w:t>
+      </w:r>
+      <w:r>
+        <w:t xml:space="preserve"> l</w:t>
+      </w:r>
+      <w:r>
+        <w:t xml:space="preserve">os </w:t>
+      </w:r>
+      <w:r>
+        <w:t xml:space="preserve">tienen sus </w:t>
+      </w:r>
+      <w:proofErr w:type="spellStart"/>
+      <w:r>
+        <w:t>actions</w:t>
+      </w:r>
+      <w:proofErr w:type="spellEnd"/>
+      <w:r>
+        <w:t xml:space="preserve">, </w:t>
+      </w:r>
+      <w:proofErr w:type="spellStart"/>
+      <w:r>
+        <w:t>reducer</w:t>
+      </w:r>
+      <w:proofErr w:type="spellEnd"/>
+      <w:r>
+        <w:t xml:space="preserve"> y </w:t>
+      </w:r>
+      <w:proofErr w:type="spellStart"/>
+      <w:r>
+        <w:t>effects</w:t>
+      </w:r>
+      <w:proofErr w:type="spellEnd"/>
+      <w:r>
+        <w:t>.</w:t>
+      </w:r>
+    </w:p>
+    <w:p>
+      <w:pPr>
+        <w:jc w:val="both"/>
+      </w:pPr>
+      <w:proofErr w:type="spellStart"/>
+      <w:r>
+        <w:t>User.actions.ts</w:t>
+      </w:r>
+      <w:proofErr w:type="spellEnd"/>
+      <w:r>
+        <w:t xml:space="preserve">: donde se declaran las acciones a utilizar como, encontrar todos los usuarios, agregar un nuevo usuario, editar, eliminar, </w:t>
+      </w:r>
+      <w:proofErr w:type="spellStart"/>
+      <w:r>
+        <w:t>ect</w:t>
+      </w:r>
+      <w:proofErr w:type="spellEnd"/>
+      <w:r>
+        <w:t>.</w:t>
+      </w:r>
+    </w:p>
+    <w:p>
+      <w:pPr>
+        <w:jc w:val="both"/>
+      </w:pPr>
+      <w:proofErr w:type="spellStart"/>
+      <w:r>
+        <w:t>User.reducer.ts</w:t>
+      </w:r>
+      <w:proofErr w:type="spellEnd"/>
+      <w:r>
+        <w:t>: actualiza el estado de las acciones.</w:t>
+      </w:r>
+    </w:p>
+    <w:p>
+      <w:pPr>
+        <w:jc w:val="both"/>
+      </w:pPr>
+      <w:proofErr w:type="spellStart"/>
+      <w:r>
+        <w:t>User.effects.ts</w:t>
+      </w:r>
+      <w:proofErr w:type="spellEnd"/>
+      <w:r>
+        <w:t xml:space="preserve">: es el encargado de hacer las peticiones al </w:t>
+      </w:r>
+      <w:proofErr w:type="spellStart"/>
+      <w:r>
+        <w:t>backend</w:t>
+      </w:r>
+      <w:proofErr w:type="spellEnd"/>
+      <w:r>
+        <w:t xml:space="preserve"> </w:t>
+      </w:r>
+    </w:p>
+    <w:p>
+      <w:pPr>
+        <w:jc w:val="both"/>
+      </w:pPr>
+    </w:p>
+    <w:p>
+      <w:pPr>
+        <w:jc w:val="center"/>
+      </w:pPr>
+      <w:r>
+        <w:drawing>
+          <wp:inline distT="0" distB="0" distL="0" distR="0" wp14:anchorId="7FAA7E64" wp14:editId="4ABFCB12">
+            <wp:extent cx="2686425" cy="924054"/>
+            <wp:effectExtent l="0" t="0" r="0" b="9525"/>
+            <wp:docPr id="609040920" name="Imagen 1"/>
+            <wp:cNvGraphicFramePr>
+              <a:graphicFrameLocks xmlns:a="http://schemas.openxmlformats.org/drawingml/2006/main" noChangeAspect="1"/>
+            </wp:cNvGraphicFramePr>
+            <a:graphic xmlns:a="http://schemas.openxmlformats.org/drawingml/2006/main">
+              <a:graphicData uri="http://schemas.openxmlformats.org/drawingml/2006/picture">
+                <pic:pic xmlns:pic="http://schemas.openxmlformats.org/drawingml/2006/picture">
+                  <pic:nvPicPr>
+                    <pic:cNvPr id="609040920" name=""/>
+                    <pic:cNvPicPr/>
+                  </pic:nvPicPr>
+                  <pic:blipFill>
+                    <a:blip r:embed="rId12"/>
+                    <a:stretch>
+                      <a:fillRect/>
+                    </a:stretch>
+                  </pic:blipFill>
+                  <pic:spPr>
+                    <a:xfrm>
+                      <a:off x="0" y="0"/>
+                      <a:ext cx="2686425" cy="924054"/>
+                    </a:xfrm>
+                    <a:prstGeom prst="rect">
+                      <a:avLst/>
+                    </a:prstGeom>
+                  </pic:spPr>
+                </pic:pic>
+              </a:graphicData>
+            </a:graphic>
+          </wp:inline>
+        </w:drawing>
+      </w:r>
+      <w:r>
+        <w:drawing>
+          <wp:inline distT="0" distB="0" distL="0" distR="0" wp14:anchorId="09427965" wp14:editId="5637E072">
+            <wp:extent cx="2657846" cy="1171739"/>
+            <wp:effectExtent l="0" t="0" r="0" b="9525"/>
+            <wp:docPr id="520054006" name="Imagen 1"/>
+            <wp:cNvGraphicFramePr>
+              <a:graphicFrameLocks xmlns:a="http://schemas.openxmlformats.org/drawingml/2006/main" noChangeAspect="1"/>
+            </wp:cNvGraphicFramePr>
+            <a:graphic xmlns:a="http://schemas.openxmlformats.org/drawingml/2006/main">
+              <a:graphicData uri="http://schemas.openxmlformats.org/drawingml/2006/picture">
+                <pic:pic xmlns:pic="http://schemas.openxmlformats.org/drawingml/2006/picture">
+                  <pic:nvPicPr>
+                    <pic:cNvPr id="520054006" name=""/>
+                    <pic:cNvPicPr/>
+                  </pic:nvPicPr>
+                  <pic:blipFill>
+                    <a:blip r:embed="rId13"/>
+                    <a:stretch>
+                      <a:fillRect/>
+                    </a:stretch>
+                  </pic:blipFill>
+                  <pic:spPr>
+                    <a:xfrm>
+                      <a:off x="0" y="0"/>
+                      <a:ext cx="2657846" cy="1171739"/>
+                    </a:xfrm>
+                    <a:prstGeom prst="rect">
+                      <a:avLst/>
+                    </a:prstGeom>
+                  </pic:spPr>
+                </pic:pic>
+              </a:graphicData>
+            </a:graphic>
+          </wp:inline>
+        </w:drawing>
+      </w:r>
+    </w:p>
+    <w:p>
+      <w:pPr>
+        <w:jc w:val="both"/>
+      </w:pPr>
+    </w:p>
+    <w:p>
+      <w:pPr>
+        <w:jc w:val="both"/>
+      </w:pPr>
+    </w:p>
+    <w:p>
+      <w:pPr>
+        <w:jc w:val="both"/>
+      </w:pPr>
+    </w:p>
+    <w:p/>
+    <w:p/>
+    <w:p/>
+    <w:p/>
+    <w:p/>
+    <w:p/>
+    <w:p/>
+    <w:p/>
+    <w:p/>
+    <w:p/>
+    <w:p/>
+    <w:p/>
+    <w:p/>
+    <w:p/>
+    <w:p/>
     <w:p>
       <w:r>
         <w:t>Diagrama de la Base de datos</w:t>
@@ -485,7 +1186,6 @@
         </w:tabs>
       </w:pPr>
       <w:r>
-        <w:lastRenderedPageBreak/>
         <w:tab/>
       </w:r>
       <w:r>
@@ -508,7 +1208,7 @@
                     <pic:cNvPicPr/>
                   </pic:nvPicPr>
                   <pic:blipFill>
-                    <a:blip r:embed="rId8"/>
+                    <a:blip r:embed="rId14"/>
                     <a:stretch>
                       <a:fillRect/>
                     </a:stretch>

--- a/Presentacion.docx
+++ b/Presentacion.docx
@@ -2,15 +2,2329 @@
 <file path=word/document.xml><?xml version="1.0" encoding="utf-8"?>
 <w:document xmlns:wpc="http://schemas.microsoft.com/office/word/2010/wordprocessingCanvas" xmlns:cx="http://schemas.microsoft.com/office/drawing/2014/chartex" xmlns:cx1="http://schemas.microsoft.com/office/drawing/2015/9/8/chartex" xmlns:cx2="http://schemas.microsoft.com/office/drawing/2015/10/21/chartex" xmlns:cx3="http://schemas.microsoft.com/office/drawing/2016/5/9/chartex" xmlns:cx4="http://schemas.microsoft.com/office/drawing/2016/5/10/chartex" xmlns:cx5="http://schemas.microsoft.com/office/drawing/2016/5/11/chartex" xmlns:cx6="http://schemas.microsoft.com/office/drawing/2016/5/12/chartex" xmlns:cx7="http://schemas.microsoft.com/office/drawing/2016/5/13/chartex" xmlns:cx8="http://schemas.microsoft.com/office/drawing/2016/5/14/chartex" xmlns:mc="http://schemas.openxmlformats.org/markup-compatibility/2006" xmlns:aink="http://schemas.microsoft.com/office/drawing/2016/ink" xmlns:am3d="http://schemas.microsoft.com/office/drawing/2017/model3d" xmlns:o="urn:schemas-microsoft-com:office:office" xmlns:oel="http://schemas.microsoft.com/office/2019/extlst" xmlns:r="http://schemas.openxmlformats.org/officeDocument/2006/relationships" xmlns:m="http://schemas.openxmlformats.org/officeDocument/2006/math" xmlns:v="urn:schemas-microsoft-com:vml" xmlns:wp14="http://schemas.microsoft.com/office/word/2010/wordprocessingDrawing" xmlns:wp="http://schemas.openxmlformats.org/drawingml/2006/wordprocessingDrawing" xmlns:w10="urn:schemas-microsoft-com:office:word" xmlns:w="http://schemas.openxmlformats.org/wordprocessingml/2006/main" xmlns:w14="http://schemas.microsoft.com/office/word/2010/wordml" xmlns:w15="http://schemas.microsoft.com/office/word/2012/wordml" xmlns:w16cex="http://schemas.microsoft.com/office/word/2018/wordml/cex" xmlns:w16cid="http://schemas.microsoft.com/office/word/2016/wordml/cid" xmlns:w16="http://schemas.microsoft.com/office/word/2018/wordml" xmlns:w16du="http://schemas.microsoft.com/office/word/2023/wordml/word16du" xmlns:w16sdtdh="http://schemas.microsoft.com/office/word/2020/wordml/sdtdatahash" xmlns:w16sdtfl="http://schemas.microsoft.com/office/word/2024/wordml/sdtformatlock" xmlns:w16se="http://schemas.microsoft.com/office/word/2015/wordml/symex" xmlns:wpg="http://schemas.microsoft.com/office/word/2010/wordprocessingGroup" xmlns:wpi="http://schemas.microsoft.com/office/word/2010/wordprocessingInk" xmlns:wne="http://schemas.microsoft.com/office/word/2006/wordml" xmlns:wps="http://schemas.microsoft.com/office/word/2010/wordprocessingShape" mc:Ignorable="w14 w15 w16se w16cid w16 w16cex w16sdtdh w16sdtfl w16du wp14">
   <w:body>
-    <w:p>
+    <w:sdt>
+      <w:sdtPr>
+        <w:rPr>
+          <w:lang w:val="es-ES"/>
+        </w:rPr>
+        <w:id w:val="-1277566592"/>
+        <w:docPartObj>
+          <w:docPartGallery w:val="Table of Contents"/>
+          <w:docPartUnique/>
+        </w:docPartObj>
+      </w:sdtPr>
+      <w:sdtEndPr>
+        <w:rPr>
+          <w:rFonts w:asciiTheme="minorHAnsi" w:eastAsiaTheme="minorHAnsi" w:hAnsiTheme="minorHAnsi" w:cstheme="minorBidi"/>
+          <w:b/>
+          <w:bCs/>
+          <w:color w:val="auto"/>
+          <w:kern w:val="2"/>
+          <w:sz w:val="22"/>
+          <w:szCs w:val="22"/>
+          <w:lang w:eastAsia="en-US"/>
+          <w14:ligatures w14:val="standardContextual"/>
+        </w:rPr>
+      </w:sdtEndPr>
+      <w:sdtContent>
+        <w:p>
+          <w:pPr>
+            <w:pStyle w:val="TtuloTDC"/>
+          </w:pPr>
+          <w:r>
+            <w:rPr>
+              <w:lang w:val="es-ES"/>
+            </w:rPr>
+            <w:t>Indice</w:t>
+          </w:r>
+        </w:p>
+        <w:p>
+          <w:pPr>
+            <w:pStyle w:val="TDC1"/>
+            <w:tabs>
+              <w:tab w:val="right" w:leader="dot" w:pos="8828"/>
+            </w:tabs>
+            <w:rPr>
+              <w:rFonts w:eastAsiaTheme="minorEastAsia"/>
+              <w:noProof/>
+              <w:sz w:val="24"/>
+              <w:szCs w:val="24"/>
+              <w:lang w:eastAsia="es-MX"/>
+            </w:rPr>
+          </w:pPr>
+          <w:r>
+            <w:fldChar w:fldCharType="begin"/>
+          </w:r>
+          <w:r>
+            <w:instrText xml:space="preserve"> TOC \o "1-3" \h \z \u </w:instrText>
+          </w:r>
+          <w:r>
+            <w:fldChar w:fldCharType="separate"/>
+          </w:r>
+          <w:hyperlink w:anchor="_Toc201932681" w:history="1">
+            <w:r>
+              <w:rPr>
+                <w:rStyle w:val="Hipervnculo"/>
+                <w:noProof/>
+              </w:rPr>
+              <w:t>Documentación</w:t>
+            </w:r>
+            <w:r>
+              <w:rPr>
+                <w:noProof/>
+                <w:webHidden/>
+              </w:rPr>
+              <w:tab/>
+            </w:r>
+            <w:r>
+              <w:rPr>
+                <w:noProof/>
+                <w:webHidden/>
+              </w:rPr>
+              <w:fldChar w:fldCharType="begin"/>
+            </w:r>
+            <w:r>
+              <w:rPr>
+                <w:noProof/>
+                <w:webHidden/>
+              </w:rPr>
+              <w:instrText xml:space="preserve"> PAGEREF _Toc201932681 \h </w:instrText>
+            </w:r>
+            <w:r>
+              <w:rPr>
+                <w:noProof/>
+                <w:webHidden/>
+              </w:rPr>
+            </w:r>
+            <w:r>
+              <w:rPr>
+                <w:noProof/>
+                <w:webHidden/>
+              </w:rPr>
+              <w:fldChar w:fldCharType="separate"/>
+            </w:r>
+            <w:r>
+              <w:rPr>
+                <w:noProof/>
+                <w:webHidden/>
+              </w:rPr>
+              <w:t>2</w:t>
+            </w:r>
+            <w:r>
+              <w:rPr>
+                <w:noProof/>
+                <w:webHidden/>
+              </w:rPr>
+              <w:fldChar w:fldCharType="end"/>
+            </w:r>
+          </w:hyperlink>
+        </w:p>
+        <w:p>
+          <w:pPr>
+            <w:pStyle w:val="TDC2"/>
+            <w:tabs>
+              <w:tab w:val="right" w:leader="dot" w:pos="8828"/>
+            </w:tabs>
+            <w:rPr>
+              <w:rFonts w:eastAsiaTheme="minorEastAsia"/>
+              <w:noProof/>
+              <w:sz w:val="24"/>
+              <w:szCs w:val="24"/>
+              <w:lang w:eastAsia="es-MX"/>
+            </w:rPr>
+          </w:pPr>
+          <w:hyperlink w:anchor="_Toc201932682" w:history="1">
+            <w:r>
+              <w:rPr>
+                <w:rStyle w:val="Hipervnculo"/>
+                <w:noProof/>
+              </w:rPr>
+              <w:t>Página de inicio de sesión</w:t>
+            </w:r>
+            <w:r>
+              <w:rPr>
+                <w:noProof/>
+                <w:webHidden/>
+              </w:rPr>
+              <w:tab/>
+            </w:r>
+            <w:r>
+              <w:rPr>
+                <w:noProof/>
+                <w:webHidden/>
+              </w:rPr>
+              <w:fldChar w:fldCharType="begin"/>
+            </w:r>
+            <w:r>
+              <w:rPr>
+                <w:noProof/>
+                <w:webHidden/>
+              </w:rPr>
+              <w:instrText xml:space="preserve"> PAGEREF _Toc201932682 \h </w:instrText>
+            </w:r>
+            <w:r>
+              <w:rPr>
+                <w:noProof/>
+                <w:webHidden/>
+              </w:rPr>
+            </w:r>
+            <w:r>
+              <w:rPr>
+                <w:noProof/>
+                <w:webHidden/>
+              </w:rPr>
+              <w:fldChar w:fldCharType="separate"/>
+            </w:r>
+            <w:r>
+              <w:rPr>
+                <w:noProof/>
+                <w:webHidden/>
+              </w:rPr>
+              <w:t>2</w:t>
+            </w:r>
+            <w:r>
+              <w:rPr>
+                <w:noProof/>
+                <w:webHidden/>
+              </w:rPr>
+              <w:fldChar w:fldCharType="end"/>
+            </w:r>
+          </w:hyperlink>
+        </w:p>
+        <w:p>
+          <w:pPr>
+            <w:pStyle w:val="TDC3"/>
+            <w:tabs>
+              <w:tab w:val="right" w:leader="dot" w:pos="8828"/>
+            </w:tabs>
+            <w:rPr>
+              <w:rFonts w:eastAsiaTheme="minorEastAsia"/>
+              <w:noProof/>
+              <w:sz w:val="24"/>
+              <w:szCs w:val="24"/>
+              <w:lang w:eastAsia="es-MX"/>
+            </w:rPr>
+          </w:pPr>
+          <w:hyperlink w:anchor="_Toc201932683" w:history="1">
+            <w:r>
+              <w:rPr>
+                <w:rStyle w:val="Hipervnculo"/>
+                <w:noProof/>
+              </w:rPr>
+              <w:t>Auth.component.html</w:t>
+            </w:r>
+            <w:r>
+              <w:rPr>
+                <w:noProof/>
+                <w:webHidden/>
+              </w:rPr>
+              <w:tab/>
+            </w:r>
+            <w:r>
+              <w:rPr>
+                <w:noProof/>
+                <w:webHidden/>
+              </w:rPr>
+              <w:fldChar w:fldCharType="begin"/>
+            </w:r>
+            <w:r>
+              <w:rPr>
+                <w:noProof/>
+                <w:webHidden/>
+              </w:rPr>
+              <w:instrText xml:space="preserve"> PAGEREF _Toc201932683 \h </w:instrText>
+            </w:r>
+            <w:r>
+              <w:rPr>
+                <w:noProof/>
+                <w:webHidden/>
+              </w:rPr>
+            </w:r>
+            <w:r>
+              <w:rPr>
+                <w:noProof/>
+                <w:webHidden/>
+              </w:rPr>
+              <w:fldChar w:fldCharType="separate"/>
+            </w:r>
+            <w:r>
+              <w:rPr>
+                <w:noProof/>
+                <w:webHidden/>
+              </w:rPr>
+              <w:t>3</w:t>
+            </w:r>
+            <w:r>
+              <w:rPr>
+                <w:noProof/>
+                <w:webHidden/>
+              </w:rPr>
+              <w:fldChar w:fldCharType="end"/>
+            </w:r>
+          </w:hyperlink>
+        </w:p>
+        <w:p>
+          <w:pPr>
+            <w:pStyle w:val="TDC3"/>
+            <w:tabs>
+              <w:tab w:val="right" w:leader="dot" w:pos="8828"/>
+            </w:tabs>
+            <w:rPr>
+              <w:rFonts w:eastAsiaTheme="minorEastAsia"/>
+              <w:noProof/>
+              <w:sz w:val="24"/>
+              <w:szCs w:val="24"/>
+              <w:lang w:eastAsia="es-MX"/>
+            </w:rPr>
+          </w:pPr>
+          <w:hyperlink w:anchor="_Toc201932684" w:history="1">
+            <w:r>
+              <w:rPr>
+                <w:rStyle w:val="Hipervnculo"/>
+                <w:noProof/>
+              </w:rPr>
+              <w:t>Auth.component.ts</w:t>
+            </w:r>
+            <w:r>
+              <w:rPr>
+                <w:noProof/>
+                <w:webHidden/>
+              </w:rPr>
+              <w:tab/>
+            </w:r>
+            <w:r>
+              <w:rPr>
+                <w:noProof/>
+                <w:webHidden/>
+              </w:rPr>
+              <w:fldChar w:fldCharType="begin"/>
+            </w:r>
+            <w:r>
+              <w:rPr>
+                <w:noProof/>
+                <w:webHidden/>
+              </w:rPr>
+              <w:instrText xml:space="preserve"> PAGEREF _Toc201932684 \h </w:instrText>
+            </w:r>
+            <w:r>
+              <w:rPr>
+                <w:noProof/>
+                <w:webHidden/>
+              </w:rPr>
+            </w:r>
+            <w:r>
+              <w:rPr>
+                <w:noProof/>
+                <w:webHidden/>
+              </w:rPr>
+              <w:fldChar w:fldCharType="separate"/>
+            </w:r>
+            <w:r>
+              <w:rPr>
+                <w:noProof/>
+                <w:webHidden/>
+              </w:rPr>
+              <w:t>3</w:t>
+            </w:r>
+            <w:r>
+              <w:rPr>
+                <w:noProof/>
+                <w:webHidden/>
+              </w:rPr>
+              <w:fldChar w:fldCharType="end"/>
+            </w:r>
+          </w:hyperlink>
+        </w:p>
+        <w:p>
+          <w:pPr>
+            <w:pStyle w:val="TDC3"/>
+            <w:tabs>
+              <w:tab w:val="right" w:leader="dot" w:pos="8828"/>
+            </w:tabs>
+            <w:rPr>
+              <w:rFonts w:eastAsiaTheme="minorEastAsia"/>
+              <w:noProof/>
+              <w:sz w:val="24"/>
+              <w:szCs w:val="24"/>
+              <w:lang w:eastAsia="es-MX"/>
+            </w:rPr>
+          </w:pPr>
+          <w:hyperlink w:anchor="_Toc201932685" w:history="1">
+            <w:r>
+              <w:rPr>
+                <w:rStyle w:val="Hipervnculo"/>
+                <w:noProof/>
+              </w:rPr>
+              <w:t>Auth.actions.ts</w:t>
+            </w:r>
+            <w:r>
+              <w:rPr>
+                <w:noProof/>
+                <w:webHidden/>
+              </w:rPr>
+              <w:tab/>
+            </w:r>
+            <w:r>
+              <w:rPr>
+                <w:noProof/>
+                <w:webHidden/>
+              </w:rPr>
+              <w:fldChar w:fldCharType="begin"/>
+            </w:r>
+            <w:r>
+              <w:rPr>
+                <w:noProof/>
+                <w:webHidden/>
+              </w:rPr>
+              <w:instrText xml:space="preserve"> PAGEREF _Toc201932685 \h </w:instrText>
+            </w:r>
+            <w:r>
+              <w:rPr>
+                <w:noProof/>
+                <w:webHidden/>
+              </w:rPr>
+            </w:r>
+            <w:r>
+              <w:rPr>
+                <w:noProof/>
+                <w:webHidden/>
+              </w:rPr>
+              <w:fldChar w:fldCharType="separate"/>
+            </w:r>
+            <w:r>
+              <w:rPr>
+                <w:noProof/>
+                <w:webHidden/>
+              </w:rPr>
+              <w:t>3</w:t>
+            </w:r>
+            <w:r>
+              <w:rPr>
+                <w:noProof/>
+                <w:webHidden/>
+              </w:rPr>
+              <w:fldChar w:fldCharType="end"/>
+            </w:r>
+          </w:hyperlink>
+        </w:p>
+        <w:p>
+          <w:pPr>
+            <w:pStyle w:val="TDC3"/>
+            <w:tabs>
+              <w:tab w:val="right" w:leader="dot" w:pos="8828"/>
+            </w:tabs>
+            <w:rPr>
+              <w:rFonts w:eastAsiaTheme="minorEastAsia"/>
+              <w:noProof/>
+              <w:sz w:val="24"/>
+              <w:szCs w:val="24"/>
+              <w:lang w:eastAsia="es-MX"/>
+            </w:rPr>
+          </w:pPr>
+          <w:hyperlink w:anchor="_Toc201932686" w:history="1">
+            <w:r>
+              <w:rPr>
+                <w:rStyle w:val="Hipervnculo"/>
+                <w:noProof/>
+              </w:rPr>
+              <w:t>Auth.reducer.ts</w:t>
+            </w:r>
+            <w:r>
+              <w:rPr>
+                <w:noProof/>
+                <w:webHidden/>
+              </w:rPr>
+              <w:tab/>
+            </w:r>
+            <w:r>
+              <w:rPr>
+                <w:noProof/>
+                <w:webHidden/>
+              </w:rPr>
+              <w:fldChar w:fldCharType="begin"/>
+            </w:r>
+            <w:r>
+              <w:rPr>
+                <w:noProof/>
+                <w:webHidden/>
+              </w:rPr>
+              <w:instrText xml:space="preserve"> PAGEREF _Toc201932686 \h </w:instrText>
+            </w:r>
+            <w:r>
+              <w:rPr>
+                <w:noProof/>
+                <w:webHidden/>
+              </w:rPr>
+            </w:r>
+            <w:r>
+              <w:rPr>
+                <w:noProof/>
+                <w:webHidden/>
+              </w:rPr>
+              <w:fldChar w:fldCharType="separate"/>
+            </w:r>
+            <w:r>
+              <w:rPr>
+                <w:noProof/>
+                <w:webHidden/>
+              </w:rPr>
+              <w:t>3</w:t>
+            </w:r>
+            <w:r>
+              <w:rPr>
+                <w:noProof/>
+                <w:webHidden/>
+              </w:rPr>
+              <w:fldChar w:fldCharType="end"/>
+            </w:r>
+          </w:hyperlink>
+        </w:p>
+        <w:p>
+          <w:pPr>
+            <w:pStyle w:val="TDC3"/>
+            <w:tabs>
+              <w:tab w:val="right" w:leader="dot" w:pos="8828"/>
+            </w:tabs>
+            <w:rPr>
+              <w:rFonts w:eastAsiaTheme="minorEastAsia"/>
+              <w:noProof/>
+              <w:sz w:val="24"/>
+              <w:szCs w:val="24"/>
+              <w:lang w:eastAsia="es-MX"/>
+            </w:rPr>
+          </w:pPr>
+          <w:hyperlink w:anchor="_Toc201932687" w:history="1">
+            <w:r>
+              <w:rPr>
+                <w:rStyle w:val="Hipervnculo"/>
+                <w:noProof/>
+              </w:rPr>
+              <w:t>JwtAuthenticationFilter.java</w:t>
+            </w:r>
+            <w:r>
+              <w:rPr>
+                <w:noProof/>
+                <w:webHidden/>
+              </w:rPr>
+              <w:tab/>
+            </w:r>
+            <w:r>
+              <w:rPr>
+                <w:noProof/>
+                <w:webHidden/>
+              </w:rPr>
+              <w:fldChar w:fldCharType="begin"/>
+            </w:r>
+            <w:r>
+              <w:rPr>
+                <w:noProof/>
+                <w:webHidden/>
+              </w:rPr>
+              <w:instrText xml:space="preserve"> PAGEREF _Toc201932687 \h </w:instrText>
+            </w:r>
+            <w:r>
+              <w:rPr>
+                <w:noProof/>
+                <w:webHidden/>
+              </w:rPr>
+            </w:r>
+            <w:r>
+              <w:rPr>
+                <w:noProof/>
+                <w:webHidden/>
+              </w:rPr>
+              <w:fldChar w:fldCharType="separate"/>
+            </w:r>
+            <w:r>
+              <w:rPr>
+                <w:noProof/>
+                <w:webHidden/>
+              </w:rPr>
+              <w:t>4</w:t>
+            </w:r>
+            <w:r>
+              <w:rPr>
+                <w:noProof/>
+                <w:webHidden/>
+              </w:rPr>
+              <w:fldChar w:fldCharType="end"/>
+            </w:r>
+          </w:hyperlink>
+        </w:p>
+        <w:p>
+          <w:pPr>
+            <w:pStyle w:val="TDC3"/>
+            <w:tabs>
+              <w:tab w:val="right" w:leader="dot" w:pos="8828"/>
+            </w:tabs>
+            <w:rPr>
+              <w:rFonts w:eastAsiaTheme="minorEastAsia"/>
+              <w:noProof/>
+              <w:sz w:val="24"/>
+              <w:szCs w:val="24"/>
+              <w:lang w:eastAsia="es-MX"/>
+            </w:rPr>
+          </w:pPr>
+          <w:hyperlink w:anchor="_Toc201932688" w:history="1">
+            <w:r>
+              <w:rPr>
+                <w:rStyle w:val="Hipervnculo"/>
+                <w:noProof/>
+              </w:rPr>
+              <w:t>JwtValidationFilter.java</w:t>
+            </w:r>
+            <w:r>
+              <w:rPr>
+                <w:noProof/>
+                <w:webHidden/>
+              </w:rPr>
+              <w:tab/>
+            </w:r>
+            <w:r>
+              <w:rPr>
+                <w:noProof/>
+                <w:webHidden/>
+              </w:rPr>
+              <w:fldChar w:fldCharType="begin"/>
+            </w:r>
+            <w:r>
+              <w:rPr>
+                <w:noProof/>
+                <w:webHidden/>
+              </w:rPr>
+              <w:instrText xml:space="preserve"> PAGEREF _Toc201932688 \h </w:instrText>
+            </w:r>
+            <w:r>
+              <w:rPr>
+                <w:noProof/>
+                <w:webHidden/>
+              </w:rPr>
+            </w:r>
+            <w:r>
+              <w:rPr>
+                <w:noProof/>
+                <w:webHidden/>
+              </w:rPr>
+              <w:fldChar w:fldCharType="separate"/>
+            </w:r>
+            <w:r>
+              <w:rPr>
+                <w:noProof/>
+                <w:webHidden/>
+              </w:rPr>
+              <w:t>4</w:t>
+            </w:r>
+            <w:r>
+              <w:rPr>
+                <w:noProof/>
+                <w:webHidden/>
+              </w:rPr>
+              <w:fldChar w:fldCharType="end"/>
+            </w:r>
+          </w:hyperlink>
+        </w:p>
+        <w:p>
+          <w:pPr>
+            <w:pStyle w:val="TDC3"/>
+            <w:tabs>
+              <w:tab w:val="right" w:leader="dot" w:pos="8828"/>
+            </w:tabs>
+            <w:rPr>
+              <w:rFonts w:eastAsiaTheme="minorEastAsia"/>
+              <w:noProof/>
+              <w:sz w:val="24"/>
+              <w:szCs w:val="24"/>
+              <w:lang w:eastAsia="es-MX"/>
+            </w:rPr>
+          </w:pPr>
+          <w:hyperlink w:anchor="_Toc201932689" w:history="1">
+            <w:r>
+              <w:rPr>
+                <w:rStyle w:val="Hipervnculo"/>
+                <w:noProof/>
+              </w:rPr>
+              <w:t>TokenJwtConfig.java</w:t>
+            </w:r>
+            <w:r>
+              <w:rPr>
+                <w:noProof/>
+                <w:webHidden/>
+              </w:rPr>
+              <w:tab/>
+            </w:r>
+            <w:r>
+              <w:rPr>
+                <w:noProof/>
+                <w:webHidden/>
+              </w:rPr>
+              <w:fldChar w:fldCharType="begin"/>
+            </w:r>
+            <w:r>
+              <w:rPr>
+                <w:noProof/>
+                <w:webHidden/>
+              </w:rPr>
+              <w:instrText xml:space="preserve"> PAGEREF _Toc201932689 \h </w:instrText>
+            </w:r>
+            <w:r>
+              <w:rPr>
+                <w:noProof/>
+                <w:webHidden/>
+              </w:rPr>
+            </w:r>
+            <w:r>
+              <w:rPr>
+                <w:noProof/>
+                <w:webHidden/>
+              </w:rPr>
+              <w:fldChar w:fldCharType="separate"/>
+            </w:r>
+            <w:r>
+              <w:rPr>
+                <w:noProof/>
+                <w:webHidden/>
+              </w:rPr>
+              <w:t>4</w:t>
+            </w:r>
+            <w:r>
+              <w:rPr>
+                <w:noProof/>
+                <w:webHidden/>
+              </w:rPr>
+              <w:fldChar w:fldCharType="end"/>
+            </w:r>
+          </w:hyperlink>
+        </w:p>
+        <w:p>
+          <w:pPr>
+            <w:pStyle w:val="TDC2"/>
+            <w:tabs>
+              <w:tab w:val="right" w:leader="dot" w:pos="8828"/>
+            </w:tabs>
+            <w:rPr>
+              <w:rFonts w:eastAsiaTheme="minorEastAsia"/>
+              <w:noProof/>
+              <w:sz w:val="24"/>
+              <w:szCs w:val="24"/>
+              <w:lang w:eastAsia="es-MX"/>
+            </w:rPr>
+          </w:pPr>
+          <w:hyperlink w:anchor="_Toc201932690" w:history="1">
+            <w:r>
+              <w:rPr>
+                <w:rStyle w:val="Hipervnculo"/>
+                <w:noProof/>
+              </w:rPr>
+              <w:t>Pagina principal</w:t>
+            </w:r>
+            <w:r>
+              <w:rPr>
+                <w:noProof/>
+                <w:webHidden/>
+              </w:rPr>
+              <w:tab/>
+            </w:r>
+            <w:r>
+              <w:rPr>
+                <w:noProof/>
+                <w:webHidden/>
+              </w:rPr>
+              <w:fldChar w:fldCharType="begin"/>
+            </w:r>
+            <w:r>
+              <w:rPr>
+                <w:noProof/>
+                <w:webHidden/>
+              </w:rPr>
+              <w:instrText xml:space="preserve"> PAGEREF _Toc201932690 \h </w:instrText>
+            </w:r>
+            <w:r>
+              <w:rPr>
+                <w:noProof/>
+                <w:webHidden/>
+              </w:rPr>
+            </w:r>
+            <w:r>
+              <w:rPr>
+                <w:noProof/>
+                <w:webHidden/>
+              </w:rPr>
+              <w:fldChar w:fldCharType="separate"/>
+            </w:r>
+            <w:r>
+              <w:rPr>
+                <w:noProof/>
+                <w:webHidden/>
+              </w:rPr>
+              <w:t>5</w:t>
+            </w:r>
+            <w:r>
+              <w:rPr>
+                <w:noProof/>
+                <w:webHidden/>
+              </w:rPr>
+              <w:fldChar w:fldCharType="end"/>
+            </w:r>
+          </w:hyperlink>
+        </w:p>
+        <w:p>
+          <w:pPr>
+            <w:pStyle w:val="TDC3"/>
+            <w:tabs>
+              <w:tab w:val="right" w:leader="dot" w:pos="8828"/>
+            </w:tabs>
+            <w:rPr>
+              <w:rFonts w:eastAsiaTheme="minorEastAsia"/>
+              <w:noProof/>
+              <w:sz w:val="24"/>
+              <w:szCs w:val="24"/>
+              <w:lang w:eastAsia="es-MX"/>
+            </w:rPr>
+          </w:pPr>
+          <w:hyperlink w:anchor="_Toc201932691" w:history="1">
+            <w:r>
+              <w:rPr>
+                <w:rStyle w:val="Hipervnculo"/>
+                <w:noProof/>
+              </w:rPr>
+              <w:t>navbar.component.html</w:t>
+            </w:r>
+            <w:r>
+              <w:rPr>
+                <w:noProof/>
+                <w:webHidden/>
+              </w:rPr>
+              <w:tab/>
+            </w:r>
+            <w:r>
+              <w:rPr>
+                <w:noProof/>
+                <w:webHidden/>
+              </w:rPr>
+              <w:fldChar w:fldCharType="begin"/>
+            </w:r>
+            <w:r>
+              <w:rPr>
+                <w:noProof/>
+                <w:webHidden/>
+              </w:rPr>
+              <w:instrText xml:space="preserve"> PAGEREF _Toc201932691 \h </w:instrText>
+            </w:r>
+            <w:r>
+              <w:rPr>
+                <w:noProof/>
+                <w:webHidden/>
+              </w:rPr>
+            </w:r>
+            <w:r>
+              <w:rPr>
+                <w:noProof/>
+                <w:webHidden/>
+              </w:rPr>
+              <w:fldChar w:fldCharType="separate"/>
+            </w:r>
+            <w:r>
+              <w:rPr>
+                <w:noProof/>
+                <w:webHidden/>
+              </w:rPr>
+              <w:t>5</w:t>
+            </w:r>
+            <w:r>
+              <w:rPr>
+                <w:noProof/>
+                <w:webHidden/>
+              </w:rPr>
+              <w:fldChar w:fldCharType="end"/>
+            </w:r>
+          </w:hyperlink>
+        </w:p>
+        <w:p>
+          <w:pPr>
+            <w:pStyle w:val="TDC3"/>
+            <w:tabs>
+              <w:tab w:val="right" w:leader="dot" w:pos="8828"/>
+            </w:tabs>
+            <w:rPr>
+              <w:rFonts w:eastAsiaTheme="minorEastAsia"/>
+              <w:noProof/>
+              <w:sz w:val="24"/>
+              <w:szCs w:val="24"/>
+              <w:lang w:eastAsia="es-MX"/>
+            </w:rPr>
+          </w:pPr>
+          <w:hyperlink w:anchor="_Toc201932692" w:history="1">
+            <w:r>
+              <w:rPr>
+                <w:rStyle w:val="Hipervnculo"/>
+                <w:noProof/>
+              </w:rPr>
+              <w:t>navbar.component.ts</w:t>
+            </w:r>
+            <w:r>
+              <w:rPr>
+                <w:noProof/>
+                <w:webHidden/>
+              </w:rPr>
+              <w:tab/>
+            </w:r>
+            <w:r>
+              <w:rPr>
+                <w:noProof/>
+                <w:webHidden/>
+              </w:rPr>
+              <w:fldChar w:fldCharType="begin"/>
+            </w:r>
+            <w:r>
+              <w:rPr>
+                <w:noProof/>
+                <w:webHidden/>
+              </w:rPr>
+              <w:instrText xml:space="preserve"> PAGEREF _Toc201932692 \h </w:instrText>
+            </w:r>
+            <w:r>
+              <w:rPr>
+                <w:noProof/>
+                <w:webHidden/>
+              </w:rPr>
+            </w:r>
+            <w:r>
+              <w:rPr>
+                <w:noProof/>
+                <w:webHidden/>
+              </w:rPr>
+              <w:fldChar w:fldCharType="separate"/>
+            </w:r>
+            <w:r>
+              <w:rPr>
+                <w:noProof/>
+                <w:webHidden/>
+              </w:rPr>
+              <w:t>5</w:t>
+            </w:r>
+            <w:r>
+              <w:rPr>
+                <w:noProof/>
+                <w:webHidden/>
+              </w:rPr>
+              <w:fldChar w:fldCharType="end"/>
+            </w:r>
+          </w:hyperlink>
+        </w:p>
+        <w:p>
+          <w:pPr>
+            <w:pStyle w:val="TDC3"/>
+            <w:tabs>
+              <w:tab w:val="right" w:leader="dot" w:pos="8828"/>
+            </w:tabs>
+            <w:rPr>
+              <w:rFonts w:eastAsiaTheme="minorEastAsia"/>
+              <w:noProof/>
+              <w:sz w:val="24"/>
+              <w:szCs w:val="24"/>
+              <w:lang w:eastAsia="es-MX"/>
+            </w:rPr>
+          </w:pPr>
+          <w:hyperlink w:anchor="_Toc201932693" w:history="1">
+            <w:r>
+              <w:rPr>
+                <w:rStyle w:val="Hipervnculo"/>
+                <w:noProof/>
+              </w:rPr>
+              <w:t>Auth.service.ts</w:t>
+            </w:r>
+            <w:r>
+              <w:rPr>
+                <w:noProof/>
+                <w:webHidden/>
+              </w:rPr>
+              <w:tab/>
+            </w:r>
+            <w:r>
+              <w:rPr>
+                <w:noProof/>
+                <w:webHidden/>
+              </w:rPr>
+              <w:fldChar w:fldCharType="begin"/>
+            </w:r>
+            <w:r>
+              <w:rPr>
+                <w:noProof/>
+                <w:webHidden/>
+              </w:rPr>
+              <w:instrText xml:space="preserve"> PAGEREF _Toc201932693 \h </w:instrText>
+            </w:r>
+            <w:r>
+              <w:rPr>
+                <w:noProof/>
+                <w:webHidden/>
+              </w:rPr>
+            </w:r>
+            <w:r>
+              <w:rPr>
+                <w:noProof/>
+                <w:webHidden/>
+              </w:rPr>
+              <w:fldChar w:fldCharType="separate"/>
+            </w:r>
+            <w:r>
+              <w:rPr>
+                <w:noProof/>
+                <w:webHidden/>
+              </w:rPr>
+              <w:t>6</w:t>
+            </w:r>
+            <w:r>
+              <w:rPr>
+                <w:noProof/>
+                <w:webHidden/>
+              </w:rPr>
+              <w:fldChar w:fldCharType="end"/>
+            </w:r>
+          </w:hyperlink>
+        </w:p>
+        <w:p>
+          <w:pPr>
+            <w:pStyle w:val="TDC3"/>
+            <w:tabs>
+              <w:tab w:val="right" w:leader="dot" w:pos="8828"/>
+            </w:tabs>
+            <w:rPr>
+              <w:rFonts w:eastAsiaTheme="minorEastAsia"/>
+              <w:noProof/>
+              <w:sz w:val="24"/>
+              <w:szCs w:val="24"/>
+              <w:lang w:eastAsia="es-MX"/>
+            </w:rPr>
+          </w:pPr>
+          <w:hyperlink w:anchor="_Toc201932694" w:history="1">
+            <w:r>
+              <w:rPr>
+                <w:rStyle w:val="Hipervnculo"/>
+                <w:noProof/>
+              </w:rPr>
+              <w:t>User.component.html</w:t>
+            </w:r>
+            <w:r>
+              <w:rPr>
+                <w:noProof/>
+                <w:webHidden/>
+              </w:rPr>
+              <w:tab/>
+            </w:r>
+            <w:r>
+              <w:rPr>
+                <w:noProof/>
+                <w:webHidden/>
+              </w:rPr>
+              <w:fldChar w:fldCharType="begin"/>
+            </w:r>
+            <w:r>
+              <w:rPr>
+                <w:noProof/>
+                <w:webHidden/>
+              </w:rPr>
+              <w:instrText xml:space="preserve"> PAGEREF _Toc201932694 \h </w:instrText>
+            </w:r>
+            <w:r>
+              <w:rPr>
+                <w:noProof/>
+                <w:webHidden/>
+              </w:rPr>
+            </w:r>
+            <w:r>
+              <w:rPr>
+                <w:noProof/>
+                <w:webHidden/>
+              </w:rPr>
+              <w:fldChar w:fldCharType="separate"/>
+            </w:r>
+            <w:r>
+              <w:rPr>
+                <w:noProof/>
+                <w:webHidden/>
+              </w:rPr>
+              <w:t>6</w:t>
+            </w:r>
+            <w:r>
+              <w:rPr>
+                <w:noProof/>
+                <w:webHidden/>
+              </w:rPr>
+              <w:fldChar w:fldCharType="end"/>
+            </w:r>
+          </w:hyperlink>
+        </w:p>
+        <w:p>
+          <w:pPr>
+            <w:pStyle w:val="TDC3"/>
+            <w:tabs>
+              <w:tab w:val="right" w:leader="dot" w:pos="8828"/>
+            </w:tabs>
+            <w:rPr>
+              <w:rFonts w:eastAsiaTheme="minorEastAsia"/>
+              <w:noProof/>
+              <w:sz w:val="24"/>
+              <w:szCs w:val="24"/>
+              <w:lang w:eastAsia="es-MX"/>
+            </w:rPr>
+          </w:pPr>
+          <w:hyperlink w:anchor="_Toc201932695" w:history="1">
+            <w:r>
+              <w:rPr>
+                <w:rStyle w:val="Hipervnculo"/>
+                <w:noProof/>
+              </w:rPr>
+              <w:t>User.component.ts</w:t>
+            </w:r>
+            <w:r>
+              <w:rPr>
+                <w:noProof/>
+                <w:webHidden/>
+              </w:rPr>
+              <w:tab/>
+            </w:r>
+            <w:r>
+              <w:rPr>
+                <w:noProof/>
+                <w:webHidden/>
+              </w:rPr>
+              <w:fldChar w:fldCharType="begin"/>
+            </w:r>
+            <w:r>
+              <w:rPr>
+                <w:noProof/>
+                <w:webHidden/>
+              </w:rPr>
+              <w:instrText xml:space="preserve"> PAGEREF _Toc201932695 \h </w:instrText>
+            </w:r>
+            <w:r>
+              <w:rPr>
+                <w:noProof/>
+                <w:webHidden/>
+              </w:rPr>
+            </w:r>
+            <w:r>
+              <w:rPr>
+                <w:noProof/>
+                <w:webHidden/>
+              </w:rPr>
+              <w:fldChar w:fldCharType="separate"/>
+            </w:r>
+            <w:r>
+              <w:rPr>
+                <w:noProof/>
+                <w:webHidden/>
+              </w:rPr>
+              <w:t>6</w:t>
+            </w:r>
+            <w:r>
+              <w:rPr>
+                <w:noProof/>
+                <w:webHidden/>
+              </w:rPr>
+              <w:fldChar w:fldCharType="end"/>
+            </w:r>
+          </w:hyperlink>
+        </w:p>
+        <w:p>
+          <w:pPr>
+            <w:pStyle w:val="TDC3"/>
+            <w:tabs>
+              <w:tab w:val="right" w:leader="dot" w:pos="8828"/>
+            </w:tabs>
+            <w:rPr>
+              <w:rFonts w:eastAsiaTheme="minorEastAsia"/>
+              <w:noProof/>
+              <w:sz w:val="24"/>
+              <w:szCs w:val="24"/>
+              <w:lang w:eastAsia="es-MX"/>
+            </w:rPr>
+          </w:pPr>
+          <w:hyperlink w:anchor="_Toc201932696" w:history="1">
+            <w:r>
+              <w:rPr>
+                <w:rStyle w:val="Hipervnculo"/>
+                <w:noProof/>
+              </w:rPr>
+              <w:t>User.actions.ts</w:t>
+            </w:r>
+            <w:r>
+              <w:rPr>
+                <w:noProof/>
+                <w:webHidden/>
+              </w:rPr>
+              <w:tab/>
+            </w:r>
+            <w:r>
+              <w:rPr>
+                <w:noProof/>
+                <w:webHidden/>
+              </w:rPr>
+              <w:fldChar w:fldCharType="begin"/>
+            </w:r>
+            <w:r>
+              <w:rPr>
+                <w:noProof/>
+                <w:webHidden/>
+              </w:rPr>
+              <w:instrText xml:space="preserve"> PAGEREF _Toc201932696 \h </w:instrText>
+            </w:r>
+            <w:r>
+              <w:rPr>
+                <w:noProof/>
+                <w:webHidden/>
+              </w:rPr>
+            </w:r>
+            <w:r>
+              <w:rPr>
+                <w:noProof/>
+                <w:webHidden/>
+              </w:rPr>
+              <w:fldChar w:fldCharType="separate"/>
+            </w:r>
+            <w:r>
+              <w:rPr>
+                <w:noProof/>
+                <w:webHidden/>
+              </w:rPr>
+              <w:t>6</w:t>
+            </w:r>
+            <w:r>
+              <w:rPr>
+                <w:noProof/>
+                <w:webHidden/>
+              </w:rPr>
+              <w:fldChar w:fldCharType="end"/>
+            </w:r>
+          </w:hyperlink>
+        </w:p>
+        <w:p>
+          <w:pPr>
+            <w:pStyle w:val="TDC3"/>
+            <w:tabs>
+              <w:tab w:val="right" w:leader="dot" w:pos="8828"/>
+            </w:tabs>
+            <w:rPr>
+              <w:rFonts w:eastAsiaTheme="minorEastAsia"/>
+              <w:noProof/>
+              <w:sz w:val="24"/>
+              <w:szCs w:val="24"/>
+              <w:lang w:eastAsia="es-MX"/>
+            </w:rPr>
+          </w:pPr>
+          <w:hyperlink w:anchor="_Toc201932697" w:history="1">
+            <w:r>
+              <w:rPr>
+                <w:rStyle w:val="Hipervnculo"/>
+                <w:noProof/>
+              </w:rPr>
+              <w:t>User.reducer.ts</w:t>
+            </w:r>
+            <w:r>
+              <w:rPr>
+                <w:noProof/>
+                <w:webHidden/>
+              </w:rPr>
+              <w:tab/>
+            </w:r>
+            <w:r>
+              <w:rPr>
+                <w:noProof/>
+                <w:webHidden/>
+              </w:rPr>
+              <w:fldChar w:fldCharType="begin"/>
+            </w:r>
+            <w:r>
+              <w:rPr>
+                <w:noProof/>
+                <w:webHidden/>
+              </w:rPr>
+              <w:instrText xml:space="preserve"> PAGEREF _Toc201932697 \h </w:instrText>
+            </w:r>
+            <w:r>
+              <w:rPr>
+                <w:noProof/>
+                <w:webHidden/>
+              </w:rPr>
+            </w:r>
+            <w:r>
+              <w:rPr>
+                <w:noProof/>
+                <w:webHidden/>
+              </w:rPr>
+              <w:fldChar w:fldCharType="separate"/>
+            </w:r>
+            <w:r>
+              <w:rPr>
+                <w:noProof/>
+                <w:webHidden/>
+              </w:rPr>
+              <w:t>6</w:t>
+            </w:r>
+            <w:r>
+              <w:rPr>
+                <w:noProof/>
+                <w:webHidden/>
+              </w:rPr>
+              <w:fldChar w:fldCharType="end"/>
+            </w:r>
+          </w:hyperlink>
+        </w:p>
+        <w:p>
+          <w:pPr>
+            <w:pStyle w:val="TDC3"/>
+            <w:tabs>
+              <w:tab w:val="right" w:leader="dot" w:pos="8828"/>
+            </w:tabs>
+            <w:rPr>
+              <w:rFonts w:eastAsiaTheme="minorEastAsia"/>
+              <w:noProof/>
+              <w:sz w:val="24"/>
+              <w:szCs w:val="24"/>
+              <w:lang w:eastAsia="es-MX"/>
+            </w:rPr>
+          </w:pPr>
+          <w:hyperlink w:anchor="_Toc201932698" w:history="1">
+            <w:r>
+              <w:rPr>
+                <w:rStyle w:val="Hipervnculo"/>
+                <w:noProof/>
+              </w:rPr>
+              <w:t>User.effects.ts</w:t>
+            </w:r>
+            <w:r>
+              <w:rPr>
+                <w:noProof/>
+                <w:webHidden/>
+              </w:rPr>
+              <w:tab/>
+            </w:r>
+            <w:r>
+              <w:rPr>
+                <w:noProof/>
+                <w:webHidden/>
+              </w:rPr>
+              <w:fldChar w:fldCharType="begin"/>
+            </w:r>
+            <w:r>
+              <w:rPr>
+                <w:noProof/>
+                <w:webHidden/>
+              </w:rPr>
+              <w:instrText xml:space="preserve"> PAGEREF _Toc201932698 \h </w:instrText>
+            </w:r>
+            <w:r>
+              <w:rPr>
+                <w:noProof/>
+                <w:webHidden/>
+              </w:rPr>
+            </w:r>
+            <w:r>
+              <w:rPr>
+                <w:noProof/>
+                <w:webHidden/>
+              </w:rPr>
+              <w:fldChar w:fldCharType="separate"/>
+            </w:r>
+            <w:r>
+              <w:rPr>
+                <w:noProof/>
+                <w:webHidden/>
+              </w:rPr>
+              <w:t>6</w:t>
+            </w:r>
+            <w:r>
+              <w:rPr>
+                <w:noProof/>
+                <w:webHidden/>
+              </w:rPr>
+              <w:fldChar w:fldCharType="end"/>
+            </w:r>
+          </w:hyperlink>
+        </w:p>
+        <w:p>
+          <w:pPr>
+            <w:pStyle w:val="TDC3"/>
+            <w:tabs>
+              <w:tab w:val="right" w:leader="dot" w:pos="8828"/>
+            </w:tabs>
+            <w:rPr>
+              <w:rFonts w:eastAsiaTheme="minorEastAsia"/>
+              <w:noProof/>
+              <w:sz w:val="24"/>
+              <w:szCs w:val="24"/>
+              <w:lang w:eastAsia="es-MX"/>
+            </w:rPr>
+          </w:pPr>
+          <w:hyperlink w:anchor="_Toc201932699" w:history="1">
+            <w:r>
+              <w:rPr>
+                <w:rStyle w:val="Hipervnculo"/>
+                <w:noProof/>
+              </w:rPr>
+              <w:t>UserController.java</w:t>
+            </w:r>
+            <w:r>
+              <w:rPr>
+                <w:noProof/>
+                <w:webHidden/>
+              </w:rPr>
+              <w:tab/>
+            </w:r>
+            <w:r>
+              <w:rPr>
+                <w:noProof/>
+                <w:webHidden/>
+              </w:rPr>
+              <w:fldChar w:fldCharType="begin"/>
+            </w:r>
+            <w:r>
+              <w:rPr>
+                <w:noProof/>
+                <w:webHidden/>
+              </w:rPr>
+              <w:instrText xml:space="preserve"> PAGEREF _Toc201932699 \h </w:instrText>
+            </w:r>
+            <w:r>
+              <w:rPr>
+                <w:noProof/>
+                <w:webHidden/>
+              </w:rPr>
+            </w:r>
+            <w:r>
+              <w:rPr>
+                <w:noProof/>
+                <w:webHidden/>
+              </w:rPr>
+              <w:fldChar w:fldCharType="separate"/>
+            </w:r>
+            <w:r>
+              <w:rPr>
+                <w:noProof/>
+                <w:webHidden/>
+              </w:rPr>
+              <w:t>8</w:t>
+            </w:r>
+            <w:r>
+              <w:rPr>
+                <w:noProof/>
+                <w:webHidden/>
+              </w:rPr>
+              <w:fldChar w:fldCharType="end"/>
+            </w:r>
+          </w:hyperlink>
+        </w:p>
+        <w:p>
+          <w:pPr>
+            <w:pStyle w:val="TDC3"/>
+            <w:tabs>
+              <w:tab w:val="right" w:leader="dot" w:pos="8828"/>
+            </w:tabs>
+            <w:rPr>
+              <w:rFonts w:eastAsiaTheme="minorEastAsia"/>
+              <w:noProof/>
+              <w:sz w:val="24"/>
+              <w:szCs w:val="24"/>
+              <w:lang w:eastAsia="es-MX"/>
+            </w:rPr>
+          </w:pPr>
+          <w:hyperlink w:anchor="_Toc201932700" w:history="1">
+            <w:r>
+              <w:rPr>
+                <w:rStyle w:val="Hipervnculo"/>
+                <w:noProof/>
+              </w:rPr>
+              <w:t>UserServiceImplements.java</w:t>
+            </w:r>
+            <w:r>
+              <w:rPr>
+                <w:noProof/>
+                <w:webHidden/>
+              </w:rPr>
+              <w:tab/>
+            </w:r>
+            <w:r>
+              <w:rPr>
+                <w:noProof/>
+                <w:webHidden/>
+              </w:rPr>
+              <w:fldChar w:fldCharType="begin"/>
+            </w:r>
+            <w:r>
+              <w:rPr>
+                <w:noProof/>
+                <w:webHidden/>
+              </w:rPr>
+              <w:instrText xml:space="preserve"> PAGEREF _Toc201932700 \h </w:instrText>
+            </w:r>
+            <w:r>
+              <w:rPr>
+                <w:noProof/>
+                <w:webHidden/>
+              </w:rPr>
+            </w:r>
+            <w:r>
+              <w:rPr>
+                <w:noProof/>
+                <w:webHidden/>
+              </w:rPr>
+              <w:fldChar w:fldCharType="separate"/>
+            </w:r>
+            <w:r>
+              <w:rPr>
+                <w:noProof/>
+                <w:webHidden/>
+              </w:rPr>
+              <w:t>8</w:t>
+            </w:r>
+            <w:r>
+              <w:rPr>
+                <w:noProof/>
+                <w:webHidden/>
+              </w:rPr>
+              <w:fldChar w:fldCharType="end"/>
+            </w:r>
+          </w:hyperlink>
+        </w:p>
+        <w:p>
+          <w:pPr>
+            <w:pStyle w:val="TDC3"/>
+            <w:tabs>
+              <w:tab w:val="right" w:leader="dot" w:pos="8828"/>
+            </w:tabs>
+            <w:rPr>
+              <w:rFonts w:eastAsiaTheme="minorEastAsia"/>
+              <w:noProof/>
+              <w:sz w:val="24"/>
+              <w:szCs w:val="24"/>
+              <w:lang w:eastAsia="es-MX"/>
+            </w:rPr>
+          </w:pPr>
+          <w:hyperlink w:anchor="_Toc201932701" w:history="1">
+            <w:r>
+              <w:rPr>
+                <w:rStyle w:val="Hipervnculo"/>
+                <w:noProof/>
+              </w:rPr>
+              <w:t>UserRepository.java</w:t>
+            </w:r>
+            <w:r>
+              <w:rPr>
+                <w:noProof/>
+                <w:webHidden/>
+              </w:rPr>
+              <w:tab/>
+            </w:r>
+            <w:r>
+              <w:rPr>
+                <w:noProof/>
+                <w:webHidden/>
+              </w:rPr>
+              <w:fldChar w:fldCharType="begin"/>
+            </w:r>
+            <w:r>
+              <w:rPr>
+                <w:noProof/>
+                <w:webHidden/>
+              </w:rPr>
+              <w:instrText xml:space="preserve"> PAGEREF _Toc201932701 \h </w:instrText>
+            </w:r>
+            <w:r>
+              <w:rPr>
+                <w:noProof/>
+                <w:webHidden/>
+              </w:rPr>
+            </w:r>
+            <w:r>
+              <w:rPr>
+                <w:noProof/>
+                <w:webHidden/>
+              </w:rPr>
+              <w:fldChar w:fldCharType="separate"/>
+            </w:r>
+            <w:r>
+              <w:rPr>
+                <w:noProof/>
+                <w:webHidden/>
+              </w:rPr>
+              <w:t>8</w:t>
+            </w:r>
+            <w:r>
+              <w:rPr>
+                <w:noProof/>
+                <w:webHidden/>
+              </w:rPr>
+              <w:fldChar w:fldCharType="end"/>
+            </w:r>
+          </w:hyperlink>
+        </w:p>
+        <w:p>
+          <w:pPr>
+            <w:pStyle w:val="TDC3"/>
+            <w:tabs>
+              <w:tab w:val="right" w:leader="dot" w:pos="8828"/>
+            </w:tabs>
+            <w:rPr>
+              <w:rFonts w:eastAsiaTheme="minorEastAsia"/>
+              <w:noProof/>
+              <w:sz w:val="24"/>
+              <w:szCs w:val="24"/>
+              <w:lang w:eastAsia="es-MX"/>
+            </w:rPr>
+          </w:pPr>
+          <w:hyperlink w:anchor="_Toc201932702" w:history="1">
+            <w:r>
+              <w:rPr>
+                <w:rStyle w:val="Hipervnculo"/>
+                <w:noProof/>
+              </w:rPr>
+              <w:t>User.java</w:t>
+            </w:r>
+            <w:r>
+              <w:rPr>
+                <w:noProof/>
+                <w:webHidden/>
+              </w:rPr>
+              <w:tab/>
+            </w:r>
+            <w:r>
+              <w:rPr>
+                <w:noProof/>
+                <w:webHidden/>
+              </w:rPr>
+              <w:fldChar w:fldCharType="begin"/>
+            </w:r>
+            <w:r>
+              <w:rPr>
+                <w:noProof/>
+                <w:webHidden/>
+              </w:rPr>
+              <w:instrText xml:space="preserve"> PAGEREF _Toc201932702 \h </w:instrText>
+            </w:r>
+            <w:r>
+              <w:rPr>
+                <w:noProof/>
+                <w:webHidden/>
+              </w:rPr>
+            </w:r>
+            <w:r>
+              <w:rPr>
+                <w:noProof/>
+                <w:webHidden/>
+              </w:rPr>
+              <w:fldChar w:fldCharType="separate"/>
+            </w:r>
+            <w:r>
+              <w:rPr>
+                <w:noProof/>
+                <w:webHidden/>
+              </w:rPr>
+              <w:t>8</w:t>
+            </w:r>
+            <w:r>
+              <w:rPr>
+                <w:noProof/>
+                <w:webHidden/>
+              </w:rPr>
+              <w:fldChar w:fldCharType="end"/>
+            </w:r>
+          </w:hyperlink>
+        </w:p>
+        <w:p>
+          <w:pPr>
+            <w:pStyle w:val="TDC3"/>
+            <w:tabs>
+              <w:tab w:val="right" w:leader="dot" w:pos="8828"/>
+            </w:tabs>
+            <w:rPr>
+              <w:rFonts w:eastAsiaTheme="minorEastAsia"/>
+              <w:noProof/>
+              <w:sz w:val="24"/>
+              <w:szCs w:val="24"/>
+              <w:lang w:eastAsia="es-MX"/>
+            </w:rPr>
+          </w:pPr>
+          <w:hyperlink w:anchor="_Toc201932703" w:history="1">
+            <w:r>
+              <w:rPr>
+                <w:rStyle w:val="Hipervnculo"/>
+                <w:noProof/>
+              </w:rPr>
+              <w:t>GlobalExceptionHandler.java</w:t>
+            </w:r>
+            <w:r>
+              <w:rPr>
+                <w:noProof/>
+                <w:webHidden/>
+              </w:rPr>
+              <w:tab/>
+            </w:r>
+            <w:r>
+              <w:rPr>
+                <w:noProof/>
+                <w:webHidden/>
+              </w:rPr>
+              <w:fldChar w:fldCharType="begin"/>
+            </w:r>
+            <w:r>
+              <w:rPr>
+                <w:noProof/>
+                <w:webHidden/>
+              </w:rPr>
+              <w:instrText xml:space="preserve"> PAGEREF _Toc201932703 \h </w:instrText>
+            </w:r>
+            <w:r>
+              <w:rPr>
+                <w:noProof/>
+                <w:webHidden/>
+              </w:rPr>
+            </w:r>
+            <w:r>
+              <w:rPr>
+                <w:noProof/>
+                <w:webHidden/>
+              </w:rPr>
+              <w:fldChar w:fldCharType="separate"/>
+            </w:r>
+            <w:r>
+              <w:rPr>
+                <w:noProof/>
+                <w:webHidden/>
+              </w:rPr>
+              <w:t>8</w:t>
+            </w:r>
+            <w:r>
+              <w:rPr>
+                <w:noProof/>
+                <w:webHidden/>
+              </w:rPr>
+              <w:fldChar w:fldCharType="end"/>
+            </w:r>
+          </w:hyperlink>
+        </w:p>
+        <w:p>
+          <w:pPr>
+            <w:pStyle w:val="TDC2"/>
+            <w:tabs>
+              <w:tab w:val="right" w:leader="dot" w:pos="8828"/>
+            </w:tabs>
+            <w:rPr>
+              <w:rFonts w:eastAsiaTheme="minorEastAsia"/>
+              <w:noProof/>
+              <w:sz w:val="24"/>
+              <w:szCs w:val="24"/>
+              <w:lang w:eastAsia="es-MX"/>
+            </w:rPr>
+          </w:pPr>
+          <w:hyperlink w:anchor="_Toc201932704" w:history="1">
+            <w:r>
+              <w:rPr>
+                <w:rStyle w:val="Hipervnculo"/>
+                <w:noProof/>
+              </w:rPr>
+              <w:t>Creación de usuarios</w:t>
+            </w:r>
+            <w:r>
+              <w:rPr>
+                <w:noProof/>
+                <w:webHidden/>
+              </w:rPr>
+              <w:tab/>
+            </w:r>
+            <w:r>
+              <w:rPr>
+                <w:noProof/>
+                <w:webHidden/>
+              </w:rPr>
+              <w:fldChar w:fldCharType="begin"/>
+            </w:r>
+            <w:r>
+              <w:rPr>
+                <w:noProof/>
+                <w:webHidden/>
+              </w:rPr>
+              <w:instrText xml:space="preserve"> PAGEREF _Toc201932704 \h </w:instrText>
+            </w:r>
+            <w:r>
+              <w:rPr>
+                <w:noProof/>
+                <w:webHidden/>
+              </w:rPr>
+            </w:r>
+            <w:r>
+              <w:rPr>
+                <w:noProof/>
+                <w:webHidden/>
+              </w:rPr>
+              <w:fldChar w:fldCharType="separate"/>
+            </w:r>
+            <w:r>
+              <w:rPr>
+                <w:noProof/>
+                <w:webHidden/>
+              </w:rPr>
+              <w:t>9</w:t>
+            </w:r>
+            <w:r>
+              <w:rPr>
+                <w:noProof/>
+                <w:webHidden/>
+              </w:rPr>
+              <w:fldChar w:fldCharType="end"/>
+            </w:r>
+          </w:hyperlink>
+        </w:p>
+        <w:p>
+          <w:pPr>
+            <w:pStyle w:val="TDC2"/>
+            <w:tabs>
+              <w:tab w:val="right" w:leader="dot" w:pos="8828"/>
+            </w:tabs>
+            <w:rPr>
+              <w:rFonts w:eastAsiaTheme="minorEastAsia"/>
+              <w:noProof/>
+              <w:sz w:val="24"/>
+              <w:szCs w:val="24"/>
+              <w:lang w:eastAsia="es-MX"/>
+            </w:rPr>
+          </w:pPr>
+          <w:hyperlink w:anchor="_Toc201932705" w:history="1">
+            <w:r>
+              <w:rPr>
+                <w:rStyle w:val="Hipervnculo"/>
+                <w:noProof/>
+              </w:rPr>
+              <w:t>Formularios</w:t>
+            </w:r>
+            <w:r>
+              <w:rPr>
+                <w:noProof/>
+                <w:webHidden/>
+              </w:rPr>
+              <w:tab/>
+            </w:r>
+            <w:r>
+              <w:rPr>
+                <w:noProof/>
+                <w:webHidden/>
+              </w:rPr>
+              <w:fldChar w:fldCharType="begin"/>
+            </w:r>
+            <w:r>
+              <w:rPr>
+                <w:noProof/>
+                <w:webHidden/>
+              </w:rPr>
+              <w:instrText xml:space="preserve"> PAGEREF _Toc201932705 \h </w:instrText>
+            </w:r>
+            <w:r>
+              <w:rPr>
+                <w:noProof/>
+                <w:webHidden/>
+              </w:rPr>
+            </w:r>
+            <w:r>
+              <w:rPr>
+                <w:noProof/>
+                <w:webHidden/>
+              </w:rPr>
+              <w:fldChar w:fldCharType="separate"/>
+            </w:r>
+            <w:r>
+              <w:rPr>
+                <w:noProof/>
+                <w:webHidden/>
+              </w:rPr>
+              <w:t>10</w:t>
+            </w:r>
+            <w:r>
+              <w:rPr>
+                <w:noProof/>
+                <w:webHidden/>
+              </w:rPr>
+              <w:fldChar w:fldCharType="end"/>
+            </w:r>
+          </w:hyperlink>
+        </w:p>
+        <w:p>
+          <w:pPr>
+            <w:pStyle w:val="TDC3"/>
+            <w:tabs>
+              <w:tab w:val="right" w:leader="dot" w:pos="8828"/>
+            </w:tabs>
+            <w:rPr>
+              <w:rFonts w:eastAsiaTheme="minorEastAsia"/>
+              <w:noProof/>
+              <w:sz w:val="24"/>
+              <w:szCs w:val="24"/>
+              <w:lang w:eastAsia="es-MX"/>
+            </w:rPr>
+          </w:pPr>
+          <w:hyperlink w:anchor="_Toc201932706" w:history="1">
+            <w:r>
+              <w:rPr>
+                <w:rStyle w:val="Hipervnculo"/>
+                <w:noProof/>
+              </w:rPr>
+              <w:t>User-form-component.html</w:t>
+            </w:r>
+            <w:r>
+              <w:rPr>
+                <w:noProof/>
+                <w:webHidden/>
+              </w:rPr>
+              <w:tab/>
+            </w:r>
+            <w:r>
+              <w:rPr>
+                <w:noProof/>
+                <w:webHidden/>
+              </w:rPr>
+              <w:fldChar w:fldCharType="begin"/>
+            </w:r>
+            <w:r>
+              <w:rPr>
+                <w:noProof/>
+                <w:webHidden/>
+              </w:rPr>
+              <w:instrText xml:space="preserve"> PAGEREF _Toc201932706 \h </w:instrText>
+            </w:r>
+            <w:r>
+              <w:rPr>
+                <w:noProof/>
+                <w:webHidden/>
+              </w:rPr>
+            </w:r>
+            <w:r>
+              <w:rPr>
+                <w:noProof/>
+                <w:webHidden/>
+              </w:rPr>
+              <w:fldChar w:fldCharType="separate"/>
+            </w:r>
+            <w:r>
+              <w:rPr>
+                <w:noProof/>
+                <w:webHidden/>
+              </w:rPr>
+              <w:t>12</w:t>
+            </w:r>
+            <w:r>
+              <w:rPr>
+                <w:noProof/>
+                <w:webHidden/>
+              </w:rPr>
+              <w:fldChar w:fldCharType="end"/>
+            </w:r>
+          </w:hyperlink>
+        </w:p>
+        <w:p>
+          <w:pPr>
+            <w:pStyle w:val="TDC3"/>
+            <w:tabs>
+              <w:tab w:val="right" w:leader="dot" w:pos="8828"/>
+            </w:tabs>
+            <w:rPr>
+              <w:rFonts w:eastAsiaTheme="minorEastAsia"/>
+              <w:noProof/>
+              <w:sz w:val="24"/>
+              <w:szCs w:val="24"/>
+              <w:lang w:eastAsia="es-MX"/>
+            </w:rPr>
+          </w:pPr>
+          <w:hyperlink w:anchor="_Toc201932707" w:history="1">
+            <w:r>
+              <w:rPr>
+                <w:rStyle w:val="Hipervnculo"/>
+                <w:noProof/>
+              </w:rPr>
+              <w:t>User-form-component.ts</w:t>
+            </w:r>
+            <w:r>
+              <w:rPr>
+                <w:noProof/>
+                <w:webHidden/>
+              </w:rPr>
+              <w:tab/>
+            </w:r>
+            <w:r>
+              <w:rPr>
+                <w:noProof/>
+                <w:webHidden/>
+              </w:rPr>
+              <w:fldChar w:fldCharType="begin"/>
+            </w:r>
+            <w:r>
+              <w:rPr>
+                <w:noProof/>
+                <w:webHidden/>
+              </w:rPr>
+              <w:instrText xml:space="preserve"> PAGEREF _Toc201932707 \h </w:instrText>
+            </w:r>
+            <w:r>
+              <w:rPr>
+                <w:noProof/>
+                <w:webHidden/>
+              </w:rPr>
+            </w:r>
+            <w:r>
+              <w:rPr>
+                <w:noProof/>
+                <w:webHidden/>
+              </w:rPr>
+              <w:fldChar w:fldCharType="separate"/>
+            </w:r>
+            <w:r>
+              <w:rPr>
+                <w:noProof/>
+                <w:webHidden/>
+              </w:rPr>
+              <w:t>12</w:t>
+            </w:r>
+            <w:r>
+              <w:rPr>
+                <w:noProof/>
+                <w:webHidden/>
+              </w:rPr>
+              <w:fldChar w:fldCharType="end"/>
+            </w:r>
+          </w:hyperlink>
+        </w:p>
+        <w:p>
+          <w:pPr>
+            <w:pStyle w:val="TDC3"/>
+            <w:tabs>
+              <w:tab w:val="right" w:leader="dot" w:pos="8828"/>
+            </w:tabs>
+            <w:rPr>
+              <w:rFonts w:eastAsiaTheme="minorEastAsia"/>
+              <w:noProof/>
+              <w:sz w:val="24"/>
+              <w:szCs w:val="24"/>
+              <w:lang w:eastAsia="es-MX"/>
+            </w:rPr>
+          </w:pPr>
+          <w:hyperlink w:anchor="_Toc201932708" w:history="1">
+            <w:r>
+              <w:rPr>
+                <w:rStyle w:val="Hipervnculo"/>
+                <w:noProof/>
+              </w:rPr>
+              <w:t>App.routes.ts</w:t>
+            </w:r>
+            <w:r>
+              <w:rPr>
+                <w:noProof/>
+                <w:webHidden/>
+              </w:rPr>
+              <w:tab/>
+            </w:r>
+            <w:r>
+              <w:rPr>
+                <w:noProof/>
+                <w:webHidden/>
+              </w:rPr>
+              <w:fldChar w:fldCharType="begin"/>
+            </w:r>
+            <w:r>
+              <w:rPr>
+                <w:noProof/>
+                <w:webHidden/>
+              </w:rPr>
+              <w:instrText xml:space="preserve"> PAGEREF _Toc201932708 \h </w:instrText>
+            </w:r>
+            <w:r>
+              <w:rPr>
+                <w:noProof/>
+                <w:webHidden/>
+              </w:rPr>
+            </w:r>
+            <w:r>
+              <w:rPr>
+                <w:noProof/>
+                <w:webHidden/>
+              </w:rPr>
+              <w:fldChar w:fldCharType="separate"/>
+            </w:r>
+            <w:r>
+              <w:rPr>
+                <w:noProof/>
+                <w:webHidden/>
+              </w:rPr>
+              <w:t>13</w:t>
+            </w:r>
+            <w:r>
+              <w:rPr>
+                <w:noProof/>
+                <w:webHidden/>
+              </w:rPr>
+              <w:fldChar w:fldCharType="end"/>
+            </w:r>
+          </w:hyperlink>
+        </w:p>
+        <w:p>
+          <w:pPr>
+            <w:pStyle w:val="TDC3"/>
+            <w:tabs>
+              <w:tab w:val="right" w:leader="dot" w:pos="8828"/>
+            </w:tabs>
+            <w:rPr>
+              <w:rFonts w:eastAsiaTheme="minorEastAsia"/>
+              <w:noProof/>
+              <w:sz w:val="24"/>
+              <w:szCs w:val="24"/>
+              <w:lang w:eastAsia="es-MX"/>
+            </w:rPr>
+          </w:pPr>
+          <w:hyperlink w:anchor="_Toc201932709" w:history="1">
+            <w:r>
+              <w:rPr>
+                <w:rStyle w:val="Hipervnculo"/>
+                <w:noProof/>
+              </w:rPr>
+              <w:t>Auth.guard.ts</w:t>
+            </w:r>
+            <w:r>
+              <w:rPr>
+                <w:noProof/>
+                <w:webHidden/>
+              </w:rPr>
+              <w:tab/>
+            </w:r>
+            <w:r>
+              <w:rPr>
+                <w:noProof/>
+                <w:webHidden/>
+              </w:rPr>
+              <w:fldChar w:fldCharType="begin"/>
+            </w:r>
+            <w:r>
+              <w:rPr>
+                <w:noProof/>
+                <w:webHidden/>
+              </w:rPr>
+              <w:instrText xml:space="preserve"> PAGEREF _Toc201932709 \h </w:instrText>
+            </w:r>
+            <w:r>
+              <w:rPr>
+                <w:noProof/>
+                <w:webHidden/>
+              </w:rPr>
+            </w:r>
+            <w:r>
+              <w:rPr>
+                <w:noProof/>
+                <w:webHidden/>
+              </w:rPr>
+              <w:fldChar w:fldCharType="separate"/>
+            </w:r>
+            <w:r>
+              <w:rPr>
+                <w:noProof/>
+                <w:webHidden/>
+              </w:rPr>
+              <w:t>13</w:t>
+            </w:r>
+            <w:r>
+              <w:rPr>
+                <w:noProof/>
+                <w:webHidden/>
+              </w:rPr>
+              <w:fldChar w:fldCharType="end"/>
+            </w:r>
+          </w:hyperlink>
+        </w:p>
+        <w:p>
+          <w:pPr>
+            <w:pStyle w:val="TDC2"/>
+            <w:tabs>
+              <w:tab w:val="right" w:leader="dot" w:pos="8828"/>
+            </w:tabs>
+            <w:rPr>
+              <w:rFonts w:eastAsiaTheme="minorEastAsia"/>
+              <w:noProof/>
+              <w:sz w:val="24"/>
+              <w:szCs w:val="24"/>
+              <w:lang w:eastAsia="es-MX"/>
+            </w:rPr>
+          </w:pPr>
+          <w:hyperlink w:anchor="_Toc201932710" w:history="1">
+            <w:r>
+              <w:rPr>
+                <w:rStyle w:val="Hipervnculo"/>
+                <w:noProof/>
+              </w:rPr>
+              <w:t>Patrones de arquitectura</w:t>
+            </w:r>
+            <w:r>
+              <w:rPr>
+                <w:noProof/>
+                <w:webHidden/>
+              </w:rPr>
+              <w:tab/>
+            </w:r>
+            <w:r>
+              <w:rPr>
+                <w:noProof/>
+                <w:webHidden/>
+              </w:rPr>
+              <w:fldChar w:fldCharType="begin"/>
+            </w:r>
+            <w:r>
+              <w:rPr>
+                <w:noProof/>
+                <w:webHidden/>
+              </w:rPr>
+              <w:instrText xml:space="preserve"> PAGEREF _Toc201932710 \h </w:instrText>
+            </w:r>
+            <w:r>
+              <w:rPr>
+                <w:noProof/>
+                <w:webHidden/>
+              </w:rPr>
+            </w:r>
+            <w:r>
+              <w:rPr>
+                <w:noProof/>
+                <w:webHidden/>
+              </w:rPr>
+              <w:fldChar w:fldCharType="separate"/>
+            </w:r>
+            <w:r>
+              <w:rPr>
+                <w:noProof/>
+                <w:webHidden/>
+              </w:rPr>
+              <w:t>14</w:t>
+            </w:r>
+            <w:r>
+              <w:rPr>
+                <w:noProof/>
+                <w:webHidden/>
+              </w:rPr>
+              <w:fldChar w:fldCharType="end"/>
+            </w:r>
+          </w:hyperlink>
+        </w:p>
+        <w:p>
+          <w:pPr>
+            <w:pStyle w:val="TDC3"/>
+            <w:tabs>
+              <w:tab w:val="right" w:leader="dot" w:pos="8828"/>
+            </w:tabs>
+            <w:rPr>
+              <w:rFonts w:eastAsiaTheme="minorEastAsia"/>
+              <w:noProof/>
+              <w:sz w:val="24"/>
+              <w:szCs w:val="24"/>
+              <w:lang w:eastAsia="es-MX"/>
+            </w:rPr>
+          </w:pPr>
+          <w:hyperlink w:anchor="_Toc201932711" w:history="1">
+            <w:r>
+              <w:rPr>
+                <w:rStyle w:val="Hipervnculo"/>
+                <w:noProof/>
+              </w:rPr>
+              <w:t>Diagrama de la Base de datos</w:t>
+            </w:r>
+            <w:r>
+              <w:rPr>
+                <w:noProof/>
+                <w:webHidden/>
+              </w:rPr>
+              <w:tab/>
+            </w:r>
+            <w:r>
+              <w:rPr>
+                <w:noProof/>
+                <w:webHidden/>
+              </w:rPr>
+              <w:fldChar w:fldCharType="begin"/>
+            </w:r>
+            <w:r>
+              <w:rPr>
+                <w:noProof/>
+                <w:webHidden/>
+              </w:rPr>
+              <w:instrText xml:space="preserve"> PAGEREF _Toc201932711 \h </w:instrText>
+            </w:r>
+            <w:r>
+              <w:rPr>
+                <w:noProof/>
+                <w:webHidden/>
+              </w:rPr>
+            </w:r>
+            <w:r>
+              <w:rPr>
+                <w:noProof/>
+                <w:webHidden/>
+              </w:rPr>
+              <w:fldChar w:fldCharType="separate"/>
+            </w:r>
+            <w:r>
+              <w:rPr>
+                <w:noProof/>
+                <w:webHidden/>
+              </w:rPr>
+              <w:t>18</w:t>
+            </w:r>
+            <w:r>
+              <w:rPr>
+                <w:noProof/>
+                <w:webHidden/>
+              </w:rPr>
+              <w:fldChar w:fldCharType="end"/>
+            </w:r>
+          </w:hyperlink>
+        </w:p>
+        <w:p>
+          <w:r>
+            <w:rPr>
+              <w:b/>
+              <w:bCs/>
+              <w:lang w:val="es-ES"/>
+            </w:rPr>
+            <w:fldChar w:fldCharType="end"/>
+          </w:r>
+        </w:p>
+      </w:sdtContent>
+    </w:sdt>
+    <w:p>
+      <w:pPr>
+        <w:pStyle w:val="Ttulo1"/>
+      </w:pPr>
+      <w:bookmarkStart w:id="0" w:name="_Toc201932681"/>
+      <w:r>
+        <w:lastRenderedPageBreak/>
+        <w:t>Documentación</w:t>
+      </w:r>
+      <w:bookmarkEnd w:id="0"/>
+      <w:r>
+        <w:t xml:space="preserve"> </w:t>
+      </w:r>
+    </w:p>
+    <w:p>
+      <w:pPr>
+        <w:pStyle w:val="Ttulo2"/>
+      </w:pPr>
+      <w:bookmarkStart w:id="1" w:name="_Toc201932682"/>
       <w:r>
         <w:t>Página</w:t>
       </w:r>
       <w:r>
-        <w:t xml:space="preserve"> de inicio de sesión </w:t>
-      </w:r>
-    </w:p>
-    <w:p>
+        <w:t xml:space="preserve"> de inicio de sesión</w:t>
+      </w:r>
+      <w:bookmarkEnd w:id="1"/>
+      <w:r>
+        <w:t xml:space="preserve"> </w:t>
+      </w:r>
+    </w:p>
+    <w:p>
+      <w:pPr>
+        <w:spacing w:line="360" w:lineRule="auto"/>
+      </w:pPr>
       <w:r>
         <w:rPr>
           <w:noProof/>
@@ -31,7 +2345,7 @@
                     <pic:cNvPicPr/>
                   </pic:nvPicPr>
                   <pic:blipFill>
-                    <a:blip r:embed="rId4"/>
+                    <a:blip r:embed="rId6"/>
                     <a:stretch>
                       <a:fillRect/>
                     </a:stretch>
@@ -54,121 +2368,86 @@
     </w:p>
     <w:p>
       <w:pPr>
-        <w:rPr>
-          <w:sz w:val="32"/>
-          <w:szCs w:val="32"/>
-        </w:rPr>
-      </w:pPr>
-      <w:r>
-        <w:rPr>
-          <w:sz w:val="32"/>
-          <w:szCs w:val="32"/>
+        <w:spacing w:line="360" w:lineRule="auto"/>
+        <w:rPr>
+          <w:rFonts w:ascii="Arial" w:hAnsi="Arial" w:cs="Arial"/>
+          <w:sz w:val="24"/>
+          <w:szCs w:val="24"/>
+        </w:rPr>
+      </w:pPr>
+      <w:r>
+        <w:rPr>
+          <w:rFonts w:ascii="Arial" w:hAnsi="Arial" w:cs="Arial"/>
+          <w:sz w:val="24"/>
+          <w:szCs w:val="24"/>
         </w:rPr>
         <w:t>Este primer componente de la aplicación tiene como propósito el inicio de sesión, que a su vez inicia con el proceso de autenticación del usuario. Su función principal es enviar las credenciales (nombre de usuario y contraseña) al backend para obtener un token JWT (JSON web token) que permitirá acceso a la aplicación, dependiendo el rol de usuario.</w:t>
       </w:r>
     </w:p>
     <w:p>
       <w:pPr>
-        <w:rPr>
-          <w:sz w:val="32"/>
-          <w:szCs w:val="32"/>
-        </w:rPr>
-      </w:pPr>
-      <w:r>
-        <w:rPr>
-          <w:sz w:val="32"/>
-          <w:szCs w:val="32"/>
-        </w:rPr>
-        <w:t xml:space="preserve">El flujo de autenticación se gestiona mediante la herramienta </w:t>
-      </w:r>
-      <w:proofErr w:type="spellStart"/>
-      <w:r>
-        <w:rPr>
-          <w:sz w:val="32"/>
-          <w:szCs w:val="32"/>
-        </w:rPr>
-        <w:t>NgRx</w:t>
-      </w:r>
-      <w:proofErr w:type="spellEnd"/>
-      <w:r>
-        <w:rPr>
-          <w:sz w:val="32"/>
-          <w:szCs w:val="32"/>
-        </w:rPr>
-        <w:t xml:space="preserve"> Effects, que se encarga de manejar dichos datos, al enviar las credenciales mediante el effect correspondiente al backend,</w:t>
-      </w:r>
-      <w:r>
-        <w:rPr>
-          <w:sz w:val="32"/>
-          <w:szCs w:val="32"/>
+        <w:spacing w:line="360" w:lineRule="auto"/>
+        <w:rPr>
+          <w:rFonts w:ascii="Arial" w:hAnsi="Arial" w:cs="Arial"/>
+          <w:sz w:val="24"/>
+          <w:szCs w:val="24"/>
+        </w:rPr>
+      </w:pPr>
+      <w:r>
+        <w:rPr>
+          <w:rFonts w:ascii="Arial" w:hAnsi="Arial" w:cs="Arial"/>
+          <w:sz w:val="24"/>
+          <w:szCs w:val="24"/>
+        </w:rPr>
+        <w:t>El flujo de autenticación se gestiona mediante la herramienta NgRx Effects, que se encarga de manejar dichos datos, al enviar las credenciales mediante el effect correspondiente al backend,</w:t>
+      </w:r>
+      <w:r>
+        <w:rPr>
+          <w:rFonts w:ascii="Arial" w:hAnsi="Arial" w:cs="Arial"/>
+          <w:sz w:val="24"/>
+          <w:szCs w:val="24"/>
         </w:rPr>
         <w:t xml:space="preserve"> para esto se hace uso de un </w:t>
       </w:r>
       <w:r>
         <w:rPr>
-          <w:sz w:val="32"/>
-          <w:szCs w:val="32"/>
+          <w:rFonts w:ascii="Arial" w:hAnsi="Arial" w:cs="Arial"/>
+          <w:sz w:val="24"/>
+          <w:szCs w:val="24"/>
         </w:rPr>
         <w:t>módulo</w:t>
       </w:r>
       <w:r>
         <w:rPr>
-          <w:sz w:val="32"/>
-          <w:szCs w:val="32"/>
-        </w:rPr>
-        <w:t xml:space="preserve"> de seguridad proprio de </w:t>
-      </w:r>
-      <w:proofErr w:type="spellStart"/>
-      <w:r>
-        <w:rPr>
-          <w:sz w:val="32"/>
-          <w:szCs w:val="32"/>
-        </w:rPr>
-        <w:t>spring</w:t>
-      </w:r>
-      <w:proofErr w:type="spellEnd"/>
-      <w:r>
-        <w:rPr>
-          <w:sz w:val="32"/>
-          <w:szCs w:val="32"/>
-        </w:rPr>
-        <w:t xml:space="preserve"> framework (Spring </w:t>
-      </w:r>
-      <w:proofErr w:type="spellStart"/>
-      <w:r>
-        <w:rPr>
-          <w:sz w:val="32"/>
-          <w:szCs w:val="32"/>
-        </w:rPr>
-        <w:t>security</w:t>
-      </w:r>
-      <w:proofErr w:type="spellEnd"/>
-      <w:r>
-        <w:rPr>
-          <w:sz w:val="32"/>
-          <w:szCs w:val="32"/>
-        </w:rPr>
-        <w:t>),</w:t>
-      </w:r>
-      <w:r>
-        <w:rPr>
-          <w:sz w:val="32"/>
-          <w:szCs w:val="32"/>
+          <w:rFonts w:ascii="Arial" w:hAnsi="Arial" w:cs="Arial"/>
+          <w:sz w:val="24"/>
+          <w:szCs w:val="24"/>
+        </w:rPr>
+        <w:t xml:space="preserve"> de seguridad proprio de spring framework (Spring security),</w:t>
+      </w:r>
+      <w:r>
+        <w:rPr>
+          <w:rFonts w:ascii="Arial" w:hAnsi="Arial" w:cs="Arial"/>
+          <w:sz w:val="24"/>
+          <w:szCs w:val="24"/>
         </w:rPr>
         <w:t xml:space="preserve"> que valida los datos y genera un token JWT, el cual es retornado al frontend.</w:t>
       </w:r>
     </w:p>
     <w:p>
       <w:pPr>
-        <w:rPr>
-          <w:sz w:val="32"/>
-          <w:szCs w:val="32"/>
-        </w:rPr>
-      </w:pPr>
-      <w:r>
-        <w:rPr>
-          <w:sz w:val="32"/>
-          <w:szCs w:val="32"/>
+        <w:spacing w:line="360" w:lineRule="auto"/>
+        <w:rPr>
+          <w:rFonts w:ascii="Arial" w:hAnsi="Arial" w:cs="Arial"/>
+          <w:sz w:val="24"/>
+          <w:szCs w:val="24"/>
+        </w:rPr>
+      </w:pPr>
+      <w:r>
+        <w:rPr>
+          <w:rFonts w:ascii="Arial" w:hAnsi="Arial" w:cs="Arial"/>
+          <w:sz w:val="24"/>
+          <w:szCs w:val="24"/>
         </w:rPr>
         <w:lastRenderedPageBreak/>
         <w:t>Este token JWT consta de tres partes codificadas en base64 y separadas por puntos( . ):</w:t>
@@ -176,220 +2455,150 @@
     </w:p>
     <w:p>
       <w:pPr>
-        <w:rPr>
-          <w:sz w:val="32"/>
-          <w:szCs w:val="32"/>
-        </w:rPr>
-      </w:pPr>
-      <w:r>
-        <w:rPr>
-          <w:sz w:val="32"/>
-          <w:szCs w:val="32"/>
-        </w:rPr>
-        <w:t xml:space="preserve">1.- </w:t>
-      </w:r>
-      <w:proofErr w:type="spellStart"/>
-      <w:r>
-        <w:rPr>
-          <w:sz w:val="32"/>
-          <w:szCs w:val="32"/>
-        </w:rPr>
-        <w:t>header</w:t>
-      </w:r>
-      <w:proofErr w:type="spellEnd"/>
-      <w:r>
-        <w:rPr>
-          <w:sz w:val="32"/>
-          <w:szCs w:val="32"/>
-        </w:rPr>
-        <w:t>: información sobre el tipo de token y algoritmo de firma.</w:t>
-      </w:r>
-    </w:p>
-    <w:p>
-      <w:pPr>
-        <w:rPr>
-          <w:sz w:val="32"/>
-          <w:szCs w:val="32"/>
-        </w:rPr>
-      </w:pPr>
-      <w:r>
-        <w:rPr>
-          <w:sz w:val="32"/>
-          <w:szCs w:val="32"/>
-        </w:rPr>
-        <w:t xml:space="preserve">2.- </w:t>
-      </w:r>
-      <w:proofErr w:type="spellStart"/>
-      <w:r>
-        <w:rPr>
-          <w:sz w:val="32"/>
-          <w:szCs w:val="32"/>
-        </w:rPr>
-        <w:t>Payload</w:t>
-      </w:r>
-      <w:proofErr w:type="spellEnd"/>
-      <w:r>
-        <w:rPr>
-          <w:sz w:val="32"/>
-          <w:szCs w:val="32"/>
-        </w:rPr>
-        <w:t>: contiene los datos del usuario y su rol.</w:t>
-      </w:r>
-    </w:p>
-    <w:p>
-      <w:pPr>
-        <w:rPr>
-          <w:sz w:val="32"/>
-          <w:szCs w:val="32"/>
-        </w:rPr>
-      </w:pPr>
-      <w:r>
-        <w:rPr>
-          <w:sz w:val="32"/>
-          <w:szCs w:val="32"/>
-        </w:rPr>
-        <w:t xml:space="preserve">3.- </w:t>
-      </w:r>
-      <w:proofErr w:type="spellStart"/>
-      <w:r>
-        <w:rPr>
-          <w:sz w:val="32"/>
-          <w:szCs w:val="32"/>
-        </w:rPr>
-        <w:t>Signature</w:t>
-      </w:r>
-      <w:proofErr w:type="spellEnd"/>
-      <w:r>
-        <w:rPr>
-          <w:sz w:val="32"/>
-          <w:szCs w:val="32"/>
-        </w:rPr>
-        <w:t>: garantiza que el token no ha sido alterado</w:t>
-      </w:r>
-    </w:p>
-    <w:p/>
-    <w:p/>
-    <w:p>
-      <w:pPr>
+        <w:spacing w:line="360" w:lineRule="auto"/>
+        <w:rPr>
+          <w:rFonts w:ascii="Arial" w:hAnsi="Arial" w:cs="Arial"/>
+          <w:sz w:val="24"/>
+          <w:szCs w:val="24"/>
+        </w:rPr>
+      </w:pPr>
+      <w:r>
+        <w:rPr>
+          <w:rFonts w:ascii="Arial" w:hAnsi="Arial" w:cs="Arial"/>
+          <w:sz w:val="24"/>
+          <w:szCs w:val="24"/>
+        </w:rPr>
+        <w:t>1.- header: información sobre el tipo de token y algoritmo de firma.</w:t>
+      </w:r>
+    </w:p>
+    <w:p>
+      <w:pPr>
+        <w:spacing w:line="360" w:lineRule="auto"/>
+        <w:rPr>
+          <w:rFonts w:ascii="Arial" w:hAnsi="Arial" w:cs="Arial"/>
+          <w:sz w:val="24"/>
+          <w:szCs w:val="24"/>
+        </w:rPr>
+      </w:pPr>
+      <w:r>
+        <w:rPr>
+          <w:rFonts w:ascii="Arial" w:hAnsi="Arial" w:cs="Arial"/>
+          <w:sz w:val="24"/>
+          <w:szCs w:val="24"/>
+        </w:rPr>
+        <w:t>2.- Payload: contiene los datos del usuario y su rol.</w:t>
+      </w:r>
+    </w:p>
+    <w:p>
+      <w:pPr>
+        <w:spacing w:line="360" w:lineRule="auto"/>
+        <w:rPr>
+          <w:rFonts w:ascii="Arial" w:hAnsi="Arial" w:cs="Arial"/>
+          <w:sz w:val="24"/>
+          <w:szCs w:val="24"/>
+        </w:rPr>
+      </w:pPr>
+      <w:r>
+        <w:rPr>
+          <w:rFonts w:ascii="Arial" w:hAnsi="Arial" w:cs="Arial"/>
+          <w:sz w:val="24"/>
+          <w:szCs w:val="24"/>
+        </w:rPr>
+        <w:t>3.- Signature: garantiza que el token no ha sido alterado</w:t>
+      </w:r>
+    </w:p>
+    <w:p>
+      <w:pPr>
+        <w:spacing w:line="360" w:lineRule="auto"/>
         <w:jc w:val="both"/>
         <w:rPr>
-          <w:sz w:val="32"/>
-          <w:szCs w:val="32"/>
-        </w:rPr>
-      </w:pPr>
-      <w:r>
-        <w:rPr>
-          <w:sz w:val="32"/>
-          <w:szCs w:val="32"/>
+          <w:rFonts w:ascii="Arial" w:hAnsi="Arial" w:cs="Arial"/>
+          <w:sz w:val="24"/>
+          <w:szCs w:val="24"/>
+        </w:rPr>
+      </w:pPr>
+      <w:r>
+        <w:rPr>
+          <w:rFonts w:ascii="Arial" w:hAnsi="Arial" w:cs="Arial"/>
+          <w:sz w:val="24"/>
+          <w:szCs w:val="24"/>
         </w:rPr>
         <w:t>Lo anterior mencionado se logra mediante las siguientes clases:</w:t>
       </w:r>
     </w:p>
     <w:p>
       <w:pPr>
+        <w:spacing w:line="360" w:lineRule="auto"/>
         <w:jc w:val="both"/>
         <w:rPr>
-          <w:sz w:val="32"/>
-          <w:szCs w:val="32"/>
-        </w:rPr>
-      </w:pPr>
-      <w:r>
-        <w:rPr>
-          <w:sz w:val="32"/>
-          <w:szCs w:val="32"/>
-        </w:rPr>
-        <w:t>Auth.component.html: que es la vista al formulario de inicio de sesión.</w:t>
-      </w:r>
-    </w:p>
-    <w:p>
-      <w:pPr>
+          <w:rFonts w:ascii="Arial" w:hAnsi="Arial" w:cs="Arial"/>
+          <w:sz w:val="24"/>
+          <w:szCs w:val="24"/>
+        </w:rPr>
+      </w:pPr>
+      <w:bookmarkStart w:id="2" w:name="_Toc201932683"/>
+      <w:r>
+        <w:rPr>
+          <w:rStyle w:val="Ttulo3Car"/>
+        </w:rPr>
+        <w:t>Auth.component.html</w:t>
+      </w:r>
+      <w:bookmarkEnd w:id="2"/>
+      <w:r>
+        <w:rPr>
+          <w:rFonts w:ascii="Arial" w:hAnsi="Arial" w:cs="Arial"/>
+          <w:sz w:val="24"/>
+          <w:szCs w:val="24"/>
+        </w:rPr>
+        <w:t>: que es la vista al formulario de inicio de sesión.</w:t>
+      </w:r>
+    </w:p>
+    <w:p>
+      <w:pPr>
+        <w:spacing w:line="360" w:lineRule="auto"/>
         <w:jc w:val="both"/>
         <w:rPr>
-          <w:sz w:val="32"/>
-          <w:szCs w:val="32"/>
-        </w:rPr>
-      </w:pPr>
-      <w:proofErr w:type="spellStart"/>
-      <w:r>
-        <w:rPr>
-          <w:sz w:val="32"/>
-          <w:szCs w:val="32"/>
+          <w:rFonts w:ascii="Arial" w:hAnsi="Arial" w:cs="Arial"/>
+          <w:sz w:val="24"/>
+          <w:szCs w:val="24"/>
+        </w:rPr>
+      </w:pPr>
+      <w:bookmarkStart w:id="3" w:name="_Toc201932684"/>
+      <w:r>
+        <w:rPr>
+          <w:rStyle w:val="Ttulo3Car"/>
         </w:rPr>
         <w:t>Auth.component.ts</w:t>
       </w:r>
-      <w:proofErr w:type="spellEnd"/>
-      <w:r>
-        <w:rPr>
-          <w:sz w:val="32"/>
-          <w:szCs w:val="32"/>
-        </w:rPr>
-        <w:t xml:space="preserve">: que es quien se encarga de enlazar los datos con el modelo </w:t>
-      </w:r>
-      <w:proofErr w:type="spellStart"/>
-      <w:r>
-        <w:rPr>
-          <w:sz w:val="32"/>
-          <w:szCs w:val="32"/>
-        </w:rPr>
-        <w:t>user.ts</w:t>
-      </w:r>
-      <w:proofErr w:type="spellEnd"/>
-      <w:r>
-        <w:rPr>
-          <w:sz w:val="32"/>
-          <w:szCs w:val="32"/>
-        </w:rPr>
-        <w:t xml:space="preserve">. Dicha clase </w:t>
-      </w:r>
-      <w:r>
-        <w:rPr>
-          <w:sz w:val="32"/>
-          <w:szCs w:val="32"/>
+      <w:bookmarkEnd w:id="3"/>
+      <w:r>
+        <w:rPr>
+          <w:rFonts w:ascii="Arial" w:hAnsi="Arial" w:cs="Arial"/>
+          <w:sz w:val="24"/>
+          <w:szCs w:val="24"/>
+        </w:rPr>
+        <w:t xml:space="preserve">: que es quien se encarga de enlazar los datos con el modelo user.ts. Dicha clase </w:t>
+      </w:r>
+      <w:r>
+        <w:rPr>
+          <w:rFonts w:ascii="Arial" w:hAnsi="Arial" w:cs="Arial"/>
+          <w:sz w:val="24"/>
+          <w:szCs w:val="24"/>
         </w:rPr>
         <w:t>envía</w:t>
       </w:r>
       <w:r>
         <w:rPr>
-          <w:sz w:val="32"/>
-          <w:szCs w:val="32"/>
-        </w:rPr>
-        <w:t xml:space="preserve"> el formulario, despachando una función </w:t>
-      </w:r>
-      <w:proofErr w:type="spellStart"/>
-      <w:r>
-        <w:rPr>
-          <w:sz w:val="32"/>
-          <w:szCs w:val="32"/>
-        </w:rPr>
-        <w:t>login</w:t>
-      </w:r>
-      <w:proofErr w:type="spellEnd"/>
-      <w:r>
-        <w:rPr>
-          <w:sz w:val="32"/>
-          <w:szCs w:val="32"/>
-        </w:rPr>
-        <w:t xml:space="preserve">, con las credenciales, que son enviadas mediante la store de </w:t>
-      </w:r>
-      <w:proofErr w:type="spellStart"/>
-      <w:r>
-        <w:rPr>
-          <w:sz w:val="32"/>
-          <w:szCs w:val="32"/>
-        </w:rPr>
-        <w:t>NgRx</w:t>
-      </w:r>
-      <w:proofErr w:type="spellEnd"/>
-      <w:r>
-        <w:rPr>
-          <w:sz w:val="32"/>
-          <w:szCs w:val="32"/>
-        </w:rPr>
-        <w:t>.</w:t>
-      </w:r>
-    </w:p>
-    <w:p>
-      <w:pPr>
+          <w:rFonts w:ascii="Arial" w:hAnsi="Arial" w:cs="Arial"/>
+          <w:sz w:val="24"/>
+          <w:szCs w:val="24"/>
+        </w:rPr>
+        <w:t xml:space="preserve"> el formulario, despachando una función login, con las credenciales, que son enviadas mediante la store de NgRx.</w:t>
+      </w:r>
+    </w:p>
+    <w:p>
+      <w:pPr>
+        <w:spacing w:line="360" w:lineRule="auto"/>
         <w:jc w:val="center"/>
         <w:rPr>
           <w:noProof/>
@@ -412,7 +2621,7 @@
                     <pic:cNvPicPr/>
                   </pic:nvPicPr>
                   <pic:blipFill>
-                    <a:blip r:embed="rId5"/>
+                    <a:blip r:embed="rId7"/>
                     <a:stretch>
                       <a:fillRect/>
                     </a:stretch>
@@ -452,7 +2661,7 @@
                     <pic:cNvPicPr/>
                   </pic:nvPicPr>
                   <pic:blipFill>
-                    <a:blip r:embed="rId6"/>
+                    <a:blip r:embed="rId8"/>
                     <a:stretch>
                       <a:fillRect/>
                     </a:stretch>
@@ -475,78 +2684,143 @@
     </w:p>
     <w:p>
       <w:pPr>
-        <w:rPr>
+        <w:spacing w:line="360" w:lineRule="auto"/>
+        <w:rPr>
+          <w:rFonts w:ascii="Arial" w:hAnsi="Arial" w:cs="Arial"/>
           <w:noProof/>
-          <w:sz w:val="32"/>
-          <w:szCs w:val="32"/>
-        </w:rPr>
-      </w:pPr>
-      <w:r>
-        <w:rPr>
+          <w:sz w:val="24"/>
+          <w:szCs w:val="24"/>
+        </w:rPr>
+      </w:pPr>
+      <w:bookmarkStart w:id="4" w:name="_Toc201932685"/>
+      <w:r>
+        <w:rPr>
+          <w:rStyle w:val="Ttulo3Car"/>
+        </w:rPr>
+        <w:t>Auth.actions</w:t>
+      </w:r>
+      <w:r>
+        <w:rPr>
+          <w:rStyle w:val="Ttulo3Car"/>
+        </w:rPr>
+        <w:t>.ts</w:t>
+      </w:r>
+      <w:bookmarkEnd w:id="4"/>
+      <w:r>
+        <w:rPr>
+          <w:rFonts w:ascii="Arial" w:hAnsi="Arial" w:cs="Arial"/>
           <w:noProof/>
-          <w:sz w:val="32"/>
-          <w:szCs w:val="32"/>
-        </w:rPr>
-        <w:t>Auth.actions: Es para declarar las acciones que posterior mente se usaran.</w:t>
-      </w:r>
-    </w:p>
-    <w:p>
-      <w:pPr>
-        <w:rPr>
+          <w:sz w:val="24"/>
+          <w:szCs w:val="24"/>
+        </w:rPr>
+        <w:t>: Es para declarar las acciones que posterior mente se usaran.</w:t>
+      </w:r>
+    </w:p>
+    <w:p>
+      <w:pPr>
+        <w:spacing w:line="360" w:lineRule="auto"/>
+        <w:rPr>
+          <w:rFonts w:ascii="Arial" w:hAnsi="Arial" w:cs="Arial"/>
           <w:noProof/>
-          <w:sz w:val="32"/>
-          <w:szCs w:val="32"/>
-        </w:rPr>
-      </w:pPr>
-      <w:r>
-        <w:rPr>
+          <w:sz w:val="24"/>
+          <w:szCs w:val="24"/>
+        </w:rPr>
+      </w:pPr>
+      <w:bookmarkStart w:id="5" w:name="_Toc201932686"/>
+      <w:r>
+        <w:rPr>
+          <w:rStyle w:val="Ttulo3Car"/>
+        </w:rPr>
+        <w:t>Auth.reducer</w:t>
+      </w:r>
+      <w:r>
+        <w:rPr>
+          <w:rStyle w:val="Ttulo3Car"/>
+        </w:rPr>
+        <w:t>.ts</w:t>
+      </w:r>
+      <w:bookmarkEnd w:id="5"/>
+      <w:r>
+        <w:rPr>
+          <w:rFonts w:ascii="Arial" w:hAnsi="Arial" w:cs="Arial"/>
           <w:noProof/>
-          <w:sz w:val="32"/>
-          <w:szCs w:val="32"/>
-        </w:rPr>
-        <w:t>Auth.reducer: acutalizar el estado según las acciones.</w:t>
-      </w:r>
-    </w:p>
-    <w:p>
-      <w:pPr>
-        <w:rPr>
+          <w:sz w:val="24"/>
+          <w:szCs w:val="24"/>
+        </w:rPr>
+        <w:t>: acutalizar el estado según las acciones.</w:t>
+      </w:r>
+    </w:p>
+    <w:p>
+      <w:pPr>
+        <w:spacing w:line="360" w:lineRule="auto"/>
+        <w:rPr>
+          <w:rFonts w:ascii="Arial" w:hAnsi="Arial" w:cs="Arial"/>
           <w:noProof/>
-          <w:sz w:val="32"/>
-          <w:szCs w:val="32"/>
-        </w:rPr>
-      </w:pPr>
-      <w:r>
-        <w:rPr>
+          <w:sz w:val="24"/>
+          <w:szCs w:val="24"/>
+        </w:rPr>
+      </w:pPr>
+      <w:r>
+        <w:rPr>
+          <w:rFonts w:ascii="Arial" w:hAnsi="Arial" w:cs="Arial"/>
+          <w:b/>
+          <w:bCs/>
           <w:noProof/>
-          <w:sz w:val="32"/>
-          <w:szCs w:val="32"/>
-        </w:rPr>
-        <w:t xml:space="preserve">Auth.effects: reaccionan a dichas acciones para posterior mente despachar </w:t>
-      </w:r>
-      <w:r>
-        <w:rPr>
+          <w:sz w:val="24"/>
+          <w:szCs w:val="24"/>
+        </w:rPr>
+        <w:t>Auth.effects</w:t>
+      </w:r>
+      <w:r>
+        <w:rPr>
+          <w:rFonts w:ascii="Arial" w:hAnsi="Arial" w:cs="Arial"/>
+          <w:b/>
+          <w:bCs/>
           <w:noProof/>
-          <w:sz w:val="32"/>
-          <w:szCs w:val="32"/>
+          <w:sz w:val="24"/>
+          <w:szCs w:val="24"/>
+        </w:rPr>
+        <w:t>.ts</w:t>
+      </w:r>
+      <w:r>
+        <w:rPr>
+          <w:rFonts w:ascii="Arial" w:hAnsi="Arial" w:cs="Arial"/>
+          <w:noProof/>
+          <w:sz w:val="24"/>
+          <w:szCs w:val="24"/>
+        </w:rPr>
+        <w:t xml:space="preserve">: reaccionan a dichas acciones para posterior mente despachar </w:t>
+      </w:r>
+      <w:r>
+        <w:rPr>
+          <w:rFonts w:ascii="Arial" w:hAnsi="Arial" w:cs="Arial"/>
+          <w:noProof/>
+          <w:sz w:val="24"/>
+          <w:szCs w:val="24"/>
         </w:rPr>
         <w:t xml:space="preserve"> y mandar </w:t>
       </w:r>
       <w:r>
         <w:rPr>
+          <w:rFonts w:ascii="Arial" w:hAnsi="Arial" w:cs="Arial"/>
           <w:noProof/>
-          <w:sz w:val="32"/>
-          <w:szCs w:val="32"/>
+          <w:sz w:val="24"/>
+          <w:szCs w:val="24"/>
         </w:rPr>
         <w:t>peticiones al backend.</w:t>
       </w:r>
     </w:p>
-    <w:p/>
-    <w:p>
-      <w:pPr>
+    <w:p>
+      <w:pPr>
+        <w:spacing w:line="360" w:lineRule="auto"/>
+      </w:pPr>
+    </w:p>
+    <w:p>
+      <w:pPr>
+        <w:spacing w:line="360" w:lineRule="auto"/>
         <w:jc w:val="center"/>
       </w:pPr>
       <w:r>
-        <w:lastRenderedPageBreak/>
         <w:drawing>
           <wp:inline distT="0" distB="0" distL="0" distR="0" wp14:anchorId="565F3386" wp14:editId="1D48761F">
             <wp:extent cx="2200582" cy="1267002"/>
@@ -563,7 +2837,7 @@
                     <pic:cNvPicPr/>
                   </pic:nvPicPr>
                   <pic:blipFill>
-                    <a:blip r:embed="rId7"/>
+                    <a:blip r:embed="rId9"/>
                     <a:stretch>
                       <a:fillRect/>
                     </a:stretch>
@@ -585,42 +2859,125 @@
       </w:r>
     </w:p>
     <w:p>
-      <w:r>
+      <w:pPr>
+        <w:spacing w:line="360" w:lineRule="auto"/>
+        <w:rPr>
+          <w:rFonts w:ascii="Arial" w:hAnsi="Arial" w:cs="Arial"/>
+          <w:sz w:val="24"/>
+          <w:szCs w:val="24"/>
+        </w:rPr>
+      </w:pPr>
+      <w:bookmarkStart w:id="6" w:name="_Toc201932687"/>
+      <w:r>
+        <w:rPr>
+          <w:rStyle w:val="Ttulo3Car"/>
+        </w:rPr>
+        <w:lastRenderedPageBreak/>
         <w:t>JwtAuthenticationFilter</w:t>
       </w:r>
       <w:r>
+        <w:rPr>
+          <w:rStyle w:val="Ttulo3Car"/>
+        </w:rPr>
         <w:t>.java</w:t>
       </w:r>
-      <w:r>
+      <w:bookmarkEnd w:id="6"/>
+      <w:r>
+        <w:rPr>
+          <w:rFonts w:ascii="Arial" w:hAnsi="Arial" w:cs="Arial"/>
+          <w:sz w:val="24"/>
+          <w:szCs w:val="24"/>
+        </w:rPr>
         <w:t>: Este filtro se activa cuando un usuario inicia sesión, que intercepta la petición, extrae las credenciales y las valida. Si la autenticación es exitosa, genera el token durante una hora.</w:t>
       </w:r>
     </w:p>
     <w:p>
-      <w:r>
+      <w:pPr>
+        <w:spacing w:line="360" w:lineRule="auto"/>
+        <w:rPr>
+          <w:rFonts w:ascii="Arial" w:hAnsi="Arial" w:cs="Arial"/>
+          <w:sz w:val="24"/>
+          <w:szCs w:val="24"/>
+        </w:rPr>
+      </w:pPr>
+      <w:bookmarkStart w:id="7" w:name="_Toc201932688"/>
+      <w:r>
+        <w:rPr>
+          <w:rStyle w:val="Ttulo3Car"/>
+        </w:rPr>
         <w:t>JwtValidationFilter</w:t>
       </w:r>
       <w:r>
+        <w:rPr>
+          <w:rStyle w:val="Ttulo3Car"/>
+        </w:rPr>
         <w:t>.java</w:t>
       </w:r>
-      <w:r>
+      <w:bookmarkEnd w:id="7"/>
+      <w:r>
+        <w:rPr>
+          <w:rFonts w:ascii="Arial" w:hAnsi="Arial" w:cs="Arial"/>
+          <w:sz w:val="24"/>
+          <w:szCs w:val="24"/>
+        </w:rPr>
         <w:t xml:space="preserve">: Que se activa después del inicio de </w:t>
       </w:r>
       <w:r>
+        <w:rPr>
+          <w:rFonts w:ascii="Arial" w:hAnsi="Arial" w:cs="Arial"/>
+          <w:sz w:val="24"/>
+          <w:szCs w:val="24"/>
+        </w:rPr>
         <w:t>sesión</w:t>
       </w:r>
       <w:r>
+        <w:rPr>
+          <w:rFonts w:ascii="Arial" w:hAnsi="Arial" w:cs="Arial"/>
+          <w:sz w:val="24"/>
+          <w:szCs w:val="24"/>
+        </w:rPr>
         <w:t xml:space="preserve"> para las peticiones posteriores</w:t>
       </w:r>
       <w:r>
+        <w:rPr>
+          <w:rFonts w:ascii="Arial" w:hAnsi="Arial" w:cs="Arial"/>
+          <w:sz w:val="24"/>
+          <w:szCs w:val="24"/>
+        </w:rPr>
         <w:t>, extrae el token y valida, que tipo de usuario y si tiene acceso a otro tipo de recursos.</w:t>
       </w:r>
     </w:p>
     <w:p>
-      <w:r>
-        <w:t>TokenJwtConfig.java: esta clase define constantes que se usaran durante la autenticación JWT, tales como las respuestas http, prefijo del token, la llave secreta que es fundamental para la validez del token.</w:t>
-      </w:r>
-    </w:p>
-    <w:p>
+      <w:pPr>
+        <w:spacing w:line="360" w:lineRule="auto"/>
+        <w:rPr>
+          <w:rFonts w:ascii="Arial" w:hAnsi="Arial" w:cs="Arial"/>
+          <w:sz w:val="24"/>
+          <w:szCs w:val="24"/>
+        </w:rPr>
+      </w:pPr>
+      <w:bookmarkStart w:id="8" w:name="_Toc201932689"/>
+      <w:r>
+        <w:rPr>
+          <w:rStyle w:val="Ttulo3Car"/>
+        </w:rPr>
+        <w:t>TokenJwtConfig.java</w:t>
+      </w:r>
+      <w:bookmarkEnd w:id="8"/>
+      <w:r>
+        <w:rPr>
+          <w:rFonts w:ascii="Arial" w:hAnsi="Arial" w:cs="Arial"/>
+          <w:sz w:val="24"/>
+          <w:szCs w:val="24"/>
+        </w:rPr>
+        <w:t>: esta clase define constantes que se usaran durante la autenticación JWT, tales como las respuestas http, prefijo del token, la llave secreta que es fundamental para la validez del token.</w:t>
+      </w:r>
+    </w:p>
+    <w:p>
+      <w:pPr>
+        <w:spacing w:line="360" w:lineRule="auto"/>
+        <w:jc w:val="center"/>
+      </w:pPr>
       <w:r>
         <w:drawing>
           <wp:inline distT="0" distB="0" distL="0" distR="0" wp14:anchorId="1765DB89" wp14:editId="39A3D795">
@@ -638,7 +2995,7 @@
                     <pic:cNvPicPr/>
                   </pic:nvPicPr>
                   <pic:blipFill>
-                    <a:blip r:embed="rId8"/>
+                    <a:blip r:embed="rId10"/>
                     <a:stretch>
                       <a:fillRect/>
                     </a:stretch>
@@ -660,19 +3017,99 @@
       </w:r>
     </w:p>
     <w:p>
-      <w:r>
+      <w:pPr>
+        <w:spacing w:line="360" w:lineRule="auto"/>
+        <w:rPr>
+          <w:rFonts w:ascii="Arial" w:hAnsi="Arial" w:cs="Arial"/>
+          <w:sz w:val="24"/>
+          <w:szCs w:val="24"/>
+        </w:rPr>
+      </w:pPr>
+      <w:r>
+        <w:rPr>
+          <w:rFonts w:ascii="Arial" w:hAnsi="Arial" w:cs="Arial"/>
+          <w:sz w:val="24"/>
+          <w:szCs w:val="24"/>
+        </w:rPr>
         <w:t xml:space="preserve">Una vez hemos iniciado sesión, la </w:t>
       </w:r>
       <w:r>
+        <w:rPr>
+          <w:rFonts w:ascii="Arial" w:hAnsi="Arial" w:cs="Arial"/>
+          <w:sz w:val="24"/>
+          <w:szCs w:val="24"/>
+        </w:rPr>
         <w:t>página</w:t>
       </w:r>
       <w:r>
+        <w:rPr>
+          <w:rFonts w:ascii="Arial" w:hAnsi="Arial" w:cs="Arial"/>
+          <w:sz w:val="24"/>
+          <w:szCs w:val="24"/>
+        </w:rPr>
         <w:t xml:space="preserve"> de inicio será el listado de usuarios. En este caso la siguiente captura será de administrador.</w:t>
       </w:r>
     </w:p>
     <w:p>
+      <w:pPr>
+        <w:spacing w:line="360" w:lineRule="auto"/>
+        <w:rPr>
+          <w:rFonts w:ascii="Arial" w:hAnsi="Arial" w:cs="Arial"/>
+          <w:sz w:val="24"/>
+          <w:szCs w:val="24"/>
+        </w:rPr>
+      </w:pPr>
+    </w:p>
+    <w:p>
+      <w:pPr>
+        <w:spacing w:line="360" w:lineRule="auto"/>
+        <w:rPr>
+          <w:rFonts w:ascii="Arial" w:hAnsi="Arial" w:cs="Arial"/>
+          <w:sz w:val="24"/>
+          <w:szCs w:val="24"/>
+        </w:rPr>
+      </w:pPr>
+    </w:p>
+    <w:p>
+      <w:pPr>
+        <w:spacing w:line="360" w:lineRule="auto"/>
+        <w:rPr>
+          <w:rFonts w:ascii="Arial" w:hAnsi="Arial" w:cs="Arial"/>
+          <w:sz w:val="24"/>
+          <w:szCs w:val="24"/>
+        </w:rPr>
+      </w:pPr>
+    </w:p>
+    <w:p>
+      <w:pPr>
+        <w:spacing w:line="360" w:lineRule="auto"/>
+        <w:rPr>
+          <w:rFonts w:ascii="Arial" w:hAnsi="Arial" w:cs="Arial"/>
+          <w:sz w:val="24"/>
+          <w:szCs w:val="24"/>
+        </w:rPr>
+      </w:pPr>
+    </w:p>
+    <w:p>
+      <w:pPr>
+        <w:pStyle w:val="Ttulo2"/>
+      </w:pPr>
+      <w:bookmarkStart w:id="9" w:name="_Toc201932690"/>
       <w:r>
         <w:lastRenderedPageBreak/>
+        <w:t>Pagina principal</w:t>
+      </w:r>
+      <w:bookmarkEnd w:id="9"/>
+      <w:r>
+        <w:t xml:space="preserve"> </w:t>
+      </w:r>
+    </w:p>
+    <w:p>
+      <w:pPr>
+        <w:spacing w:line="360" w:lineRule="auto"/>
+        <w:jc w:val="center"/>
+      </w:pPr>
+      <w:r>
         <w:drawing>
           <wp:inline distT="0" distB="0" distL="0" distR="0" wp14:anchorId="6DCA8056" wp14:editId="2A87269E">
             <wp:extent cx="5612130" cy="2876550"/>
@@ -689,7 +3126,7 @@
                     <pic:cNvPicPr/>
                   </pic:nvPicPr>
                   <pic:blipFill>
-                    <a:blip r:embed="rId9"/>
+                    <a:blip r:embed="rId11"/>
                     <a:stretch>
                       <a:fillRect/>
                     </a:stretch>
@@ -711,63 +3148,148 @@
       </w:r>
     </w:p>
     <w:p>
-      <w:r>
-        <w:t xml:space="preserve">Este componente se encarga de mostrar una lista paginada de usuarios, permitiendo a los administradores crear, editar y eliminar usuarios. Utiliza </w:t>
-      </w:r>
-      <w:proofErr w:type="spellStart"/>
-      <w:r>
-        <w:t>NgRx</w:t>
-      </w:r>
-      <w:proofErr w:type="spellEnd"/>
-      <w:r>
-        <w:t xml:space="preserve"> para gestionar el estado y mostrar mensajes según el estado de carga. También incluye una barra de navegación con el nombre de la aplicación, enlaces a agregar usuarios y home (estos últimos solo para administradores), y el nombre del usuario autenticado sumado a un botón para cerrar sesión.</w:t>
-      </w:r>
-    </w:p>
-    <w:p>
-      <w:r>
+      <w:pPr>
+        <w:spacing w:line="360" w:lineRule="auto"/>
+        <w:rPr>
+          <w:rFonts w:ascii="Arial" w:hAnsi="Arial" w:cs="Arial"/>
+          <w:sz w:val="24"/>
+          <w:szCs w:val="24"/>
+        </w:rPr>
+      </w:pPr>
+      <w:r>
+        <w:rPr>
+          <w:rFonts w:ascii="Arial" w:hAnsi="Arial" w:cs="Arial"/>
+          <w:sz w:val="24"/>
+          <w:szCs w:val="24"/>
+        </w:rPr>
+        <w:t>Este componente se encarga de mostrar una lista paginada de usuarios, permitiendo a los administradores crear, editar y eliminar usuarios. Utiliza NgRx para gestionar el estado y mostrar mensajes según el estado de carga. También incluye una barra de navegación con el nombre de la aplicación, enlaces a agregar usuarios y home (estos últimos solo para administradores), y el nombre del usuario autenticado sumado a un botón para cerrar sesión.</w:t>
+      </w:r>
+      <w:r>
+        <w:rPr>
+          <w:rFonts w:ascii="Arial" w:hAnsi="Arial" w:cs="Arial"/>
+          <w:sz w:val="24"/>
+          <w:szCs w:val="24"/>
+        </w:rPr>
+        <w:t xml:space="preserve"> Cabe mencionar que los datos se manejan mediante Spring Data, que es parte de Spring framework, este nos permite utilizar las operaciones CRUD entre otras cosas, </w:t>
+      </w:r>
+      <w:r>
+        <w:rPr>
+          <w:rFonts w:ascii="Arial" w:hAnsi="Arial" w:cs="Arial"/>
+          <w:sz w:val="24"/>
+          <w:szCs w:val="24"/>
+        </w:rPr>
+        <w:t>de una manera mas sencilla.</w:t>
+      </w:r>
+    </w:p>
+    <w:p>
+      <w:pPr>
+        <w:spacing w:line="360" w:lineRule="auto"/>
+        <w:rPr>
+          <w:rFonts w:ascii="Arial" w:hAnsi="Arial" w:cs="Arial"/>
+          <w:sz w:val="24"/>
+          <w:szCs w:val="24"/>
+        </w:rPr>
+      </w:pPr>
+      <w:r>
+        <w:rPr>
+          <w:rFonts w:ascii="Arial" w:hAnsi="Arial" w:cs="Arial"/>
+          <w:sz w:val="24"/>
+          <w:szCs w:val="24"/>
+        </w:rPr>
         <w:t xml:space="preserve">Las clases que nos ayudan con esta información </w:t>
       </w:r>
     </w:p>
     <w:p>
-      <w:r>
-        <w:t xml:space="preserve">navbar.component.html: es la </w:t>
-      </w:r>
-      <w:r>
+      <w:pPr>
+        <w:spacing w:line="360" w:lineRule="auto"/>
+        <w:rPr>
+          <w:rFonts w:ascii="Arial" w:hAnsi="Arial" w:cs="Arial"/>
+          <w:sz w:val="24"/>
+          <w:szCs w:val="24"/>
+        </w:rPr>
+      </w:pPr>
+      <w:bookmarkStart w:id="10" w:name="_Toc201932691"/>
+      <w:r>
+        <w:rPr>
+          <w:rStyle w:val="Ttulo3Car"/>
+        </w:rPr>
+        <w:t>navbar.component.html</w:t>
+      </w:r>
+      <w:bookmarkEnd w:id="10"/>
+      <w:r>
+        <w:rPr>
+          <w:rFonts w:ascii="Arial" w:hAnsi="Arial" w:cs="Arial"/>
+          <w:sz w:val="24"/>
+          <w:szCs w:val="24"/>
+        </w:rPr>
+        <w:t xml:space="preserve">: es la </w:t>
+      </w:r>
+      <w:r>
+        <w:rPr>
+          <w:rFonts w:ascii="Arial" w:hAnsi="Arial" w:cs="Arial"/>
+          <w:sz w:val="24"/>
+          <w:szCs w:val="24"/>
+        </w:rPr>
         <w:t xml:space="preserve">vista a nuestra </w:t>
       </w:r>
       <w:r>
+        <w:rPr>
+          <w:rFonts w:ascii="Arial" w:hAnsi="Arial" w:cs="Arial"/>
+          <w:sz w:val="24"/>
+          <w:szCs w:val="24"/>
+        </w:rPr>
         <w:t>barra de navegación</w:t>
       </w:r>
       <w:r>
+        <w:rPr>
+          <w:rFonts w:ascii="Arial" w:hAnsi="Arial" w:cs="Arial"/>
+          <w:sz w:val="24"/>
+          <w:szCs w:val="24"/>
+        </w:rPr>
         <w:t>.</w:t>
       </w:r>
     </w:p>
     <w:p>
-      <w:proofErr w:type="spellStart"/>
-      <w:r>
+      <w:pPr>
+        <w:spacing w:line="360" w:lineRule="auto"/>
+        <w:rPr>
+          <w:rFonts w:ascii="Arial" w:hAnsi="Arial" w:cs="Arial"/>
+          <w:sz w:val="24"/>
+          <w:szCs w:val="24"/>
+        </w:rPr>
+      </w:pPr>
+      <w:bookmarkStart w:id="11" w:name="_Toc201932692"/>
+      <w:r>
+        <w:rPr>
+          <w:rStyle w:val="Ttulo3Car"/>
+        </w:rPr>
         <w:t>navbar.component.ts</w:t>
       </w:r>
-      <w:proofErr w:type="spellEnd"/>
-      <w:r>
+      <w:bookmarkEnd w:id="11"/>
+      <w:r>
+        <w:rPr>
+          <w:rFonts w:ascii="Arial" w:hAnsi="Arial" w:cs="Arial"/>
+          <w:sz w:val="24"/>
+          <w:szCs w:val="24"/>
+        </w:rPr>
         <w:t xml:space="preserve">: este componente se encarga </w:t>
       </w:r>
       <w:r>
-        <w:t xml:space="preserve">de mostrar los enlaces y opciones según nuestro estado de autenticación y rol de usuario (administrador o no). Utiliza la clase </w:t>
-      </w:r>
-      <w:proofErr w:type="spellStart"/>
-      <w:r>
-        <w:t>AuthService</w:t>
-      </w:r>
-      <w:proofErr w:type="spellEnd"/>
-      <w:r>
-        <w:t xml:space="preserve"> para obtener información, y utilizar métodos para cerrar sesión </w:t>
-      </w:r>
-    </w:p>
-    <w:p>
-      <w:pPr>
+        <w:rPr>
+          <w:rFonts w:ascii="Arial" w:hAnsi="Arial" w:cs="Arial"/>
+          <w:sz w:val="24"/>
+          <w:szCs w:val="24"/>
+        </w:rPr>
+        <w:t xml:space="preserve">de mostrar los enlaces y opciones según nuestro estado de autenticación y rol de usuario (administrador o no). Utiliza la clase AuthService para obtener información, y utilizar métodos para cerrar sesión </w:t>
+      </w:r>
+    </w:p>
+    <w:p>
+      <w:pPr>
+        <w:spacing w:line="360" w:lineRule="auto"/>
         <w:jc w:val="center"/>
       </w:pPr>
       <w:r>
+        <w:lastRenderedPageBreak/>
         <w:drawing>
           <wp:inline distT="0" distB="0" distL="0" distR="0" wp14:anchorId="282C0C9D" wp14:editId="3CECA13A">
             <wp:extent cx="2791215" cy="962159"/>
@@ -784,7 +3306,7 @@
                     <pic:cNvPicPr/>
                   </pic:nvPicPr>
                   <pic:blipFill>
-                    <a:blip r:embed="rId10"/>
+                    <a:blip r:embed="rId12"/>
                     <a:stretch>
                       <a:fillRect/>
                     </a:stretch>
@@ -807,77 +3329,82 @@
     </w:p>
     <w:p>
       <w:pPr>
+        <w:spacing w:line="360" w:lineRule="auto"/>
         <w:jc w:val="both"/>
-      </w:pPr>
-      <w:proofErr w:type="spellStart"/>
-      <w:r>
+        <w:rPr>
+          <w:rFonts w:ascii="Arial" w:hAnsi="Arial" w:cs="Arial"/>
+          <w:sz w:val="24"/>
+          <w:szCs w:val="24"/>
+        </w:rPr>
+      </w:pPr>
+      <w:bookmarkStart w:id="12" w:name="_Toc201932693"/>
+      <w:r>
+        <w:rPr>
+          <w:rStyle w:val="Ttulo3Car"/>
+        </w:rPr>
         <w:t>Auth.service.ts</w:t>
       </w:r>
-      <w:proofErr w:type="spellEnd"/>
-      <w:r>
+      <w:bookmarkEnd w:id="12"/>
+      <w:r>
+        <w:rPr>
+          <w:rFonts w:ascii="Arial" w:hAnsi="Arial" w:cs="Arial"/>
+          <w:sz w:val="24"/>
+          <w:szCs w:val="24"/>
+        </w:rPr>
         <w:t>: que guarda y recupera el token de JWT</w:t>
       </w:r>
       <w:r>
-        <w:t xml:space="preserve">, decodifica el </w:t>
-      </w:r>
-      <w:proofErr w:type="spellStart"/>
-      <w:r>
-        <w:t>payload</w:t>
-      </w:r>
-      <w:proofErr w:type="spellEnd"/>
-      <w:r>
-        <w:t xml:space="preserve"> que anteriormente mencionado es la parte central de token que se </w:t>
-      </w:r>
-      <w:proofErr w:type="spellStart"/>
-      <w:r>
-        <w:t>conviente</w:t>
-      </w:r>
-      <w:proofErr w:type="spellEnd"/>
-      <w:r>
-        <w:t xml:space="preserve"> en un objeto JSON para obtener información</w:t>
-      </w:r>
-      <w:r>
+        <w:rPr>
+          <w:rFonts w:ascii="Arial" w:hAnsi="Arial" w:cs="Arial"/>
+          <w:sz w:val="24"/>
+          <w:szCs w:val="24"/>
+        </w:rPr>
+        <w:t>, decodifica el payload que anteriormente mencionado es la parte central de token que se conviente en un objeto JSON para obtener información</w:t>
+      </w:r>
+      <w:r>
+        <w:rPr>
+          <w:rFonts w:ascii="Arial" w:hAnsi="Arial" w:cs="Arial"/>
+          <w:sz w:val="24"/>
+          <w:szCs w:val="24"/>
+        </w:rPr>
         <w:t xml:space="preserve">, </w:t>
       </w:r>
       <w:r>
+        <w:rPr>
+          <w:rFonts w:ascii="Arial" w:hAnsi="Arial" w:cs="Arial"/>
+          <w:sz w:val="24"/>
+          <w:szCs w:val="24"/>
+        </w:rPr>
         <w:t>tal como nombre de usuario</w:t>
       </w:r>
       <w:r>
-        <w:t xml:space="preserve"> , rol, etc. Guarda la información del usuario en </w:t>
-      </w:r>
-      <w:proofErr w:type="spellStart"/>
-      <w:r>
-        <w:t>localStorage</w:t>
-      </w:r>
-      <w:proofErr w:type="spellEnd"/>
-      <w:r>
-        <w:t>, retorna si el usuario se encuentra en sesión.</w:t>
-      </w:r>
-      <w:r>
-        <w:t xml:space="preserve"> Despacha la acción </w:t>
-      </w:r>
-      <w:proofErr w:type="spellStart"/>
-      <w:r>
-        <w:t>logout</w:t>
-      </w:r>
-      <w:proofErr w:type="spellEnd"/>
-      <w:r>
-        <w:t xml:space="preserve">, que limpia los estados de </w:t>
-      </w:r>
-      <w:proofErr w:type="spellStart"/>
-      <w:r>
-        <w:t>NgRx</w:t>
-      </w:r>
-      <w:proofErr w:type="spellEnd"/>
-      <w:r>
-        <w:t xml:space="preserve"> elimina la información del usuario y su token (Cierra sesión)</w:t>
-      </w:r>
-      <w:r>
+        <w:rPr>
+          <w:rFonts w:ascii="Arial" w:hAnsi="Arial" w:cs="Arial"/>
+          <w:sz w:val="24"/>
+          <w:szCs w:val="24"/>
+        </w:rPr>
+        <w:t>, rol, etc. Guarda la información del usuario en localStorage, retorna si el usuario se encuentra en sesión.</w:t>
+      </w:r>
+      <w:r>
+        <w:rPr>
+          <w:rFonts w:ascii="Arial" w:hAnsi="Arial" w:cs="Arial"/>
+          <w:sz w:val="24"/>
+          <w:szCs w:val="24"/>
+        </w:rPr>
+        <w:t xml:space="preserve"> Despacha la acción logout, que limpia los estados de NgRx elimina la información del usuario y su token (Cierra sesión)</w:t>
+      </w:r>
+      <w:r>
+        <w:rPr>
+          <w:rFonts w:ascii="Arial" w:hAnsi="Arial" w:cs="Arial"/>
+          <w:sz w:val="24"/>
+          <w:szCs w:val="24"/>
+        </w:rPr>
         <w:t>.</w:t>
       </w:r>
     </w:p>
     <w:p>
       <w:pPr>
+        <w:spacing w:line="360" w:lineRule="auto"/>
         <w:jc w:val="center"/>
       </w:pPr>
       <w:r>
@@ -897,7 +3424,7 @@
                     <pic:cNvPicPr/>
                   </pic:nvPicPr>
                   <pic:blipFill>
-                    <a:blip r:embed="rId11"/>
+                    <a:blip r:embed="rId13"/>
                     <a:stretch>
                       <a:fillRect/>
                     </a:stretch>
@@ -920,156 +3447,224 @@
     </w:p>
     <w:p>
       <w:pPr>
+        <w:spacing w:line="360" w:lineRule="auto"/>
         <w:jc w:val="both"/>
+        <w:rPr>
+          <w:rFonts w:ascii="Arial" w:hAnsi="Arial" w:cs="Arial"/>
+          <w:sz w:val="24"/>
+          <w:szCs w:val="24"/>
+        </w:rPr>
+      </w:pPr>
+      <w:bookmarkStart w:id="13" w:name="_Toc201932694"/>
+      <w:r>
+        <w:rPr>
+          <w:rStyle w:val="Ttulo3Car"/>
+        </w:rPr>
+        <w:t>User.component.html</w:t>
+      </w:r>
+      <w:bookmarkEnd w:id="13"/>
+      <w:r>
+        <w:rPr>
+          <w:rFonts w:ascii="Arial" w:hAnsi="Arial" w:cs="Arial"/>
+          <w:sz w:val="24"/>
+          <w:szCs w:val="24"/>
+        </w:rPr>
+        <w:t>: la vista a nuestra lista de usuarios y opciones dependiendo el rol.</w:t>
+      </w:r>
+    </w:p>
+    <w:p>
+      <w:pPr>
+        <w:spacing w:line="360" w:lineRule="auto"/>
+        <w:jc w:val="both"/>
+        <w:rPr>
+          <w:rFonts w:ascii="Arial" w:hAnsi="Arial" w:cs="Arial"/>
+          <w:sz w:val="24"/>
+          <w:szCs w:val="24"/>
+        </w:rPr>
+      </w:pPr>
+      <w:bookmarkStart w:id="14" w:name="_Toc201932695"/>
+      <w:r>
+        <w:rPr>
+          <w:rStyle w:val="Ttulo3Car"/>
+        </w:rPr>
+        <w:t>User.component.ts</w:t>
+      </w:r>
+      <w:bookmarkEnd w:id="14"/>
+      <w:r>
+        <w:rPr>
+          <w:rFonts w:ascii="Arial" w:hAnsi="Arial" w:cs="Arial"/>
+          <w:sz w:val="24"/>
+          <w:szCs w:val="24"/>
+        </w:rPr>
+        <w:t>: Que es el encargado d</w:t>
+      </w:r>
+      <w:r>
+        <w:rPr>
+          <w:rFonts w:ascii="Arial" w:hAnsi="Arial" w:cs="Arial"/>
+          <w:sz w:val="24"/>
+          <w:szCs w:val="24"/>
+        </w:rPr>
+        <w:t>e la visualización, paginación y el control del listado de usuarios usando NgRx, esta clase también hace uso del store y los effects para el Agregado, editado y eliminado de usuarios</w:t>
+      </w:r>
+      <w:r>
+        <w:rPr>
+          <w:rFonts w:ascii="Arial" w:hAnsi="Arial" w:cs="Arial"/>
+          <w:sz w:val="24"/>
+          <w:szCs w:val="24"/>
+        </w:rPr>
+        <w:t xml:space="preserve"> basado en su control de acceso y roles.</w:t>
+      </w:r>
+      <w:r>
+        <w:rPr>
+          <w:rFonts w:ascii="Arial" w:hAnsi="Arial" w:cs="Arial"/>
+          <w:sz w:val="24"/>
+          <w:szCs w:val="24"/>
+        </w:rPr>
+        <w:t xml:space="preserve"> </w:t>
+      </w:r>
+      <w:r>
+        <w:rPr>
+          <w:rFonts w:ascii="Arial" w:hAnsi="Arial" w:cs="Arial"/>
+          <w:sz w:val="24"/>
+          <w:szCs w:val="24"/>
+        </w:rPr>
+        <w:t>A</w:t>
+      </w:r>
+      <w:r>
+        <w:rPr>
+          <w:rFonts w:ascii="Arial" w:hAnsi="Arial" w:cs="Arial"/>
+          <w:sz w:val="24"/>
+          <w:szCs w:val="24"/>
+        </w:rPr>
+        <w:t>l igual que con la autenticación</w:t>
+      </w:r>
+      <w:r>
+        <w:rPr>
+          <w:rFonts w:ascii="Arial" w:hAnsi="Arial" w:cs="Arial"/>
+          <w:sz w:val="24"/>
+          <w:szCs w:val="24"/>
+        </w:rPr>
+        <w:t xml:space="preserve"> l</w:t>
+      </w:r>
+      <w:r>
+        <w:rPr>
+          <w:rFonts w:ascii="Arial" w:hAnsi="Arial" w:cs="Arial"/>
+          <w:sz w:val="24"/>
+          <w:szCs w:val="24"/>
+        </w:rPr>
+        <w:t xml:space="preserve">os </w:t>
+      </w:r>
+      <w:r>
+        <w:rPr>
+          <w:rFonts w:ascii="Arial" w:hAnsi="Arial" w:cs="Arial"/>
+          <w:sz w:val="24"/>
+          <w:szCs w:val="24"/>
+        </w:rPr>
+        <w:t>tienen sus actions, reducer y effects.</w:t>
+      </w:r>
+    </w:p>
+    <w:p>
+      <w:pPr>
+        <w:spacing w:line="360" w:lineRule="auto"/>
+        <w:jc w:val="both"/>
+        <w:rPr>
+          <w:rFonts w:ascii="Arial" w:hAnsi="Arial" w:cs="Arial"/>
+          <w:sz w:val="24"/>
+          <w:szCs w:val="24"/>
+        </w:rPr>
+      </w:pPr>
+      <w:bookmarkStart w:id="15" w:name="_Toc201932696"/>
+      <w:r>
+        <w:rPr>
+          <w:rStyle w:val="Ttulo3Car"/>
+        </w:rPr>
+        <w:t>User.actions.ts</w:t>
+      </w:r>
+      <w:bookmarkEnd w:id="15"/>
+      <w:r>
+        <w:rPr>
+          <w:rFonts w:ascii="Arial" w:hAnsi="Arial" w:cs="Arial"/>
+          <w:sz w:val="24"/>
+          <w:szCs w:val="24"/>
+        </w:rPr>
+        <w:t>: donde se declaran las acciones a utilizar como, encontrar todos los usuarios, agregar un nuevo usuario, editar, eliminar, ect.</w:t>
+      </w:r>
+    </w:p>
+    <w:p>
+      <w:pPr>
+        <w:spacing w:line="360" w:lineRule="auto"/>
+        <w:jc w:val="both"/>
+        <w:rPr>
+          <w:rFonts w:ascii="Arial" w:hAnsi="Arial" w:cs="Arial"/>
+          <w:sz w:val="24"/>
+          <w:szCs w:val="24"/>
+        </w:rPr>
+      </w:pPr>
+      <w:bookmarkStart w:id="16" w:name="_Toc201932697"/>
+      <w:r>
+        <w:rPr>
+          <w:rStyle w:val="Ttulo3Car"/>
+        </w:rPr>
+        <w:t>User.reducer.ts</w:t>
+      </w:r>
+      <w:bookmarkEnd w:id="16"/>
+      <w:r>
+        <w:rPr>
+          <w:rFonts w:ascii="Arial" w:hAnsi="Arial" w:cs="Arial"/>
+          <w:sz w:val="24"/>
+          <w:szCs w:val="24"/>
+        </w:rPr>
+        <w:t>: actualiza el estado de las acciones.</w:t>
+      </w:r>
+    </w:p>
+    <w:p>
+      <w:pPr>
+        <w:spacing w:line="360" w:lineRule="auto"/>
+        <w:jc w:val="both"/>
+        <w:rPr>
+          <w:rFonts w:ascii="Arial" w:hAnsi="Arial" w:cs="Arial"/>
+          <w:sz w:val="24"/>
+          <w:szCs w:val="24"/>
+        </w:rPr>
+      </w:pPr>
+      <w:bookmarkStart w:id="17" w:name="_Toc201932698"/>
+      <w:r>
+        <w:rPr>
+          <w:rStyle w:val="Ttulo3Car"/>
+        </w:rPr>
+        <w:t>User.effects.ts</w:t>
+      </w:r>
+      <w:bookmarkEnd w:id="17"/>
+      <w:r>
+        <w:rPr>
+          <w:rFonts w:ascii="Arial" w:hAnsi="Arial" w:cs="Arial"/>
+          <w:sz w:val="24"/>
+          <w:szCs w:val="24"/>
+        </w:rPr>
+        <w:t>: es el encargado de hacer las peticiones al backend</w:t>
+      </w:r>
+      <w:r>
+        <w:rPr>
+          <w:rFonts w:ascii="Arial" w:hAnsi="Arial" w:cs="Arial"/>
+          <w:sz w:val="24"/>
+          <w:szCs w:val="24"/>
+        </w:rPr>
+        <w:t>.</w:t>
+      </w:r>
+    </w:p>
+    <w:p>
+      <w:pPr>
+        <w:spacing w:line="360" w:lineRule="auto"/>
+        <w:jc w:val="both"/>
+      </w:pPr>
+    </w:p>
+    <w:p>
+      <w:pPr>
+        <w:spacing w:line="360" w:lineRule="auto"/>
+        <w:jc w:val="center"/>
       </w:pPr>
       <w:r>
         <w:lastRenderedPageBreak/>
-        <w:t>User.component.html</w:t>
-      </w:r>
-      <w:r>
-        <w:t>: la vista a nuestra lista de usuarios y opciones dependiendo el rol.</w:t>
-      </w:r>
-    </w:p>
-    <w:p>
-      <w:pPr>
-        <w:jc w:val="both"/>
-      </w:pPr>
-      <w:r>
-        <w:t>User.component.ts</w:t>
-      </w:r>
-      <w:r>
-        <w:t>: Que es el encargado d</w:t>
-      </w:r>
-      <w:r>
-        <w:t xml:space="preserve">e la visualización, paginación y el control del listado de usuarios usando </w:t>
-      </w:r>
-      <w:proofErr w:type="spellStart"/>
-      <w:r>
-        <w:t>NgRx</w:t>
-      </w:r>
-      <w:proofErr w:type="spellEnd"/>
-      <w:r>
-        <w:t xml:space="preserve">, esta clase también hace uso del store y los </w:t>
-      </w:r>
-      <w:proofErr w:type="spellStart"/>
-      <w:r>
-        <w:t>effects</w:t>
-      </w:r>
-      <w:proofErr w:type="spellEnd"/>
-      <w:r>
-        <w:t xml:space="preserve"> para el Agregado, editado y eliminado de usuarios</w:t>
-      </w:r>
-      <w:r>
-        <w:t xml:space="preserve"> basado en su control de acceso y roles.</w:t>
-      </w:r>
-      <w:r>
-        <w:t xml:space="preserve"> </w:t>
-      </w:r>
-      <w:r>
-        <w:t>A</w:t>
-      </w:r>
-      <w:r>
-        <w:t>l igual que con la autenticación</w:t>
-      </w:r>
-      <w:r>
-        <w:t xml:space="preserve"> l</w:t>
-      </w:r>
-      <w:r>
-        <w:t xml:space="preserve">os </w:t>
-      </w:r>
-      <w:r>
-        <w:t xml:space="preserve">tienen sus </w:t>
-      </w:r>
-      <w:proofErr w:type="spellStart"/>
-      <w:r>
-        <w:t>actions</w:t>
-      </w:r>
-      <w:proofErr w:type="spellEnd"/>
-      <w:r>
-        <w:t xml:space="preserve">, </w:t>
-      </w:r>
-      <w:proofErr w:type="spellStart"/>
-      <w:r>
-        <w:t>reducer</w:t>
-      </w:r>
-      <w:proofErr w:type="spellEnd"/>
-      <w:r>
-        <w:t xml:space="preserve"> y </w:t>
-      </w:r>
-      <w:proofErr w:type="spellStart"/>
-      <w:r>
-        <w:t>effects</w:t>
-      </w:r>
-      <w:proofErr w:type="spellEnd"/>
-      <w:r>
-        <w:t>.</w:t>
-      </w:r>
-    </w:p>
-    <w:p>
-      <w:pPr>
-        <w:jc w:val="both"/>
-      </w:pPr>
-      <w:proofErr w:type="spellStart"/>
-      <w:r>
-        <w:t>User.actions.ts</w:t>
-      </w:r>
-      <w:proofErr w:type="spellEnd"/>
-      <w:r>
-        <w:t xml:space="preserve">: donde se declaran las acciones a utilizar como, encontrar todos los usuarios, agregar un nuevo usuario, editar, eliminar, </w:t>
-      </w:r>
-      <w:proofErr w:type="spellStart"/>
-      <w:r>
-        <w:t>ect</w:t>
-      </w:r>
-      <w:proofErr w:type="spellEnd"/>
-      <w:r>
-        <w:t>.</w:t>
-      </w:r>
-    </w:p>
-    <w:p>
-      <w:pPr>
-        <w:jc w:val="both"/>
-      </w:pPr>
-      <w:proofErr w:type="spellStart"/>
-      <w:r>
-        <w:t>User.reducer.ts</w:t>
-      </w:r>
-      <w:proofErr w:type="spellEnd"/>
-      <w:r>
-        <w:t>: actualiza el estado de las acciones.</w:t>
-      </w:r>
-    </w:p>
-    <w:p>
-      <w:pPr>
-        <w:jc w:val="both"/>
-      </w:pPr>
-      <w:proofErr w:type="spellStart"/>
-      <w:r>
-        <w:t>User.effects.ts</w:t>
-      </w:r>
-      <w:proofErr w:type="spellEnd"/>
-      <w:r>
-        <w:t xml:space="preserve">: es el encargado de hacer las peticiones al </w:t>
-      </w:r>
-      <w:proofErr w:type="spellStart"/>
-      <w:r>
-        <w:t>backend</w:t>
-      </w:r>
-      <w:proofErr w:type="spellEnd"/>
-      <w:r>
-        <w:t xml:space="preserve"> </w:t>
-      </w:r>
-    </w:p>
-    <w:p>
-      <w:pPr>
-        <w:jc w:val="both"/>
-      </w:pPr>
-    </w:p>
-    <w:p>
-      <w:pPr>
-        <w:jc w:val="center"/>
-      </w:pPr>
-      <w:r>
         <w:drawing>
           <wp:inline distT="0" distB="0" distL="0" distR="0" wp14:anchorId="7FAA7E64" wp14:editId="4ABFCB12">
             <wp:extent cx="2686425" cy="924054"/>
@@ -1086,7 +3681,7 @@
                     <pic:cNvPicPr/>
                   </pic:nvPicPr>
                   <pic:blipFill>
-                    <a:blip r:embed="rId12"/>
+                    <a:blip r:embed="rId14"/>
                     <a:stretch>
                       <a:fillRect/>
                     </a:stretch>
@@ -1123,7 +3718,7 @@
                     <pic:cNvPicPr/>
                   </pic:nvPicPr>
                   <pic:blipFill>
-                    <a:blip r:embed="rId13"/>
+                    <a:blip r:embed="rId15"/>
                     <a:stretch>
                       <a:fillRect/>
                     </a:stretch>
@@ -1146,44 +3741,1822 @@
     </w:p>
     <w:p>
       <w:pPr>
+        <w:spacing w:line="360" w:lineRule="auto"/>
         <w:jc w:val="both"/>
-      </w:pPr>
-    </w:p>
-    <w:p>
-      <w:pPr>
+        <w:rPr>
+          <w:rFonts w:ascii="Arial" w:hAnsi="Arial" w:cs="Arial"/>
+          <w:sz w:val="24"/>
+          <w:szCs w:val="24"/>
+        </w:rPr>
+      </w:pPr>
+    </w:p>
+    <w:p>
+      <w:pPr>
+        <w:spacing w:line="360" w:lineRule="auto"/>
         <w:jc w:val="both"/>
-      </w:pPr>
-    </w:p>
-    <w:p>
-      <w:pPr>
+        <w:rPr>
+          <w:rFonts w:ascii="Arial" w:hAnsi="Arial" w:cs="Arial"/>
+          <w:sz w:val="24"/>
+          <w:szCs w:val="24"/>
+        </w:rPr>
+      </w:pPr>
+      <w:r>
+        <w:rPr>
+          <w:rFonts w:ascii="Arial" w:hAnsi="Arial" w:cs="Arial"/>
+          <w:sz w:val="24"/>
+          <w:szCs w:val="24"/>
+        </w:rPr>
+        <w:t>Una vez que effects hace las peticiones, ocurre lo siguiente:</w:t>
+      </w:r>
+    </w:p>
+    <w:p>
+      <w:pPr>
+        <w:spacing w:line="360" w:lineRule="auto"/>
+        <w:jc w:val="center"/>
+        <w:rPr>
+          <w:rFonts w:ascii="Arial" w:hAnsi="Arial" w:cs="Arial"/>
+          <w:sz w:val="24"/>
+          <w:szCs w:val="24"/>
+        </w:rPr>
+      </w:pPr>
+      <w:r>
+        <w:rPr>
+          <w:rFonts w:ascii="Arial" w:hAnsi="Arial" w:cs="Arial"/>
+          <w:sz w:val="24"/>
+          <w:szCs w:val="24"/>
+        </w:rPr>
+        <w:drawing>
+          <wp:inline distT="0" distB="0" distL="0" distR="0" wp14:anchorId="52400E17" wp14:editId="7E696F9A">
+            <wp:extent cx="3705742" cy="5210902"/>
+            <wp:effectExtent l="0" t="0" r="9525" b="8890"/>
+            <wp:docPr id="21811578" name="Imagen 1"/>
+            <wp:cNvGraphicFramePr>
+              <a:graphicFrameLocks xmlns:a="http://schemas.openxmlformats.org/drawingml/2006/main" noChangeAspect="1"/>
+            </wp:cNvGraphicFramePr>
+            <a:graphic xmlns:a="http://schemas.openxmlformats.org/drawingml/2006/main">
+              <a:graphicData uri="http://schemas.openxmlformats.org/drawingml/2006/picture">
+                <pic:pic xmlns:pic="http://schemas.openxmlformats.org/drawingml/2006/picture">
+                  <pic:nvPicPr>
+                    <pic:cNvPr id="21811578" name=""/>
+                    <pic:cNvPicPr/>
+                  </pic:nvPicPr>
+                  <pic:blipFill>
+                    <a:blip r:embed="rId16"/>
+                    <a:stretch>
+                      <a:fillRect/>
+                    </a:stretch>
+                  </pic:blipFill>
+                  <pic:spPr>
+                    <a:xfrm>
+                      <a:off x="0" y="0"/>
+                      <a:ext cx="3705742" cy="5210902"/>
+                    </a:xfrm>
+                    <a:prstGeom prst="rect">
+                      <a:avLst/>
+                    </a:prstGeom>
+                  </pic:spPr>
+                </pic:pic>
+              </a:graphicData>
+            </a:graphic>
+          </wp:inline>
+        </w:drawing>
+      </w:r>
+    </w:p>
+    <w:p>
+      <w:pPr>
+        <w:spacing w:line="360" w:lineRule="auto"/>
         <w:jc w:val="both"/>
-      </w:pPr>
-    </w:p>
-    <w:p/>
-    <w:p/>
-    <w:p/>
-    <w:p/>
-    <w:p/>
-    <w:p/>
-    <w:p/>
-    <w:p/>
-    <w:p/>
-    <w:p/>
-    <w:p/>
-    <w:p/>
-    <w:p/>
-    <w:p/>
-    <w:p/>
-    <w:p>
-      <w:r>
+        <w:rPr>
+          <w:rFonts w:ascii="Arial" w:hAnsi="Arial" w:cs="Arial"/>
+          <w:sz w:val="24"/>
+          <w:szCs w:val="24"/>
+        </w:rPr>
+      </w:pPr>
+      <w:r>
+        <w:rPr>
+          <w:rFonts w:ascii="Arial" w:hAnsi="Arial" w:cs="Arial"/>
+          <w:sz w:val="24"/>
+          <w:szCs w:val="24"/>
+        </w:rPr>
+        <w:br/>
+      </w:r>
+    </w:p>
+    <w:p>
+      <w:pPr>
+        <w:spacing w:line="360" w:lineRule="auto"/>
+        <w:jc w:val="both"/>
+        <w:rPr>
+          <w:rFonts w:ascii="Arial" w:hAnsi="Arial" w:cs="Arial"/>
+          <w:sz w:val="24"/>
+          <w:szCs w:val="24"/>
+        </w:rPr>
+      </w:pPr>
+      <w:bookmarkStart w:id="18" w:name="_Toc201932699"/>
+      <w:r>
+        <w:rPr>
+          <w:rStyle w:val="Ttulo3Car"/>
+        </w:rPr>
+        <w:lastRenderedPageBreak/>
+        <w:t>UserController.java</w:t>
+      </w:r>
+      <w:bookmarkEnd w:id="18"/>
+      <w:r>
+        <w:rPr>
+          <w:rFonts w:ascii="Arial" w:hAnsi="Arial" w:cs="Arial"/>
+          <w:sz w:val="24"/>
+          <w:szCs w:val="24"/>
+        </w:rPr>
+        <w:t>: es el encargado de recibir las peticiones desde el frontend</w:t>
+      </w:r>
+      <w:r>
+        <w:rPr>
+          <w:rFonts w:ascii="Arial" w:hAnsi="Arial" w:cs="Arial"/>
+          <w:sz w:val="24"/>
+          <w:szCs w:val="24"/>
+        </w:rPr>
+        <w:t xml:space="preserve"> (recibe solicitudes, GET, POST, PUT, DELETE). Llama a los métodos de UserServiceImplements para realizar acciones para al final enviar respuestas (datos o errores)</w:t>
+      </w:r>
+    </w:p>
+    <w:p>
+      <w:pPr>
+        <w:spacing w:line="360" w:lineRule="auto"/>
+        <w:jc w:val="both"/>
+        <w:rPr>
+          <w:rFonts w:ascii="Arial" w:hAnsi="Arial" w:cs="Arial"/>
+          <w:sz w:val="24"/>
+          <w:szCs w:val="24"/>
+        </w:rPr>
+      </w:pPr>
+      <w:bookmarkStart w:id="19" w:name="_Toc201932700"/>
+      <w:r>
+        <w:rPr>
+          <w:rStyle w:val="Ttulo3Car"/>
+        </w:rPr>
+        <w:t>UserServiceImplements.java</w:t>
+      </w:r>
+      <w:bookmarkEnd w:id="19"/>
+      <w:r>
+        <w:rPr>
+          <w:rFonts w:ascii="Arial" w:hAnsi="Arial" w:cs="Arial"/>
+          <w:sz w:val="24"/>
+          <w:szCs w:val="24"/>
+        </w:rPr>
+        <w:t>: Usa la clase UserRepository para acceder a la base de datos, convierte los datos recibidos (desde UserRequest). Valida las reglas de negocio (duplicados, asignación de roles, contraseñas, etc.)</w:t>
+      </w:r>
+      <w:r>
+        <w:rPr>
+          <w:rFonts w:ascii="Arial" w:hAnsi="Arial" w:cs="Arial"/>
+          <w:sz w:val="24"/>
+          <w:szCs w:val="24"/>
+        </w:rPr>
+        <w:t>. Desde este archivo recuperamos los errores que se marcaron ya sea de manera manual o anotados desde el User.java</w:t>
+      </w:r>
+    </w:p>
+    <w:p>
+      <w:pPr>
+        <w:spacing w:line="360" w:lineRule="auto"/>
+        <w:jc w:val="both"/>
+        <w:rPr>
+          <w:rFonts w:ascii="Arial" w:hAnsi="Arial" w:cs="Arial"/>
+          <w:sz w:val="24"/>
+          <w:szCs w:val="24"/>
+        </w:rPr>
+      </w:pPr>
+      <w:bookmarkStart w:id="20" w:name="_Toc201932701"/>
+      <w:r>
+        <w:rPr>
+          <w:rStyle w:val="Ttulo3Car"/>
+        </w:rPr>
+        <w:t>UserRepository.java</w:t>
+      </w:r>
+      <w:bookmarkEnd w:id="20"/>
+      <w:r>
+        <w:rPr>
+          <w:rFonts w:ascii="Arial" w:hAnsi="Arial" w:cs="Arial"/>
+          <w:sz w:val="24"/>
+          <w:szCs w:val="24"/>
+        </w:rPr>
+        <w:t>: Es el repositorio de JPA que realiza operaciones CRUD en la tabla usuarios.</w:t>
+      </w:r>
+    </w:p>
+    <w:p>
+      <w:pPr>
+        <w:spacing w:line="360" w:lineRule="auto"/>
+        <w:jc w:val="both"/>
+        <w:rPr>
+          <w:rFonts w:ascii="Arial" w:hAnsi="Arial" w:cs="Arial"/>
+          <w:sz w:val="24"/>
+          <w:szCs w:val="24"/>
+        </w:rPr>
+      </w:pPr>
+      <w:bookmarkStart w:id="21" w:name="_Toc201932702"/>
+      <w:r>
+        <w:rPr>
+          <w:rStyle w:val="Ttulo3Car"/>
+        </w:rPr>
+        <w:t>User.java</w:t>
+      </w:r>
+      <w:bookmarkEnd w:id="21"/>
+      <w:r>
+        <w:rPr>
+          <w:rFonts w:ascii="Arial" w:hAnsi="Arial" w:cs="Arial"/>
+          <w:sz w:val="24"/>
+          <w:szCs w:val="24"/>
+        </w:rPr>
+        <w:t>: que es la entidad que representa la tabla users en la base de datos,</w:t>
+      </w:r>
+      <w:r>
+        <w:rPr>
+          <w:rFonts w:ascii="Arial" w:hAnsi="Arial" w:cs="Arial"/>
+          <w:sz w:val="24"/>
+          <w:szCs w:val="24"/>
+        </w:rPr>
+        <w:t xml:space="preserve"> desde aquí se pueden definir restricciones para duplicados, datos sin espacios o </w:t>
+      </w:r>
+      <w:r>
+        <w:rPr>
+          <w:rFonts w:ascii="Arial" w:hAnsi="Arial" w:cs="Arial"/>
+          <w:sz w:val="24"/>
+          <w:szCs w:val="24"/>
+        </w:rPr>
+        <w:t>vacíos</w:t>
+      </w:r>
+      <w:r>
+        <w:rPr>
+          <w:rFonts w:ascii="Arial" w:hAnsi="Arial" w:cs="Arial"/>
+          <w:sz w:val="24"/>
+          <w:szCs w:val="24"/>
+        </w:rPr>
+        <w:t xml:space="preserve">, validaciones para email, mínimo y máximo de caracteres, etc. </w:t>
+      </w:r>
+    </w:p>
+    <w:p>
+      <w:pPr>
+        <w:spacing w:line="360" w:lineRule="auto"/>
+        <w:jc w:val="both"/>
+        <w:rPr>
+          <w:rFonts w:ascii="Arial" w:hAnsi="Arial" w:cs="Arial"/>
+          <w:sz w:val="24"/>
+          <w:szCs w:val="24"/>
+        </w:rPr>
+      </w:pPr>
+      <w:bookmarkStart w:id="22" w:name="_Toc201932703"/>
+      <w:r>
+        <w:rPr>
+          <w:rStyle w:val="Ttulo3Car"/>
+        </w:rPr>
+        <w:t>GlobalExceptionHandler.java</w:t>
+      </w:r>
+      <w:bookmarkEnd w:id="22"/>
+      <w:r>
+        <w:rPr>
+          <w:rFonts w:ascii="Arial" w:hAnsi="Arial" w:cs="Arial"/>
+          <w:sz w:val="24"/>
+          <w:szCs w:val="24"/>
+        </w:rPr>
+        <w:t>: que es una clase utilizada mucho en Apring boot para manejar las excepciones en cualquier parte de la aplicacion</w:t>
+      </w:r>
+    </w:p>
+    <w:p>
+      <w:pPr>
+        <w:spacing w:line="360" w:lineRule="auto"/>
+        <w:jc w:val="both"/>
+        <w:rPr>
+          <w:rFonts w:ascii="Arial" w:hAnsi="Arial" w:cs="Arial"/>
+          <w:sz w:val="24"/>
+          <w:szCs w:val="24"/>
+        </w:rPr>
+      </w:pPr>
+      <w:r>
+        <w:rPr>
+          <w:rFonts w:ascii="Arial" w:hAnsi="Arial" w:cs="Arial"/>
+          <w:sz w:val="24"/>
+          <w:szCs w:val="24"/>
+        </w:rPr>
+        <w:t>Veamos esto de manera gráfica</w:t>
+      </w:r>
+    </w:p>
+    <w:p>
+      <w:pPr>
+        <w:spacing w:line="360" w:lineRule="auto"/>
+        <w:jc w:val="both"/>
+        <w:rPr>
+          <w:rFonts w:ascii="Arial" w:hAnsi="Arial" w:cs="Arial"/>
+          <w:sz w:val="24"/>
+          <w:szCs w:val="24"/>
+        </w:rPr>
+      </w:pPr>
+    </w:p>
+    <w:p>
+      <w:pPr>
+        <w:spacing w:line="360" w:lineRule="auto"/>
+        <w:jc w:val="both"/>
+        <w:rPr>
+          <w:rFonts w:ascii="Arial" w:hAnsi="Arial" w:cs="Arial"/>
+          <w:sz w:val="24"/>
+          <w:szCs w:val="24"/>
+        </w:rPr>
+      </w:pPr>
+    </w:p>
+    <w:p>
+      <w:pPr>
+        <w:spacing w:line="360" w:lineRule="auto"/>
+        <w:jc w:val="both"/>
+        <w:rPr>
+          <w:rFonts w:ascii="Arial" w:hAnsi="Arial" w:cs="Arial"/>
+          <w:sz w:val="24"/>
+          <w:szCs w:val="24"/>
+        </w:rPr>
+      </w:pPr>
+    </w:p>
+    <w:p>
+      <w:pPr>
+        <w:spacing w:line="360" w:lineRule="auto"/>
+        <w:jc w:val="both"/>
+        <w:rPr>
+          <w:rFonts w:ascii="Arial" w:hAnsi="Arial" w:cs="Arial"/>
+          <w:sz w:val="24"/>
+          <w:szCs w:val="24"/>
+        </w:rPr>
+      </w:pPr>
+    </w:p>
+    <w:p>
+      <w:pPr>
+        <w:spacing w:line="360" w:lineRule="auto"/>
+        <w:jc w:val="both"/>
+        <w:rPr>
+          <w:rFonts w:ascii="Arial" w:hAnsi="Arial" w:cs="Arial"/>
+          <w:sz w:val="24"/>
+          <w:szCs w:val="24"/>
+        </w:rPr>
+      </w:pPr>
+    </w:p>
+    <w:p>
+      <w:pPr>
+        <w:spacing w:line="360" w:lineRule="auto"/>
+        <w:jc w:val="both"/>
+        <w:rPr>
+          <w:rFonts w:ascii="Arial" w:hAnsi="Arial" w:cs="Arial"/>
+          <w:sz w:val="24"/>
+          <w:szCs w:val="24"/>
+        </w:rPr>
+      </w:pPr>
+    </w:p>
+    <w:p>
+      <w:pPr>
+        <w:spacing w:line="360" w:lineRule="auto"/>
+        <w:jc w:val="both"/>
+        <w:rPr>
+          <w:rFonts w:ascii="Arial" w:hAnsi="Arial" w:cs="Arial"/>
+          <w:sz w:val="24"/>
+          <w:szCs w:val="24"/>
+        </w:rPr>
+      </w:pPr>
+    </w:p>
+    <w:p>
+      <w:pPr>
+        <w:spacing w:line="360" w:lineRule="auto"/>
+        <w:jc w:val="both"/>
+        <w:rPr>
+          <w:rFonts w:ascii="Arial" w:hAnsi="Arial" w:cs="Arial"/>
+          <w:sz w:val="24"/>
+          <w:szCs w:val="24"/>
+        </w:rPr>
+      </w:pPr>
+    </w:p>
+    <w:p>
+      <w:pPr>
+        <w:spacing w:line="360" w:lineRule="auto"/>
+        <w:jc w:val="both"/>
+        <w:rPr>
+          <w:rFonts w:ascii="Arial" w:hAnsi="Arial" w:cs="Arial"/>
+          <w:sz w:val="24"/>
+          <w:szCs w:val="24"/>
+        </w:rPr>
+      </w:pPr>
+    </w:p>
+    <w:p>
+      <w:pPr>
+        <w:pStyle w:val="Ttulo2"/>
+      </w:pPr>
+      <w:bookmarkStart w:id="23" w:name="_Toc201932704"/>
+      <w:r>
+        <w:lastRenderedPageBreak/>
+        <w:t>Creación de usuarios</w:t>
+      </w:r>
+      <w:bookmarkEnd w:id="23"/>
+    </w:p>
+    <w:p>
+      <w:pPr>
+        <w:spacing w:line="360" w:lineRule="auto"/>
+        <w:jc w:val="center"/>
+        <w:rPr>
+          <w:rFonts w:ascii="Arial" w:hAnsi="Arial" w:cs="Arial"/>
+          <w:sz w:val="24"/>
+          <w:szCs w:val="24"/>
+        </w:rPr>
+      </w:pPr>
+      <w:r>
+        <w:rPr>
+          <w:rFonts w:ascii="Arial" w:hAnsi="Arial" w:cs="Arial"/>
+          <w:sz w:val="24"/>
+          <w:szCs w:val="24"/>
+        </w:rPr>
+        <w:drawing>
+          <wp:inline distT="0" distB="0" distL="0" distR="0" wp14:anchorId="63FEE213" wp14:editId="3E0C2DDA">
+            <wp:extent cx="5612130" cy="4037330"/>
+            <wp:effectExtent l="0" t="0" r="7620" b="1270"/>
+            <wp:docPr id="377648060" name="Imagen 1"/>
+            <wp:cNvGraphicFramePr>
+              <a:graphicFrameLocks xmlns:a="http://schemas.openxmlformats.org/drawingml/2006/main" noChangeAspect="1"/>
+            </wp:cNvGraphicFramePr>
+            <a:graphic xmlns:a="http://schemas.openxmlformats.org/drawingml/2006/main">
+              <a:graphicData uri="http://schemas.openxmlformats.org/drawingml/2006/picture">
+                <pic:pic xmlns:pic="http://schemas.openxmlformats.org/drawingml/2006/picture">
+                  <pic:nvPicPr>
+                    <pic:cNvPr id="377648060" name=""/>
+                    <pic:cNvPicPr/>
+                  </pic:nvPicPr>
+                  <pic:blipFill>
+                    <a:blip r:embed="rId17"/>
+                    <a:stretch>
+                      <a:fillRect/>
+                    </a:stretch>
+                  </pic:blipFill>
+                  <pic:spPr>
+                    <a:xfrm>
+                      <a:off x="0" y="0"/>
+                      <a:ext cx="5612130" cy="4037330"/>
+                    </a:xfrm>
+                    <a:prstGeom prst="rect">
+                      <a:avLst/>
+                    </a:prstGeom>
+                  </pic:spPr>
+                </pic:pic>
+              </a:graphicData>
+            </a:graphic>
+          </wp:inline>
+        </w:drawing>
+      </w:r>
+    </w:p>
+    <w:p>
+      <w:pPr>
+        <w:spacing w:line="360" w:lineRule="auto"/>
+        <w:jc w:val="both"/>
+        <w:rPr>
+          <w:rFonts w:ascii="Arial" w:hAnsi="Arial" w:cs="Arial"/>
+          <w:sz w:val="24"/>
+          <w:szCs w:val="24"/>
+        </w:rPr>
+      </w:pPr>
+      <w:r>
+        <w:rPr>
+          <w:rFonts w:ascii="Arial" w:hAnsi="Arial" w:cs="Arial"/>
+          <w:sz w:val="24"/>
+          <w:szCs w:val="24"/>
+        </w:rPr>
+        <w:t>En el mejor de los casos al crear un usuario aparecerá esta ventana</w:t>
+      </w:r>
+      <w:r>
+        <w:rPr>
+          <w:rFonts w:ascii="Arial" w:hAnsi="Arial" w:cs="Arial"/>
+          <w:sz w:val="24"/>
+          <w:szCs w:val="24"/>
+        </w:rPr>
+        <w:t>. Se esta utilizando una alerta de SweetAlert2, que es una librería responsiva de JS.</w:t>
+      </w:r>
+    </w:p>
+    <w:p>
+      <w:pPr>
+        <w:spacing w:line="360" w:lineRule="auto"/>
+        <w:jc w:val="both"/>
+        <w:rPr>
+          <w:rFonts w:ascii="Arial" w:hAnsi="Arial" w:cs="Arial"/>
+          <w:sz w:val="24"/>
+          <w:szCs w:val="24"/>
+        </w:rPr>
+      </w:pPr>
+    </w:p>
+    <w:p>
+      <w:pPr>
+        <w:spacing w:line="360" w:lineRule="auto"/>
+        <w:jc w:val="both"/>
+        <w:rPr>
+          <w:rFonts w:ascii="Arial" w:hAnsi="Arial" w:cs="Arial"/>
+          <w:sz w:val="24"/>
+          <w:szCs w:val="24"/>
+        </w:rPr>
+      </w:pPr>
+      <w:r>
+        <w:rPr>
+          <w:rFonts w:ascii="Arial" w:hAnsi="Arial" w:cs="Arial"/>
+          <w:sz w:val="24"/>
+          <w:szCs w:val="24"/>
+        </w:rPr>
+        <w:t xml:space="preserve">Para el duplicado de usuarios o correo, aparecerá lo siguiente </w:t>
+      </w:r>
+    </w:p>
+    <w:p>
+      <w:pPr>
+        <w:spacing w:line="360" w:lineRule="auto"/>
+        <w:jc w:val="both"/>
+        <w:rPr>
+          <w:rFonts w:ascii="Arial" w:hAnsi="Arial" w:cs="Arial"/>
+          <w:sz w:val="24"/>
+          <w:szCs w:val="24"/>
+        </w:rPr>
+      </w:pPr>
+    </w:p>
+    <w:p>
+      <w:pPr>
+        <w:spacing w:line="360" w:lineRule="auto"/>
+        <w:jc w:val="both"/>
+        <w:rPr>
+          <w:rFonts w:ascii="Arial" w:hAnsi="Arial" w:cs="Arial"/>
+          <w:sz w:val="24"/>
+          <w:szCs w:val="24"/>
+        </w:rPr>
+      </w:pPr>
+    </w:p>
+    <w:p>
+      <w:pPr>
+        <w:spacing w:line="360" w:lineRule="auto"/>
+        <w:jc w:val="both"/>
+        <w:rPr>
+          <w:rFonts w:ascii="Arial" w:hAnsi="Arial" w:cs="Arial"/>
+          <w:sz w:val="24"/>
+          <w:szCs w:val="24"/>
+        </w:rPr>
+      </w:pPr>
+    </w:p>
+    <w:p>
+      <w:pPr>
+        <w:spacing w:line="360" w:lineRule="auto"/>
+        <w:jc w:val="both"/>
+        <w:rPr>
+          <w:rFonts w:ascii="Arial" w:hAnsi="Arial" w:cs="Arial"/>
+          <w:sz w:val="24"/>
+          <w:szCs w:val="24"/>
+        </w:rPr>
+      </w:pPr>
+    </w:p>
+    <w:p>
+      <w:pPr>
+        <w:spacing w:line="360" w:lineRule="auto"/>
+        <w:jc w:val="both"/>
+        <w:rPr>
+          <w:rFonts w:ascii="Arial" w:hAnsi="Arial" w:cs="Arial"/>
+          <w:sz w:val="24"/>
+          <w:szCs w:val="24"/>
+        </w:rPr>
+      </w:pPr>
+    </w:p>
+    <w:p>
+      <w:pPr>
+        <w:spacing w:line="360" w:lineRule="auto"/>
+        <w:jc w:val="both"/>
+        <w:rPr>
+          <w:rFonts w:ascii="Arial" w:hAnsi="Arial" w:cs="Arial"/>
+          <w:sz w:val="24"/>
+          <w:szCs w:val="24"/>
+        </w:rPr>
+      </w:pPr>
+    </w:p>
+    <w:p>
+      <w:pPr>
+        <w:pStyle w:val="Ttulo2"/>
+      </w:pPr>
+      <w:bookmarkStart w:id="24" w:name="_Toc201932705"/>
+      <w:r>
+        <w:lastRenderedPageBreak/>
+        <w:t>Formularios</w:t>
+      </w:r>
+      <w:bookmarkEnd w:id="24"/>
+      <w:r>
+        <w:t xml:space="preserve"> </w:t>
+      </w:r>
+    </w:p>
+    <w:p>
+      <w:pPr>
+        <w:spacing w:line="360" w:lineRule="auto"/>
+        <w:jc w:val="center"/>
+        <w:rPr>
+          <w:rFonts w:ascii="Arial" w:hAnsi="Arial" w:cs="Arial"/>
+          <w:sz w:val="24"/>
+          <w:szCs w:val="24"/>
+        </w:rPr>
+      </w:pPr>
+      <w:r>
+        <w:rPr>
+          <w:rFonts w:ascii="Arial" w:hAnsi="Arial" w:cs="Arial"/>
+          <w:sz w:val="24"/>
+          <w:szCs w:val="24"/>
+        </w:rPr>
+        <w:drawing>
+          <wp:inline distT="0" distB="0" distL="0" distR="0" wp14:anchorId="379DA3D6" wp14:editId="730A56E4">
+            <wp:extent cx="3095625" cy="3628423"/>
+            <wp:effectExtent l="0" t="0" r="0" b="0"/>
+            <wp:docPr id="818047836" name="Imagen 1"/>
+            <wp:cNvGraphicFramePr>
+              <a:graphicFrameLocks xmlns:a="http://schemas.openxmlformats.org/drawingml/2006/main" noChangeAspect="1"/>
+            </wp:cNvGraphicFramePr>
+            <a:graphic xmlns:a="http://schemas.openxmlformats.org/drawingml/2006/main">
+              <a:graphicData uri="http://schemas.openxmlformats.org/drawingml/2006/picture">
+                <pic:pic xmlns:pic="http://schemas.openxmlformats.org/drawingml/2006/picture">
+                  <pic:nvPicPr>
+                    <pic:cNvPr id="818047836" name=""/>
+                    <pic:cNvPicPr/>
+                  </pic:nvPicPr>
+                  <pic:blipFill>
+                    <a:blip r:embed="rId18"/>
+                    <a:stretch>
+                      <a:fillRect/>
+                    </a:stretch>
+                  </pic:blipFill>
+                  <pic:spPr>
+                    <a:xfrm>
+                      <a:off x="0" y="0"/>
+                      <a:ext cx="3100875" cy="3634576"/>
+                    </a:xfrm>
+                    <a:prstGeom prst="rect">
+                      <a:avLst/>
+                    </a:prstGeom>
+                  </pic:spPr>
+                </pic:pic>
+              </a:graphicData>
+            </a:graphic>
+          </wp:inline>
+        </w:drawing>
+      </w:r>
+    </w:p>
+    <w:p>
+      <w:pPr>
+        <w:spacing w:line="360" w:lineRule="auto"/>
+        <w:jc w:val="center"/>
+        <w:rPr>
+          <w:rFonts w:ascii="Arial" w:hAnsi="Arial" w:cs="Arial"/>
+          <w:sz w:val="24"/>
+          <w:szCs w:val="24"/>
+        </w:rPr>
+      </w:pPr>
+      <w:r>
+        <w:rPr>
+          <w:rFonts w:ascii="Arial" w:hAnsi="Arial" w:cs="Arial"/>
+          <w:sz w:val="24"/>
+          <w:szCs w:val="24"/>
+        </w:rPr>
+        <w:drawing>
+          <wp:inline distT="0" distB="0" distL="0" distR="0" wp14:anchorId="5E68E97C" wp14:editId="0951D00F">
+            <wp:extent cx="3838575" cy="3995252"/>
+            <wp:effectExtent l="0" t="0" r="0" b="5715"/>
+            <wp:docPr id="72526066" name="Imagen 1"/>
+            <wp:cNvGraphicFramePr>
+              <a:graphicFrameLocks xmlns:a="http://schemas.openxmlformats.org/drawingml/2006/main" noChangeAspect="1"/>
+            </wp:cNvGraphicFramePr>
+            <a:graphic xmlns:a="http://schemas.openxmlformats.org/drawingml/2006/main">
+              <a:graphicData uri="http://schemas.openxmlformats.org/drawingml/2006/picture">
+                <pic:pic xmlns:pic="http://schemas.openxmlformats.org/drawingml/2006/picture">
+                  <pic:nvPicPr>
+                    <pic:cNvPr id="72526066" name=""/>
+                    <pic:cNvPicPr/>
+                  </pic:nvPicPr>
+                  <pic:blipFill>
+                    <a:blip r:embed="rId19"/>
+                    <a:stretch>
+                      <a:fillRect/>
+                    </a:stretch>
+                  </pic:blipFill>
+                  <pic:spPr>
+                    <a:xfrm>
+                      <a:off x="0" y="0"/>
+                      <a:ext cx="3843140" cy="4000004"/>
+                    </a:xfrm>
+                    <a:prstGeom prst="rect">
+                      <a:avLst/>
+                    </a:prstGeom>
+                  </pic:spPr>
+                </pic:pic>
+              </a:graphicData>
+            </a:graphic>
+          </wp:inline>
+        </w:drawing>
+      </w:r>
+    </w:p>
+    <w:p>
+      <w:pPr>
+        <w:spacing w:line="360" w:lineRule="auto"/>
+        <w:jc w:val="both"/>
+        <w:rPr>
+          <w:rFonts w:ascii="Arial" w:hAnsi="Arial" w:cs="Arial"/>
+          <w:sz w:val="24"/>
+          <w:szCs w:val="24"/>
+        </w:rPr>
+      </w:pPr>
+      <w:r>
+        <w:rPr>
+          <w:rFonts w:ascii="Arial" w:hAnsi="Arial" w:cs="Arial"/>
+          <w:sz w:val="24"/>
+          <w:szCs w:val="24"/>
+        </w:rPr>
+        <w:lastRenderedPageBreak/>
+        <w:t>En caso de dejar todos o algunos campos vacíos:</w:t>
+      </w:r>
+    </w:p>
+    <w:p>
+      <w:pPr>
+        <w:spacing w:line="360" w:lineRule="auto"/>
+        <w:jc w:val="center"/>
+        <w:rPr>
+          <w:rFonts w:ascii="Arial" w:hAnsi="Arial" w:cs="Arial"/>
+          <w:sz w:val="24"/>
+          <w:szCs w:val="24"/>
+        </w:rPr>
+      </w:pPr>
+      <w:r>
+        <w:rPr>
+          <w:rFonts w:ascii="Arial" w:hAnsi="Arial" w:cs="Arial"/>
+          <w:sz w:val="24"/>
+          <w:szCs w:val="24"/>
+        </w:rPr>
+        <w:drawing>
+          <wp:inline distT="0" distB="0" distL="0" distR="0" wp14:anchorId="7905FB2A" wp14:editId="75816E65">
+            <wp:extent cx="4448796" cy="6163535"/>
+            <wp:effectExtent l="0" t="0" r="9525" b="8890"/>
+            <wp:docPr id="773012985" name="Imagen 1"/>
+            <wp:cNvGraphicFramePr>
+              <a:graphicFrameLocks xmlns:a="http://schemas.openxmlformats.org/drawingml/2006/main" noChangeAspect="1"/>
+            </wp:cNvGraphicFramePr>
+            <a:graphic xmlns:a="http://schemas.openxmlformats.org/drawingml/2006/main">
+              <a:graphicData uri="http://schemas.openxmlformats.org/drawingml/2006/picture">
+                <pic:pic xmlns:pic="http://schemas.openxmlformats.org/drawingml/2006/picture">
+                  <pic:nvPicPr>
+                    <pic:cNvPr id="773012985" name=""/>
+                    <pic:cNvPicPr/>
+                  </pic:nvPicPr>
+                  <pic:blipFill>
+                    <a:blip r:embed="rId20"/>
+                    <a:stretch>
+                      <a:fillRect/>
+                    </a:stretch>
+                  </pic:blipFill>
+                  <pic:spPr>
+                    <a:xfrm>
+                      <a:off x="0" y="0"/>
+                      <a:ext cx="4448796" cy="6163535"/>
+                    </a:xfrm>
+                    <a:prstGeom prst="rect">
+                      <a:avLst/>
+                    </a:prstGeom>
+                  </pic:spPr>
+                </pic:pic>
+              </a:graphicData>
+            </a:graphic>
+          </wp:inline>
+        </w:drawing>
+      </w:r>
+    </w:p>
+    <w:p>
+      <w:pPr>
+        <w:spacing w:line="360" w:lineRule="auto"/>
+        <w:jc w:val="both"/>
+        <w:rPr>
+          <w:rFonts w:ascii="Arial" w:hAnsi="Arial" w:cs="Arial"/>
+          <w:sz w:val="24"/>
+          <w:szCs w:val="24"/>
+        </w:rPr>
+      </w:pPr>
+    </w:p>
+    <w:p>
+      <w:pPr>
+        <w:spacing w:line="360" w:lineRule="auto"/>
+        <w:jc w:val="both"/>
+        <w:rPr>
+          <w:rFonts w:ascii="Arial" w:hAnsi="Arial" w:cs="Arial"/>
+          <w:sz w:val="24"/>
+          <w:szCs w:val="24"/>
+        </w:rPr>
+      </w:pPr>
+    </w:p>
+    <w:p>
+      <w:pPr>
+        <w:spacing w:line="360" w:lineRule="auto"/>
+        <w:jc w:val="both"/>
+        <w:rPr>
+          <w:rFonts w:ascii="Arial" w:hAnsi="Arial" w:cs="Arial"/>
+          <w:sz w:val="24"/>
+          <w:szCs w:val="24"/>
+        </w:rPr>
+      </w:pPr>
+    </w:p>
+    <w:p>
+      <w:pPr>
+        <w:spacing w:line="360" w:lineRule="auto"/>
+        <w:jc w:val="both"/>
+        <w:rPr>
+          <w:rFonts w:ascii="Arial" w:hAnsi="Arial" w:cs="Arial"/>
+          <w:sz w:val="24"/>
+          <w:szCs w:val="24"/>
+        </w:rPr>
+      </w:pPr>
+    </w:p>
+    <w:p>
+      <w:pPr>
+        <w:spacing w:line="360" w:lineRule="auto"/>
+        <w:jc w:val="both"/>
+        <w:rPr>
+          <w:rFonts w:ascii="Arial" w:hAnsi="Arial" w:cs="Arial"/>
+          <w:sz w:val="24"/>
+          <w:szCs w:val="24"/>
+        </w:rPr>
+      </w:pPr>
+      <w:r>
+        <w:rPr>
+          <w:rFonts w:ascii="Arial" w:hAnsi="Arial" w:cs="Arial"/>
+          <w:sz w:val="24"/>
+          <w:szCs w:val="24"/>
+        </w:rPr>
+        <w:lastRenderedPageBreak/>
+        <w:t>Lo mismo aplica para editar:</w:t>
+      </w:r>
+    </w:p>
+    <w:p>
+      <w:pPr>
+        <w:spacing w:line="360" w:lineRule="auto"/>
+        <w:jc w:val="center"/>
+        <w:rPr>
+          <w:rFonts w:ascii="Arial" w:hAnsi="Arial" w:cs="Arial"/>
+          <w:sz w:val="24"/>
+          <w:szCs w:val="24"/>
+        </w:rPr>
+      </w:pPr>
+      <w:r>
+        <w:rPr>
+          <w:rFonts w:ascii="Arial" w:hAnsi="Arial" w:cs="Arial"/>
+          <w:sz w:val="24"/>
+          <w:szCs w:val="24"/>
+        </w:rPr>
+        <w:drawing>
+          <wp:inline distT="0" distB="0" distL="0" distR="0" wp14:anchorId="642AABF3" wp14:editId="54137A32">
+            <wp:extent cx="3343742" cy="4429743"/>
+            <wp:effectExtent l="0" t="0" r="9525" b="0"/>
+            <wp:docPr id="152429455" name="Imagen 1"/>
+            <wp:cNvGraphicFramePr>
+              <a:graphicFrameLocks xmlns:a="http://schemas.openxmlformats.org/drawingml/2006/main" noChangeAspect="1"/>
+            </wp:cNvGraphicFramePr>
+            <a:graphic xmlns:a="http://schemas.openxmlformats.org/drawingml/2006/main">
+              <a:graphicData uri="http://schemas.openxmlformats.org/drawingml/2006/picture">
+                <pic:pic xmlns:pic="http://schemas.openxmlformats.org/drawingml/2006/picture">
+                  <pic:nvPicPr>
+                    <pic:cNvPr id="152429455" name=""/>
+                    <pic:cNvPicPr/>
+                  </pic:nvPicPr>
+                  <pic:blipFill>
+                    <a:blip r:embed="rId21"/>
+                    <a:stretch>
+                      <a:fillRect/>
+                    </a:stretch>
+                  </pic:blipFill>
+                  <pic:spPr>
+                    <a:xfrm>
+                      <a:off x="0" y="0"/>
+                      <a:ext cx="3343742" cy="4429743"/>
+                    </a:xfrm>
+                    <a:prstGeom prst="rect">
+                      <a:avLst/>
+                    </a:prstGeom>
+                  </pic:spPr>
+                </pic:pic>
+              </a:graphicData>
+            </a:graphic>
+          </wp:inline>
+        </w:drawing>
+      </w:r>
+    </w:p>
+    <w:p>
+      <w:pPr>
+        <w:spacing w:line="360" w:lineRule="auto"/>
+        <w:jc w:val="both"/>
+        <w:rPr>
+          <w:rFonts w:ascii="Arial" w:hAnsi="Arial" w:cs="Arial"/>
+          <w:sz w:val="24"/>
+          <w:szCs w:val="24"/>
+        </w:rPr>
+      </w:pPr>
+      <w:r>
+        <w:rPr>
+          <w:rFonts w:ascii="Arial" w:hAnsi="Arial" w:cs="Arial"/>
+          <w:sz w:val="24"/>
+          <w:szCs w:val="24"/>
+        </w:rPr>
+        <w:t>En este caso en cuanto a los formularios de Crear y Editar usuario</w:t>
+      </w:r>
+      <w:r>
+        <w:rPr>
+          <w:rFonts w:ascii="Arial" w:hAnsi="Arial" w:cs="Arial"/>
+          <w:sz w:val="24"/>
+          <w:szCs w:val="24"/>
+        </w:rPr>
+        <w:t>s</w:t>
+      </w:r>
+      <w:r>
+        <w:rPr>
+          <w:rFonts w:ascii="Arial" w:hAnsi="Arial" w:cs="Arial"/>
+          <w:sz w:val="24"/>
+          <w:szCs w:val="24"/>
+        </w:rPr>
+        <w:t xml:space="preserve">, ambas se manejan en una misma clase, mediante una </w:t>
+      </w:r>
+      <w:r>
+        <w:rPr>
+          <w:rFonts w:ascii="Arial" w:hAnsi="Arial" w:cs="Arial"/>
+          <w:sz w:val="24"/>
+          <w:szCs w:val="24"/>
+        </w:rPr>
+        <w:t>función se busca el identificador del registro, si existe es un editar, de lo contrario es un nuevo usuario.</w:t>
+      </w:r>
+    </w:p>
+    <w:p>
+      <w:pPr>
+        <w:spacing w:line="360" w:lineRule="auto"/>
+        <w:jc w:val="both"/>
+        <w:rPr>
+          <w:rFonts w:ascii="Arial" w:hAnsi="Arial" w:cs="Arial"/>
+          <w:sz w:val="24"/>
+          <w:szCs w:val="24"/>
+        </w:rPr>
+      </w:pPr>
+      <w:r>
+        <w:rPr>
+          <w:rFonts w:ascii="Arial" w:hAnsi="Arial" w:cs="Arial"/>
+          <w:sz w:val="24"/>
+          <w:szCs w:val="24"/>
+        </w:rPr>
+        <w:t xml:space="preserve">Para </w:t>
+      </w:r>
+      <w:r>
+        <w:rPr>
+          <w:rFonts w:ascii="Arial" w:hAnsi="Arial" w:cs="Arial"/>
+          <w:sz w:val="24"/>
+          <w:szCs w:val="24"/>
+        </w:rPr>
+        <w:t>esta pantalla</w:t>
+      </w:r>
+      <w:r>
+        <w:rPr>
+          <w:rFonts w:ascii="Arial" w:hAnsi="Arial" w:cs="Arial"/>
+          <w:sz w:val="24"/>
+          <w:szCs w:val="24"/>
+        </w:rPr>
+        <w:t xml:space="preserve"> se utiliza </w:t>
+      </w:r>
+      <w:r>
+        <w:rPr>
+          <w:rFonts w:ascii="Arial" w:hAnsi="Arial" w:cs="Arial"/>
+          <w:sz w:val="24"/>
+          <w:szCs w:val="24"/>
+        </w:rPr>
+        <w:t>las siguientes clases:</w:t>
+      </w:r>
+    </w:p>
+    <w:p>
+      <w:pPr>
+        <w:spacing w:line="360" w:lineRule="auto"/>
+        <w:jc w:val="both"/>
+        <w:rPr>
+          <w:rFonts w:ascii="Arial" w:hAnsi="Arial" w:cs="Arial"/>
+          <w:sz w:val="24"/>
+          <w:szCs w:val="24"/>
+        </w:rPr>
+      </w:pPr>
+      <w:bookmarkStart w:id="25" w:name="_Toc201932706"/>
+      <w:r>
+        <w:rPr>
+          <w:rStyle w:val="Ttulo3Car"/>
+        </w:rPr>
+        <w:t>User-form-component.html</w:t>
+      </w:r>
+      <w:bookmarkEnd w:id="25"/>
+      <w:r>
+        <w:rPr>
+          <w:rFonts w:ascii="Arial" w:hAnsi="Arial" w:cs="Arial"/>
+          <w:sz w:val="24"/>
+          <w:szCs w:val="24"/>
+        </w:rPr>
+        <w:t>: que es nuestra vista para ambos formularios, se valida con una variable para cambiar entre Crear y editar.</w:t>
+      </w:r>
+    </w:p>
+    <w:p>
+      <w:pPr>
+        <w:tabs>
+          <w:tab w:val="left" w:pos="8085"/>
+        </w:tabs>
+        <w:spacing w:line="360" w:lineRule="auto"/>
+        <w:jc w:val="both"/>
+        <w:rPr>
+          <w:rFonts w:ascii="Arial" w:hAnsi="Arial" w:cs="Arial"/>
+          <w:sz w:val="24"/>
+          <w:szCs w:val="24"/>
+        </w:rPr>
+      </w:pPr>
+      <w:bookmarkStart w:id="26" w:name="_Toc201932707"/>
+      <w:r>
+        <w:rPr>
+          <w:rStyle w:val="Ttulo3Car"/>
+        </w:rPr>
+        <w:t>User-form-component.ts</w:t>
+      </w:r>
+      <w:bookmarkEnd w:id="26"/>
+      <w:r>
+        <w:rPr>
+          <w:rFonts w:ascii="Arial" w:hAnsi="Arial" w:cs="Arial"/>
+          <w:sz w:val="24"/>
+          <w:szCs w:val="24"/>
+        </w:rPr>
+        <w:t xml:space="preserve">: usando las interacciones con NgRx, tiene acciones despachadas para limpiar </w:t>
+      </w:r>
+      <w:r>
+        <w:rPr>
+          <w:rFonts w:ascii="Arial" w:hAnsi="Arial" w:cs="Arial"/>
+          <w:sz w:val="24"/>
+          <w:szCs w:val="24"/>
+        </w:rPr>
+        <w:t>(</w:t>
+      </w:r>
+      <w:r>
+        <w:rPr>
+          <w:rFonts w:ascii="Arial" w:hAnsi="Arial" w:cs="Arial"/>
+          <w:sz w:val="24"/>
+          <w:szCs w:val="24"/>
+        </w:rPr>
+        <w:t>dejar el formulario vacío</w:t>
+      </w:r>
+      <w:r>
+        <w:rPr>
+          <w:rFonts w:ascii="Arial" w:hAnsi="Arial" w:cs="Arial"/>
+          <w:sz w:val="24"/>
+          <w:szCs w:val="24"/>
+        </w:rPr>
+        <w:t>)</w:t>
+      </w:r>
+      <w:r>
+        <w:rPr>
+          <w:rFonts w:ascii="Arial" w:hAnsi="Arial" w:cs="Arial"/>
+          <w:sz w:val="24"/>
+          <w:szCs w:val="24"/>
+        </w:rPr>
+        <w:t>, buscar, agregar y editar usuario dependiendo el identificador</w:t>
+      </w:r>
+      <w:r>
+        <w:rPr>
+          <w:rFonts w:ascii="Arial" w:hAnsi="Arial" w:cs="Arial"/>
+          <w:sz w:val="24"/>
+          <w:szCs w:val="24"/>
+        </w:rPr>
+        <w:t>. Esta clase manda a llamar los archivos actions, reducer y effects, siguiendo el ciclo anteriormente mencionado</w:t>
+      </w:r>
+      <w:r>
+        <w:rPr>
+          <w:rFonts w:ascii="Arial" w:hAnsi="Arial" w:cs="Arial"/>
+          <w:sz w:val="24"/>
+          <w:szCs w:val="24"/>
+        </w:rPr>
+        <w:t>.</w:t>
+      </w:r>
+    </w:p>
+    <w:p>
+      <w:pPr>
+        <w:tabs>
+          <w:tab w:val="left" w:pos="8085"/>
+        </w:tabs>
+        <w:spacing w:line="360" w:lineRule="auto"/>
+        <w:jc w:val="center"/>
+        <w:rPr>
+          <w:rFonts w:ascii="Arial" w:hAnsi="Arial" w:cs="Arial"/>
+          <w:sz w:val="24"/>
+          <w:szCs w:val="24"/>
+        </w:rPr>
+      </w:pPr>
+      <w:r>
+        <w:rPr>
+          <w:rFonts w:ascii="Arial" w:hAnsi="Arial" w:cs="Arial"/>
+          <w:sz w:val="24"/>
+          <w:szCs w:val="24"/>
+        </w:rPr>
+        <w:lastRenderedPageBreak/>
+        <w:drawing>
+          <wp:inline distT="0" distB="0" distL="0" distR="0" wp14:anchorId="7D46B9BD" wp14:editId="1D5078BB">
+            <wp:extent cx="3343742" cy="924054"/>
+            <wp:effectExtent l="0" t="0" r="9525" b="9525"/>
+            <wp:docPr id="352124815" name="Imagen 1"/>
+            <wp:cNvGraphicFramePr>
+              <a:graphicFrameLocks xmlns:a="http://schemas.openxmlformats.org/drawingml/2006/main" noChangeAspect="1"/>
+            </wp:cNvGraphicFramePr>
+            <a:graphic xmlns:a="http://schemas.openxmlformats.org/drawingml/2006/main">
+              <a:graphicData uri="http://schemas.openxmlformats.org/drawingml/2006/picture">
+                <pic:pic xmlns:pic="http://schemas.openxmlformats.org/drawingml/2006/picture">
+                  <pic:nvPicPr>
+                    <pic:cNvPr id="352124815" name=""/>
+                    <pic:cNvPicPr/>
+                  </pic:nvPicPr>
+                  <pic:blipFill>
+                    <a:blip r:embed="rId22"/>
+                    <a:stretch>
+                      <a:fillRect/>
+                    </a:stretch>
+                  </pic:blipFill>
+                  <pic:spPr>
+                    <a:xfrm>
+                      <a:off x="0" y="0"/>
+                      <a:ext cx="3343742" cy="924054"/>
+                    </a:xfrm>
+                    <a:prstGeom prst="rect">
+                      <a:avLst/>
+                    </a:prstGeom>
+                  </pic:spPr>
+                </pic:pic>
+              </a:graphicData>
+            </a:graphic>
+          </wp:inline>
+        </w:drawing>
+      </w:r>
+    </w:p>
+    <w:p>
+      <w:pPr>
+        <w:tabs>
+          <w:tab w:val="left" w:pos="8085"/>
+        </w:tabs>
+        <w:spacing w:line="360" w:lineRule="auto"/>
+        <w:jc w:val="both"/>
+        <w:rPr>
+          <w:rFonts w:ascii="Arial" w:hAnsi="Arial" w:cs="Arial"/>
+          <w:sz w:val="24"/>
+          <w:szCs w:val="24"/>
+        </w:rPr>
+      </w:pPr>
+    </w:p>
+    <w:p>
+      <w:pPr>
+        <w:tabs>
+          <w:tab w:val="left" w:pos="8085"/>
+        </w:tabs>
+        <w:spacing w:line="360" w:lineRule="auto"/>
+        <w:jc w:val="both"/>
+        <w:rPr>
+          <w:rFonts w:ascii="Arial" w:hAnsi="Arial" w:cs="Arial"/>
+          <w:sz w:val="24"/>
+          <w:szCs w:val="24"/>
+        </w:rPr>
+      </w:pPr>
+      <w:r>
+        <w:rPr>
+          <w:rFonts w:ascii="Arial" w:hAnsi="Arial" w:cs="Arial"/>
+          <w:sz w:val="24"/>
+          <w:szCs w:val="24"/>
+        </w:rPr>
+        <w:t xml:space="preserve">Para la redirección en estas paginas se utilizo el modulo Routes, que permite a una aplicación web de una página única SPA (single page application), tener múltiples vistas. Esta controla que componente se mostrara dependiendo la URL que se este visitando. </w:t>
+      </w:r>
+    </w:p>
+    <w:p>
+      <w:pPr>
+        <w:tabs>
+          <w:tab w:val="left" w:pos="8085"/>
+        </w:tabs>
+        <w:spacing w:line="360" w:lineRule="auto"/>
+        <w:jc w:val="both"/>
+        <w:rPr>
+          <w:rFonts w:ascii="Arial" w:hAnsi="Arial" w:cs="Arial"/>
+          <w:sz w:val="24"/>
+          <w:szCs w:val="24"/>
+        </w:rPr>
+      </w:pPr>
+      <w:bookmarkStart w:id="27" w:name="_Toc201932708"/>
+      <w:r>
+        <w:rPr>
+          <w:rStyle w:val="Ttulo3Car"/>
+        </w:rPr>
+        <w:t>App.routes.ts</w:t>
+      </w:r>
+      <w:bookmarkEnd w:id="27"/>
+      <w:r>
+        <w:rPr>
+          <w:rFonts w:ascii="Arial" w:hAnsi="Arial" w:cs="Arial"/>
+          <w:sz w:val="24"/>
+          <w:szCs w:val="24"/>
+        </w:rPr>
+        <w:t>: define las rutas en angular.</w:t>
+      </w:r>
+    </w:p>
+    <w:p>
+      <w:pPr>
+        <w:tabs>
+          <w:tab w:val="left" w:pos="8085"/>
+        </w:tabs>
+        <w:spacing w:line="360" w:lineRule="auto"/>
+        <w:jc w:val="center"/>
+        <w:rPr>
+          <w:rFonts w:ascii="Arial" w:hAnsi="Arial" w:cs="Arial"/>
+          <w:sz w:val="24"/>
+          <w:szCs w:val="24"/>
+        </w:rPr>
+      </w:pPr>
+      <w:r>
+        <w:rPr>
+          <w:rFonts w:ascii="Arial" w:hAnsi="Arial" w:cs="Arial"/>
+          <w:sz w:val="24"/>
+          <w:szCs w:val="24"/>
+        </w:rPr>
+        <w:drawing>
+          <wp:inline distT="0" distB="0" distL="0" distR="0" wp14:anchorId="56DD4456" wp14:editId="01937F2C">
+            <wp:extent cx="1991003" cy="285790"/>
+            <wp:effectExtent l="0" t="0" r="0" b="0"/>
+            <wp:docPr id="151673767" name="Imagen 1"/>
+            <wp:cNvGraphicFramePr>
+              <a:graphicFrameLocks xmlns:a="http://schemas.openxmlformats.org/drawingml/2006/main" noChangeAspect="1"/>
+            </wp:cNvGraphicFramePr>
+            <a:graphic xmlns:a="http://schemas.openxmlformats.org/drawingml/2006/main">
+              <a:graphicData uri="http://schemas.openxmlformats.org/drawingml/2006/picture">
+                <pic:pic xmlns:pic="http://schemas.openxmlformats.org/drawingml/2006/picture">
+                  <pic:nvPicPr>
+                    <pic:cNvPr id="151673767" name=""/>
+                    <pic:cNvPicPr/>
+                  </pic:nvPicPr>
+                  <pic:blipFill>
+                    <a:blip r:embed="rId23"/>
+                    <a:stretch>
+                      <a:fillRect/>
+                    </a:stretch>
+                  </pic:blipFill>
+                  <pic:spPr>
+                    <a:xfrm>
+                      <a:off x="0" y="0"/>
+                      <a:ext cx="1991003" cy="285790"/>
+                    </a:xfrm>
+                    <a:prstGeom prst="rect">
+                      <a:avLst/>
+                    </a:prstGeom>
+                  </pic:spPr>
+                </pic:pic>
+              </a:graphicData>
+            </a:graphic>
+          </wp:inline>
+        </w:drawing>
+      </w:r>
+    </w:p>
+    <w:p>
+      <w:pPr>
+        <w:tabs>
+          <w:tab w:val="left" w:pos="8085"/>
+        </w:tabs>
+        <w:spacing w:line="360" w:lineRule="auto"/>
+        <w:jc w:val="both"/>
+        <w:rPr>
+          <w:rFonts w:ascii="Arial" w:hAnsi="Arial" w:cs="Arial"/>
+          <w:sz w:val="24"/>
+          <w:szCs w:val="24"/>
+        </w:rPr>
+      </w:pPr>
+      <w:bookmarkStart w:id="28" w:name="_Toc201932709"/>
+      <w:r>
+        <w:rPr>
+          <w:rStyle w:val="Ttulo3Car"/>
+        </w:rPr>
+        <w:t>Auth.guard.ts</w:t>
+      </w:r>
+      <w:bookmarkEnd w:id="28"/>
+      <w:r>
+        <w:rPr>
+          <w:rFonts w:ascii="Arial" w:hAnsi="Arial" w:cs="Arial"/>
+          <w:sz w:val="24"/>
+          <w:szCs w:val="24"/>
+        </w:rPr>
+        <w:t xml:space="preserve">: que </w:t>
+      </w:r>
+      <w:r>
+        <w:rPr>
+          <w:rFonts w:ascii="Arial" w:hAnsi="Arial" w:cs="Arial"/>
+          <w:sz w:val="24"/>
+          <w:szCs w:val="24"/>
+        </w:rPr>
+        <w:t>inyecta Auth.service.ts y Router Para validar a que rutas puede entrar el usuario que ha iniciado sesión.</w:t>
+      </w:r>
+    </w:p>
+    <w:p>
+      <w:pPr>
+        <w:tabs>
+          <w:tab w:val="left" w:pos="8085"/>
+        </w:tabs>
+        <w:spacing w:line="360" w:lineRule="auto"/>
+        <w:jc w:val="center"/>
+        <w:rPr>
+          <w:rFonts w:ascii="Arial" w:hAnsi="Arial" w:cs="Arial"/>
+          <w:sz w:val="24"/>
+          <w:szCs w:val="24"/>
+        </w:rPr>
+      </w:pPr>
+      <w:r>
+        <w:rPr>
+          <w:rFonts w:ascii="Arial" w:hAnsi="Arial" w:cs="Arial"/>
+          <w:sz w:val="24"/>
+          <w:szCs w:val="24"/>
+        </w:rPr>
+        <w:drawing>
+          <wp:inline distT="0" distB="0" distL="0" distR="0" wp14:anchorId="3C3F9A16" wp14:editId="6F070938">
+            <wp:extent cx="2029108" cy="666843"/>
+            <wp:effectExtent l="0" t="0" r="9525" b="0"/>
+            <wp:docPr id="1870751845" name="Imagen 1"/>
+            <wp:cNvGraphicFramePr>
+              <a:graphicFrameLocks xmlns:a="http://schemas.openxmlformats.org/drawingml/2006/main" noChangeAspect="1"/>
+            </wp:cNvGraphicFramePr>
+            <a:graphic xmlns:a="http://schemas.openxmlformats.org/drawingml/2006/main">
+              <a:graphicData uri="http://schemas.openxmlformats.org/drawingml/2006/picture">
+                <pic:pic xmlns:pic="http://schemas.openxmlformats.org/drawingml/2006/picture">
+                  <pic:nvPicPr>
+                    <pic:cNvPr id="1870751845" name=""/>
+                    <pic:cNvPicPr/>
+                  </pic:nvPicPr>
+                  <pic:blipFill>
+                    <a:blip r:embed="rId24"/>
+                    <a:stretch>
+                      <a:fillRect/>
+                    </a:stretch>
+                  </pic:blipFill>
+                  <pic:spPr>
+                    <a:xfrm>
+                      <a:off x="0" y="0"/>
+                      <a:ext cx="2029108" cy="666843"/>
+                    </a:xfrm>
+                    <a:prstGeom prst="rect">
+                      <a:avLst/>
+                    </a:prstGeom>
+                  </pic:spPr>
+                </pic:pic>
+              </a:graphicData>
+            </a:graphic>
+          </wp:inline>
+        </w:drawing>
+      </w:r>
+    </w:p>
+    <w:p>
+      <w:pPr>
+        <w:tabs>
+          <w:tab w:val="left" w:pos="8085"/>
+        </w:tabs>
+        <w:spacing w:line="360" w:lineRule="auto"/>
+        <w:jc w:val="center"/>
+        <w:rPr>
+          <w:rFonts w:ascii="Arial" w:hAnsi="Arial" w:cs="Arial"/>
+          <w:sz w:val="24"/>
+          <w:szCs w:val="24"/>
+        </w:rPr>
+      </w:pPr>
+    </w:p>
+    <w:p>
+      <w:pPr>
+        <w:tabs>
+          <w:tab w:val="left" w:pos="8085"/>
+        </w:tabs>
+        <w:spacing w:line="360" w:lineRule="auto"/>
+        <w:jc w:val="center"/>
+        <w:rPr>
+          <w:rFonts w:ascii="Arial" w:hAnsi="Arial" w:cs="Arial"/>
+          <w:sz w:val="24"/>
+          <w:szCs w:val="24"/>
+        </w:rPr>
+      </w:pPr>
+    </w:p>
+    <w:p>
+      <w:pPr>
+        <w:tabs>
+          <w:tab w:val="left" w:pos="8085"/>
+        </w:tabs>
+        <w:spacing w:line="360" w:lineRule="auto"/>
+        <w:jc w:val="center"/>
+        <w:rPr>
+          <w:rFonts w:ascii="Arial" w:hAnsi="Arial" w:cs="Arial"/>
+          <w:sz w:val="24"/>
+          <w:szCs w:val="24"/>
+        </w:rPr>
+      </w:pPr>
+    </w:p>
+    <w:p>
+      <w:pPr>
+        <w:tabs>
+          <w:tab w:val="left" w:pos="8085"/>
+        </w:tabs>
+        <w:spacing w:line="360" w:lineRule="auto"/>
+        <w:jc w:val="center"/>
+        <w:rPr>
+          <w:rFonts w:ascii="Arial" w:hAnsi="Arial" w:cs="Arial"/>
+          <w:sz w:val="24"/>
+          <w:szCs w:val="24"/>
+        </w:rPr>
+      </w:pPr>
+    </w:p>
+    <w:p>
+      <w:pPr>
+        <w:tabs>
+          <w:tab w:val="left" w:pos="8085"/>
+        </w:tabs>
+        <w:spacing w:line="360" w:lineRule="auto"/>
+        <w:jc w:val="center"/>
+        <w:rPr>
+          <w:rFonts w:ascii="Arial" w:hAnsi="Arial" w:cs="Arial"/>
+          <w:sz w:val="24"/>
+          <w:szCs w:val="24"/>
+        </w:rPr>
+      </w:pPr>
+    </w:p>
+    <w:p>
+      <w:pPr>
+        <w:tabs>
+          <w:tab w:val="left" w:pos="8085"/>
+        </w:tabs>
+        <w:spacing w:line="360" w:lineRule="auto"/>
+        <w:jc w:val="center"/>
+        <w:rPr>
+          <w:rFonts w:ascii="Arial" w:hAnsi="Arial" w:cs="Arial"/>
+          <w:sz w:val="24"/>
+          <w:szCs w:val="24"/>
+        </w:rPr>
+      </w:pPr>
+    </w:p>
+    <w:p>
+      <w:pPr>
+        <w:tabs>
+          <w:tab w:val="left" w:pos="8085"/>
+        </w:tabs>
+        <w:spacing w:line="360" w:lineRule="auto"/>
+        <w:jc w:val="center"/>
+        <w:rPr>
+          <w:rFonts w:ascii="Arial" w:hAnsi="Arial" w:cs="Arial"/>
+          <w:sz w:val="24"/>
+          <w:szCs w:val="24"/>
+        </w:rPr>
+      </w:pPr>
+    </w:p>
+    <w:p>
+      <w:pPr>
+        <w:tabs>
+          <w:tab w:val="left" w:pos="8085"/>
+        </w:tabs>
+        <w:spacing w:line="360" w:lineRule="auto"/>
+        <w:jc w:val="center"/>
+        <w:rPr>
+          <w:rFonts w:ascii="Arial" w:hAnsi="Arial" w:cs="Arial"/>
+          <w:sz w:val="24"/>
+          <w:szCs w:val="24"/>
+        </w:rPr>
+      </w:pPr>
+    </w:p>
+    <w:p>
+      <w:pPr>
+        <w:pStyle w:val="Ttulo2"/>
+      </w:pPr>
+      <w:bookmarkStart w:id="29" w:name="_Toc201932710"/>
+      <w:r>
+        <w:lastRenderedPageBreak/>
+        <w:t>Patrones de arquitectura</w:t>
+      </w:r>
+      <w:bookmarkEnd w:id="29"/>
+      <w:r>
+        <w:t xml:space="preserve"> </w:t>
+      </w:r>
+    </w:p>
+    <w:p>
+      <w:pPr>
+        <w:tabs>
+          <w:tab w:val="left" w:pos="8085"/>
+        </w:tabs>
+        <w:spacing w:line="360" w:lineRule="auto"/>
+        <w:jc w:val="both"/>
+        <w:rPr>
+          <w:rFonts w:ascii="Arial" w:hAnsi="Arial" w:cs="Arial"/>
+          <w:sz w:val="24"/>
+          <w:szCs w:val="24"/>
+        </w:rPr>
+      </w:pPr>
+      <w:r>
+        <w:rPr>
+          <w:rFonts w:ascii="Arial" w:hAnsi="Arial" w:cs="Arial"/>
+          <w:sz w:val="24"/>
+          <w:szCs w:val="24"/>
+        </w:rPr>
+        <w:t>Todo esto manejado desde dos tipos de modelo: en el fronend usando un Redux Pattern o lo mas parecido a el.</w:t>
+      </w:r>
+    </w:p>
+    <w:p>
+      <w:pPr>
+        <w:spacing w:line="360" w:lineRule="auto"/>
+        <w:jc w:val="center"/>
+      </w:pPr>
+      <w:r>
+        <w:drawing>
+          <wp:inline distT="0" distB="0" distL="0" distR="0" wp14:anchorId="14F474C8" wp14:editId="0130DD19">
+            <wp:extent cx="3943900" cy="6668431"/>
+            <wp:effectExtent l="0" t="0" r="0" b="0"/>
+            <wp:docPr id="1469494378" name="Imagen 1"/>
+            <wp:cNvGraphicFramePr>
+              <a:graphicFrameLocks xmlns:a="http://schemas.openxmlformats.org/drawingml/2006/main" noChangeAspect="1"/>
+            </wp:cNvGraphicFramePr>
+            <a:graphic xmlns:a="http://schemas.openxmlformats.org/drawingml/2006/main">
+              <a:graphicData uri="http://schemas.openxmlformats.org/drawingml/2006/picture">
+                <pic:pic xmlns:pic="http://schemas.openxmlformats.org/drawingml/2006/picture">
+                  <pic:nvPicPr>
+                    <pic:cNvPr id="1469494378" name=""/>
+                    <pic:cNvPicPr/>
+                  </pic:nvPicPr>
+                  <pic:blipFill>
+                    <a:blip r:embed="rId25"/>
+                    <a:stretch>
+                      <a:fillRect/>
+                    </a:stretch>
+                  </pic:blipFill>
+                  <pic:spPr>
+                    <a:xfrm>
+                      <a:off x="0" y="0"/>
+                      <a:ext cx="3943900" cy="6668431"/>
+                    </a:xfrm>
+                    <a:prstGeom prst="rect">
+                      <a:avLst/>
+                    </a:prstGeom>
+                  </pic:spPr>
+                </pic:pic>
+              </a:graphicData>
+            </a:graphic>
+          </wp:inline>
+        </w:drawing>
+      </w:r>
+    </w:p>
+    <w:p>
+      <w:pPr>
+        <w:spacing w:line="360" w:lineRule="auto"/>
+        <w:jc w:val="center"/>
+      </w:pPr>
+      <w:r>
+        <w:lastRenderedPageBreak/>
+        <w:drawing>
+          <wp:inline distT="0" distB="0" distL="0" distR="0" wp14:anchorId="53557C1B" wp14:editId="11870C8D">
+            <wp:extent cx="3991532" cy="5344271"/>
+            <wp:effectExtent l="0" t="0" r="9525" b="8890"/>
+            <wp:docPr id="1563073194" name="Imagen 1"/>
+            <wp:cNvGraphicFramePr>
+              <a:graphicFrameLocks xmlns:a="http://schemas.openxmlformats.org/drawingml/2006/main" noChangeAspect="1"/>
+            </wp:cNvGraphicFramePr>
+            <a:graphic xmlns:a="http://schemas.openxmlformats.org/drawingml/2006/main">
+              <a:graphicData uri="http://schemas.openxmlformats.org/drawingml/2006/picture">
+                <pic:pic xmlns:pic="http://schemas.openxmlformats.org/drawingml/2006/picture">
+                  <pic:nvPicPr>
+                    <pic:cNvPr id="1563073194" name=""/>
+                    <pic:cNvPicPr/>
+                  </pic:nvPicPr>
+                  <pic:blipFill>
+                    <a:blip r:embed="rId26"/>
+                    <a:stretch>
+                      <a:fillRect/>
+                    </a:stretch>
+                  </pic:blipFill>
+                  <pic:spPr>
+                    <a:xfrm>
+                      <a:off x="0" y="0"/>
+                      <a:ext cx="3991532" cy="5344271"/>
+                    </a:xfrm>
+                    <a:prstGeom prst="rect">
+                      <a:avLst/>
+                    </a:prstGeom>
+                  </pic:spPr>
+                </pic:pic>
+              </a:graphicData>
+            </a:graphic>
+          </wp:inline>
+        </w:drawing>
+      </w:r>
+    </w:p>
+    <w:p>
+      <w:pPr>
+        <w:spacing w:line="360" w:lineRule="auto"/>
+        <w:jc w:val="both"/>
+      </w:pPr>
+      <w:r>
+        <w:t xml:space="preserve"> </w:t>
+      </w:r>
+    </w:p>
+    <w:p>
+      <w:pPr>
+        <w:spacing w:line="360" w:lineRule="auto"/>
+        <w:jc w:val="both"/>
+      </w:pPr>
+    </w:p>
+    <w:p>
+      <w:pPr>
+        <w:spacing w:line="360" w:lineRule="auto"/>
+        <w:jc w:val="both"/>
+      </w:pPr>
+    </w:p>
+    <w:p>
+      <w:pPr>
+        <w:spacing w:line="360" w:lineRule="auto"/>
+        <w:jc w:val="both"/>
+      </w:pPr>
+    </w:p>
+    <w:p>
+      <w:pPr>
+        <w:spacing w:line="360" w:lineRule="auto"/>
+        <w:jc w:val="both"/>
+      </w:pPr>
+    </w:p>
+    <w:p>
+      <w:pPr>
+        <w:spacing w:line="360" w:lineRule="auto"/>
+        <w:jc w:val="both"/>
+      </w:pPr>
+    </w:p>
+    <w:p>
+      <w:pPr>
+        <w:spacing w:line="360" w:lineRule="auto"/>
+        <w:jc w:val="both"/>
+      </w:pPr>
+    </w:p>
+    <w:p>
+      <w:pPr>
+        <w:spacing w:line="360" w:lineRule="auto"/>
+        <w:jc w:val="both"/>
+      </w:pPr>
+    </w:p>
+    <w:p>
+      <w:pPr>
+        <w:spacing w:line="360" w:lineRule="auto"/>
+        <w:jc w:val="both"/>
+        <w:rPr>
+          <w:rFonts w:ascii="Arial" w:hAnsi="Arial" w:cs="Arial"/>
+          <w:sz w:val="24"/>
+          <w:szCs w:val="24"/>
+        </w:rPr>
+      </w:pPr>
+      <w:r>
+        <w:rPr>
+          <w:rFonts w:ascii="Arial" w:hAnsi="Arial" w:cs="Arial"/>
+          <w:sz w:val="24"/>
+          <w:szCs w:val="24"/>
+        </w:rPr>
+        <w:lastRenderedPageBreak/>
+        <w:t>En el backend se manejo un modelo MVC, o lo mas parecido posible</w:t>
+      </w:r>
+    </w:p>
+    <w:p>
+      <w:pPr>
+        <w:spacing w:line="360" w:lineRule="auto"/>
+        <w:jc w:val="both"/>
+      </w:pPr>
+      <w:r>
+        <w:drawing>
+          <wp:inline distT="0" distB="0" distL="0" distR="0" wp14:anchorId="0C6256DC" wp14:editId="34BDFA27">
+            <wp:extent cx="5612130" cy="5457825"/>
+            <wp:effectExtent l="0" t="0" r="7620" b="9525"/>
+            <wp:docPr id="1027276880" name="Imagen 1"/>
+            <wp:cNvGraphicFramePr>
+              <a:graphicFrameLocks xmlns:a="http://schemas.openxmlformats.org/drawingml/2006/main" noChangeAspect="1"/>
+            </wp:cNvGraphicFramePr>
+            <a:graphic xmlns:a="http://schemas.openxmlformats.org/drawingml/2006/main">
+              <a:graphicData uri="http://schemas.openxmlformats.org/drawingml/2006/picture">
+                <pic:pic xmlns:pic="http://schemas.openxmlformats.org/drawingml/2006/picture">
+                  <pic:nvPicPr>
+                    <pic:cNvPr id="1027276880" name=""/>
+                    <pic:cNvPicPr/>
+                  </pic:nvPicPr>
+                  <pic:blipFill>
+                    <a:blip r:embed="rId27"/>
+                    <a:stretch>
+                      <a:fillRect/>
+                    </a:stretch>
+                  </pic:blipFill>
+                  <pic:spPr>
+                    <a:xfrm>
+                      <a:off x="0" y="0"/>
+                      <a:ext cx="5612130" cy="5457825"/>
+                    </a:xfrm>
+                    <a:prstGeom prst="rect">
+                      <a:avLst/>
+                    </a:prstGeom>
+                  </pic:spPr>
+                </pic:pic>
+              </a:graphicData>
+            </a:graphic>
+          </wp:inline>
+        </w:drawing>
+      </w:r>
+    </w:p>
+    <w:p>
+      <w:pPr>
+        <w:spacing w:line="360" w:lineRule="auto"/>
+        <w:jc w:val="both"/>
+      </w:pPr>
+      <w:r>
+        <w:lastRenderedPageBreak/>
+        <w:drawing>
+          <wp:inline distT="0" distB="0" distL="0" distR="0" wp14:anchorId="69BC38BB" wp14:editId="014551FA">
+            <wp:extent cx="5612130" cy="4421505"/>
+            <wp:effectExtent l="0" t="0" r="7620" b="0"/>
+            <wp:docPr id="1292816376" name="Imagen 1"/>
+            <wp:cNvGraphicFramePr>
+              <a:graphicFrameLocks xmlns:a="http://schemas.openxmlformats.org/drawingml/2006/main" noChangeAspect="1"/>
+            </wp:cNvGraphicFramePr>
+            <a:graphic xmlns:a="http://schemas.openxmlformats.org/drawingml/2006/main">
+              <a:graphicData uri="http://schemas.openxmlformats.org/drawingml/2006/picture">
+                <pic:pic xmlns:pic="http://schemas.openxmlformats.org/drawingml/2006/picture">
+                  <pic:nvPicPr>
+                    <pic:cNvPr id="1292816376" name=""/>
+                    <pic:cNvPicPr/>
+                  </pic:nvPicPr>
+                  <pic:blipFill>
+                    <a:blip r:embed="rId28"/>
+                    <a:stretch>
+                      <a:fillRect/>
+                    </a:stretch>
+                  </pic:blipFill>
+                  <pic:spPr>
+                    <a:xfrm>
+                      <a:off x="0" y="0"/>
+                      <a:ext cx="5612130" cy="4421505"/>
+                    </a:xfrm>
+                    <a:prstGeom prst="rect">
+                      <a:avLst/>
+                    </a:prstGeom>
+                  </pic:spPr>
+                </pic:pic>
+              </a:graphicData>
+            </a:graphic>
+          </wp:inline>
+        </w:drawing>
+      </w:r>
+    </w:p>
+    <w:p>
+      <w:pPr>
+        <w:spacing w:line="360" w:lineRule="auto"/>
+        <w:jc w:val="both"/>
+      </w:pPr>
+    </w:p>
+    <w:p>
+      <w:pPr>
+        <w:spacing w:line="360" w:lineRule="auto"/>
+        <w:jc w:val="both"/>
+      </w:pPr>
+    </w:p>
+    <w:p>
+      <w:pPr>
+        <w:spacing w:line="360" w:lineRule="auto"/>
+        <w:jc w:val="both"/>
+      </w:pPr>
+    </w:p>
+    <w:p>
+      <w:pPr>
+        <w:spacing w:line="360" w:lineRule="auto"/>
+        <w:jc w:val="both"/>
+      </w:pPr>
+    </w:p>
+    <w:p>
+      <w:pPr>
+        <w:spacing w:line="360" w:lineRule="auto"/>
+      </w:pPr>
+    </w:p>
+    <w:p>
+      <w:pPr>
+        <w:spacing w:line="360" w:lineRule="auto"/>
+      </w:pPr>
+    </w:p>
+    <w:p>
+      <w:pPr>
+        <w:spacing w:line="360" w:lineRule="auto"/>
+      </w:pPr>
+    </w:p>
+    <w:p>
+      <w:pPr>
+        <w:spacing w:line="360" w:lineRule="auto"/>
+      </w:pPr>
+    </w:p>
+    <w:p>
+      <w:pPr>
+        <w:spacing w:line="360" w:lineRule="auto"/>
+      </w:pPr>
+    </w:p>
+    <w:p>
+      <w:bookmarkStart w:id="30" w:name="_Toc201932711"/>
+    </w:p>
+    <w:p>
+      <w:pPr>
+        <w:pStyle w:val="Ttulo2"/>
+      </w:pPr>
+      <w:r>
+        <w:lastRenderedPageBreak/>
         <w:t>Diagrama de la Base de datos</w:t>
       </w:r>
+      <w:bookmarkEnd w:id="30"/>
     </w:p>
     <w:p>
       <w:pPr>
         <w:tabs>
           <w:tab w:val="left" w:pos="2235"/>
         </w:tabs>
+        <w:spacing w:line="360" w:lineRule="auto"/>
       </w:pPr>
       <w:r>
         <w:tab/>
@@ -1208,7 +5581,7 @@
                     <pic:cNvPicPr/>
                   </pic:nvPicPr>
                   <pic:blipFill>
-                    <a:blip r:embed="rId14"/>
+                    <a:blip r:embed="rId29"/>
                     <a:stretch>
                       <a:fillRect/>
                     </a:stretch>
@@ -1229,6 +5602,433 @@
         </w:drawing>
       </w:r>
     </w:p>
+    <w:p>
+      <w:pPr>
+        <w:spacing w:line="360" w:lineRule="auto"/>
+        <w:rPr>
+          <w:rFonts w:ascii="Arial" w:hAnsi="Arial" w:cs="Arial"/>
+          <w:sz w:val="24"/>
+          <w:szCs w:val="24"/>
+        </w:rPr>
+      </w:pPr>
+      <w:r>
+        <w:rPr>
+          <w:rFonts w:ascii="Arial" w:hAnsi="Arial" w:cs="Arial"/>
+          <w:sz w:val="24"/>
+          <w:szCs w:val="24"/>
+        </w:rPr>
+        <w:t>Para la base de datos se utilizo MySQL CE</w:t>
+      </w:r>
+    </w:p>
+    <w:p>
+      <w:pPr>
+        <w:spacing w:line="360" w:lineRule="auto"/>
+        <w:rPr>
+          <w:rFonts w:ascii="Arial" w:hAnsi="Arial" w:cs="Arial"/>
+          <w:sz w:val="24"/>
+          <w:szCs w:val="24"/>
+        </w:rPr>
+      </w:pPr>
+      <w:r>
+        <w:rPr>
+          <w:rFonts w:ascii="Arial" w:hAnsi="Arial" w:cs="Arial"/>
+          <w:sz w:val="24"/>
+          <w:szCs w:val="24"/>
+        </w:rPr>
+        <w:t>La base de datos contiene tres entidades</w:t>
+      </w:r>
+    </w:p>
+    <w:p>
+      <w:pPr>
+        <w:spacing w:line="360" w:lineRule="auto"/>
+        <w:rPr>
+          <w:rFonts w:ascii="Arial" w:hAnsi="Arial" w:cs="Arial"/>
+          <w:b/>
+          <w:bCs/>
+          <w:sz w:val="24"/>
+          <w:szCs w:val="24"/>
+        </w:rPr>
+      </w:pPr>
+      <w:r>
+        <w:rPr>
+          <w:rFonts w:ascii="Arial" w:hAnsi="Arial" w:cs="Arial"/>
+          <w:b/>
+          <w:bCs/>
+          <w:sz w:val="24"/>
+          <w:szCs w:val="24"/>
+        </w:rPr>
+        <w:t>users</w:t>
+      </w:r>
+      <w:r>
+        <w:rPr>
+          <w:rFonts w:ascii="Arial" w:hAnsi="Arial" w:cs="Arial"/>
+          <w:b/>
+          <w:bCs/>
+          <w:sz w:val="24"/>
+          <w:szCs w:val="24"/>
+        </w:rPr>
+        <w:t>:</w:t>
+      </w:r>
+    </w:p>
+    <w:p>
+      <w:pPr>
+        <w:pStyle w:val="Prrafodelista"/>
+        <w:numPr>
+          <w:ilvl w:val="0"/>
+          <w:numId w:val="1"/>
+        </w:numPr>
+        <w:spacing w:line="360" w:lineRule="auto"/>
+        <w:rPr>
+          <w:rFonts w:ascii="Arial" w:hAnsi="Arial" w:cs="Arial"/>
+          <w:sz w:val="24"/>
+          <w:szCs w:val="24"/>
+        </w:rPr>
+      </w:pPr>
+      <w:r>
+        <w:rPr>
+          <w:rFonts w:ascii="Arial" w:hAnsi="Arial" w:cs="Arial"/>
+          <w:sz w:val="24"/>
+          <w:szCs w:val="24"/>
+        </w:rPr>
+        <w:t xml:space="preserve">Define un </w:t>
+      </w:r>
+      <w:r>
+        <w:rPr>
+          <w:rFonts w:ascii="Arial" w:hAnsi="Arial" w:cs="Arial"/>
+          <w:b/>
+          <w:bCs/>
+          <w:sz w:val="24"/>
+          <w:szCs w:val="24"/>
+        </w:rPr>
+        <w:t>id</w:t>
+      </w:r>
+      <w:r>
+        <w:rPr>
+          <w:rFonts w:ascii="Arial" w:hAnsi="Arial" w:cs="Arial"/>
+          <w:sz w:val="24"/>
+          <w:szCs w:val="24"/>
+        </w:rPr>
+        <w:t xml:space="preserve"> como llave </w:t>
+      </w:r>
+      <w:r>
+        <w:rPr>
+          <w:rFonts w:ascii="Arial" w:hAnsi="Arial" w:cs="Arial"/>
+          <w:sz w:val="24"/>
+          <w:szCs w:val="24"/>
+        </w:rPr>
+        <w:t>primaria auto</w:t>
+      </w:r>
+      <w:r>
+        <w:rPr>
+          <w:rFonts w:ascii="Arial" w:hAnsi="Arial" w:cs="Arial"/>
+          <w:sz w:val="24"/>
+          <w:szCs w:val="24"/>
+        </w:rPr>
+        <w:t xml:space="preserve"> incrementable</w:t>
+      </w:r>
+    </w:p>
+    <w:p>
+      <w:pPr>
+        <w:pStyle w:val="Prrafodelista"/>
+        <w:numPr>
+          <w:ilvl w:val="0"/>
+          <w:numId w:val="1"/>
+        </w:numPr>
+        <w:spacing w:line="360" w:lineRule="auto"/>
+        <w:jc w:val="both"/>
+        <w:rPr>
+          <w:rFonts w:ascii="Arial" w:hAnsi="Arial" w:cs="Arial"/>
+          <w:sz w:val="24"/>
+          <w:szCs w:val="24"/>
+        </w:rPr>
+      </w:pPr>
+      <w:r>
+        <w:rPr>
+          <w:rFonts w:ascii="Arial" w:hAnsi="Arial" w:cs="Arial"/>
+          <w:b/>
+          <w:bCs/>
+          <w:sz w:val="24"/>
+          <w:szCs w:val="24"/>
+        </w:rPr>
+        <w:t>name</w:t>
+      </w:r>
+      <w:r>
+        <w:rPr>
+          <w:rFonts w:ascii="Arial" w:hAnsi="Arial" w:cs="Arial"/>
+          <w:sz w:val="24"/>
+          <w:szCs w:val="24"/>
+        </w:rPr>
+        <w:t xml:space="preserve"> y </w:t>
+      </w:r>
+      <w:r>
+        <w:rPr>
+          <w:rFonts w:ascii="Arial" w:hAnsi="Arial" w:cs="Arial"/>
+          <w:b/>
+          <w:bCs/>
+          <w:sz w:val="24"/>
+          <w:szCs w:val="24"/>
+        </w:rPr>
+        <w:t>lastname</w:t>
+      </w:r>
+      <w:r>
+        <w:rPr>
+          <w:rFonts w:ascii="Arial" w:hAnsi="Arial" w:cs="Arial"/>
+          <w:sz w:val="24"/>
+          <w:szCs w:val="24"/>
+        </w:rPr>
+        <w:t xml:space="preserve"> se</w:t>
+      </w:r>
+      <w:r>
+        <w:rPr>
+          <w:rFonts w:ascii="Arial" w:hAnsi="Arial" w:cs="Arial"/>
+          <w:sz w:val="24"/>
+          <w:szCs w:val="24"/>
+        </w:rPr>
+        <w:t xml:space="preserve"> definen como cadenas de caracteres sin ninguna restricción </w:t>
+      </w:r>
+    </w:p>
+    <w:p>
+      <w:pPr>
+        <w:pStyle w:val="Prrafodelista"/>
+        <w:numPr>
+          <w:ilvl w:val="0"/>
+          <w:numId w:val="1"/>
+        </w:numPr>
+        <w:spacing w:line="360" w:lineRule="auto"/>
+        <w:rPr>
+          <w:rFonts w:ascii="Arial" w:hAnsi="Arial" w:cs="Arial"/>
+          <w:sz w:val="24"/>
+          <w:szCs w:val="24"/>
+        </w:rPr>
+      </w:pPr>
+      <w:r>
+        <w:rPr>
+          <w:rFonts w:ascii="Arial" w:hAnsi="Arial" w:cs="Arial"/>
+          <w:b/>
+          <w:bCs/>
+          <w:sz w:val="24"/>
+          <w:szCs w:val="24"/>
+        </w:rPr>
+        <w:t>email</w:t>
+      </w:r>
+      <w:r>
+        <w:rPr>
+          <w:rFonts w:ascii="Arial" w:hAnsi="Arial" w:cs="Arial"/>
+          <w:sz w:val="24"/>
+          <w:szCs w:val="24"/>
+        </w:rPr>
+        <w:t xml:space="preserve"> y </w:t>
+      </w:r>
+      <w:r>
+        <w:rPr>
+          <w:rFonts w:ascii="Arial" w:hAnsi="Arial" w:cs="Arial"/>
+          <w:b/>
+          <w:bCs/>
+          <w:sz w:val="24"/>
+          <w:szCs w:val="24"/>
+        </w:rPr>
+        <w:t>password</w:t>
+      </w:r>
+      <w:r>
+        <w:rPr>
+          <w:rFonts w:ascii="Arial" w:hAnsi="Arial" w:cs="Arial"/>
+          <w:sz w:val="24"/>
+          <w:szCs w:val="24"/>
+        </w:rPr>
+        <w:t xml:space="preserve"> se define como cadena de caracteres y únicos </w:t>
+      </w:r>
+    </w:p>
+    <w:p>
+      <w:pPr>
+        <w:spacing w:line="360" w:lineRule="auto"/>
+        <w:rPr>
+          <w:rFonts w:ascii="Arial" w:hAnsi="Arial" w:cs="Arial"/>
+          <w:b/>
+          <w:bCs/>
+          <w:sz w:val="24"/>
+          <w:szCs w:val="24"/>
+        </w:rPr>
+      </w:pPr>
+      <w:r>
+        <w:rPr>
+          <w:rFonts w:ascii="Arial" w:hAnsi="Arial" w:cs="Arial"/>
+          <w:b/>
+          <w:bCs/>
+          <w:sz w:val="24"/>
+          <w:szCs w:val="24"/>
+        </w:rPr>
+        <w:t xml:space="preserve">roles </w:t>
+      </w:r>
+    </w:p>
+    <w:p>
+      <w:pPr>
+        <w:pStyle w:val="Prrafodelista"/>
+        <w:numPr>
+          <w:ilvl w:val="0"/>
+          <w:numId w:val="2"/>
+        </w:numPr>
+        <w:spacing w:line="360" w:lineRule="auto"/>
+        <w:rPr>
+          <w:rFonts w:ascii="Arial" w:hAnsi="Arial" w:cs="Arial"/>
+          <w:sz w:val="24"/>
+          <w:szCs w:val="24"/>
+        </w:rPr>
+      </w:pPr>
+      <w:r>
+        <w:rPr>
+          <w:rFonts w:ascii="Arial" w:hAnsi="Arial" w:cs="Arial"/>
+          <w:sz w:val="24"/>
+          <w:szCs w:val="24"/>
+        </w:rPr>
+        <w:lastRenderedPageBreak/>
+        <w:t xml:space="preserve">Define un </w:t>
+      </w:r>
+      <w:r>
+        <w:rPr>
+          <w:rFonts w:ascii="Arial" w:hAnsi="Arial" w:cs="Arial"/>
+          <w:b/>
+          <w:bCs/>
+          <w:sz w:val="24"/>
+          <w:szCs w:val="24"/>
+        </w:rPr>
+        <w:t>id</w:t>
+      </w:r>
+      <w:r>
+        <w:rPr>
+          <w:rFonts w:ascii="Arial" w:hAnsi="Arial" w:cs="Arial"/>
+          <w:sz w:val="24"/>
+          <w:szCs w:val="24"/>
+        </w:rPr>
+        <w:t xml:space="preserve"> como llave primaria auto incrementable</w:t>
+      </w:r>
+    </w:p>
+    <w:p>
+      <w:pPr>
+        <w:pStyle w:val="Prrafodelista"/>
+        <w:numPr>
+          <w:ilvl w:val="0"/>
+          <w:numId w:val="2"/>
+        </w:numPr>
+        <w:spacing w:line="360" w:lineRule="auto"/>
+        <w:rPr>
+          <w:rFonts w:ascii="Arial" w:hAnsi="Arial" w:cs="Arial"/>
+          <w:sz w:val="24"/>
+          <w:szCs w:val="24"/>
+        </w:rPr>
+      </w:pPr>
+      <w:r>
+        <w:rPr>
+          <w:rFonts w:ascii="Arial" w:hAnsi="Arial" w:cs="Arial"/>
+          <w:b/>
+          <w:bCs/>
+          <w:sz w:val="24"/>
+          <w:szCs w:val="24"/>
+        </w:rPr>
+        <w:t>name</w:t>
+      </w:r>
+      <w:r>
+        <w:rPr>
+          <w:rFonts w:ascii="Arial" w:hAnsi="Arial" w:cs="Arial"/>
+          <w:sz w:val="24"/>
+          <w:szCs w:val="24"/>
+        </w:rPr>
+        <w:t xml:space="preserve"> se define como cadena de caracteres</w:t>
+      </w:r>
+    </w:p>
+    <w:p>
+      <w:pPr>
+        <w:spacing w:line="360" w:lineRule="auto"/>
+        <w:rPr>
+          <w:rFonts w:ascii="Arial" w:hAnsi="Arial" w:cs="Arial"/>
+          <w:b/>
+          <w:bCs/>
+          <w:sz w:val="24"/>
+          <w:szCs w:val="24"/>
+        </w:rPr>
+      </w:pPr>
+      <w:r>
+        <w:rPr>
+          <w:rFonts w:ascii="Arial" w:hAnsi="Arial" w:cs="Arial"/>
+          <w:b/>
+          <w:bCs/>
+          <w:sz w:val="24"/>
+          <w:szCs w:val="24"/>
+        </w:rPr>
+        <w:t>users_roles</w:t>
+      </w:r>
+    </w:p>
+    <w:p>
+      <w:pPr>
+        <w:pStyle w:val="Prrafodelista"/>
+        <w:numPr>
+          <w:ilvl w:val="0"/>
+          <w:numId w:val="3"/>
+        </w:numPr>
+        <w:spacing w:line="360" w:lineRule="auto"/>
+        <w:rPr>
+          <w:rFonts w:ascii="Arial" w:hAnsi="Arial" w:cs="Arial"/>
+          <w:sz w:val="24"/>
+          <w:szCs w:val="24"/>
+        </w:rPr>
+      </w:pPr>
+      <w:r>
+        <w:rPr>
+          <w:rFonts w:ascii="Arial" w:hAnsi="Arial" w:cs="Arial"/>
+          <w:sz w:val="24"/>
+          <w:szCs w:val="24"/>
+        </w:rPr>
+        <w:t>Q</w:t>
+      </w:r>
+      <w:r>
+        <w:rPr>
+          <w:rFonts w:ascii="Arial" w:hAnsi="Arial" w:cs="Arial"/>
+          <w:sz w:val="24"/>
+          <w:szCs w:val="24"/>
+        </w:rPr>
+        <w:t xml:space="preserve">ue funge como una entidad asociativa que tiene las llaves foráneas de users_id y roles_id </w:t>
+      </w:r>
+    </w:p>
+    <w:p>
+      <w:pPr>
+        <w:pStyle w:val="Prrafodelista"/>
+        <w:numPr>
+          <w:ilvl w:val="0"/>
+          <w:numId w:val="3"/>
+        </w:numPr>
+        <w:spacing w:line="360" w:lineRule="auto"/>
+        <w:rPr>
+          <w:rFonts w:ascii="Arial" w:hAnsi="Arial" w:cs="Arial"/>
+          <w:sz w:val="24"/>
+          <w:szCs w:val="24"/>
+        </w:rPr>
+      </w:pPr>
+      <w:r>
+        <w:rPr>
+          <w:rFonts w:ascii="Arial" w:hAnsi="Arial" w:cs="Arial"/>
+          <w:sz w:val="24"/>
+          <w:szCs w:val="24"/>
+        </w:rPr>
+        <w:t xml:space="preserve">es una tabla intermedia para muchos a muchos entre usuarios y roles </w:t>
+      </w:r>
+    </w:p>
+    <w:p>
+      <w:pPr>
+        <w:spacing w:line="360" w:lineRule="auto"/>
+        <w:rPr>
+          <w:rFonts w:ascii="Arial" w:hAnsi="Arial" w:cs="Arial"/>
+          <w:sz w:val="24"/>
+          <w:szCs w:val="24"/>
+        </w:rPr>
+      </w:pPr>
+    </w:p>
+    <w:p>
+      <w:pPr>
+        <w:tabs>
+          <w:tab w:val="left" w:pos="2235"/>
+        </w:tabs>
+        <w:spacing w:line="360" w:lineRule="auto"/>
+      </w:pPr>
+    </w:p>
     <w:sectPr>
       <w:pgSz w:w="12240" w:h="15840"/>
       <w:pgMar w:top="1417" w:right="1701" w:bottom="1417" w:left="1701" w:header="708" w:footer="708" w:gutter="0"/>
@@ -1237,6 +6037,359 @@
     </w:sectPr>
   </w:body>
 </w:document>
+</file>
+
+<file path=word/numbering.xml><?xml version="1.0" encoding="utf-8"?>
+<w:numbering xmlns:wpc="http://schemas.microsoft.com/office/word/2010/wordprocessingCanvas" xmlns:cx="http://schemas.microsoft.com/office/drawing/2014/chartex" xmlns:cx1="http://schemas.microsoft.com/office/drawing/2015/9/8/chartex" xmlns:cx2="http://schemas.microsoft.com/office/drawing/2015/10/21/chartex" xmlns:cx3="http://schemas.microsoft.com/office/drawing/2016/5/9/chartex" xmlns:cx4="http://schemas.microsoft.com/office/drawing/2016/5/10/chartex" xmlns:cx5="http://schemas.microsoft.com/office/drawing/2016/5/11/chartex" xmlns:cx6="http://schemas.microsoft.com/office/drawing/2016/5/12/chartex" xmlns:cx7="http://schemas.microsoft.com/office/drawing/2016/5/13/chartex" xmlns:cx8="http://schemas.microsoft.com/office/drawing/2016/5/14/chartex" xmlns:mc="http://schemas.openxmlformats.org/markup-compatibility/2006" xmlns:aink="http://schemas.microsoft.com/office/drawing/2016/ink" xmlns:am3d="http://schemas.microsoft.com/office/drawing/2017/model3d" xmlns:o="urn:schemas-microsoft-com:office:office" xmlns:oel="http://schemas.microsoft.com/office/2019/extlst" xmlns:r="http://schemas.openxmlformats.org/officeDocument/2006/relationships" xmlns:m="http://schemas.openxmlformats.org/officeDocument/2006/math" xmlns:v="urn:schemas-microsoft-com:vml" xmlns:wp14="http://schemas.microsoft.com/office/word/2010/wordprocessingDrawing" xmlns:wp="http://schemas.openxmlformats.org/drawingml/2006/wordprocessingDrawing" xmlns:w10="urn:schemas-microsoft-com:office:word" xmlns:w="http://schemas.openxmlformats.org/wordprocessingml/2006/main" xmlns:w14="http://schemas.microsoft.com/office/word/2010/wordml" xmlns:w15="http://schemas.microsoft.com/office/word/2012/wordml" xmlns:w16cex="http://schemas.microsoft.com/office/word/2018/wordml/cex" xmlns:w16cid="http://schemas.microsoft.com/office/word/2016/wordml/cid" xmlns:w16="http://schemas.microsoft.com/office/word/2018/wordml" xmlns:w16du="http://schemas.microsoft.com/office/word/2023/wordml/word16du" xmlns:w16sdtdh="http://schemas.microsoft.com/office/word/2020/wordml/sdtdatahash" xmlns:w16sdtfl="http://schemas.microsoft.com/office/word/2024/wordml/sdtformatlock" xmlns:w16se="http://schemas.microsoft.com/office/word/2015/wordml/symex" xmlns:wpg="http://schemas.microsoft.com/office/word/2010/wordprocessingGroup" xmlns:wpi="http://schemas.microsoft.com/office/word/2010/wordprocessingInk" xmlns:wne="http://schemas.microsoft.com/office/word/2006/wordml" xmlns:wps="http://schemas.microsoft.com/office/word/2010/wordprocessingShape" mc:Ignorable="w14 w15 w16se w16cid w16 w16cex w16sdtdh w16sdtfl w16du wp14">
+  <w:abstractNum w:abstractNumId="0" w15:restartNumberingAfterBreak="0">
+    <w:nsid w:val="07976CD5"/>
+    <w:multiLevelType w:val="hybridMultilevel"/>
+    <w:tmpl w:val="80920920"/>
+    <w:lvl w:ilvl="0" w:tplc="080A0001">
+      <w:start w:val="1"/>
+      <w:numFmt w:val="bullet"/>
+      <w:lvlText w:val=""/>
+      <w:lvlJc w:val="left"/>
+      <w:pPr>
+        <w:ind w:left="720" w:hanging="360"/>
+      </w:pPr>
+      <w:rPr>
+        <w:rFonts w:ascii="Symbol" w:hAnsi="Symbol" w:hint="default"/>
+      </w:rPr>
+    </w:lvl>
+    <w:lvl w:ilvl="1" w:tplc="080A0003" w:tentative="1">
+      <w:start w:val="1"/>
+      <w:numFmt w:val="bullet"/>
+      <w:lvlText w:val="o"/>
+      <w:lvlJc w:val="left"/>
+      <w:pPr>
+        <w:ind w:left="1440" w:hanging="360"/>
+      </w:pPr>
+      <w:rPr>
+        <w:rFonts w:ascii="Courier New" w:hAnsi="Courier New" w:cs="Courier New" w:hint="default"/>
+      </w:rPr>
+    </w:lvl>
+    <w:lvl w:ilvl="2" w:tplc="080A0005" w:tentative="1">
+      <w:start w:val="1"/>
+      <w:numFmt w:val="bullet"/>
+      <w:lvlText w:val=""/>
+      <w:lvlJc w:val="left"/>
+      <w:pPr>
+        <w:ind w:left="2160" w:hanging="360"/>
+      </w:pPr>
+      <w:rPr>
+        <w:rFonts w:ascii="Wingdings" w:hAnsi="Wingdings" w:hint="default"/>
+      </w:rPr>
+    </w:lvl>
+    <w:lvl w:ilvl="3" w:tplc="080A0001" w:tentative="1">
+      <w:start w:val="1"/>
+      <w:numFmt w:val="bullet"/>
+      <w:lvlText w:val=""/>
+      <w:lvlJc w:val="left"/>
+      <w:pPr>
+        <w:ind w:left="2880" w:hanging="360"/>
+      </w:pPr>
+      <w:rPr>
+        <w:rFonts w:ascii="Symbol" w:hAnsi="Symbol" w:hint="default"/>
+      </w:rPr>
+    </w:lvl>
+    <w:lvl w:ilvl="4" w:tplc="080A0003" w:tentative="1">
+      <w:start w:val="1"/>
+      <w:numFmt w:val="bullet"/>
+      <w:lvlText w:val="o"/>
+      <w:lvlJc w:val="left"/>
+      <w:pPr>
+        <w:ind w:left="3600" w:hanging="360"/>
+      </w:pPr>
+      <w:rPr>
+        <w:rFonts w:ascii="Courier New" w:hAnsi="Courier New" w:cs="Courier New" w:hint="default"/>
+      </w:rPr>
+    </w:lvl>
+    <w:lvl w:ilvl="5" w:tplc="080A0005" w:tentative="1">
+      <w:start w:val="1"/>
+      <w:numFmt w:val="bullet"/>
+      <w:lvlText w:val=""/>
+      <w:lvlJc w:val="left"/>
+      <w:pPr>
+        <w:ind w:left="4320" w:hanging="360"/>
+      </w:pPr>
+      <w:rPr>
+        <w:rFonts w:ascii="Wingdings" w:hAnsi="Wingdings" w:hint="default"/>
+      </w:rPr>
+    </w:lvl>
+    <w:lvl w:ilvl="6" w:tplc="080A0001" w:tentative="1">
+      <w:start w:val="1"/>
+      <w:numFmt w:val="bullet"/>
+      <w:lvlText w:val=""/>
+      <w:lvlJc w:val="left"/>
+      <w:pPr>
+        <w:ind w:left="5040" w:hanging="360"/>
+      </w:pPr>
+      <w:rPr>
+        <w:rFonts w:ascii="Symbol" w:hAnsi="Symbol" w:hint="default"/>
+      </w:rPr>
+    </w:lvl>
+    <w:lvl w:ilvl="7" w:tplc="080A0003" w:tentative="1">
+      <w:start w:val="1"/>
+      <w:numFmt w:val="bullet"/>
+      <w:lvlText w:val="o"/>
+      <w:lvlJc w:val="left"/>
+      <w:pPr>
+        <w:ind w:left="5760" w:hanging="360"/>
+      </w:pPr>
+      <w:rPr>
+        <w:rFonts w:ascii="Courier New" w:hAnsi="Courier New" w:cs="Courier New" w:hint="default"/>
+      </w:rPr>
+    </w:lvl>
+    <w:lvl w:ilvl="8" w:tplc="080A0005" w:tentative="1">
+      <w:start w:val="1"/>
+      <w:numFmt w:val="bullet"/>
+      <w:lvlText w:val=""/>
+      <w:lvlJc w:val="left"/>
+      <w:pPr>
+        <w:ind w:left="6480" w:hanging="360"/>
+      </w:pPr>
+      <w:rPr>
+        <w:rFonts w:ascii="Wingdings" w:hAnsi="Wingdings" w:hint="default"/>
+      </w:rPr>
+    </w:lvl>
+  </w:abstractNum>
+  <w:abstractNum w:abstractNumId="1" w15:restartNumberingAfterBreak="0">
+    <w:nsid w:val="4D086997"/>
+    <w:multiLevelType w:val="hybridMultilevel"/>
+    <w:tmpl w:val="D8AE1446"/>
+    <w:lvl w:ilvl="0" w:tplc="080A0001">
+      <w:start w:val="1"/>
+      <w:numFmt w:val="bullet"/>
+      <w:lvlText w:val=""/>
+      <w:lvlJc w:val="left"/>
+      <w:pPr>
+        <w:ind w:left="720" w:hanging="360"/>
+      </w:pPr>
+      <w:rPr>
+        <w:rFonts w:ascii="Symbol" w:hAnsi="Symbol" w:hint="default"/>
+      </w:rPr>
+    </w:lvl>
+    <w:lvl w:ilvl="1" w:tplc="080A0003" w:tentative="1">
+      <w:start w:val="1"/>
+      <w:numFmt w:val="bullet"/>
+      <w:lvlText w:val="o"/>
+      <w:lvlJc w:val="left"/>
+      <w:pPr>
+        <w:ind w:left="1440" w:hanging="360"/>
+      </w:pPr>
+      <w:rPr>
+        <w:rFonts w:ascii="Courier New" w:hAnsi="Courier New" w:cs="Courier New" w:hint="default"/>
+      </w:rPr>
+    </w:lvl>
+    <w:lvl w:ilvl="2" w:tplc="080A0005" w:tentative="1">
+      <w:start w:val="1"/>
+      <w:numFmt w:val="bullet"/>
+      <w:lvlText w:val=""/>
+      <w:lvlJc w:val="left"/>
+      <w:pPr>
+        <w:ind w:left="2160" w:hanging="360"/>
+      </w:pPr>
+      <w:rPr>
+        <w:rFonts w:ascii="Wingdings" w:hAnsi="Wingdings" w:hint="default"/>
+      </w:rPr>
+    </w:lvl>
+    <w:lvl w:ilvl="3" w:tplc="080A0001" w:tentative="1">
+      <w:start w:val="1"/>
+      <w:numFmt w:val="bullet"/>
+      <w:lvlText w:val=""/>
+      <w:lvlJc w:val="left"/>
+      <w:pPr>
+        <w:ind w:left="2880" w:hanging="360"/>
+      </w:pPr>
+      <w:rPr>
+        <w:rFonts w:ascii="Symbol" w:hAnsi="Symbol" w:hint="default"/>
+      </w:rPr>
+    </w:lvl>
+    <w:lvl w:ilvl="4" w:tplc="080A0003" w:tentative="1">
+      <w:start w:val="1"/>
+      <w:numFmt w:val="bullet"/>
+      <w:lvlText w:val="o"/>
+      <w:lvlJc w:val="left"/>
+      <w:pPr>
+        <w:ind w:left="3600" w:hanging="360"/>
+      </w:pPr>
+      <w:rPr>
+        <w:rFonts w:ascii="Courier New" w:hAnsi="Courier New" w:cs="Courier New" w:hint="default"/>
+      </w:rPr>
+    </w:lvl>
+    <w:lvl w:ilvl="5" w:tplc="080A0005" w:tentative="1">
+      <w:start w:val="1"/>
+      <w:numFmt w:val="bullet"/>
+      <w:lvlText w:val=""/>
+      <w:lvlJc w:val="left"/>
+      <w:pPr>
+        <w:ind w:left="4320" w:hanging="360"/>
+      </w:pPr>
+      <w:rPr>
+        <w:rFonts w:ascii="Wingdings" w:hAnsi="Wingdings" w:hint="default"/>
+      </w:rPr>
+    </w:lvl>
+    <w:lvl w:ilvl="6" w:tplc="080A0001" w:tentative="1">
+      <w:start w:val="1"/>
+      <w:numFmt w:val="bullet"/>
+      <w:lvlText w:val=""/>
+      <w:lvlJc w:val="left"/>
+      <w:pPr>
+        <w:ind w:left="5040" w:hanging="360"/>
+      </w:pPr>
+      <w:rPr>
+        <w:rFonts w:ascii="Symbol" w:hAnsi="Symbol" w:hint="default"/>
+      </w:rPr>
+    </w:lvl>
+    <w:lvl w:ilvl="7" w:tplc="080A0003" w:tentative="1">
+      <w:start w:val="1"/>
+      <w:numFmt w:val="bullet"/>
+      <w:lvlText w:val="o"/>
+      <w:lvlJc w:val="left"/>
+      <w:pPr>
+        <w:ind w:left="5760" w:hanging="360"/>
+      </w:pPr>
+      <w:rPr>
+        <w:rFonts w:ascii="Courier New" w:hAnsi="Courier New" w:cs="Courier New" w:hint="default"/>
+      </w:rPr>
+    </w:lvl>
+    <w:lvl w:ilvl="8" w:tplc="080A0005" w:tentative="1">
+      <w:start w:val="1"/>
+      <w:numFmt w:val="bullet"/>
+      <w:lvlText w:val=""/>
+      <w:lvlJc w:val="left"/>
+      <w:pPr>
+        <w:ind w:left="6480" w:hanging="360"/>
+      </w:pPr>
+      <w:rPr>
+        <w:rFonts w:ascii="Wingdings" w:hAnsi="Wingdings" w:hint="default"/>
+      </w:rPr>
+    </w:lvl>
+  </w:abstractNum>
+  <w:abstractNum w:abstractNumId="2" w15:restartNumberingAfterBreak="0">
+    <w:nsid w:val="5FDC56D8"/>
+    <w:multiLevelType w:val="hybridMultilevel"/>
+    <w:tmpl w:val="D6784C2C"/>
+    <w:lvl w:ilvl="0" w:tplc="080A0001">
+      <w:start w:val="1"/>
+      <w:numFmt w:val="bullet"/>
+      <w:lvlText w:val=""/>
+      <w:lvlJc w:val="left"/>
+      <w:pPr>
+        <w:ind w:left="720" w:hanging="360"/>
+      </w:pPr>
+      <w:rPr>
+        <w:rFonts w:ascii="Symbol" w:hAnsi="Symbol" w:hint="default"/>
+      </w:rPr>
+    </w:lvl>
+    <w:lvl w:ilvl="1" w:tplc="080A0003" w:tentative="1">
+      <w:start w:val="1"/>
+      <w:numFmt w:val="bullet"/>
+      <w:lvlText w:val="o"/>
+      <w:lvlJc w:val="left"/>
+      <w:pPr>
+        <w:ind w:left="1440" w:hanging="360"/>
+      </w:pPr>
+      <w:rPr>
+        <w:rFonts w:ascii="Courier New" w:hAnsi="Courier New" w:cs="Courier New" w:hint="default"/>
+      </w:rPr>
+    </w:lvl>
+    <w:lvl w:ilvl="2" w:tplc="080A0005" w:tentative="1">
+      <w:start w:val="1"/>
+      <w:numFmt w:val="bullet"/>
+      <w:lvlText w:val=""/>
+      <w:lvlJc w:val="left"/>
+      <w:pPr>
+        <w:ind w:left="2160" w:hanging="360"/>
+      </w:pPr>
+      <w:rPr>
+        <w:rFonts w:ascii="Wingdings" w:hAnsi="Wingdings" w:hint="default"/>
+      </w:rPr>
+    </w:lvl>
+    <w:lvl w:ilvl="3" w:tplc="080A0001" w:tentative="1">
+      <w:start w:val="1"/>
+      <w:numFmt w:val="bullet"/>
+      <w:lvlText w:val=""/>
+      <w:lvlJc w:val="left"/>
+      <w:pPr>
+        <w:ind w:left="2880" w:hanging="360"/>
+      </w:pPr>
+      <w:rPr>
+        <w:rFonts w:ascii="Symbol" w:hAnsi="Symbol" w:hint="default"/>
+      </w:rPr>
+    </w:lvl>
+    <w:lvl w:ilvl="4" w:tplc="080A0003" w:tentative="1">
+      <w:start w:val="1"/>
+      <w:numFmt w:val="bullet"/>
+      <w:lvlText w:val="o"/>
+      <w:lvlJc w:val="left"/>
+      <w:pPr>
+        <w:ind w:left="3600" w:hanging="360"/>
+      </w:pPr>
+      <w:rPr>
+        <w:rFonts w:ascii="Courier New" w:hAnsi="Courier New" w:cs="Courier New" w:hint="default"/>
+      </w:rPr>
+    </w:lvl>
+    <w:lvl w:ilvl="5" w:tplc="080A0005" w:tentative="1">
+      <w:start w:val="1"/>
+      <w:numFmt w:val="bullet"/>
+      <w:lvlText w:val=""/>
+      <w:lvlJc w:val="left"/>
+      <w:pPr>
+        <w:ind w:left="4320" w:hanging="360"/>
+      </w:pPr>
+      <w:rPr>
+        <w:rFonts w:ascii="Wingdings" w:hAnsi="Wingdings" w:hint="default"/>
+      </w:rPr>
+    </w:lvl>
+    <w:lvl w:ilvl="6" w:tplc="080A0001" w:tentative="1">
+      <w:start w:val="1"/>
+      <w:numFmt w:val="bullet"/>
+      <w:lvlText w:val=""/>
+      <w:lvlJc w:val="left"/>
+      <w:pPr>
+        <w:ind w:left="5040" w:hanging="360"/>
+      </w:pPr>
+      <w:rPr>
+        <w:rFonts w:ascii="Symbol" w:hAnsi="Symbol" w:hint="default"/>
+      </w:rPr>
+    </w:lvl>
+    <w:lvl w:ilvl="7" w:tplc="080A0003" w:tentative="1">
+      <w:start w:val="1"/>
+      <w:numFmt w:val="bullet"/>
+      <w:lvlText w:val="o"/>
+      <w:lvlJc w:val="left"/>
+      <w:pPr>
+        <w:ind w:left="5760" w:hanging="360"/>
+      </w:pPr>
+      <w:rPr>
+        <w:rFonts w:ascii="Courier New" w:hAnsi="Courier New" w:cs="Courier New" w:hint="default"/>
+      </w:rPr>
+    </w:lvl>
+    <w:lvl w:ilvl="8" w:tplc="080A0005" w:tentative="1">
+      <w:start w:val="1"/>
+      <w:numFmt w:val="bullet"/>
+      <w:lvlText w:val=""/>
+      <w:lvlJc w:val="left"/>
+      <w:pPr>
+        <w:ind w:left="6480" w:hanging="360"/>
+      </w:pPr>
+      <w:rPr>
+        <w:rFonts w:ascii="Wingdings" w:hAnsi="Wingdings" w:hint="default"/>
+      </w:rPr>
+    </w:lvl>
+  </w:abstractNum>
+  <w:num w:numId="1" w16cid:durableId="323051231">
+    <w:abstractNumId w:val="1"/>
+  </w:num>
+  <w:num w:numId="2" w16cid:durableId="897207544">
+    <w:abstractNumId w:val="0"/>
+  </w:num>
+  <w:num w:numId="3" w16cid:durableId="86658422">
+    <w:abstractNumId w:val="2"/>
+  </w:num>
+</w:numbering>
 </file>
 
 <file path=word/styles.xml><?xml version="1.0" encoding="utf-8"?>
@@ -1647,7 +6800,7 @@
     <w:link w:val="Ttulo1Car"/>
     <w:uiPriority w:val="9"/>
     <w:qFormat/>
-    <w:rsid w:val="00D00AB9"/>
+    <w:rsid w:val="00C0043C"/>
     <w:pPr>
       <w:keepNext/>
       <w:keepLines/>
@@ -1655,8 +6808,8 @@
       <w:outlineLvl w:val="0"/>
     </w:pPr>
     <w:rPr>
-      <w:rFonts w:asciiTheme="majorHAnsi" w:eastAsiaTheme="majorEastAsia" w:hAnsiTheme="majorHAnsi" w:cstheme="majorBidi"/>
-      <w:color w:val="2F5496" w:themeColor="accent1" w:themeShade="BF"/>
+      <w:rFonts w:ascii="Arial" w:eastAsiaTheme="majorEastAsia" w:hAnsi="Arial" w:cstheme="majorBidi"/>
+      <w:color w:val="000000" w:themeColor="text1"/>
       <w:sz w:val="40"/>
       <w:szCs w:val="40"/>
     </w:rPr>
@@ -1667,10 +6820,9 @@
     <w:next w:val="Normal"/>
     <w:link w:val="Ttulo2Car"/>
     <w:uiPriority w:val="9"/>
-    <w:semiHidden/>
     <w:unhideWhenUsed/>
     <w:qFormat/>
-    <w:rsid w:val="00D00AB9"/>
+    <w:rsid w:val="00787953"/>
     <w:pPr>
       <w:keepNext/>
       <w:keepLines/>
@@ -1678,9 +6830,10 @@
       <w:outlineLvl w:val="1"/>
     </w:pPr>
     <w:rPr>
-      <w:rFonts w:asciiTheme="majorHAnsi" w:eastAsiaTheme="majorEastAsia" w:hAnsiTheme="majorHAnsi" w:cstheme="majorBidi"/>
-      <w:color w:val="2F5496" w:themeColor="accent1" w:themeShade="BF"/>
-      <w:sz w:val="32"/>
+      <w:rFonts w:ascii="Arial" w:eastAsiaTheme="majorEastAsia" w:hAnsi="Arial" w:cstheme="majorBidi"/>
+      <w:b/>
+      <w:color w:val="000000" w:themeColor="text1"/>
+      <w:sz w:val="28"/>
       <w:szCs w:val="32"/>
     </w:rPr>
   </w:style>
@@ -1690,10 +6843,9 @@
     <w:next w:val="Normal"/>
     <w:link w:val="Ttulo3Car"/>
     <w:uiPriority w:val="9"/>
-    <w:semiHidden/>
     <w:unhideWhenUsed/>
     <w:qFormat/>
-    <w:rsid w:val="00D00AB9"/>
+    <w:rsid w:val="00787953"/>
     <w:pPr>
       <w:keepNext/>
       <w:keepLines/>
@@ -1701,9 +6853,10 @@
       <w:outlineLvl w:val="2"/>
     </w:pPr>
     <w:rPr>
-      <w:rFonts w:eastAsiaTheme="majorEastAsia" w:cstheme="majorBidi"/>
-      <w:color w:val="2F5496" w:themeColor="accent1" w:themeShade="BF"/>
-      <w:sz w:val="28"/>
+      <w:rFonts w:ascii="Arial" w:eastAsiaTheme="majorEastAsia" w:hAnsi="Arial" w:cstheme="majorBidi"/>
+      <w:b/>
+      <w:color w:val="000000" w:themeColor="text1"/>
+      <w:sz w:val="24"/>
       <w:szCs w:val="28"/>
     </w:rPr>
   </w:style>
@@ -1871,10 +7024,10 @@
     <w:basedOn w:val="Fuentedeprrafopredeter"/>
     <w:link w:val="Ttulo1"/>
     <w:uiPriority w:val="9"/>
-    <w:rsid w:val="00D00AB9"/>
+    <w:rsid w:val="00C0043C"/>
     <w:rPr>
-      <w:rFonts w:asciiTheme="majorHAnsi" w:eastAsiaTheme="majorEastAsia" w:hAnsiTheme="majorHAnsi" w:cstheme="majorBidi"/>
-      <w:color w:val="2F5496" w:themeColor="accent1" w:themeShade="BF"/>
+      <w:rFonts w:ascii="Arial" w:eastAsiaTheme="majorEastAsia" w:hAnsi="Arial" w:cstheme="majorBidi"/>
+      <w:color w:val="000000" w:themeColor="text1"/>
       <w:sz w:val="40"/>
       <w:szCs w:val="40"/>
     </w:rPr>
@@ -1884,12 +7037,12 @@
     <w:basedOn w:val="Fuentedeprrafopredeter"/>
     <w:link w:val="Ttulo2"/>
     <w:uiPriority w:val="9"/>
-    <w:semiHidden/>
-    <w:rsid w:val="00D00AB9"/>
+    <w:rsid w:val="00787953"/>
     <w:rPr>
-      <w:rFonts w:asciiTheme="majorHAnsi" w:eastAsiaTheme="majorEastAsia" w:hAnsiTheme="majorHAnsi" w:cstheme="majorBidi"/>
-      <w:color w:val="2F5496" w:themeColor="accent1" w:themeShade="BF"/>
-      <w:sz w:val="32"/>
+      <w:rFonts w:ascii="Arial" w:eastAsiaTheme="majorEastAsia" w:hAnsi="Arial" w:cstheme="majorBidi"/>
+      <w:b/>
+      <w:color w:val="000000" w:themeColor="text1"/>
+      <w:sz w:val="28"/>
       <w:szCs w:val="32"/>
     </w:rPr>
   </w:style>
@@ -1898,12 +7051,12 @@
     <w:basedOn w:val="Fuentedeprrafopredeter"/>
     <w:link w:val="Ttulo3"/>
     <w:uiPriority w:val="9"/>
-    <w:semiHidden/>
-    <w:rsid w:val="00D00AB9"/>
+    <w:rsid w:val="00787953"/>
     <w:rPr>
-      <w:rFonts w:eastAsiaTheme="majorEastAsia" w:cstheme="majorBidi"/>
-      <w:color w:val="2F5496" w:themeColor="accent1" w:themeShade="BF"/>
-      <w:sz w:val="28"/>
+      <w:rFonts w:ascii="Arial" w:eastAsiaTheme="majorEastAsia" w:hAnsi="Arial" w:cstheme="majorBidi"/>
+      <w:b/>
+      <w:color w:val="000000" w:themeColor="text1"/>
+      <w:sz w:val="24"/>
       <w:szCs w:val="28"/>
     </w:rPr>
   </w:style>
@@ -2154,6 +7307,75 @@
       <w:smallCaps/>
       <w:color w:val="2F5496" w:themeColor="accent1" w:themeShade="BF"/>
       <w:spacing w:val="5"/>
+    </w:rPr>
+  </w:style>
+  <w:style w:type="paragraph" w:styleId="TtuloTDC">
+    <w:name w:val="TOC Heading"/>
+    <w:basedOn w:val="Ttulo1"/>
+    <w:next w:val="Normal"/>
+    <w:uiPriority w:val="39"/>
+    <w:unhideWhenUsed/>
+    <w:qFormat/>
+    <w:rsid w:val="004C4B50"/>
+    <w:pPr>
+      <w:spacing w:before="240" w:after="0"/>
+      <w:outlineLvl w:val="9"/>
+    </w:pPr>
+    <w:rPr>
+      <w:kern w:val="0"/>
+      <w:sz w:val="32"/>
+      <w:szCs w:val="32"/>
+      <w:lang w:eastAsia="es-MX"/>
+      <w14:ligatures w14:val="none"/>
+    </w:rPr>
+  </w:style>
+  <w:style w:type="paragraph" w:styleId="TDC1">
+    <w:name w:val="toc 1"/>
+    <w:basedOn w:val="Normal"/>
+    <w:next w:val="Normal"/>
+    <w:autoRedefine/>
+    <w:uiPriority w:val="39"/>
+    <w:unhideWhenUsed/>
+    <w:rsid w:val="004C4B50"/>
+    <w:pPr>
+      <w:spacing w:after="100"/>
+    </w:pPr>
+  </w:style>
+  <w:style w:type="paragraph" w:styleId="TDC2">
+    <w:name w:val="toc 2"/>
+    <w:basedOn w:val="Normal"/>
+    <w:next w:val="Normal"/>
+    <w:autoRedefine/>
+    <w:uiPriority w:val="39"/>
+    <w:unhideWhenUsed/>
+    <w:rsid w:val="004C4B50"/>
+    <w:pPr>
+      <w:spacing w:after="100"/>
+      <w:ind w:left="220"/>
+    </w:pPr>
+  </w:style>
+  <w:style w:type="paragraph" w:styleId="TDC3">
+    <w:name w:val="toc 3"/>
+    <w:basedOn w:val="Normal"/>
+    <w:next w:val="Normal"/>
+    <w:autoRedefine/>
+    <w:uiPriority w:val="39"/>
+    <w:unhideWhenUsed/>
+    <w:rsid w:val="004C4B50"/>
+    <w:pPr>
+      <w:spacing w:after="100"/>
+      <w:ind w:left="440"/>
+    </w:pPr>
+  </w:style>
+  <w:style w:type="character" w:styleId="Hipervnculo">
+    <w:name w:val="Hyperlink"/>
+    <w:basedOn w:val="Fuentedeprrafopredeter"/>
+    <w:uiPriority w:val="99"/>
+    <w:unhideWhenUsed/>
+    <w:rsid w:val="004C4B50"/>
+    <w:rPr>
+      <w:color w:val="0563C1" w:themeColor="hyperlink"/>
+      <w:u w:val="single"/>
     </w:rPr>
   </w:style>
 </w:styles>
@@ -2452,4 +7674,16 @@
     </a:ext>
   </a:extLst>
 </a:theme>
+</file>
+
+<file path=customXml/item1.xml><?xml version="1.0" encoding="utf-8"?>
+<b:Sources xmlns:b="http://schemas.openxmlformats.org/officeDocument/2006/bibliography" xmlns="http://schemas.openxmlformats.org/officeDocument/2006/bibliography" SelectedStyle="\APASixthEditionOfficeOnline.xsl" StyleName="APA" Version="6"/>
+</file>
+
+<file path=customXml/itemProps1.xml><?xml version="1.0" encoding="utf-8"?>
+<ds:datastoreItem xmlns:ds="http://schemas.openxmlformats.org/officeDocument/2006/customXml" ds:itemID="{58F4036D-F847-4064-8D90-A96332E0C197}">
+  <ds:schemaRefs>
+    <ds:schemaRef ds:uri="http://schemas.openxmlformats.org/officeDocument/2006/bibliography"/>
+  </ds:schemaRefs>
+</ds:datastoreItem>
 </file>
--- a/Presentacion.docx
+++ b/Presentacion.docx
@@ -31,12 +31,14 @@
           <w:pPr>
             <w:pStyle w:val="TtuloTDC"/>
           </w:pPr>
+          <w:proofErr w:type="spellStart"/>
           <w:r>
             <w:rPr>
               <w:lang w:val="es-ES"/>
             </w:rPr>
             <w:t>Indice</w:t>
           </w:r>
+          <w:proofErr w:type="spellEnd"/>
         </w:p>
         <w:p>
           <w:pPr>
@@ -61,7 +63,7 @@
           <w:r>
             <w:fldChar w:fldCharType="separate"/>
           </w:r>
-          <w:hyperlink w:anchor="_Toc201932681" w:history="1">
+          <w:hyperlink w:anchor="_Toc201932852" w:history="1">
             <w:r>
               <w:rPr>
                 <w:rStyle w:val="Hipervnculo"/>
@@ -88,7 +90,7 @@
                 <w:noProof/>
                 <w:webHidden/>
               </w:rPr>
-              <w:instrText xml:space="preserve"> PAGEREF _Toc201932681 \h </w:instrText>
+              <w:instrText xml:space="preserve"> PAGEREF _Toc201932852 \h </w:instrText>
             </w:r>
             <w:r>
               <w:rPr>
@@ -133,7 +135,7 @@
               <w:lang w:eastAsia="es-MX"/>
             </w:rPr>
           </w:pPr>
-          <w:hyperlink w:anchor="_Toc201932682" w:history="1">
+          <w:hyperlink w:anchor="_Toc201932853" w:history="1">
             <w:r>
               <w:rPr>
                 <w:rStyle w:val="Hipervnculo"/>
@@ -160,7 +162,7 @@
                 <w:noProof/>
                 <w:webHidden/>
               </w:rPr>
-              <w:instrText xml:space="preserve"> PAGEREF _Toc201932682 \h </w:instrText>
+              <w:instrText xml:space="preserve"> PAGEREF _Toc201932853 \h </w:instrText>
             </w:r>
             <w:r>
               <w:rPr>
@@ -205,7 +207,7 @@
               <w:lang w:eastAsia="es-MX"/>
             </w:rPr>
           </w:pPr>
-          <w:hyperlink w:anchor="_Toc201932683" w:history="1">
+          <w:hyperlink w:anchor="_Toc201932854" w:history="1">
             <w:r>
               <w:rPr>
                 <w:rStyle w:val="Hipervnculo"/>
@@ -232,7 +234,7 @@
                 <w:noProof/>
                 <w:webHidden/>
               </w:rPr>
-              <w:instrText xml:space="preserve"> PAGEREF _Toc201932683 \h </w:instrText>
+              <w:instrText xml:space="preserve"> PAGEREF _Toc201932854 \h </w:instrText>
             </w:r>
             <w:r>
               <w:rPr>
@@ -277,7 +279,7 @@
               <w:lang w:eastAsia="es-MX"/>
             </w:rPr>
           </w:pPr>
-          <w:hyperlink w:anchor="_Toc201932684" w:history="1">
+          <w:hyperlink w:anchor="_Toc201932855" w:history="1">
             <w:r>
               <w:rPr>
                 <w:rStyle w:val="Hipervnculo"/>
@@ -304,7 +306,7 @@
                 <w:noProof/>
                 <w:webHidden/>
               </w:rPr>
-              <w:instrText xml:space="preserve"> PAGEREF _Toc201932684 \h </w:instrText>
+              <w:instrText xml:space="preserve"> PAGEREF _Toc201932855 \h </w:instrText>
             </w:r>
             <w:r>
               <w:rPr>
@@ -349,7 +351,7 @@
               <w:lang w:eastAsia="es-MX"/>
             </w:rPr>
           </w:pPr>
-          <w:hyperlink w:anchor="_Toc201932685" w:history="1">
+          <w:hyperlink w:anchor="_Toc201932856" w:history="1">
             <w:r>
               <w:rPr>
                 <w:rStyle w:val="Hipervnculo"/>
@@ -376,7 +378,7 @@
                 <w:noProof/>
                 <w:webHidden/>
               </w:rPr>
-              <w:instrText xml:space="preserve"> PAGEREF _Toc201932685 \h </w:instrText>
+              <w:instrText xml:space="preserve"> PAGEREF _Toc201932856 \h </w:instrText>
             </w:r>
             <w:r>
               <w:rPr>
@@ -421,7 +423,7 @@
               <w:lang w:eastAsia="es-MX"/>
             </w:rPr>
           </w:pPr>
-          <w:hyperlink w:anchor="_Toc201932686" w:history="1">
+          <w:hyperlink w:anchor="_Toc201932857" w:history="1">
             <w:r>
               <w:rPr>
                 <w:rStyle w:val="Hipervnculo"/>
@@ -448,7 +450,7 @@
                 <w:noProof/>
                 <w:webHidden/>
               </w:rPr>
-              <w:instrText xml:space="preserve"> PAGEREF _Toc201932686 \h </w:instrText>
+              <w:instrText xml:space="preserve"> PAGEREF _Toc201932857 \h </w:instrText>
             </w:r>
             <w:r>
               <w:rPr>
@@ -493,7 +495,7 @@
               <w:lang w:eastAsia="es-MX"/>
             </w:rPr>
           </w:pPr>
-          <w:hyperlink w:anchor="_Toc201932687" w:history="1">
+          <w:hyperlink w:anchor="_Toc201932858" w:history="1">
             <w:r>
               <w:rPr>
                 <w:rStyle w:val="Hipervnculo"/>
@@ -520,7 +522,7 @@
                 <w:noProof/>
                 <w:webHidden/>
               </w:rPr>
-              <w:instrText xml:space="preserve"> PAGEREF _Toc201932687 \h </w:instrText>
+              <w:instrText xml:space="preserve"> PAGEREF _Toc201932858 \h </w:instrText>
             </w:r>
             <w:r>
               <w:rPr>
@@ -565,7 +567,7 @@
               <w:lang w:eastAsia="es-MX"/>
             </w:rPr>
           </w:pPr>
-          <w:hyperlink w:anchor="_Toc201932688" w:history="1">
+          <w:hyperlink w:anchor="_Toc201932859" w:history="1">
             <w:r>
               <w:rPr>
                 <w:rStyle w:val="Hipervnculo"/>
@@ -592,7 +594,7 @@
                 <w:noProof/>
                 <w:webHidden/>
               </w:rPr>
-              <w:instrText xml:space="preserve"> PAGEREF _Toc201932688 \h </w:instrText>
+              <w:instrText xml:space="preserve"> PAGEREF _Toc201932859 \h </w:instrText>
             </w:r>
             <w:r>
               <w:rPr>
@@ -637,7 +639,7 @@
               <w:lang w:eastAsia="es-MX"/>
             </w:rPr>
           </w:pPr>
-          <w:hyperlink w:anchor="_Toc201932689" w:history="1">
+          <w:hyperlink w:anchor="_Toc201932860" w:history="1">
             <w:r>
               <w:rPr>
                 <w:rStyle w:val="Hipervnculo"/>
@@ -664,7 +666,7 @@
                 <w:noProof/>
                 <w:webHidden/>
               </w:rPr>
-              <w:instrText xml:space="preserve"> PAGEREF _Toc201932689 \h </w:instrText>
+              <w:instrText xml:space="preserve"> PAGEREF _Toc201932860 \h </w:instrText>
             </w:r>
             <w:r>
               <w:rPr>
@@ -709,7 +711,7 @@
               <w:lang w:eastAsia="es-MX"/>
             </w:rPr>
           </w:pPr>
-          <w:hyperlink w:anchor="_Toc201932690" w:history="1">
+          <w:hyperlink w:anchor="_Toc201932861" w:history="1">
             <w:r>
               <w:rPr>
                 <w:rStyle w:val="Hipervnculo"/>
@@ -736,7 +738,7 @@
                 <w:noProof/>
                 <w:webHidden/>
               </w:rPr>
-              <w:instrText xml:space="preserve"> PAGEREF _Toc201932690 \h </w:instrText>
+              <w:instrText xml:space="preserve"> PAGEREF _Toc201932861 \h </w:instrText>
             </w:r>
             <w:r>
               <w:rPr>
@@ -781,7 +783,7 @@
               <w:lang w:eastAsia="es-MX"/>
             </w:rPr>
           </w:pPr>
-          <w:hyperlink w:anchor="_Toc201932691" w:history="1">
+          <w:hyperlink w:anchor="_Toc201932862" w:history="1">
             <w:r>
               <w:rPr>
                 <w:rStyle w:val="Hipervnculo"/>
@@ -808,7 +810,7 @@
                 <w:noProof/>
                 <w:webHidden/>
               </w:rPr>
-              <w:instrText xml:space="preserve"> PAGEREF _Toc201932691 \h </w:instrText>
+              <w:instrText xml:space="preserve"> PAGEREF _Toc201932862 \h </w:instrText>
             </w:r>
             <w:r>
               <w:rPr>
@@ -853,7 +855,7 @@
               <w:lang w:eastAsia="es-MX"/>
             </w:rPr>
           </w:pPr>
-          <w:hyperlink w:anchor="_Toc201932692" w:history="1">
+          <w:hyperlink w:anchor="_Toc201932863" w:history="1">
             <w:r>
               <w:rPr>
                 <w:rStyle w:val="Hipervnculo"/>
@@ -880,7 +882,7 @@
                 <w:noProof/>
                 <w:webHidden/>
               </w:rPr>
-              <w:instrText xml:space="preserve"> PAGEREF _Toc201932692 \h </w:instrText>
+              <w:instrText xml:space="preserve"> PAGEREF _Toc201932863 \h </w:instrText>
             </w:r>
             <w:r>
               <w:rPr>
@@ -925,7 +927,7 @@
               <w:lang w:eastAsia="es-MX"/>
             </w:rPr>
           </w:pPr>
-          <w:hyperlink w:anchor="_Toc201932693" w:history="1">
+          <w:hyperlink w:anchor="_Toc201932864" w:history="1">
             <w:r>
               <w:rPr>
                 <w:rStyle w:val="Hipervnculo"/>
@@ -952,7 +954,7 @@
                 <w:noProof/>
                 <w:webHidden/>
               </w:rPr>
-              <w:instrText xml:space="preserve"> PAGEREF _Toc201932693 \h </w:instrText>
+              <w:instrText xml:space="preserve"> PAGEREF _Toc201932864 \h </w:instrText>
             </w:r>
             <w:r>
               <w:rPr>
@@ -997,7 +999,7 @@
               <w:lang w:eastAsia="es-MX"/>
             </w:rPr>
           </w:pPr>
-          <w:hyperlink w:anchor="_Toc201932694" w:history="1">
+          <w:hyperlink w:anchor="_Toc201932865" w:history="1">
             <w:r>
               <w:rPr>
                 <w:rStyle w:val="Hipervnculo"/>
@@ -1024,7 +1026,7 @@
                 <w:noProof/>
                 <w:webHidden/>
               </w:rPr>
-              <w:instrText xml:space="preserve"> PAGEREF _Toc201932694 \h </w:instrText>
+              <w:instrText xml:space="preserve"> PAGEREF _Toc201932865 \h </w:instrText>
             </w:r>
             <w:r>
               <w:rPr>
@@ -1069,7 +1071,7 @@
               <w:lang w:eastAsia="es-MX"/>
             </w:rPr>
           </w:pPr>
-          <w:hyperlink w:anchor="_Toc201932695" w:history="1">
+          <w:hyperlink w:anchor="_Toc201932866" w:history="1">
             <w:r>
               <w:rPr>
                 <w:rStyle w:val="Hipervnculo"/>
@@ -1096,7 +1098,7 @@
                 <w:noProof/>
                 <w:webHidden/>
               </w:rPr>
-              <w:instrText xml:space="preserve"> PAGEREF _Toc201932695 \h </w:instrText>
+              <w:instrText xml:space="preserve"> PAGEREF _Toc201932866 \h </w:instrText>
             </w:r>
             <w:r>
               <w:rPr>
@@ -1141,7 +1143,7 @@
               <w:lang w:eastAsia="es-MX"/>
             </w:rPr>
           </w:pPr>
-          <w:hyperlink w:anchor="_Toc201932696" w:history="1">
+          <w:hyperlink w:anchor="_Toc201932867" w:history="1">
             <w:r>
               <w:rPr>
                 <w:rStyle w:val="Hipervnculo"/>
@@ -1168,7 +1170,7 @@
                 <w:noProof/>
                 <w:webHidden/>
               </w:rPr>
-              <w:instrText xml:space="preserve"> PAGEREF _Toc201932696 \h </w:instrText>
+              <w:instrText xml:space="preserve"> PAGEREF _Toc201932867 \h </w:instrText>
             </w:r>
             <w:r>
               <w:rPr>
@@ -1213,7 +1215,7 @@
               <w:lang w:eastAsia="es-MX"/>
             </w:rPr>
           </w:pPr>
-          <w:hyperlink w:anchor="_Toc201932697" w:history="1">
+          <w:hyperlink w:anchor="_Toc201932868" w:history="1">
             <w:r>
               <w:rPr>
                 <w:rStyle w:val="Hipervnculo"/>
@@ -1240,7 +1242,7 @@
                 <w:noProof/>
                 <w:webHidden/>
               </w:rPr>
-              <w:instrText xml:space="preserve"> PAGEREF _Toc201932697 \h </w:instrText>
+              <w:instrText xml:space="preserve"> PAGEREF _Toc201932868 \h </w:instrText>
             </w:r>
             <w:r>
               <w:rPr>
@@ -1285,7 +1287,7 @@
               <w:lang w:eastAsia="es-MX"/>
             </w:rPr>
           </w:pPr>
-          <w:hyperlink w:anchor="_Toc201932698" w:history="1">
+          <w:hyperlink w:anchor="_Toc201932869" w:history="1">
             <w:r>
               <w:rPr>
                 <w:rStyle w:val="Hipervnculo"/>
@@ -1312,7 +1314,7 @@
                 <w:noProof/>
                 <w:webHidden/>
               </w:rPr>
-              <w:instrText xml:space="preserve"> PAGEREF _Toc201932698 \h </w:instrText>
+              <w:instrText xml:space="preserve"> PAGEREF _Toc201932869 \h </w:instrText>
             </w:r>
             <w:r>
               <w:rPr>
@@ -1357,7 +1359,7 @@
               <w:lang w:eastAsia="es-MX"/>
             </w:rPr>
           </w:pPr>
-          <w:hyperlink w:anchor="_Toc201932699" w:history="1">
+          <w:hyperlink w:anchor="_Toc201932870" w:history="1">
             <w:r>
               <w:rPr>
                 <w:rStyle w:val="Hipervnculo"/>
@@ -1384,7 +1386,7 @@
                 <w:noProof/>
                 <w:webHidden/>
               </w:rPr>
-              <w:instrText xml:space="preserve"> PAGEREF _Toc201932699 \h </w:instrText>
+              <w:instrText xml:space="preserve"> PAGEREF _Toc201932870 \h </w:instrText>
             </w:r>
             <w:r>
               <w:rPr>
@@ -1429,7 +1431,7 @@
               <w:lang w:eastAsia="es-MX"/>
             </w:rPr>
           </w:pPr>
-          <w:hyperlink w:anchor="_Toc201932700" w:history="1">
+          <w:hyperlink w:anchor="_Toc201932871" w:history="1">
             <w:r>
               <w:rPr>
                 <w:rStyle w:val="Hipervnculo"/>
@@ -1456,7 +1458,7 @@
                 <w:noProof/>
                 <w:webHidden/>
               </w:rPr>
-              <w:instrText xml:space="preserve"> PAGEREF _Toc201932700 \h </w:instrText>
+              <w:instrText xml:space="preserve"> PAGEREF _Toc201932871 \h </w:instrText>
             </w:r>
             <w:r>
               <w:rPr>
@@ -1501,7 +1503,7 @@
               <w:lang w:eastAsia="es-MX"/>
             </w:rPr>
           </w:pPr>
-          <w:hyperlink w:anchor="_Toc201932701" w:history="1">
+          <w:hyperlink w:anchor="_Toc201932872" w:history="1">
             <w:r>
               <w:rPr>
                 <w:rStyle w:val="Hipervnculo"/>
@@ -1528,7 +1530,7 @@
                 <w:noProof/>
                 <w:webHidden/>
               </w:rPr>
-              <w:instrText xml:space="preserve"> PAGEREF _Toc201932701 \h </w:instrText>
+              <w:instrText xml:space="preserve"> PAGEREF _Toc201932872 \h </w:instrText>
             </w:r>
             <w:r>
               <w:rPr>
@@ -1573,7 +1575,7 @@
               <w:lang w:eastAsia="es-MX"/>
             </w:rPr>
           </w:pPr>
-          <w:hyperlink w:anchor="_Toc201932702" w:history="1">
+          <w:hyperlink w:anchor="_Toc201932873" w:history="1">
             <w:r>
               <w:rPr>
                 <w:rStyle w:val="Hipervnculo"/>
@@ -1600,7 +1602,7 @@
                 <w:noProof/>
                 <w:webHidden/>
               </w:rPr>
-              <w:instrText xml:space="preserve"> PAGEREF _Toc201932702 \h </w:instrText>
+              <w:instrText xml:space="preserve"> PAGEREF _Toc201932873 \h </w:instrText>
             </w:r>
             <w:r>
               <w:rPr>
@@ -1645,7 +1647,7 @@
               <w:lang w:eastAsia="es-MX"/>
             </w:rPr>
           </w:pPr>
-          <w:hyperlink w:anchor="_Toc201932703" w:history="1">
+          <w:hyperlink w:anchor="_Toc201932874" w:history="1">
             <w:r>
               <w:rPr>
                 <w:rStyle w:val="Hipervnculo"/>
@@ -1672,7 +1674,7 @@
                 <w:noProof/>
                 <w:webHidden/>
               </w:rPr>
-              <w:instrText xml:space="preserve"> PAGEREF _Toc201932703 \h </w:instrText>
+              <w:instrText xml:space="preserve"> PAGEREF _Toc201932874 \h </w:instrText>
             </w:r>
             <w:r>
               <w:rPr>
@@ -1717,7 +1719,7 @@
               <w:lang w:eastAsia="es-MX"/>
             </w:rPr>
           </w:pPr>
-          <w:hyperlink w:anchor="_Toc201932704" w:history="1">
+          <w:hyperlink w:anchor="_Toc201932875" w:history="1">
             <w:r>
               <w:rPr>
                 <w:rStyle w:val="Hipervnculo"/>
@@ -1744,7 +1746,7 @@
                 <w:noProof/>
                 <w:webHidden/>
               </w:rPr>
-              <w:instrText xml:space="preserve"> PAGEREF _Toc201932704 \h </w:instrText>
+              <w:instrText xml:space="preserve"> PAGEREF _Toc201932875 \h </w:instrText>
             </w:r>
             <w:r>
               <w:rPr>
@@ -1789,7 +1791,7 @@
               <w:lang w:eastAsia="es-MX"/>
             </w:rPr>
           </w:pPr>
-          <w:hyperlink w:anchor="_Toc201932705" w:history="1">
+          <w:hyperlink w:anchor="_Toc201932876" w:history="1">
             <w:r>
               <w:rPr>
                 <w:rStyle w:val="Hipervnculo"/>
@@ -1816,7 +1818,7 @@
                 <w:noProof/>
                 <w:webHidden/>
               </w:rPr>
-              <w:instrText xml:space="preserve"> PAGEREF _Toc201932705 \h </w:instrText>
+              <w:instrText xml:space="preserve"> PAGEREF _Toc201932876 \h </w:instrText>
             </w:r>
             <w:r>
               <w:rPr>
@@ -1861,7 +1863,7 @@
               <w:lang w:eastAsia="es-MX"/>
             </w:rPr>
           </w:pPr>
-          <w:hyperlink w:anchor="_Toc201932706" w:history="1">
+          <w:hyperlink w:anchor="_Toc201932877" w:history="1">
             <w:r>
               <w:rPr>
                 <w:rStyle w:val="Hipervnculo"/>
@@ -1888,7 +1890,7 @@
                 <w:noProof/>
                 <w:webHidden/>
               </w:rPr>
-              <w:instrText xml:space="preserve"> PAGEREF _Toc201932706 \h </w:instrText>
+              <w:instrText xml:space="preserve"> PAGEREF _Toc201932877 \h </w:instrText>
             </w:r>
             <w:r>
               <w:rPr>
@@ -1933,7 +1935,7 @@
               <w:lang w:eastAsia="es-MX"/>
             </w:rPr>
           </w:pPr>
-          <w:hyperlink w:anchor="_Toc201932707" w:history="1">
+          <w:hyperlink w:anchor="_Toc201932878" w:history="1">
             <w:r>
               <w:rPr>
                 <w:rStyle w:val="Hipervnculo"/>
@@ -1960,7 +1962,7 @@
                 <w:noProof/>
                 <w:webHidden/>
               </w:rPr>
-              <w:instrText xml:space="preserve"> PAGEREF _Toc201932707 \h </w:instrText>
+              <w:instrText xml:space="preserve"> PAGEREF _Toc201932878 \h </w:instrText>
             </w:r>
             <w:r>
               <w:rPr>
@@ -2005,7 +2007,7 @@
               <w:lang w:eastAsia="es-MX"/>
             </w:rPr>
           </w:pPr>
-          <w:hyperlink w:anchor="_Toc201932708" w:history="1">
+          <w:hyperlink w:anchor="_Toc201932879" w:history="1">
             <w:r>
               <w:rPr>
                 <w:rStyle w:val="Hipervnculo"/>
@@ -2032,7 +2034,7 @@
                 <w:noProof/>
                 <w:webHidden/>
               </w:rPr>
-              <w:instrText xml:space="preserve"> PAGEREF _Toc201932708 \h </w:instrText>
+              <w:instrText xml:space="preserve"> PAGEREF _Toc201932879 \h </w:instrText>
             </w:r>
             <w:r>
               <w:rPr>
@@ -2077,7 +2079,7 @@
               <w:lang w:eastAsia="es-MX"/>
             </w:rPr>
           </w:pPr>
-          <w:hyperlink w:anchor="_Toc201932709" w:history="1">
+          <w:hyperlink w:anchor="_Toc201932880" w:history="1">
             <w:r>
               <w:rPr>
                 <w:rStyle w:val="Hipervnculo"/>
@@ -2104,7 +2106,7 @@
                 <w:noProof/>
                 <w:webHidden/>
               </w:rPr>
-              <w:instrText xml:space="preserve"> PAGEREF _Toc201932709 \h </w:instrText>
+              <w:instrText xml:space="preserve"> PAGEREF _Toc201932880 \h </w:instrText>
             </w:r>
             <w:r>
               <w:rPr>
@@ -2149,7 +2151,7 @@
               <w:lang w:eastAsia="es-MX"/>
             </w:rPr>
           </w:pPr>
-          <w:hyperlink w:anchor="_Toc201932710" w:history="1">
+          <w:hyperlink w:anchor="_Toc201932881" w:history="1">
             <w:r>
               <w:rPr>
                 <w:rStyle w:val="Hipervnculo"/>
@@ -2176,7 +2178,7 @@
                 <w:noProof/>
                 <w:webHidden/>
               </w:rPr>
-              <w:instrText xml:space="preserve"> PAGEREF _Toc201932710 \h </w:instrText>
+              <w:instrText xml:space="preserve"> PAGEREF _Toc201932881 \h </w:instrText>
             </w:r>
             <w:r>
               <w:rPr>
@@ -2209,7 +2211,7 @@
         </w:p>
         <w:p>
           <w:pPr>
-            <w:pStyle w:val="TDC3"/>
+            <w:pStyle w:val="TDC2"/>
             <w:tabs>
               <w:tab w:val="right" w:leader="dot" w:pos="8828"/>
             </w:tabs>
@@ -2221,7 +2223,7 @@
               <w:lang w:eastAsia="es-MX"/>
             </w:rPr>
           </w:pPr>
-          <w:hyperlink w:anchor="_Toc201932711" w:history="1">
+          <w:hyperlink w:anchor="_Toc201932882" w:history="1">
             <w:r>
               <w:rPr>
                 <w:rStyle w:val="Hipervnculo"/>
@@ -2248,7 +2250,7 @@
                 <w:noProof/>
                 <w:webHidden/>
               </w:rPr>
-              <w:instrText xml:space="preserve"> PAGEREF _Toc201932711 \h </w:instrText>
+              <w:instrText xml:space="preserve"> PAGEREF _Toc201932882 \h </w:instrText>
             </w:r>
             <w:r>
               <w:rPr>
@@ -2295,7 +2297,7 @@
       <w:pPr>
         <w:pStyle w:val="Ttulo1"/>
       </w:pPr>
-      <w:bookmarkStart w:id="0" w:name="_Toc201932681"/>
+      <w:bookmarkStart w:id="0" w:name="_Toc201932852"/>
       <w:r>
         <w:lastRenderedPageBreak/>
         <w:t>Documentación</w:t>
@@ -2309,7 +2311,7 @@
       <w:pPr>
         <w:pStyle w:val="Ttulo2"/>
       </w:pPr>
-      <w:bookmarkStart w:id="1" w:name="_Toc201932682"/>
+      <w:bookmarkStart w:id="1" w:name="_Toc201932853"/>
       <w:r>
         <w:t>Página</w:t>
       </w:r>
@@ -2423,7 +2425,43 @@
           <w:sz w:val="24"/>
           <w:szCs w:val="24"/>
         </w:rPr>
-        <w:t xml:space="preserve"> de seguridad proprio de spring framework (Spring security),</w:t>
+        <w:t xml:space="preserve"> de seguridad proprio de </w:t>
+      </w:r>
+      <w:proofErr w:type="spellStart"/>
+      <w:r>
+        <w:rPr>
+          <w:rFonts w:ascii="Arial" w:hAnsi="Arial" w:cs="Arial"/>
+          <w:sz w:val="24"/>
+          <w:szCs w:val="24"/>
+        </w:rPr>
+        <w:t>spring</w:t>
+      </w:r>
+      <w:proofErr w:type="spellEnd"/>
+      <w:r>
+        <w:rPr>
+          <w:rFonts w:ascii="Arial" w:hAnsi="Arial" w:cs="Arial"/>
+          <w:sz w:val="24"/>
+          <w:szCs w:val="24"/>
+        </w:rPr>
+        <w:t xml:space="preserve"> framework (Spring </w:t>
+      </w:r>
+      <w:proofErr w:type="spellStart"/>
+      <w:r>
+        <w:rPr>
+          <w:rFonts w:ascii="Arial" w:hAnsi="Arial" w:cs="Arial"/>
+          <w:sz w:val="24"/>
+          <w:szCs w:val="24"/>
+        </w:rPr>
+        <w:t>security</w:t>
+      </w:r>
+      <w:proofErr w:type="spellEnd"/>
+      <w:r>
+        <w:rPr>
+          <w:rFonts w:ascii="Arial" w:hAnsi="Arial" w:cs="Arial"/>
+          <w:sz w:val="24"/>
+          <w:szCs w:val="24"/>
+        </w:rPr>
+        <w:t>),</w:t>
       </w:r>
       <w:r>
         <w:rPr>
@@ -2450,61 +2488,133 @@
           <w:szCs w:val="24"/>
         </w:rPr>
         <w:lastRenderedPageBreak/>
-        <w:t>Este token JWT consta de tres partes codificadas en base64 y separadas por puntos( . ):</w:t>
-      </w:r>
-    </w:p>
-    <w:p>
-      <w:pPr>
-        <w:spacing w:line="360" w:lineRule="auto"/>
-        <w:rPr>
-          <w:rFonts w:ascii="Arial" w:hAnsi="Arial" w:cs="Arial"/>
-          <w:sz w:val="24"/>
-          <w:szCs w:val="24"/>
-        </w:rPr>
-      </w:pPr>
-      <w:r>
-        <w:rPr>
-          <w:rFonts w:ascii="Arial" w:hAnsi="Arial" w:cs="Arial"/>
-          <w:sz w:val="24"/>
-          <w:szCs w:val="24"/>
-        </w:rPr>
-        <w:t>1.- header: información sobre el tipo de token y algoritmo de firma.</w:t>
-      </w:r>
-    </w:p>
-    <w:p>
-      <w:pPr>
-        <w:spacing w:line="360" w:lineRule="auto"/>
-        <w:rPr>
-          <w:rFonts w:ascii="Arial" w:hAnsi="Arial" w:cs="Arial"/>
-          <w:sz w:val="24"/>
-          <w:szCs w:val="24"/>
-        </w:rPr>
-      </w:pPr>
-      <w:r>
-        <w:rPr>
-          <w:rFonts w:ascii="Arial" w:hAnsi="Arial" w:cs="Arial"/>
-          <w:sz w:val="24"/>
-          <w:szCs w:val="24"/>
-        </w:rPr>
-        <w:t>2.- Payload: contiene los datos del usuario y su rol.</w:t>
-      </w:r>
-    </w:p>
-    <w:p>
-      <w:pPr>
-        <w:spacing w:line="360" w:lineRule="auto"/>
-        <w:rPr>
-          <w:rFonts w:ascii="Arial" w:hAnsi="Arial" w:cs="Arial"/>
-          <w:sz w:val="24"/>
-          <w:szCs w:val="24"/>
-        </w:rPr>
-      </w:pPr>
-      <w:r>
-        <w:rPr>
-          <w:rFonts w:ascii="Arial" w:hAnsi="Arial" w:cs="Arial"/>
-          <w:sz w:val="24"/>
-          <w:szCs w:val="24"/>
-        </w:rPr>
-        <w:t>3.- Signature: garantiza que el token no ha sido alterado</w:t>
+        <w:t xml:space="preserve">Este token JWT consta de tres partes codificadas en base64 y separadas por </w:t>
+      </w:r>
+      <w:proofErr w:type="gramStart"/>
+      <w:r>
+        <w:rPr>
+          <w:rFonts w:ascii="Arial" w:hAnsi="Arial" w:cs="Arial"/>
+          <w:sz w:val="24"/>
+          <w:szCs w:val="24"/>
+        </w:rPr>
+        <w:t>puntos( .</w:t>
+      </w:r>
+      <w:proofErr w:type="gramEnd"/>
+      <w:r>
+        <w:rPr>
+          <w:rFonts w:ascii="Arial" w:hAnsi="Arial" w:cs="Arial"/>
+          <w:sz w:val="24"/>
+          <w:szCs w:val="24"/>
+        </w:rPr>
+        <w:t xml:space="preserve"> ):</w:t>
+      </w:r>
+    </w:p>
+    <w:p>
+      <w:pPr>
+        <w:spacing w:line="360" w:lineRule="auto"/>
+        <w:rPr>
+          <w:rFonts w:ascii="Arial" w:hAnsi="Arial" w:cs="Arial"/>
+          <w:sz w:val="24"/>
+          <w:szCs w:val="24"/>
+        </w:rPr>
+      </w:pPr>
+      <w:r>
+        <w:rPr>
+          <w:rFonts w:ascii="Arial" w:hAnsi="Arial" w:cs="Arial"/>
+          <w:sz w:val="24"/>
+          <w:szCs w:val="24"/>
+        </w:rPr>
+        <w:t xml:space="preserve">1.- </w:t>
+      </w:r>
+      <w:proofErr w:type="spellStart"/>
+      <w:r>
+        <w:rPr>
+          <w:rFonts w:ascii="Arial" w:hAnsi="Arial" w:cs="Arial"/>
+          <w:sz w:val="24"/>
+          <w:szCs w:val="24"/>
+        </w:rPr>
+        <w:t>header</w:t>
+      </w:r>
+      <w:proofErr w:type="spellEnd"/>
+      <w:r>
+        <w:rPr>
+          <w:rFonts w:ascii="Arial" w:hAnsi="Arial" w:cs="Arial"/>
+          <w:sz w:val="24"/>
+          <w:szCs w:val="24"/>
+        </w:rPr>
+        <w:t>: información sobre el tipo de token y algoritmo de firma.</w:t>
+      </w:r>
+    </w:p>
+    <w:p>
+      <w:pPr>
+        <w:spacing w:line="360" w:lineRule="auto"/>
+        <w:rPr>
+          <w:rFonts w:ascii="Arial" w:hAnsi="Arial" w:cs="Arial"/>
+          <w:sz w:val="24"/>
+          <w:szCs w:val="24"/>
+        </w:rPr>
+      </w:pPr>
+      <w:r>
+        <w:rPr>
+          <w:rFonts w:ascii="Arial" w:hAnsi="Arial" w:cs="Arial"/>
+          <w:sz w:val="24"/>
+          <w:szCs w:val="24"/>
+        </w:rPr>
+        <w:t xml:space="preserve">2.- </w:t>
+      </w:r>
+      <w:proofErr w:type="spellStart"/>
+      <w:r>
+        <w:rPr>
+          <w:rFonts w:ascii="Arial" w:hAnsi="Arial" w:cs="Arial"/>
+          <w:sz w:val="24"/>
+          <w:szCs w:val="24"/>
+        </w:rPr>
+        <w:t>Payload</w:t>
+      </w:r>
+      <w:proofErr w:type="spellEnd"/>
+      <w:r>
+        <w:rPr>
+          <w:rFonts w:ascii="Arial" w:hAnsi="Arial" w:cs="Arial"/>
+          <w:sz w:val="24"/>
+          <w:szCs w:val="24"/>
+        </w:rPr>
+        <w:t>: contiene los datos del usuario y su rol.</w:t>
+      </w:r>
+    </w:p>
+    <w:p>
+      <w:pPr>
+        <w:spacing w:line="360" w:lineRule="auto"/>
+        <w:rPr>
+          <w:rFonts w:ascii="Arial" w:hAnsi="Arial" w:cs="Arial"/>
+          <w:sz w:val="24"/>
+          <w:szCs w:val="24"/>
+        </w:rPr>
+      </w:pPr>
+      <w:r>
+        <w:rPr>
+          <w:rFonts w:ascii="Arial" w:hAnsi="Arial" w:cs="Arial"/>
+          <w:sz w:val="24"/>
+          <w:szCs w:val="24"/>
+        </w:rPr>
+        <w:t xml:space="preserve">3.- </w:t>
+      </w:r>
+      <w:proofErr w:type="spellStart"/>
+      <w:r>
+        <w:rPr>
+          <w:rFonts w:ascii="Arial" w:hAnsi="Arial" w:cs="Arial"/>
+          <w:sz w:val="24"/>
+          <w:szCs w:val="24"/>
+        </w:rPr>
+        <w:t>Signature</w:t>
+      </w:r>
+      <w:proofErr w:type="spellEnd"/>
+      <w:r>
+        <w:rPr>
+          <w:rFonts w:ascii="Arial" w:hAnsi="Arial" w:cs="Arial"/>
+          <w:sz w:val="24"/>
+          <w:szCs w:val="24"/>
+        </w:rPr>
+        <w:t>: garantiza que el token no ha sido alterado</w:t>
       </w:r>
     </w:p>
     <w:p>
@@ -2536,7 +2646,7 @@
           <w:szCs w:val="24"/>
         </w:rPr>
       </w:pPr>
-      <w:bookmarkStart w:id="2" w:name="_Toc201932683"/>
+      <w:bookmarkStart w:id="2" w:name="_Toc201932854"/>
       <w:r>
         <w:rPr>
           <w:rStyle w:val="Ttulo3Car"/>
@@ -2563,7 +2673,8 @@
           <w:szCs w:val="24"/>
         </w:rPr>
       </w:pPr>
-      <w:bookmarkStart w:id="3" w:name="_Toc201932684"/>
+      <w:bookmarkStart w:id="3" w:name="_Toc201932855"/>
+      <w:proofErr w:type="spellStart"/>
       <w:r>
         <w:rPr>
           <w:rStyle w:val="Ttulo3Car"/>
@@ -2571,13 +2682,32 @@
         <w:t>Auth.component.ts</w:t>
       </w:r>
       <w:bookmarkEnd w:id="3"/>
-      <w:r>
-        <w:rPr>
-          <w:rFonts w:ascii="Arial" w:hAnsi="Arial" w:cs="Arial"/>
-          <w:sz w:val="24"/>
-          <w:szCs w:val="24"/>
-        </w:rPr>
-        <w:t xml:space="preserve">: que es quien se encarga de enlazar los datos con el modelo user.ts. Dicha clase </w:t>
+      <w:proofErr w:type="spellEnd"/>
+      <w:r>
+        <w:rPr>
+          <w:rFonts w:ascii="Arial" w:hAnsi="Arial" w:cs="Arial"/>
+          <w:sz w:val="24"/>
+          <w:szCs w:val="24"/>
+        </w:rPr>
+        <w:t xml:space="preserve">: que es quien se encarga de enlazar los datos con el modelo </w:t>
+      </w:r>
+      <w:proofErr w:type="spellStart"/>
+      <w:r>
+        <w:rPr>
+          <w:rFonts w:ascii="Arial" w:hAnsi="Arial" w:cs="Arial"/>
+          <w:sz w:val="24"/>
+          <w:szCs w:val="24"/>
+        </w:rPr>
+        <w:t>user.ts</w:t>
+      </w:r>
+      <w:proofErr w:type="spellEnd"/>
+      <w:r>
+        <w:rPr>
+          <w:rFonts w:ascii="Arial" w:hAnsi="Arial" w:cs="Arial"/>
+          <w:sz w:val="24"/>
+          <w:szCs w:val="24"/>
+        </w:rPr>
+        <w:t xml:space="preserve">. Dicha clase </w:t>
       </w:r>
       <w:r>
         <w:rPr>
@@ -2593,7 +2723,43 @@
           <w:sz w:val="24"/>
           <w:szCs w:val="24"/>
         </w:rPr>
-        <w:t xml:space="preserve"> el formulario, despachando una función login, con las credenciales, que son enviadas mediante la store de NgRx.</w:t>
+        <w:t xml:space="preserve"> el formulario, despachando una función </w:t>
+      </w:r>
+      <w:proofErr w:type="spellStart"/>
+      <w:r>
+        <w:rPr>
+          <w:rFonts w:ascii="Arial" w:hAnsi="Arial" w:cs="Arial"/>
+          <w:sz w:val="24"/>
+          <w:szCs w:val="24"/>
+        </w:rPr>
+        <w:t>login</w:t>
+      </w:r>
+      <w:proofErr w:type="spellEnd"/>
+      <w:r>
+        <w:rPr>
+          <w:rFonts w:ascii="Arial" w:hAnsi="Arial" w:cs="Arial"/>
+          <w:sz w:val="24"/>
+          <w:szCs w:val="24"/>
+        </w:rPr>
+        <w:t xml:space="preserve">, con las credenciales, que son enviadas mediante </w:t>
+      </w:r>
+      <w:proofErr w:type="gramStart"/>
+      <w:r>
+        <w:rPr>
+          <w:rFonts w:ascii="Arial" w:hAnsi="Arial" w:cs="Arial"/>
+          <w:sz w:val="24"/>
+          <w:szCs w:val="24"/>
+        </w:rPr>
+        <w:t>la store</w:t>
+      </w:r>
+      <w:proofErr w:type="gramEnd"/>
+      <w:r>
+        <w:rPr>
+          <w:rFonts w:ascii="Arial" w:hAnsi="Arial" w:cs="Arial"/>
+          <w:sz w:val="24"/>
+          <w:szCs w:val="24"/>
+        </w:rPr>
+        <w:t xml:space="preserve"> de NgRx.</w:t>
       </w:r>
     </w:p>
     <w:p>
@@ -2692,7 +2858,8 @@
           <w:szCs w:val="24"/>
         </w:rPr>
       </w:pPr>
-      <w:bookmarkStart w:id="4" w:name="_Toc201932685"/>
+      <w:bookmarkStart w:id="4" w:name="_Toc201932856"/>
+      <w:proofErr w:type="spellStart"/>
       <w:r>
         <w:rPr>
           <w:rStyle w:val="Ttulo3Car"/>
@@ -2706,6 +2873,7 @@
         <w:t>.ts</w:t>
       </w:r>
       <w:bookmarkEnd w:id="4"/>
+      <w:proofErr w:type="spellEnd"/>
       <w:r>
         <w:rPr>
           <w:rFonts w:ascii="Arial" w:hAnsi="Arial" w:cs="Arial"/>
@@ -2726,7 +2894,8 @@
           <w:szCs w:val="24"/>
         </w:rPr>
       </w:pPr>
-      <w:bookmarkStart w:id="5" w:name="_Toc201932686"/>
+      <w:bookmarkStart w:id="5" w:name="_Toc201932857"/>
+      <w:proofErr w:type="spellStart"/>
       <w:r>
         <w:rPr>
           <w:rStyle w:val="Ttulo3Car"/>
@@ -2740,6 +2909,7 @@
         <w:t>.ts</w:t>
       </w:r>
       <w:bookmarkEnd w:id="5"/>
+      <w:proofErr w:type="spellEnd"/>
       <w:r>
         <w:rPr>
           <w:rFonts w:ascii="Arial" w:hAnsi="Arial" w:cs="Arial"/>
@@ -2867,7 +3037,7 @@
           <w:szCs w:val="24"/>
         </w:rPr>
       </w:pPr>
-      <w:bookmarkStart w:id="6" w:name="_Toc201932687"/>
+      <w:bookmarkStart w:id="6" w:name="_Toc201932858"/>
       <w:r>
         <w:rPr>
           <w:rStyle w:val="Ttulo3Car"/>
@@ -2900,7 +3070,7 @@
           <w:szCs w:val="24"/>
         </w:rPr>
       </w:pPr>
-      <w:bookmarkStart w:id="7" w:name="_Toc201932688"/>
+      <w:bookmarkStart w:id="7" w:name="_Toc201932859"/>
       <w:r>
         <w:rPr>
           <w:rStyle w:val="Ttulo3Car"/>
@@ -2956,7 +3126,7 @@
           <w:szCs w:val="24"/>
         </w:rPr>
       </w:pPr>
-      <w:bookmarkStart w:id="8" w:name="_Toc201932689"/>
+      <w:bookmarkStart w:id="8" w:name="_Toc201932860"/>
       <w:r>
         <w:rPr>
           <w:rStyle w:val="Ttulo3Car"/>
@@ -3094,7 +3264,7 @@
       <w:pPr>
         <w:pStyle w:val="Ttulo2"/>
       </w:pPr>
-      <w:bookmarkStart w:id="9" w:name="_Toc201932690"/>
+      <w:bookmarkStart w:id="9" w:name="_Toc201932861"/>
       <w:r>
         <w:lastRenderedPageBreak/>
         <w:t>Pagina principal</w:t>
@@ -3170,15 +3340,51 @@
           <w:sz w:val="24"/>
           <w:szCs w:val="24"/>
         </w:rPr>
-        <w:t xml:space="preserve"> Cabe mencionar que los datos se manejan mediante Spring Data, que es parte de Spring framework, este nos permite utilizar las operaciones CRUD entre otras cosas, </w:t>
-      </w:r>
-      <w:r>
-        <w:rPr>
-          <w:rFonts w:ascii="Arial" w:hAnsi="Arial" w:cs="Arial"/>
-          <w:sz w:val="24"/>
-          <w:szCs w:val="24"/>
-        </w:rPr>
-        <w:t>de una manera mas sencilla.</w:t>
+        <w:t xml:space="preserve"> Cabe mencionar que los datos se manejan mediante Spring Data, que es parte de Spring </w:t>
+      </w:r>
+      <w:proofErr w:type="spellStart"/>
+      <w:r>
+        <w:rPr>
+          <w:rFonts w:ascii="Arial" w:hAnsi="Arial" w:cs="Arial"/>
+          <w:sz w:val="24"/>
+          <w:szCs w:val="24"/>
+        </w:rPr>
+        <w:t>framework</w:t>
+      </w:r>
+      <w:proofErr w:type="spellEnd"/>
+      <w:r>
+        <w:rPr>
+          <w:rFonts w:ascii="Arial" w:hAnsi="Arial" w:cs="Arial"/>
+          <w:sz w:val="24"/>
+          <w:szCs w:val="24"/>
+        </w:rPr>
+        <w:t xml:space="preserve">, este nos permite utilizar las operaciones CRUD entre otras cosas, </w:t>
+      </w:r>
+      <w:r>
+        <w:rPr>
+          <w:rFonts w:ascii="Arial" w:hAnsi="Arial" w:cs="Arial"/>
+          <w:sz w:val="24"/>
+          <w:szCs w:val="24"/>
+        </w:rPr>
+        <w:t xml:space="preserve">de una manera </w:t>
+      </w:r>
+      <w:proofErr w:type="spellStart"/>
+      <w:r>
+        <w:rPr>
+          <w:rFonts w:ascii="Arial" w:hAnsi="Arial" w:cs="Arial"/>
+          <w:sz w:val="24"/>
+          <w:szCs w:val="24"/>
+        </w:rPr>
+        <w:t>mas</w:t>
+      </w:r>
+      <w:proofErr w:type="spellEnd"/>
+      <w:r>
+        <w:rPr>
+          <w:rFonts w:ascii="Arial" w:hAnsi="Arial" w:cs="Arial"/>
+          <w:sz w:val="24"/>
+          <w:szCs w:val="24"/>
+        </w:rPr>
+        <w:t xml:space="preserve"> sencilla.</w:t>
       </w:r>
     </w:p>
     <w:p>
@@ -3208,7 +3414,7 @@
           <w:szCs w:val="24"/>
         </w:rPr>
       </w:pPr>
-      <w:bookmarkStart w:id="10" w:name="_Toc201932691"/>
+      <w:bookmarkStart w:id="10" w:name="_Toc201932862"/>
       <w:r>
         <w:rPr>
           <w:rStyle w:val="Ttulo3Car"/>
@@ -3258,14 +3464,24 @@
           <w:szCs w:val="24"/>
         </w:rPr>
       </w:pPr>
-      <w:bookmarkStart w:id="11" w:name="_Toc201932692"/>
+      <w:bookmarkStart w:id="11" w:name="_Toc201932863"/>
+      <w:proofErr w:type="spellStart"/>
+      <w:proofErr w:type="gramStart"/>
       <w:r>
         <w:rPr>
           <w:rStyle w:val="Ttulo3Car"/>
         </w:rPr>
-        <w:t>navbar.component.ts</w:t>
+        <w:t>navbar.component</w:t>
+      </w:r>
+      <w:proofErr w:type="gramEnd"/>
+      <w:r>
+        <w:rPr>
+          <w:rStyle w:val="Ttulo3Car"/>
+        </w:rPr>
+        <w:t>.ts</w:t>
       </w:r>
       <w:bookmarkEnd w:id="11"/>
+      <w:proofErr w:type="spellEnd"/>
       <w:r>
         <w:rPr>
           <w:rFonts w:ascii="Arial" w:hAnsi="Arial" w:cs="Arial"/>
@@ -3280,7 +3496,25 @@
           <w:sz w:val="24"/>
           <w:szCs w:val="24"/>
         </w:rPr>
-        <w:t xml:space="preserve">de mostrar los enlaces y opciones según nuestro estado de autenticación y rol de usuario (administrador o no). Utiliza la clase AuthService para obtener información, y utilizar métodos para cerrar sesión </w:t>
+        <w:t xml:space="preserve">de mostrar los enlaces y opciones según nuestro estado de autenticación y rol de usuario (administrador o no). Utiliza la clase </w:t>
+      </w:r>
+      <w:proofErr w:type="spellStart"/>
+      <w:r>
+        <w:rPr>
+          <w:rFonts w:ascii="Arial" w:hAnsi="Arial" w:cs="Arial"/>
+          <w:sz w:val="24"/>
+          <w:szCs w:val="24"/>
+        </w:rPr>
+        <w:t>AuthService</w:t>
+      </w:r>
+      <w:proofErr w:type="spellEnd"/>
+      <w:r>
+        <w:rPr>
+          <w:rFonts w:ascii="Arial" w:hAnsi="Arial" w:cs="Arial"/>
+          <w:sz w:val="24"/>
+          <w:szCs w:val="24"/>
+        </w:rPr>
+        <w:t xml:space="preserve"> para obtener información, y utilizar métodos para cerrar sesión </w:t>
       </w:r>
     </w:p>
     <w:p>
@@ -3337,7 +3571,7 @@
           <w:szCs w:val="24"/>
         </w:rPr>
       </w:pPr>
-      <w:bookmarkStart w:id="12" w:name="_Toc201932693"/>
+      <w:bookmarkStart w:id="12" w:name="_Toc201932864"/>
       <w:r>
         <w:rPr>
           <w:rStyle w:val="Ttulo3Car"/>
@@ -3359,7 +3593,43 @@
           <w:sz w:val="24"/>
           <w:szCs w:val="24"/>
         </w:rPr>
-        <w:t>, decodifica el payload que anteriormente mencionado es la parte central de token que se conviente en un objeto JSON para obtener información</w:t>
+        <w:t xml:space="preserve">, decodifica el </w:t>
+      </w:r>
+      <w:proofErr w:type="spellStart"/>
+      <w:r>
+        <w:rPr>
+          <w:rFonts w:ascii="Arial" w:hAnsi="Arial" w:cs="Arial"/>
+          <w:sz w:val="24"/>
+          <w:szCs w:val="24"/>
+        </w:rPr>
+        <w:t>payload</w:t>
+      </w:r>
+      <w:proofErr w:type="spellEnd"/>
+      <w:r>
+        <w:rPr>
+          <w:rFonts w:ascii="Arial" w:hAnsi="Arial" w:cs="Arial"/>
+          <w:sz w:val="24"/>
+          <w:szCs w:val="24"/>
+        </w:rPr>
+        <w:t xml:space="preserve"> que anteriormente mencionado es la parte central de token que se </w:t>
+      </w:r>
+      <w:proofErr w:type="spellStart"/>
+      <w:r>
+        <w:rPr>
+          <w:rFonts w:ascii="Arial" w:hAnsi="Arial" w:cs="Arial"/>
+          <w:sz w:val="24"/>
+          <w:szCs w:val="24"/>
+        </w:rPr>
+        <w:t>conviente</w:t>
+      </w:r>
+      <w:proofErr w:type="spellEnd"/>
+      <w:r>
+        <w:rPr>
+          <w:rFonts w:ascii="Arial" w:hAnsi="Arial" w:cs="Arial"/>
+          <w:sz w:val="24"/>
+          <w:szCs w:val="24"/>
+        </w:rPr>
+        <w:t xml:space="preserve"> en un objeto JSON para obtener información</w:t>
       </w:r>
       <w:r>
         <w:rPr>
@@ -3383,15 +3653,51 @@
           <w:sz w:val="24"/>
           <w:szCs w:val="24"/>
         </w:rPr>
-        <w:t>, rol, etc. Guarda la información del usuario en localStorage, retorna si el usuario se encuentra en sesión.</w:t>
-      </w:r>
-      <w:r>
-        <w:rPr>
-          <w:rFonts w:ascii="Arial" w:hAnsi="Arial" w:cs="Arial"/>
-          <w:sz w:val="24"/>
-          <w:szCs w:val="24"/>
-        </w:rPr>
-        <w:t xml:space="preserve"> Despacha la acción logout, que limpia los estados de NgRx elimina la información del usuario y su token (Cierra sesión)</w:t>
+        <w:t xml:space="preserve">, rol, etc. Guarda la información del usuario en </w:t>
+      </w:r>
+      <w:proofErr w:type="spellStart"/>
+      <w:r>
+        <w:rPr>
+          <w:rFonts w:ascii="Arial" w:hAnsi="Arial" w:cs="Arial"/>
+          <w:sz w:val="24"/>
+          <w:szCs w:val="24"/>
+        </w:rPr>
+        <w:t>localStorage</w:t>
+      </w:r>
+      <w:proofErr w:type="spellEnd"/>
+      <w:r>
+        <w:rPr>
+          <w:rFonts w:ascii="Arial" w:hAnsi="Arial" w:cs="Arial"/>
+          <w:sz w:val="24"/>
+          <w:szCs w:val="24"/>
+        </w:rPr>
+        <w:t>, retorna si el usuario se encuentra en sesión.</w:t>
+      </w:r>
+      <w:r>
+        <w:rPr>
+          <w:rFonts w:ascii="Arial" w:hAnsi="Arial" w:cs="Arial"/>
+          <w:sz w:val="24"/>
+          <w:szCs w:val="24"/>
+        </w:rPr>
+        <w:t xml:space="preserve"> Despacha la acción </w:t>
+      </w:r>
+      <w:proofErr w:type="spellStart"/>
+      <w:r>
+        <w:rPr>
+          <w:rFonts w:ascii="Arial" w:hAnsi="Arial" w:cs="Arial"/>
+          <w:sz w:val="24"/>
+          <w:szCs w:val="24"/>
+        </w:rPr>
+        <w:t>logout</w:t>
+      </w:r>
+      <w:proofErr w:type="spellEnd"/>
+      <w:r>
+        <w:rPr>
+          <w:rFonts w:ascii="Arial" w:hAnsi="Arial" w:cs="Arial"/>
+          <w:sz w:val="24"/>
+          <w:szCs w:val="24"/>
+        </w:rPr>
+        <w:t>, que limpia los estados de NgRx elimina la información del usuario y su token (Cierra sesión)</w:t>
       </w:r>
       <w:r>
         <w:rPr>
@@ -3455,7 +3761,7 @@
           <w:szCs w:val="24"/>
         </w:rPr>
       </w:pPr>
-      <w:bookmarkStart w:id="13" w:name="_Toc201932694"/>
+      <w:bookmarkStart w:id="13" w:name="_Toc201932865"/>
       <w:r>
         <w:rPr>
           <w:rStyle w:val="Ttulo3Car"/>
@@ -3482,7 +3788,7 @@
           <w:szCs w:val="24"/>
         </w:rPr>
       </w:pPr>
-      <w:bookmarkStart w:id="14" w:name="_Toc201932695"/>
+      <w:bookmarkStart w:id="14" w:name="_Toc201932866"/>
       <w:r>
         <w:rPr>
           <w:rStyle w:val="Ttulo3Car"/>
@@ -3573,7 +3879,8 @@
           <w:szCs w:val="24"/>
         </w:rPr>
       </w:pPr>
-      <w:bookmarkStart w:id="15" w:name="_Toc201932696"/>
+      <w:bookmarkStart w:id="15" w:name="_Toc201932867"/>
+      <w:proofErr w:type="spellStart"/>
       <w:r>
         <w:rPr>
           <w:rStyle w:val="Ttulo3Car"/>
@@ -3581,13 +3888,32 @@
         <w:t>User.actions.ts</w:t>
       </w:r>
       <w:bookmarkEnd w:id="15"/>
-      <w:r>
-        <w:rPr>
-          <w:rFonts w:ascii="Arial" w:hAnsi="Arial" w:cs="Arial"/>
-          <w:sz w:val="24"/>
-          <w:szCs w:val="24"/>
-        </w:rPr>
-        <w:t>: donde se declaran las acciones a utilizar como, encontrar todos los usuarios, agregar un nuevo usuario, editar, eliminar, ect.</w:t>
+      <w:proofErr w:type="spellEnd"/>
+      <w:r>
+        <w:rPr>
+          <w:rFonts w:ascii="Arial" w:hAnsi="Arial" w:cs="Arial"/>
+          <w:sz w:val="24"/>
+          <w:szCs w:val="24"/>
+        </w:rPr>
+        <w:t xml:space="preserve">: donde se declaran las acciones a utilizar como, encontrar todos los usuarios, agregar un nuevo usuario, editar, eliminar, </w:t>
+      </w:r>
+      <w:proofErr w:type="spellStart"/>
+      <w:r>
+        <w:rPr>
+          <w:rFonts w:ascii="Arial" w:hAnsi="Arial" w:cs="Arial"/>
+          <w:sz w:val="24"/>
+          <w:szCs w:val="24"/>
+        </w:rPr>
+        <w:t>ect</w:t>
+      </w:r>
+      <w:proofErr w:type="spellEnd"/>
+      <w:r>
+        <w:rPr>
+          <w:rFonts w:ascii="Arial" w:hAnsi="Arial" w:cs="Arial"/>
+          <w:sz w:val="24"/>
+          <w:szCs w:val="24"/>
+        </w:rPr>
+        <w:t>.</w:t>
       </w:r>
     </w:p>
     <w:p>
@@ -3600,7 +3926,8 @@
           <w:szCs w:val="24"/>
         </w:rPr>
       </w:pPr>
-      <w:bookmarkStart w:id="16" w:name="_Toc201932697"/>
+      <w:bookmarkStart w:id="16" w:name="_Toc201932868"/>
+      <w:proofErr w:type="spellStart"/>
       <w:r>
         <w:rPr>
           <w:rStyle w:val="Ttulo3Car"/>
@@ -3608,6 +3935,7 @@
         <w:t>User.reducer.ts</w:t>
       </w:r>
       <w:bookmarkEnd w:id="16"/>
+      <w:proofErr w:type="spellEnd"/>
       <w:r>
         <w:rPr>
           <w:rFonts w:ascii="Arial" w:hAnsi="Arial" w:cs="Arial"/>
@@ -3627,7 +3955,8 @@
           <w:szCs w:val="24"/>
         </w:rPr>
       </w:pPr>
-      <w:bookmarkStart w:id="17" w:name="_Toc201932698"/>
+      <w:bookmarkStart w:id="17" w:name="_Toc201932869"/>
+      <w:proofErr w:type="spellStart"/>
       <w:r>
         <w:rPr>
           <w:rStyle w:val="Ttulo3Car"/>
@@ -3635,14 +3964,25 @@
         <w:t>User.effects.ts</w:t>
       </w:r>
       <w:bookmarkEnd w:id="17"/>
-      <w:r>
-        <w:rPr>
-          <w:rFonts w:ascii="Arial" w:hAnsi="Arial" w:cs="Arial"/>
-          <w:sz w:val="24"/>
-          <w:szCs w:val="24"/>
-        </w:rPr>
-        <w:t>: es el encargado de hacer las peticiones al backend</w:t>
-      </w:r>
+      <w:proofErr w:type="spellEnd"/>
+      <w:r>
+        <w:rPr>
+          <w:rFonts w:ascii="Arial" w:hAnsi="Arial" w:cs="Arial"/>
+          <w:sz w:val="24"/>
+          <w:szCs w:val="24"/>
+        </w:rPr>
+        <w:t xml:space="preserve">: es el encargado de hacer las peticiones al </w:t>
+      </w:r>
+      <w:proofErr w:type="spellStart"/>
+      <w:r>
+        <w:rPr>
+          <w:rFonts w:ascii="Arial" w:hAnsi="Arial" w:cs="Arial"/>
+          <w:sz w:val="24"/>
+          <w:szCs w:val="24"/>
+        </w:rPr>
+        <w:t>backend</w:t>
+      </w:r>
+      <w:proofErr w:type="spellEnd"/>
       <w:r>
         <w:rPr>
           <w:rFonts w:ascii="Arial" w:hAnsi="Arial" w:cs="Arial"/>
@@ -3851,7 +4191,7 @@
           <w:szCs w:val="24"/>
         </w:rPr>
       </w:pPr>
-      <w:bookmarkStart w:id="18" w:name="_Toc201932699"/>
+      <w:bookmarkStart w:id="18" w:name="_Toc201932870"/>
       <w:r>
         <w:rPr>
           <w:rStyle w:val="Ttulo3Car"/>
@@ -3866,8 +4206,18 @@
           <w:sz w:val="24"/>
           <w:szCs w:val="24"/>
         </w:rPr>
-        <w:t>: es el encargado de recibir las peticiones desde el frontend</w:t>
-      </w:r>
+        <w:t xml:space="preserve">: es el encargado de recibir las peticiones desde el </w:t>
+      </w:r>
+      <w:proofErr w:type="spellStart"/>
+      <w:r>
+        <w:rPr>
+          <w:rFonts w:ascii="Arial" w:hAnsi="Arial" w:cs="Arial"/>
+          <w:sz w:val="24"/>
+          <w:szCs w:val="24"/>
+        </w:rPr>
+        <w:t>frontend</w:t>
+      </w:r>
+      <w:proofErr w:type="spellEnd"/>
       <w:r>
         <w:rPr>
           <w:rFonts w:ascii="Arial" w:hAnsi="Arial" w:cs="Arial"/>
@@ -3887,7 +4237,7 @@
           <w:szCs w:val="24"/>
         </w:rPr>
       </w:pPr>
-      <w:bookmarkStart w:id="19" w:name="_Toc201932700"/>
+      <w:bookmarkStart w:id="19" w:name="_Toc201932871"/>
       <w:r>
         <w:rPr>
           <w:rStyle w:val="Ttulo3Car"/>
@@ -3901,7 +4251,43 @@
           <w:sz w:val="24"/>
           <w:szCs w:val="24"/>
         </w:rPr>
-        <w:t>: Usa la clase UserRepository para acceder a la base de datos, convierte los datos recibidos (desde UserRequest). Valida las reglas de negocio (duplicados, asignación de roles, contraseñas, etc.)</w:t>
+        <w:t xml:space="preserve">: Usa la clase </w:t>
+      </w:r>
+      <w:proofErr w:type="spellStart"/>
+      <w:r>
+        <w:rPr>
+          <w:rFonts w:ascii="Arial" w:hAnsi="Arial" w:cs="Arial"/>
+          <w:sz w:val="24"/>
+          <w:szCs w:val="24"/>
+        </w:rPr>
+        <w:t>UserRepository</w:t>
+      </w:r>
+      <w:proofErr w:type="spellEnd"/>
+      <w:r>
+        <w:rPr>
+          <w:rFonts w:ascii="Arial" w:hAnsi="Arial" w:cs="Arial"/>
+          <w:sz w:val="24"/>
+          <w:szCs w:val="24"/>
+        </w:rPr>
+        <w:t xml:space="preserve"> para acceder a la base de datos, convierte los datos recibidos (desde </w:t>
+      </w:r>
+      <w:proofErr w:type="spellStart"/>
+      <w:r>
+        <w:rPr>
+          <w:rFonts w:ascii="Arial" w:hAnsi="Arial" w:cs="Arial"/>
+          <w:sz w:val="24"/>
+          <w:szCs w:val="24"/>
+        </w:rPr>
+        <w:t>UserRequest</w:t>
+      </w:r>
+      <w:proofErr w:type="spellEnd"/>
+      <w:r>
+        <w:rPr>
+          <w:rFonts w:ascii="Arial" w:hAnsi="Arial" w:cs="Arial"/>
+          <w:sz w:val="24"/>
+          <w:szCs w:val="24"/>
+        </w:rPr>
+        <w:t>). Valida las reglas de negocio (duplicados, asignación de roles, contraseñas, etc.)</w:t>
       </w:r>
       <w:r>
         <w:rPr>
@@ -3922,7 +4308,7 @@
           <w:szCs w:val="24"/>
         </w:rPr>
       </w:pPr>
-      <w:bookmarkStart w:id="20" w:name="_Toc201932701"/>
+      <w:bookmarkStart w:id="20" w:name="_Toc201932872"/>
       <w:r>
         <w:rPr>
           <w:rStyle w:val="Ttulo3Car"/>
@@ -3949,7 +4335,7 @@
           <w:szCs w:val="24"/>
         </w:rPr>
       </w:pPr>
-      <w:bookmarkStart w:id="21" w:name="_Toc201932702"/>
+      <w:bookmarkStart w:id="21" w:name="_Toc201932873"/>
       <w:r>
         <w:rPr>
           <w:rStyle w:val="Ttulo3Car"/>
@@ -4000,7 +4386,7 @@
           <w:szCs w:val="24"/>
         </w:rPr>
       </w:pPr>
-      <w:bookmarkStart w:id="22" w:name="_Toc201932703"/>
+      <w:bookmarkStart w:id="22" w:name="_Toc201932874"/>
       <w:r>
         <w:rPr>
           <w:rStyle w:val="Ttulo3Car"/>
@@ -4014,8 +4400,54 @@
           <w:sz w:val="24"/>
           <w:szCs w:val="24"/>
         </w:rPr>
-        <w:t>: que es una clase utilizada mucho en Apring boot para manejar las excepciones en cualquier parte de la aplicacion</w:t>
-      </w:r>
+        <w:t xml:space="preserve">: que es una clase utilizada mucho en </w:t>
+      </w:r>
+      <w:proofErr w:type="spellStart"/>
+      <w:r>
+        <w:rPr>
+          <w:rFonts w:ascii="Arial" w:hAnsi="Arial" w:cs="Arial"/>
+          <w:sz w:val="24"/>
+          <w:szCs w:val="24"/>
+        </w:rPr>
+        <w:t>Apring</w:t>
+      </w:r>
+      <w:proofErr w:type="spellEnd"/>
+      <w:r>
+        <w:rPr>
+          <w:rFonts w:ascii="Arial" w:hAnsi="Arial" w:cs="Arial"/>
+          <w:sz w:val="24"/>
+          <w:szCs w:val="24"/>
+        </w:rPr>
+        <w:t xml:space="preserve"> </w:t>
+      </w:r>
+      <w:proofErr w:type="spellStart"/>
+      <w:r>
+        <w:rPr>
+          <w:rFonts w:ascii="Arial" w:hAnsi="Arial" w:cs="Arial"/>
+          <w:sz w:val="24"/>
+          <w:szCs w:val="24"/>
+        </w:rPr>
+        <w:t>boot</w:t>
+      </w:r>
+      <w:proofErr w:type="spellEnd"/>
+      <w:r>
+        <w:rPr>
+          <w:rFonts w:ascii="Arial" w:hAnsi="Arial" w:cs="Arial"/>
+          <w:sz w:val="24"/>
+          <w:szCs w:val="24"/>
+        </w:rPr>
+        <w:t xml:space="preserve"> para manejar las excepciones en cualquier parte de la </w:t>
+      </w:r>
+      <w:proofErr w:type="spellStart"/>
+      <w:r>
+        <w:rPr>
+          <w:rFonts w:ascii="Arial" w:hAnsi="Arial" w:cs="Arial"/>
+          <w:sz w:val="24"/>
+          <w:szCs w:val="24"/>
+        </w:rPr>
+        <w:t>aplicacion</w:t>
+      </w:r>
+      <w:proofErr w:type="spellEnd"/>
     </w:p>
     <w:p>
       <w:pPr>
@@ -4139,7 +4571,7 @@
       <w:pPr>
         <w:pStyle w:val="Ttulo2"/>
       </w:pPr>
-      <w:bookmarkStart w:id="23" w:name="_Toc201932704"/>
+      <w:bookmarkStart w:id="23" w:name="_Toc201932875"/>
       <w:r>
         <w:lastRenderedPageBreak/>
         <w:t>Creación de usuarios</w:t>
@@ -4326,7 +4758,7 @@
       <w:pPr>
         <w:pStyle w:val="Ttulo2"/>
       </w:pPr>
-      <w:bookmarkStart w:id="24" w:name="_Toc201932705"/>
+      <w:bookmarkStart w:id="24" w:name="_Toc201932876"/>
       <w:r>
         <w:lastRenderedPageBreak/>
         <w:t>Formularios</w:t>
@@ -4728,7 +5160,7 @@
           <w:szCs w:val="24"/>
         </w:rPr>
       </w:pPr>
-      <w:bookmarkStart w:id="25" w:name="_Toc201932706"/>
+      <w:bookmarkStart w:id="25" w:name="_Toc201932877"/>
       <w:r>
         <w:rPr>
           <w:rStyle w:val="Ttulo3Car"/>
@@ -4758,7 +5190,7 @@
           <w:szCs w:val="24"/>
         </w:rPr>
       </w:pPr>
-      <w:bookmarkStart w:id="26" w:name="_Toc201932707"/>
+      <w:bookmarkStart w:id="26" w:name="_Toc201932878"/>
       <w:r>
         <w:rPr>
           <w:rStyle w:val="Ttulo3Car"/>
@@ -4929,7 +5361,8 @@
           <w:szCs w:val="24"/>
         </w:rPr>
       </w:pPr>
-      <w:bookmarkStart w:id="27" w:name="_Toc201932708"/>
+      <w:bookmarkStart w:id="27" w:name="_Toc201932879"/>
+      <w:proofErr w:type="spellStart"/>
       <w:r>
         <w:rPr>
           <w:rStyle w:val="Ttulo3Car"/>
@@ -4937,6 +5370,7 @@
         <w:t>App.routes.ts</w:t>
       </w:r>
       <w:bookmarkEnd w:id="27"/>
+      <w:proofErr w:type="spellEnd"/>
       <w:r>
         <w:rPr>
           <w:rFonts w:ascii="Arial" w:hAnsi="Arial" w:cs="Arial"/>
@@ -5015,7 +5449,8 @@
           <w:szCs w:val="24"/>
         </w:rPr>
       </w:pPr>
-      <w:bookmarkStart w:id="28" w:name="_Toc201932709"/>
+      <w:bookmarkStart w:id="28" w:name="_Toc201932880"/>
+      <w:proofErr w:type="spellStart"/>
       <w:r>
         <w:rPr>
           <w:rStyle w:val="Ttulo3Car"/>
@@ -5023,6 +5458,7 @@
         <w:t>Auth.guard.ts</w:t>
       </w:r>
       <w:bookmarkEnd w:id="28"/>
+      <w:proofErr w:type="spellEnd"/>
       <w:r>
         <w:rPr>
           <w:rFonts w:ascii="Arial" w:hAnsi="Arial" w:cs="Arial"/>
@@ -5037,7 +5473,25 @@
           <w:sz w:val="24"/>
           <w:szCs w:val="24"/>
         </w:rPr>
-        <w:t>inyecta Auth.service.ts y Router Para validar a que rutas puede entrar el usuario que ha iniciado sesión.</w:t>
+        <w:t xml:space="preserve">inyecta Auth.service.ts y </w:t>
+      </w:r>
+      <w:proofErr w:type="spellStart"/>
+      <w:r>
+        <w:rPr>
+          <w:rFonts w:ascii="Arial" w:hAnsi="Arial" w:cs="Arial"/>
+          <w:sz w:val="24"/>
+          <w:szCs w:val="24"/>
+        </w:rPr>
+        <w:t>Router</w:t>
+      </w:r>
+      <w:proofErr w:type="spellEnd"/>
+      <w:r>
+        <w:rPr>
+          <w:rFonts w:ascii="Arial" w:hAnsi="Arial" w:cs="Arial"/>
+          <w:sz w:val="24"/>
+          <w:szCs w:val="24"/>
+        </w:rPr>
+        <w:t xml:space="preserve"> Para validar a que rutas puede entrar el usuario que ha iniciado sesión.</w:t>
       </w:r>
     </w:p>
     <w:p>
@@ -5212,7 +5666,7 @@
       <w:pPr>
         <w:pStyle w:val="Ttulo2"/>
       </w:pPr>
-      <w:bookmarkStart w:id="29" w:name="_Toc201932710"/>
+      <w:bookmarkStart w:id="29" w:name="_Toc201932881"/>
       <w:r>
         <w:lastRenderedPageBreak/>
         <w:t>Patrones de arquitectura</w:t>
@@ -5241,7 +5695,97 @@
           <w:sz w:val="24"/>
           <w:szCs w:val="24"/>
         </w:rPr>
-        <w:t>Todo esto manejado desde dos tipos de modelo: en el fronend usando un Redux Pattern o lo mas parecido a el.</w:t>
+        <w:t xml:space="preserve">Todo esto manejado desde dos tipos de modelo: en el </w:t>
+      </w:r>
+      <w:proofErr w:type="spellStart"/>
+      <w:r>
+        <w:rPr>
+          <w:rFonts w:ascii="Arial" w:hAnsi="Arial" w:cs="Arial"/>
+          <w:sz w:val="24"/>
+          <w:szCs w:val="24"/>
+        </w:rPr>
+        <w:t>fronend</w:t>
+      </w:r>
+      <w:proofErr w:type="spellEnd"/>
+      <w:r>
+        <w:rPr>
+          <w:rFonts w:ascii="Arial" w:hAnsi="Arial" w:cs="Arial"/>
+          <w:sz w:val="24"/>
+          <w:szCs w:val="24"/>
+        </w:rPr>
+        <w:t xml:space="preserve"> usando un </w:t>
+      </w:r>
+      <w:proofErr w:type="spellStart"/>
+      <w:r>
+        <w:rPr>
+          <w:rFonts w:ascii="Arial" w:hAnsi="Arial" w:cs="Arial"/>
+          <w:sz w:val="24"/>
+          <w:szCs w:val="24"/>
+        </w:rPr>
+        <w:t>Redux</w:t>
+      </w:r>
+      <w:proofErr w:type="spellEnd"/>
+      <w:r>
+        <w:rPr>
+          <w:rFonts w:ascii="Arial" w:hAnsi="Arial" w:cs="Arial"/>
+          <w:sz w:val="24"/>
+          <w:szCs w:val="24"/>
+        </w:rPr>
+        <w:t xml:space="preserve"> </w:t>
+      </w:r>
+      <w:proofErr w:type="spellStart"/>
+      <w:r>
+        <w:rPr>
+          <w:rFonts w:ascii="Arial" w:hAnsi="Arial" w:cs="Arial"/>
+          <w:sz w:val="24"/>
+          <w:szCs w:val="24"/>
+        </w:rPr>
+        <w:t>Pattern</w:t>
+      </w:r>
+      <w:proofErr w:type="spellEnd"/>
+      <w:r>
+        <w:rPr>
+          <w:rFonts w:ascii="Arial" w:hAnsi="Arial" w:cs="Arial"/>
+          <w:sz w:val="24"/>
+          <w:szCs w:val="24"/>
+        </w:rPr>
+        <w:t xml:space="preserve"> o lo </w:t>
+      </w:r>
+      <w:proofErr w:type="spellStart"/>
+      <w:r>
+        <w:rPr>
+          <w:rFonts w:ascii="Arial" w:hAnsi="Arial" w:cs="Arial"/>
+          <w:sz w:val="24"/>
+          <w:szCs w:val="24"/>
+        </w:rPr>
+        <w:t>mas</w:t>
+      </w:r>
+      <w:proofErr w:type="spellEnd"/>
+      <w:r>
+        <w:rPr>
+          <w:rFonts w:ascii="Arial" w:hAnsi="Arial" w:cs="Arial"/>
+          <w:sz w:val="24"/>
+          <w:szCs w:val="24"/>
+        </w:rPr>
+        <w:t xml:space="preserve"> parecido a </w:t>
+      </w:r>
+      <w:proofErr w:type="spellStart"/>
+      <w:r>
+        <w:rPr>
+          <w:rFonts w:ascii="Arial" w:hAnsi="Arial" w:cs="Arial"/>
+          <w:sz w:val="24"/>
+          <w:szCs w:val="24"/>
+        </w:rPr>
+        <w:t>el</w:t>
+      </w:r>
+      <w:proofErr w:type="spellEnd"/>
+      <w:r>
+        <w:rPr>
+          <w:rFonts w:ascii="Arial" w:hAnsi="Arial" w:cs="Arial"/>
+          <w:sz w:val="24"/>
+          <w:szCs w:val="24"/>
+        </w:rPr>
+        <w:t>.</w:t>
       </w:r>
     </w:p>
     <w:p>
@@ -5399,7 +5943,61 @@
           <w:szCs w:val="24"/>
         </w:rPr>
         <w:lastRenderedPageBreak/>
-        <w:t>En el backend se manejo un modelo MVC, o lo mas parecido posible</w:t>
+        <w:t xml:space="preserve">En el </w:t>
+      </w:r>
+      <w:proofErr w:type="spellStart"/>
+      <w:r>
+        <w:rPr>
+          <w:rFonts w:ascii="Arial" w:hAnsi="Arial" w:cs="Arial"/>
+          <w:sz w:val="24"/>
+          <w:szCs w:val="24"/>
+        </w:rPr>
+        <w:t>backend</w:t>
+      </w:r>
+      <w:proofErr w:type="spellEnd"/>
+      <w:r>
+        <w:rPr>
+          <w:rFonts w:ascii="Arial" w:hAnsi="Arial" w:cs="Arial"/>
+          <w:sz w:val="24"/>
+          <w:szCs w:val="24"/>
+        </w:rPr>
+        <w:t xml:space="preserve"> se </w:t>
+      </w:r>
+      <w:proofErr w:type="spellStart"/>
+      <w:r>
+        <w:rPr>
+          <w:rFonts w:ascii="Arial" w:hAnsi="Arial" w:cs="Arial"/>
+          <w:sz w:val="24"/>
+          <w:szCs w:val="24"/>
+        </w:rPr>
+        <w:t>manejo</w:t>
+      </w:r>
+      <w:proofErr w:type="spellEnd"/>
+      <w:r>
+        <w:rPr>
+          <w:rFonts w:ascii="Arial" w:hAnsi="Arial" w:cs="Arial"/>
+          <w:sz w:val="24"/>
+          <w:szCs w:val="24"/>
+        </w:rPr>
+        <w:t xml:space="preserve"> un modelo MVC, o lo </w:t>
+      </w:r>
+      <w:proofErr w:type="spellStart"/>
+      <w:r>
+        <w:rPr>
+          <w:rFonts w:ascii="Arial" w:hAnsi="Arial" w:cs="Arial"/>
+          <w:sz w:val="24"/>
+          <w:szCs w:val="24"/>
+        </w:rPr>
+        <w:t>mas</w:t>
+      </w:r>
+      <w:proofErr w:type="spellEnd"/>
+      <w:r>
+        <w:rPr>
+          <w:rFonts w:ascii="Arial" w:hAnsi="Arial" w:cs="Arial"/>
+          <w:sz w:val="24"/>
+          <w:szCs w:val="24"/>
+        </w:rPr>
+        <w:t xml:space="preserve"> parecido posible</w:t>
       </w:r>
     </w:p>
     <w:p>
@@ -5538,13 +6136,12 @@
         <w:spacing w:line="360" w:lineRule="auto"/>
       </w:pPr>
     </w:p>
-    <w:p>
-      <w:bookmarkStart w:id="30" w:name="_Toc201932711"/>
-    </w:p>
+    <w:p/>
     <w:p>
       <w:pPr>
         <w:pStyle w:val="Ttulo2"/>
       </w:pPr>
+      <w:bookmarkStart w:id="30" w:name="_Toc201932882"/>
       <w:r>
         <w:lastRenderedPageBreak/>
         <w:t>Diagrama de la Base de datos</w:t>
@@ -5617,56 +6214,51 @@
           <w:sz w:val="24"/>
           <w:szCs w:val="24"/>
         </w:rPr>
-        <w:t>Para la base de datos se utilizo MySQL CE</w:t>
-      </w:r>
-    </w:p>
-    <w:p>
-      <w:pPr>
-        <w:spacing w:line="360" w:lineRule="auto"/>
-        <w:rPr>
-          <w:rFonts w:ascii="Arial" w:hAnsi="Arial" w:cs="Arial"/>
-          <w:sz w:val="24"/>
-          <w:szCs w:val="24"/>
-        </w:rPr>
-      </w:pPr>
-      <w:r>
-        <w:rPr>
-          <w:rFonts w:ascii="Arial" w:hAnsi="Arial" w:cs="Arial"/>
-          <w:sz w:val="24"/>
-          <w:szCs w:val="24"/>
-        </w:rPr>
-        <w:t>La base de datos contiene tres entidades</w:t>
-      </w:r>
-    </w:p>
-    <w:p>
-      <w:pPr>
-        <w:spacing w:line="360" w:lineRule="auto"/>
-        <w:rPr>
-          <w:rFonts w:ascii="Arial" w:hAnsi="Arial" w:cs="Arial"/>
-          <w:b/>
-          <w:bCs/>
-          <w:sz w:val="24"/>
-          <w:szCs w:val="24"/>
-        </w:rPr>
-      </w:pPr>
-      <w:r>
-        <w:rPr>
-          <w:rFonts w:ascii="Arial" w:hAnsi="Arial" w:cs="Arial"/>
-          <w:b/>
-          <w:bCs/>
-          <w:sz w:val="24"/>
-          <w:szCs w:val="24"/>
-        </w:rPr>
+        <w:t xml:space="preserve">Para la base de datos se </w:t>
+      </w:r>
+      <w:proofErr w:type="spellStart"/>
+      <w:r>
+        <w:rPr>
+          <w:rFonts w:ascii="Arial" w:hAnsi="Arial" w:cs="Arial"/>
+          <w:sz w:val="24"/>
+          <w:szCs w:val="24"/>
+        </w:rPr>
+        <w:t>utilizo</w:t>
+      </w:r>
+      <w:proofErr w:type="spellEnd"/>
+      <w:r>
+        <w:rPr>
+          <w:rFonts w:ascii="Arial" w:hAnsi="Arial" w:cs="Arial"/>
+          <w:sz w:val="24"/>
+          <w:szCs w:val="24"/>
+        </w:rPr>
+        <w:t xml:space="preserve"> MySQL CE</w:t>
+      </w:r>
+      <w:r>
+        <w:rPr>
+          <w:rFonts w:ascii="Arial" w:hAnsi="Arial" w:cs="Arial"/>
+          <w:sz w:val="24"/>
+          <w:szCs w:val="24"/>
+        </w:rPr>
+        <w:t>.</w:t>
+      </w:r>
+    </w:p>
+    <w:p>
+      <w:pPr>
+        <w:pStyle w:val="Ttulo2"/>
+      </w:pPr>
+      <w:r>
+        <w:t>Descripción de las tablas</w:t>
+      </w:r>
+    </w:p>
+    <w:p>
+      <w:pPr>
+        <w:pStyle w:val="Ttulo3"/>
+      </w:pPr>
+      <w:r>
         <w:t>users</w:t>
       </w:r>
       <w:r>
-        <w:rPr>
-          <w:rFonts w:ascii="Arial" w:hAnsi="Arial" w:cs="Arial"/>
-          <w:b/>
-          <w:bCs/>
-          <w:sz w:val="24"/>
-          <w:szCs w:val="24"/>
-        </w:rPr>
         <w:t>:</w:t>
       </w:r>
     </w:p>
@@ -5742,6 +6334,7 @@
           <w:szCs w:val="24"/>
         </w:rPr>
       </w:pPr>
+      <w:proofErr w:type="spellStart"/>
       <w:r>
         <w:rPr>
           <w:rFonts w:ascii="Arial" w:hAnsi="Arial" w:cs="Arial"/>
@@ -5752,6 +6345,7 @@
         </w:rPr>
         <w:t>name</w:t>
       </w:r>
+      <w:proofErr w:type="spellEnd"/>
       <w:r>
         <w:rPr>
           <w:rFonts w:ascii="Arial" w:hAnsi="Arial" w:cs="Arial"/>
@@ -5760,6 +6354,7 @@
         </w:rPr>
         <w:t xml:space="preserve"> y </w:t>
       </w:r>
+      <w:proofErr w:type="spellStart"/>
       <w:r>
         <w:rPr>
           <w:rFonts w:ascii="Arial" w:hAnsi="Arial" w:cs="Arial"/>
@@ -5770,6 +6365,7 @@
         </w:rPr>
         <w:t>lastname</w:t>
       </w:r>
+      <w:proofErr w:type="spellEnd"/>
       <w:r>
         <w:rPr>
           <w:rFonts w:ascii="Arial" w:hAnsi="Arial" w:cs="Arial"/>
@@ -5819,6 +6415,7 @@
         </w:rPr>
         <w:t xml:space="preserve"> y </w:t>
       </w:r>
+      <w:proofErr w:type="spellStart"/>
       <w:r>
         <w:rPr>
           <w:rFonts w:ascii="Arial" w:hAnsi="Arial" w:cs="Arial"/>
@@ -5829,6 +6426,7 @@
         </w:rPr>
         <w:t>password</w:t>
       </w:r>
+      <w:proofErr w:type="spellEnd"/>
       <w:r>
         <w:rPr>
           <w:rFonts w:ascii="Arial" w:hAnsi="Arial" w:cs="Arial"/>
@@ -5840,23 +6438,9 @@
     </w:p>
     <w:p>
       <w:pPr>
-        <w:spacing w:line="360" w:lineRule="auto"/>
-        <w:rPr>
-          <w:rFonts w:ascii="Arial" w:hAnsi="Arial" w:cs="Arial"/>
-          <w:b/>
-          <w:bCs/>
-          <w:sz w:val="24"/>
-          <w:szCs w:val="24"/>
-        </w:rPr>
-      </w:pPr>
-      <w:r>
-        <w:rPr>
-          <w:rFonts w:ascii="Arial" w:hAnsi="Arial" w:cs="Arial"/>
-          <w:b/>
-          <w:bCs/>
-          <w:sz w:val="24"/>
-          <w:szCs w:val="24"/>
-        </w:rPr>
+        <w:pStyle w:val="Ttulo3"/>
+      </w:pPr>
+      <w:r>
         <w:t xml:space="preserve">roles </w:t>
       </w:r>
     </w:p>
@@ -5880,7 +6464,6 @@
           <w:sz w:val="24"/>
           <w:szCs w:val="24"/>
         </w:rPr>
-        <w:lastRenderedPageBreak/>
         <w:t xml:space="preserve">Define un </w:t>
       </w:r>
       <w:r>
@@ -5916,6 +6499,7 @@
           <w:szCs w:val="24"/>
         </w:rPr>
       </w:pPr>
+      <w:proofErr w:type="spellStart"/>
       <w:r>
         <w:rPr>
           <w:rFonts w:ascii="Arial" w:hAnsi="Arial" w:cs="Arial"/>
@@ -5924,8 +6508,10 @@
           <w:sz w:val="24"/>
           <w:szCs w:val="24"/>
         </w:rPr>
+        <w:lastRenderedPageBreak/>
         <w:t>name</w:t>
       </w:r>
+      <w:proofErr w:type="spellEnd"/>
       <w:r>
         <w:rPr>
           <w:rFonts w:ascii="Arial" w:hAnsi="Arial" w:cs="Arial"/>
@@ -5937,25 +6523,13 @@
     </w:p>
     <w:p>
       <w:pPr>
-        <w:spacing w:line="360" w:lineRule="auto"/>
-        <w:rPr>
-          <w:rFonts w:ascii="Arial" w:hAnsi="Arial" w:cs="Arial"/>
-          <w:b/>
-          <w:bCs/>
-          <w:sz w:val="24"/>
-          <w:szCs w:val="24"/>
-        </w:rPr>
-      </w:pPr>
-      <w:r>
-        <w:rPr>
-          <w:rFonts w:ascii="Arial" w:hAnsi="Arial" w:cs="Arial"/>
-          <w:b/>
-          <w:bCs/>
-          <w:sz w:val="24"/>
-          <w:szCs w:val="24"/>
-        </w:rPr>
+        <w:pStyle w:val="Ttulo3"/>
+      </w:pPr>
+      <w:proofErr w:type="spellStart"/>
+      <w:r>
         <w:t>users_roles</w:t>
       </w:r>
+      <w:proofErr w:type="spellEnd"/>
     </w:p>
     <w:p>
       <w:pPr>
@@ -5985,7 +6559,43 @@
           <w:sz w:val="24"/>
           <w:szCs w:val="24"/>
         </w:rPr>
-        <w:t xml:space="preserve">ue funge como una entidad asociativa que tiene las llaves foráneas de users_id y roles_id </w:t>
+        <w:t xml:space="preserve">ue funge como una entidad asociativa que tiene las llaves foráneas de </w:t>
+      </w:r>
+      <w:proofErr w:type="spellStart"/>
+      <w:r>
+        <w:rPr>
+          <w:rFonts w:ascii="Arial" w:hAnsi="Arial" w:cs="Arial"/>
+          <w:sz w:val="24"/>
+          <w:szCs w:val="24"/>
+        </w:rPr>
+        <w:t>users_id</w:t>
+      </w:r>
+      <w:proofErr w:type="spellEnd"/>
+      <w:r>
+        <w:rPr>
+          <w:rFonts w:ascii="Arial" w:hAnsi="Arial" w:cs="Arial"/>
+          <w:sz w:val="24"/>
+          <w:szCs w:val="24"/>
+        </w:rPr>
+        <w:t xml:space="preserve"> y </w:t>
+      </w:r>
+      <w:proofErr w:type="spellStart"/>
+      <w:r>
+        <w:rPr>
+          <w:rFonts w:ascii="Arial" w:hAnsi="Arial" w:cs="Arial"/>
+          <w:sz w:val="24"/>
+          <w:szCs w:val="24"/>
+        </w:rPr>
+        <w:t>roles_id</w:t>
+      </w:r>
+      <w:proofErr w:type="spellEnd"/>
+      <w:r>
+        <w:rPr>
+          <w:rFonts w:ascii="Arial" w:hAnsi="Arial" w:cs="Arial"/>
+          <w:sz w:val="24"/>
+          <w:szCs w:val="24"/>
+        </w:rPr>
+        <w:t xml:space="preserve"> </w:t>
       </w:r>
     </w:p>
     <w:p>
